--- a/PDF/Lab Code.docx
+++ b/PDF/Lab Code.docx
@@ -1542,7 +1542,9063 @@
       </w:r>
     </w:p>
     <w:p/>
-    <w:p>
+    <w:p/>
+    <w:p>
+      <w:pPr>
+        <w:shd w:val="clear" w:color="auto" w:fill="1F1F1F"/>
+        <w:spacing w:after="0" w:line="285" w:lineRule="atLeast"/>
+        <w:rPr>
+          <w:rFonts w:ascii="Consolas" w:eastAsia="Times New Roman" w:hAnsi="Consolas" w:cs="Times New Roman"/>
+          <w:color w:val="CCCCCC"/>
+          <w:sz w:val="21"/>
+          <w:szCs w:val="21"/>
+        </w:rPr>
+      </w:pPr>
+      <w:r>
+        <w:rPr>
+          <w:rFonts w:ascii="Consolas" w:eastAsia="Times New Roman" w:hAnsi="Consolas" w:cs="Times New Roman"/>
+          <w:color w:val="C586C0"/>
+          <w:sz w:val="21"/>
+          <w:szCs w:val="21"/>
+        </w:rPr>
+        <w:t>#include</w:t>
+      </w:r>
+      <w:r>
+        <w:rPr>
+          <w:rFonts w:ascii="Consolas" w:eastAsia="Times New Roman" w:hAnsi="Consolas" w:cs="Times New Roman"/>
+          <w:color w:val="CE9178"/>
+          <w:sz w:val="21"/>
+          <w:szCs w:val="21"/>
+        </w:rPr>
+        <w:t>&lt;bits/</w:t>
+      </w:r>
+      <w:proofErr w:type="spellStart"/>
+      <w:r>
+        <w:rPr>
+          <w:rFonts w:ascii="Consolas" w:eastAsia="Times New Roman" w:hAnsi="Consolas" w:cs="Times New Roman"/>
+          <w:color w:val="CE9178"/>
+          <w:sz w:val="21"/>
+          <w:szCs w:val="21"/>
+        </w:rPr>
+        <w:t>stdc</w:t>
+      </w:r>
+      <w:proofErr w:type="spellEnd"/>
+      <w:r>
+        <w:rPr>
+          <w:rFonts w:ascii="Consolas" w:eastAsia="Times New Roman" w:hAnsi="Consolas" w:cs="Times New Roman"/>
+          <w:color w:val="CE9178"/>
+          <w:sz w:val="21"/>
+          <w:szCs w:val="21"/>
+        </w:rPr>
+        <w:t>++.h&gt;</w:t>
+      </w:r>
+    </w:p>
+    <w:p>
+      <w:pPr>
+        <w:shd w:val="clear" w:color="auto" w:fill="1F1F1F"/>
+        <w:spacing w:after="0" w:line="285" w:lineRule="atLeast"/>
+        <w:rPr>
+          <w:rFonts w:ascii="Consolas" w:eastAsia="Times New Roman" w:hAnsi="Consolas" w:cs="Times New Roman"/>
+          <w:color w:val="CCCCCC"/>
+          <w:sz w:val="21"/>
+          <w:szCs w:val="21"/>
+        </w:rPr>
+      </w:pPr>
+      <w:proofErr w:type="gramStart"/>
+      <w:r>
+        <w:rPr>
+          <w:rFonts w:ascii="Consolas" w:eastAsia="Times New Roman" w:hAnsi="Consolas" w:cs="Times New Roman"/>
+          <w:color w:val="C586C0"/>
+          <w:sz w:val="21"/>
+          <w:szCs w:val="21"/>
+        </w:rPr>
+        <w:t>using</w:t>
+      </w:r>
+      <w:proofErr w:type="gramEnd"/>
+      <w:r>
+        <w:rPr>
+          <w:rFonts w:ascii="Consolas" w:eastAsia="Times New Roman" w:hAnsi="Consolas" w:cs="Times New Roman"/>
+          <w:color w:val="CCCCCC"/>
+          <w:sz w:val="21"/>
+          <w:szCs w:val="21"/>
+        </w:rPr>
+        <w:t xml:space="preserve"> </w:t>
+      </w:r>
+      <w:r>
+        <w:rPr>
+          <w:rFonts w:ascii="Consolas" w:eastAsia="Times New Roman" w:hAnsi="Consolas" w:cs="Times New Roman"/>
+          <w:color w:val="569CD6"/>
+          <w:sz w:val="21"/>
+          <w:szCs w:val="21"/>
+        </w:rPr>
+        <w:t>namespace</w:t>
+      </w:r>
+      <w:r>
+        <w:rPr>
+          <w:rFonts w:ascii="Consolas" w:eastAsia="Times New Roman" w:hAnsi="Consolas" w:cs="Times New Roman"/>
+          <w:color w:val="CCCCCC"/>
+          <w:sz w:val="21"/>
+          <w:szCs w:val="21"/>
+        </w:rPr>
+        <w:t xml:space="preserve"> </w:t>
+      </w:r>
+      <w:proofErr w:type="spellStart"/>
+      <w:r>
+        <w:rPr>
+          <w:rFonts w:ascii="Consolas" w:eastAsia="Times New Roman" w:hAnsi="Consolas" w:cs="Times New Roman"/>
+          <w:color w:val="4EC9B0"/>
+          <w:sz w:val="21"/>
+          <w:szCs w:val="21"/>
+        </w:rPr>
+        <w:t>std</w:t>
+      </w:r>
+      <w:proofErr w:type="spellEnd"/>
+      <w:r>
+        <w:rPr>
+          <w:rFonts w:ascii="Consolas" w:eastAsia="Times New Roman" w:hAnsi="Consolas" w:cs="Times New Roman"/>
+          <w:color w:val="CCCCCC"/>
+          <w:sz w:val="21"/>
+          <w:szCs w:val="21"/>
+        </w:rPr>
+        <w:t>;</w:t>
+      </w:r>
+    </w:p>
+    <w:p>
+      <w:pPr>
+        <w:shd w:val="clear" w:color="auto" w:fill="1F1F1F"/>
+        <w:spacing w:after="0" w:line="285" w:lineRule="atLeast"/>
+        <w:rPr>
+          <w:rFonts w:ascii="Consolas" w:eastAsia="Times New Roman" w:hAnsi="Consolas" w:cs="Times New Roman"/>
+          <w:color w:val="CCCCCC"/>
+          <w:sz w:val="21"/>
+          <w:szCs w:val="21"/>
+        </w:rPr>
+      </w:pPr>
+      <w:proofErr w:type="spellStart"/>
+      <w:proofErr w:type="gramStart"/>
+      <w:r>
+        <w:rPr>
+          <w:rFonts w:ascii="Consolas" w:eastAsia="Times New Roman" w:hAnsi="Consolas" w:cs="Times New Roman"/>
+          <w:color w:val="569CD6"/>
+          <w:sz w:val="21"/>
+          <w:szCs w:val="21"/>
+        </w:rPr>
+        <w:t>int</w:t>
+      </w:r>
+      <w:proofErr w:type="spellEnd"/>
+      <w:proofErr w:type="gramEnd"/>
+      <w:r>
+        <w:rPr>
+          <w:rFonts w:ascii="Consolas" w:eastAsia="Times New Roman" w:hAnsi="Consolas" w:cs="Times New Roman"/>
+          <w:color w:val="CCCCCC"/>
+          <w:sz w:val="21"/>
+          <w:szCs w:val="21"/>
+        </w:rPr>
+        <w:t xml:space="preserve"> </w:t>
+      </w:r>
+      <w:r>
+        <w:rPr>
+          <w:rFonts w:ascii="Consolas" w:eastAsia="Times New Roman" w:hAnsi="Consolas" w:cs="Times New Roman"/>
+          <w:color w:val="DCDCAA"/>
+          <w:sz w:val="21"/>
+          <w:szCs w:val="21"/>
+        </w:rPr>
+        <w:t>main</w:t>
+      </w:r>
+      <w:r>
+        <w:rPr>
+          <w:rFonts w:ascii="Consolas" w:eastAsia="Times New Roman" w:hAnsi="Consolas" w:cs="Times New Roman"/>
+          <w:color w:val="CCCCCC"/>
+          <w:sz w:val="21"/>
+          <w:szCs w:val="21"/>
+        </w:rPr>
+        <w:t>(){</w:t>
+      </w:r>
+    </w:p>
+    <w:p>
+      <w:pPr>
+        <w:shd w:val="clear" w:color="auto" w:fill="1F1F1F"/>
+        <w:spacing w:after="0" w:line="285" w:lineRule="atLeast"/>
+        <w:rPr>
+          <w:rFonts w:ascii="Consolas" w:eastAsia="Times New Roman" w:hAnsi="Consolas" w:cs="Times New Roman"/>
+          <w:color w:val="CCCCCC"/>
+          <w:sz w:val="21"/>
+          <w:szCs w:val="21"/>
+        </w:rPr>
+      </w:pPr>
+      <w:r>
+        <w:rPr>
+          <w:rFonts w:ascii="Consolas" w:eastAsia="Times New Roman" w:hAnsi="Consolas" w:cs="Times New Roman"/>
+          <w:color w:val="CCCCCC"/>
+          <w:sz w:val="21"/>
+          <w:szCs w:val="21"/>
+        </w:rPr>
+        <w:t xml:space="preserve">    </w:t>
+      </w:r>
+      <w:proofErr w:type="spellStart"/>
+      <w:proofErr w:type="gramStart"/>
+      <w:r>
+        <w:rPr>
+          <w:rFonts w:ascii="Consolas" w:eastAsia="Times New Roman" w:hAnsi="Consolas" w:cs="Times New Roman"/>
+          <w:color w:val="4EC9B0"/>
+          <w:sz w:val="21"/>
+          <w:szCs w:val="21"/>
+        </w:rPr>
+        <w:t>ifstream</w:t>
+      </w:r>
+      <w:proofErr w:type="spellEnd"/>
+      <w:proofErr w:type="gramEnd"/>
+      <w:r>
+        <w:rPr>
+          <w:rFonts w:ascii="Consolas" w:eastAsia="Times New Roman" w:hAnsi="Consolas" w:cs="Times New Roman"/>
+          <w:color w:val="CCCCCC"/>
+          <w:sz w:val="21"/>
+          <w:szCs w:val="21"/>
+        </w:rPr>
+        <w:t xml:space="preserve"> </w:t>
+      </w:r>
+      <w:r>
+        <w:rPr>
+          <w:rFonts w:ascii="Consolas" w:eastAsia="Times New Roman" w:hAnsi="Consolas" w:cs="Times New Roman"/>
+          <w:color w:val="9CDCFE"/>
+          <w:sz w:val="21"/>
+          <w:szCs w:val="21"/>
+        </w:rPr>
+        <w:t>file</w:t>
+      </w:r>
+      <w:r>
+        <w:rPr>
+          <w:rFonts w:ascii="Consolas" w:eastAsia="Times New Roman" w:hAnsi="Consolas" w:cs="Times New Roman"/>
+          <w:color w:val="CCCCCC"/>
+          <w:sz w:val="21"/>
+          <w:szCs w:val="21"/>
+        </w:rPr>
+        <w:t>(</w:t>
+      </w:r>
+      <w:r>
+        <w:rPr>
+          <w:rFonts w:ascii="Consolas" w:eastAsia="Times New Roman" w:hAnsi="Consolas" w:cs="Times New Roman"/>
+          <w:color w:val="CE9178"/>
+          <w:sz w:val="21"/>
+          <w:szCs w:val="21"/>
+        </w:rPr>
+        <w:t>"lex.cpp"</w:t>
+      </w:r>
+      <w:r>
+        <w:rPr>
+          <w:rFonts w:ascii="Consolas" w:eastAsia="Times New Roman" w:hAnsi="Consolas" w:cs="Times New Roman"/>
+          <w:color w:val="CCCCCC"/>
+          <w:sz w:val="21"/>
+          <w:szCs w:val="21"/>
+        </w:rPr>
+        <w:t>);</w:t>
+      </w:r>
+    </w:p>
+    <w:p>
+      <w:pPr>
+        <w:shd w:val="clear" w:color="auto" w:fill="1F1F1F"/>
+        <w:spacing w:after="0" w:line="285" w:lineRule="atLeast"/>
+        <w:rPr>
+          <w:rFonts w:ascii="Consolas" w:eastAsia="Times New Roman" w:hAnsi="Consolas" w:cs="Times New Roman"/>
+          <w:color w:val="CCCCCC"/>
+          <w:sz w:val="21"/>
+          <w:szCs w:val="21"/>
+        </w:rPr>
+      </w:pPr>
+      <w:r>
+        <w:rPr>
+          <w:rFonts w:ascii="Consolas" w:eastAsia="Times New Roman" w:hAnsi="Consolas" w:cs="Times New Roman"/>
+          <w:color w:val="CCCCCC"/>
+          <w:sz w:val="21"/>
+          <w:szCs w:val="21"/>
+        </w:rPr>
+        <w:t xml:space="preserve">    </w:t>
+      </w:r>
+      <w:proofErr w:type="gramStart"/>
+      <w:r>
+        <w:rPr>
+          <w:rFonts w:ascii="Consolas" w:eastAsia="Times New Roman" w:hAnsi="Consolas" w:cs="Times New Roman"/>
+          <w:color w:val="C586C0"/>
+          <w:sz w:val="21"/>
+          <w:szCs w:val="21"/>
+        </w:rPr>
+        <w:t>if</w:t>
+      </w:r>
+      <w:proofErr w:type="gramEnd"/>
+      <w:r>
+        <w:rPr>
+          <w:rFonts w:ascii="Consolas" w:eastAsia="Times New Roman" w:hAnsi="Consolas" w:cs="Times New Roman"/>
+          <w:color w:val="CCCCCC"/>
+          <w:sz w:val="21"/>
+          <w:szCs w:val="21"/>
+        </w:rPr>
+        <w:t xml:space="preserve"> (</w:t>
+      </w:r>
+      <w:r>
+        <w:rPr>
+          <w:rFonts w:ascii="Consolas" w:eastAsia="Times New Roman" w:hAnsi="Consolas" w:cs="Times New Roman"/>
+          <w:color w:val="D4D4D4"/>
+          <w:sz w:val="21"/>
+          <w:szCs w:val="21"/>
+        </w:rPr>
+        <w:t>!</w:t>
+      </w:r>
+      <w:proofErr w:type="spellStart"/>
+      <w:r>
+        <w:rPr>
+          <w:rFonts w:ascii="Consolas" w:eastAsia="Times New Roman" w:hAnsi="Consolas" w:cs="Times New Roman"/>
+          <w:color w:val="9CDCFE"/>
+          <w:sz w:val="21"/>
+          <w:szCs w:val="21"/>
+        </w:rPr>
+        <w:t>file</w:t>
+      </w:r>
+      <w:r>
+        <w:rPr>
+          <w:rFonts w:ascii="Consolas" w:eastAsia="Times New Roman" w:hAnsi="Consolas" w:cs="Times New Roman"/>
+          <w:color w:val="CCCCCC"/>
+          <w:sz w:val="21"/>
+          <w:szCs w:val="21"/>
+        </w:rPr>
+        <w:t>.</w:t>
+      </w:r>
+      <w:r>
+        <w:rPr>
+          <w:rFonts w:ascii="Consolas" w:eastAsia="Times New Roman" w:hAnsi="Consolas" w:cs="Times New Roman"/>
+          <w:color w:val="DCDCAA"/>
+          <w:sz w:val="21"/>
+          <w:szCs w:val="21"/>
+        </w:rPr>
+        <w:t>is_open</w:t>
+      </w:r>
+      <w:proofErr w:type="spellEnd"/>
+      <w:r>
+        <w:rPr>
+          <w:rFonts w:ascii="Consolas" w:eastAsia="Times New Roman" w:hAnsi="Consolas" w:cs="Times New Roman"/>
+          <w:color w:val="CCCCCC"/>
+          <w:sz w:val="21"/>
+          <w:szCs w:val="21"/>
+        </w:rPr>
+        <w:t>()) {</w:t>
+      </w:r>
+    </w:p>
+    <w:p>
+      <w:pPr>
+        <w:shd w:val="clear" w:color="auto" w:fill="1F1F1F"/>
+        <w:spacing w:after="0" w:line="285" w:lineRule="atLeast"/>
+        <w:rPr>
+          <w:rFonts w:ascii="Consolas" w:eastAsia="Times New Roman" w:hAnsi="Consolas" w:cs="Times New Roman"/>
+          <w:color w:val="CCCCCC"/>
+          <w:sz w:val="21"/>
+          <w:szCs w:val="21"/>
+        </w:rPr>
+      </w:pPr>
+      <w:r>
+        <w:rPr>
+          <w:rFonts w:ascii="Consolas" w:eastAsia="Times New Roman" w:hAnsi="Consolas" w:cs="Times New Roman"/>
+          <w:color w:val="CCCCCC"/>
+          <w:sz w:val="21"/>
+          <w:szCs w:val="21"/>
+        </w:rPr>
+        <w:t xml:space="preserve">        </w:t>
+      </w:r>
+      <w:proofErr w:type="spellStart"/>
+      <w:proofErr w:type="gramStart"/>
+      <w:r>
+        <w:rPr>
+          <w:rFonts w:ascii="Consolas" w:eastAsia="Times New Roman" w:hAnsi="Consolas" w:cs="Times New Roman"/>
+          <w:color w:val="9CDCFE"/>
+          <w:sz w:val="21"/>
+          <w:szCs w:val="21"/>
+        </w:rPr>
+        <w:t>cout</w:t>
+      </w:r>
+      <w:proofErr w:type="spellEnd"/>
+      <w:proofErr w:type="gramEnd"/>
+      <w:r>
+        <w:rPr>
+          <w:rFonts w:ascii="Consolas" w:eastAsia="Times New Roman" w:hAnsi="Consolas" w:cs="Times New Roman"/>
+          <w:color w:val="CCCCCC"/>
+          <w:sz w:val="21"/>
+          <w:szCs w:val="21"/>
+        </w:rPr>
+        <w:t xml:space="preserve"> </w:t>
+      </w:r>
+      <w:r>
+        <w:rPr>
+          <w:rFonts w:ascii="Consolas" w:eastAsia="Times New Roman" w:hAnsi="Consolas" w:cs="Times New Roman"/>
+          <w:color w:val="DCDCAA"/>
+          <w:sz w:val="21"/>
+          <w:szCs w:val="21"/>
+        </w:rPr>
+        <w:t>&lt;&lt;</w:t>
+      </w:r>
+      <w:r>
+        <w:rPr>
+          <w:rFonts w:ascii="Consolas" w:eastAsia="Times New Roman" w:hAnsi="Consolas" w:cs="Times New Roman"/>
+          <w:color w:val="CCCCCC"/>
+          <w:sz w:val="21"/>
+          <w:szCs w:val="21"/>
+        </w:rPr>
+        <w:t xml:space="preserve"> </w:t>
+      </w:r>
+      <w:r>
+        <w:rPr>
+          <w:rFonts w:ascii="Consolas" w:eastAsia="Times New Roman" w:hAnsi="Consolas" w:cs="Times New Roman"/>
+          <w:color w:val="CE9178"/>
+          <w:sz w:val="21"/>
+          <w:szCs w:val="21"/>
+        </w:rPr>
+        <w:t>"File cannot open"</w:t>
+      </w:r>
+      <w:r>
+        <w:rPr>
+          <w:rFonts w:ascii="Consolas" w:eastAsia="Times New Roman" w:hAnsi="Consolas" w:cs="Times New Roman"/>
+          <w:color w:val="CCCCCC"/>
+          <w:sz w:val="21"/>
+          <w:szCs w:val="21"/>
+        </w:rPr>
+        <w:t xml:space="preserve"> </w:t>
+      </w:r>
+      <w:r>
+        <w:rPr>
+          <w:rFonts w:ascii="Consolas" w:eastAsia="Times New Roman" w:hAnsi="Consolas" w:cs="Times New Roman"/>
+          <w:color w:val="DCDCAA"/>
+          <w:sz w:val="21"/>
+          <w:szCs w:val="21"/>
+        </w:rPr>
+        <w:t>&lt;&lt;</w:t>
+      </w:r>
+      <w:r>
+        <w:rPr>
+          <w:rFonts w:ascii="Consolas" w:eastAsia="Times New Roman" w:hAnsi="Consolas" w:cs="Times New Roman"/>
+          <w:color w:val="CCCCCC"/>
+          <w:sz w:val="21"/>
+          <w:szCs w:val="21"/>
+        </w:rPr>
+        <w:t xml:space="preserve"> </w:t>
+      </w:r>
+      <w:proofErr w:type="spellStart"/>
+      <w:r>
+        <w:rPr>
+          <w:rFonts w:ascii="Consolas" w:eastAsia="Times New Roman" w:hAnsi="Consolas" w:cs="Times New Roman"/>
+          <w:color w:val="DCDCAA"/>
+          <w:sz w:val="21"/>
+          <w:szCs w:val="21"/>
+        </w:rPr>
+        <w:t>endl</w:t>
+      </w:r>
+      <w:proofErr w:type="spellEnd"/>
+      <w:r>
+        <w:rPr>
+          <w:rFonts w:ascii="Consolas" w:eastAsia="Times New Roman" w:hAnsi="Consolas" w:cs="Times New Roman"/>
+          <w:color w:val="CCCCCC"/>
+          <w:sz w:val="21"/>
+          <w:szCs w:val="21"/>
+        </w:rPr>
+        <w:t>;</w:t>
+      </w:r>
+    </w:p>
+    <w:p>
+      <w:pPr>
+        <w:shd w:val="clear" w:color="auto" w:fill="1F1F1F"/>
+        <w:spacing w:after="0" w:line="285" w:lineRule="atLeast"/>
+        <w:rPr>
+          <w:rFonts w:ascii="Consolas" w:eastAsia="Times New Roman" w:hAnsi="Consolas" w:cs="Times New Roman"/>
+          <w:color w:val="CCCCCC"/>
+          <w:sz w:val="21"/>
+          <w:szCs w:val="21"/>
+        </w:rPr>
+      </w:pPr>
+      <w:r>
+        <w:rPr>
+          <w:rFonts w:ascii="Consolas" w:eastAsia="Times New Roman" w:hAnsi="Consolas" w:cs="Times New Roman"/>
+          <w:color w:val="CCCCCC"/>
+          <w:sz w:val="21"/>
+          <w:szCs w:val="21"/>
+        </w:rPr>
+        <w:t xml:space="preserve">        </w:t>
+      </w:r>
+      <w:proofErr w:type="gramStart"/>
+      <w:r>
+        <w:rPr>
+          <w:rFonts w:ascii="Consolas" w:eastAsia="Times New Roman" w:hAnsi="Consolas" w:cs="Times New Roman"/>
+          <w:color w:val="C586C0"/>
+          <w:sz w:val="21"/>
+          <w:szCs w:val="21"/>
+        </w:rPr>
+        <w:t>return</w:t>
+      </w:r>
+      <w:proofErr w:type="gramEnd"/>
+      <w:r>
+        <w:rPr>
+          <w:rFonts w:ascii="Consolas" w:eastAsia="Times New Roman" w:hAnsi="Consolas" w:cs="Times New Roman"/>
+          <w:color w:val="CCCCCC"/>
+          <w:sz w:val="21"/>
+          <w:szCs w:val="21"/>
+        </w:rPr>
+        <w:t xml:space="preserve"> </w:t>
+      </w:r>
+      <w:r>
+        <w:rPr>
+          <w:rFonts w:ascii="Consolas" w:eastAsia="Times New Roman" w:hAnsi="Consolas" w:cs="Times New Roman"/>
+          <w:color w:val="B5CEA8"/>
+          <w:sz w:val="21"/>
+          <w:szCs w:val="21"/>
+        </w:rPr>
+        <w:t>0</w:t>
+      </w:r>
+      <w:r>
+        <w:rPr>
+          <w:rFonts w:ascii="Consolas" w:eastAsia="Times New Roman" w:hAnsi="Consolas" w:cs="Times New Roman"/>
+          <w:color w:val="CCCCCC"/>
+          <w:sz w:val="21"/>
+          <w:szCs w:val="21"/>
+        </w:rPr>
+        <w:t>;</w:t>
+      </w:r>
+    </w:p>
+    <w:p>
+      <w:pPr>
+        <w:shd w:val="clear" w:color="auto" w:fill="1F1F1F"/>
+        <w:spacing w:after="0" w:line="285" w:lineRule="atLeast"/>
+        <w:rPr>
+          <w:rFonts w:ascii="Consolas" w:eastAsia="Times New Roman" w:hAnsi="Consolas" w:cs="Times New Roman"/>
+          <w:color w:val="CCCCCC"/>
+          <w:sz w:val="21"/>
+          <w:szCs w:val="21"/>
+        </w:rPr>
+      </w:pPr>
+      <w:r>
+        <w:rPr>
+          <w:rFonts w:ascii="Consolas" w:eastAsia="Times New Roman" w:hAnsi="Consolas" w:cs="Times New Roman"/>
+          <w:color w:val="CCCCCC"/>
+          <w:sz w:val="21"/>
+          <w:szCs w:val="21"/>
+        </w:rPr>
+        <w:t>    }</w:t>
+      </w:r>
+    </w:p>
+    <w:p>
+      <w:pPr>
+        <w:shd w:val="clear" w:color="auto" w:fill="1F1F1F"/>
+        <w:spacing w:after="0" w:line="285" w:lineRule="atLeast"/>
+        <w:rPr>
+          <w:rFonts w:ascii="Consolas" w:eastAsia="Times New Roman" w:hAnsi="Consolas" w:cs="Times New Roman"/>
+          <w:color w:val="CCCCCC"/>
+          <w:sz w:val="21"/>
+          <w:szCs w:val="21"/>
+        </w:rPr>
+      </w:pPr>
+      <w:r>
+        <w:rPr>
+          <w:rFonts w:ascii="Consolas" w:eastAsia="Times New Roman" w:hAnsi="Consolas" w:cs="Times New Roman"/>
+          <w:color w:val="CCCCCC"/>
+          <w:sz w:val="21"/>
+          <w:szCs w:val="21"/>
+        </w:rPr>
+        <w:t xml:space="preserve">    </w:t>
+      </w:r>
+      <w:proofErr w:type="gramStart"/>
+      <w:r>
+        <w:rPr>
+          <w:rFonts w:ascii="Consolas" w:eastAsia="Times New Roman" w:hAnsi="Consolas" w:cs="Times New Roman"/>
+          <w:color w:val="569CD6"/>
+          <w:sz w:val="21"/>
+          <w:szCs w:val="21"/>
+        </w:rPr>
+        <w:t>char</w:t>
+      </w:r>
+      <w:proofErr w:type="gramEnd"/>
+      <w:r>
+        <w:rPr>
+          <w:rFonts w:ascii="Consolas" w:eastAsia="Times New Roman" w:hAnsi="Consolas" w:cs="Times New Roman"/>
+          <w:color w:val="CCCCCC"/>
+          <w:sz w:val="21"/>
+          <w:szCs w:val="21"/>
+        </w:rPr>
+        <w:t xml:space="preserve"> </w:t>
+      </w:r>
+      <w:proofErr w:type="spellStart"/>
+      <w:r>
+        <w:rPr>
+          <w:rFonts w:ascii="Consolas" w:eastAsia="Times New Roman" w:hAnsi="Consolas" w:cs="Times New Roman"/>
+          <w:color w:val="9CDCFE"/>
+          <w:sz w:val="21"/>
+          <w:szCs w:val="21"/>
+        </w:rPr>
+        <w:t>ch</w:t>
+      </w:r>
+      <w:proofErr w:type="spellEnd"/>
+      <w:r>
+        <w:rPr>
+          <w:rFonts w:ascii="Consolas" w:eastAsia="Times New Roman" w:hAnsi="Consolas" w:cs="Times New Roman"/>
+          <w:color w:val="CCCCCC"/>
+          <w:sz w:val="21"/>
+          <w:szCs w:val="21"/>
+        </w:rPr>
+        <w:t>;</w:t>
+      </w:r>
+    </w:p>
+    <w:p>
+      <w:pPr>
+        <w:shd w:val="clear" w:color="auto" w:fill="1F1F1F"/>
+        <w:spacing w:after="0" w:line="285" w:lineRule="atLeast"/>
+        <w:rPr>
+          <w:rFonts w:ascii="Consolas" w:eastAsia="Times New Roman" w:hAnsi="Consolas" w:cs="Times New Roman"/>
+          <w:color w:val="CCCCCC"/>
+          <w:sz w:val="21"/>
+          <w:szCs w:val="21"/>
+        </w:rPr>
+      </w:pPr>
+      <w:r>
+        <w:rPr>
+          <w:rFonts w:ascii="Consolas" w:eastAsia="Times New Roman" w:hAnsi="Consolas" w:cs="Times New Roman"/>
+          <w:color w:val="CCCCCC"/>
+          <w:sz w:val="21"/>
+          <w:szCs w:val="21"/>
+        </w:rPr>
+        <w:t xml:space="preserve">    </w:t>
+      </w:r>
+      <w:proofErr w:type="gramStart"/>
+      <w:r>
+        <w:rPr>
+          <w:rFonts w:ascii="Consolas" w:eastAsia="Times New Roman" w:hAnsi="Consolas" w:cs="Times New Roman"/>
+          <w:color w:val="C586C0"/>
+          <w:sz w:val="21"/>
+          <w:szCs w:val="21"/>
+        </w:rPr>
+        <w:t>while</w:t>
+      </w:r>
+      <w:r>
+        <w:rPr>
+          <w:rFonts w:ascii="Consolas" w:eastAsia="Times New Roman" w:hAnsi="Consolas" w:cs="Times New Roman"/>
+          <w:color w:val="CCCCCC"/>
+          <w:sz w:val="21"/>
+          <w:szCs w:val="21"/>
+        </w:rPr>
+        <w:t>(</w:t>
+      </w:r>
+      <w:proofErr w:type="spellStart"/>
+      <w:proofErr w:type="gramEnd"/>
+      <w:r>
+        <w:rPr>
+          <w:rFonts w:ascii="Consolas" w:eastAsia="Times New Roman" w:hAnsi="Consolas" w:cs="Times New Roman"/>
+          <w:color w:val="9CDCFE"/>
+          <w:sz w:val="21"/>
+          <w:szCs w:val="21"/>
+        </w:rPr>
+        <w:t>file</w:t>
+      </w:r>
+      <w:r>
+        <w:rPr>
+          <w:rFonts w:ascii="Consolas" w:eastAsia="Times New Roman" w:hAnsi="Consolas" w:cs="Times New Roman"/>
+          <w:color w:val="CCCCCC"/>
+          <w:sz w:val="21"/>
+          <w:szCs w:val="21"/>
+        </w:rPr>
+        <w:t>.</w:t>
+      </w:r>
+      <w:r>
+        <w:rPr>
+          <w:rFonts w:ascii="Consolas" w:eastAsia="Times New Roman" w:hAnsi="Consolas" w:cs="Times New Roman"/>
+          <w:color w:val="DCDCAA"/>
+          <w:sz w:val="21"/>
+          <w:szCs w:val="21"/>
+        </w:rPr>
+        <w:t>get</w:t>
+      </w:r>
+      <w:proofErr w:type="spellEnd"/>
+      <w:r>
+        <w:rPr>
+          <w:rFonts w:ascii="Consolas" w:eastAsia="Times New Roman" w:hAnsi="Consolas" w:cs="Times New Roman"/>
+          <w:color w:val="CCCCCC"/>
+          <w:sz w:val="21"/>
+          <w:szCs w:val="21"/>
+        </w:rPr>
+        <w:t>(</w:t>
+      </w:r>
+      <w:proofErr w:type="spellStart"/>
+      <w:r>
+        <w:rPr>
+          <w:rFonts w:ascii="Consolas" w:eastAsia="Times New Roman" w:hAnsi="Consolas" w:cs="Times New Roman"/>
+          <w:color w:val="9CDCFE"/>
+          <w:sz w:val="21"/>
+          <w:szCs w:val="21"/>
+        </w:rPr>
+        <w:t>ch</w:t>
+      </w:r>
+      <w:proofErr w:type="spellEnd"/>
+      <w:r>
+        <w:rPr>
+          <w:rFonts w:ascii="Consolas" w:eastAsia="Times New Roman" w:hAnsi="Consolas" w:cs="Times New Roman"/>
+          <w:color w:val="CCCCCC"/>
+          <w:sz w:val="21"/>
+          <w:szCs w:val="21"/>
+        </w:rPr>
+        <w:t>)){</w:t>
+      </w:r>
+    </w:p>
+    <w:p>
+      <w:pPr>
+        <w:shd w:val="clear" w:color="auto" w:fill="1F1F1F"/>
+        <w:spacing w:after="0" w:line="285" w:lineRule="atLeast"/>
+        <w:rPr>
+          <w:rFonts w:ascii="Consolas" w:eastAsia="Times New Roman" w:hAnsi="Consolas" w:cs="Times New Roman"/>
+          <w:color w:val="CCCCCC"/>
+          <w:sz w:val="21"/>
+          <w:szCs w:val="21"/>
+        </w:rPr>
+      </w:pPr>
+      <w:r>
+        <w:rPr>
+          <w:rFonts w:ascii="Consolas" w:eastAsia="Times New Roman" w:hAnsi="Consolas" w:cs="Times New Roman"/>
+          <w:color w:val="CCCCCC"/>
+          <w:sz w:val="21"/>
+          <w:szCs w:val="21"/>
+        </w:rPr>
+        <w:t xml:space="preserve">        </w:t>
+      </w:r>
+      <w:proofErr w:type="gramStart"/>
+      <w:r>
+        <w:rPr>
+          <w:rFonts w:ascii="Consolas" w:eastAsia="Times New Roman" w:hAnsi="Consolas" w:cs="Times New Roman"/>
+          <w:color w:val="C586C0"/>
+          <w:sz w:val="21"/>
+          <w:szCs w:val="21"/>
+        </w:rPr>
+        <w:t>if</w:t>
+      </w:r>
+      <w:r>
+        <w:rPr>
+          <w:rFonts w:ascii="Consolas" w:eastAsia="Times New Roman" w:hAnsi="Consolas" w:cs="Times New Roman"/>
+          <w:color w:val="CCCCCC"/>
+          <w:sz w:val="21"/>
+          <w:szCs w:val="21"/>
+        </w:rPr>
+        <w:t>(</w:t>
+      </w:r>
+      <w:proofErr w:type="gramEnd"/>
+      <w:r>
+        <w:rPr>
+          <w:rFonts w:ascii="Consolas" w:eastAsia="Times New Roman" w:hAnsi="Consolas" w:cs="Times New Roman"/>
+          <w:color w:val="D4D4D4"/>
+          <w:sz w:val="21"/>
+          <w:szCs w:val="21"/>
+        </w:rPr>
+        <w:t>!</w:t>
+      </w:r>
+      <w:proofErr w:type="spellStart"/>
+      <w:r>
+        <w:rPr>
+          <w:rFonts w:ascii="Consolas" w:eastAsia="Times New Roman" w:hAnsi="Consolas" w:cs="Times New Roman"/>
+          <w:color w:val="DCDCAA"/>
+          <w:sz w:val="21"/>
+          <w:szCs w:val="21"/>
+        </w:rPr>
+        <w:t>isspace</w:t>
+      </w:r>
+      <w:proofErr w:type="spellEnd"/>
+      <w:r>
+        <w:rPr>
+          <w:rFonts w:ascii="Consolas" w:eastAsia="Times New Roman" w:hAnsi="Consolas" w:cs="Times New Roman"/>
+          <w:color w:val="CCCCCC"/>
+          <w:sz w:val="21"/>
+          <w:szCs w:val="21"/>
+        </w:rPr>
+        <w:t>(</w:t>
+      </w:r>
+      <w:proofErr w:type="spellStart"/>
+      <w:r>
+        <w:rPr>
+          <w:rFonts w:ascii="Consolas" w:eastAsia="Times New Roman" w:hAnsi="Consolas" w:cs="Times New Roman"/>
+          <w:color w:val="9CDCFE"/>
+          <w:sz w:val="21"/>
+          <w:szCs w:val="21"/>
+        </w:rPr>
+        <w:t>ch</w:t>
+      </w:r>
+      <w:proofErr w:type="spellEnd"/>
+      <w:r>
+        <w:rPr>
+          <w:rFonts w:ascii="Consolas" w:eastAsia="Times New Roman" w:hAnsi="Consolas" w:cs="Times New Roman"/>
+          <w:color w:val="CCCCCC"/>
+          <w:sz w:val="21"/>
+          <w:szCs w:val="21"/>
+        </w:rPr>
+        <w:t>))</w:t>
+      </w:r>
+    </w:p>
+    <w:p>
+      <w:pPr>
+        <w:shd w:val="clear" w:color="auto" w:fill="1F1F1F"/>
+        <w:spacing w:after="0" w:line="285" w:lineRule="atLeast"/>
+        <w:rPr>
+          <w:rFonts w:ascii="Consolas" w:eastAsia="Times New Roman" w:hAnsi="Consolas" w:cs="Times New Roman"/>
+          <w:color w:val="CCCCCC"/>
+          <w:sz w:val="21"/>
+          <w:szCs w:val="21"/>
+        </w:rPr>
+      </w:pPr>
+      <w:r>
+        <w:rPr>
+          <w:rFonts w:ascii="Consolas" w:eastAsia="Times New Roman" w:hAnsi="Consolas" w:cs="Times New Roman"/>
+          <w:color w:val="CCCCCC"/>
+          <w:sz w:val="21"/>
+          <w:szCs w:val="21"/>
+        </w:rPr>
+        <w:t xml:space="preserve">        </w:t>
+      </w:r>
+      <w:proofErr w:type="spellStart"/>
+      <w:proofErr w:type="gramStart"/>
+      <w:r>
+        <w:rPr>
+          <w:rFonts w:ascii="Consolas" w:eastAsia="Times New Roman" w:hAnsi="Consolas" w:cs="Times New Roman"/>
+          <w:color w:val="9CDCFE"/>
+          <w:sz w:val="21"/>
+          <w:szCs w:val="21"/>
+        </w:rPr>
+        <w:t>cout</w:t>
+      </w:r>
+      <w:proofErr w:type="spellEnd"/>
+      <w:proofErr w:type="gramEnd"/>
+      <w:r>
+        <w:rPr>
+          <w:rFonts w:ascii="Consolas" w:eastAsia="Times New Roman" w:hAnsi="Consolas" w:cs="Times New Roman"/>
+          <w:color w:val="DCDCAA"/>
+          <w:sz w:val="21"/>
+          <w:szCs w:val="21"/>
+        </w:rPr>
+        <w:t>&lt;&lt;</w:t>
+      </w:r>
+      <w:proofErr w:type="spellStart"/>
+      <w:r>
+        <w:rPr>
+          <w:rFonts w:ascii="Consolas" w:eastAsia="Times New Roman" w:hAnsi="Consolas" w:cs="Times New Roman"/>
+          <w:color w:val="9CDCFE"/>
+          <w:sz w:val="21"/>
+          <w:szCs w:val="21"/>
+        </w:rPr>
+        <w:t>ch</w:t>
+      </w:r>
+      <w:proofErr w:type="spellEnd"/>
+      <w:r>
+        <w:rPr>
+          <w:rFonts w:ascii="Consolas" w:eastAsia="Times New Roman" w:hAnsi="Consolas" w:cs="Times New Roman"/>
+          <w:color w:val="CCCCCC"/>
+          <w:sz w:val="21"/>
+          <w:szCs w:val="21"/>
+        </w:rPr>
+        <w:t>;</w:t>
+      </w:r>
+    </w:p>
+    <w:p>
+      <w:pPr>
+        <w:shd w:val="clear" w:color="auto" w:fill="1F1F1F"/>
+        <w:spacing w:after="0" w:line="285" w:lineRule="atLeast"/>
+        <w:rPr>
+          <w:rFonts w:ascii="Consolas" w:eastAsia="Times New Roman" w:hAnsi="Consolas" w:cs="Times New Roman"/>
+          <w:color w:val="CCCCCC"/>
+          <w:sz w:val="21"/>
+          <w:szCs w:val="21"/>
+        </w:rPr>
+      </w:pPr>
+      <w:r>
+        <w:rPr>
+          <w:rFonts w:ascii="Consolas" w:eastAsia="Times New Roman" w:hAnsi="Consolas" w:cs="Times New Roman"/>
+          <w:color w:val="CCCCCC"/>
+          <w:sz w:val="21"/>
+          <w:szCs w:val="21"/>
+        </w:rPr>
+        <w:t>    }</w:t>
+      </w:r>
+    </w:p>
+    <w:p>
+      <w:pPr>
+        <w:shd w:val="clear" w:color="auto" w:fill="1F1F1F"/>
+        <w:spacing w:after="0" w:line="285" w:lineRule="atLeast"/>
+        <w:rPr>
+          <w:rFonts w:ascii="Consolas" w:eastAsia="Times New Roman" w:hAnsi="Consolas" w:cs="Times New Roman"/>
+          <w:color w:val="CCCCCC"/>
+          <w:sz w:val="21"/>
+          <w:szCs w:val="21"/>
+        </w:rPr>
+      </w:pPr>
+    </w:p>
+    <w:p>
+      <w:pPr>
+        <w:shd w:val="clear" w:color="auto" w:fill="1F1F1F"/>
+        <w:spacing w:after="0" w:line="285" w:lineRule="atLeast"/>
+        <w:rPr>
+          <w:rFonts w:ascii="Consolas" w:eastAsia="Times New Roman" w:hAnsi="Consolas" w:cs="Times New Roman"/>
+          <w:color w:val="CCCCCC"/>
+          <w:sz w:val="21"/>
+          <w:szCs w:val="21"/>
+        </w:rPr>
+      </w:pPr>
+      <w:r>
+        <w:rPr>
+          <w:rFonts w:ascii="Consolas" w:eastAsia="Times New Roman" w:hAnsi="Consolas" w:cs="Times New Roman"/>
+          <w:color w:val="CCCCCC"/>
+          <w:sz w:val="21"/>
+          <w:szCs w:val="21"/>
+        </w:rPr>
+        <w:t xml:space="preserve">    </w:t>
+      </w:r>
+      <w:proofErr w:type="spellStart"/>
+      <w:proofErr w:type="gramStart"/>
+      <w:r>
+        <w:rPr>
+          <w:rFonts w:ascii="Consolas" w:eastAsia="Times New Roman" w:hAnsi="Consolas" w:cs="Times New Roman"/>
+          <w:color w:val="9CDCFE"/>
+          <w:sz w:val="21"/>
+          <w:szCs w:val="21"/>
+        </w:rPr>
+        <w:t>file</w:t>
+      </w:r>
+      <w:r>
+        <w:rPr>
+          <w:rFonts w:ascii="Consolas" w:eastAsia="Times New Roman" w:hAnsi="Consolas" w:cs="Times New Roman"/>
+          <w:color w:val="CCCCCC"/>
+          <w:sz w:val="21"/>
+          <w:szCs w:val="21"/>
+        </w:rPr>
+        <w:t>.</w:t>
+      </w:r>
+      <w:r>
+        <w:rPr>
+          <w:rFonts w:ascii="Consolas" w:eastAsia="Times New Roman" w:hAnsi="Consolas" w:cs="Times New Roman"/>
+          <w:color w:val="DCDCAA"/>
+          <w:sz w:val="21"/>
+          <w:szCs w:val="21"/>
+        </w:rPr>
+        <w:t>clear</w:t>
+      </w:r>
+      <w:proofErr w:type="spellEnd"/>
+      <w:r>
+        <w:rPr>
+          <w:rFonts w:ascii="Consolas" w:eastAsia="Times New Roman" w:hAnsi="Consolas" w:cs="Times New Roman"/>
+          <w:color w:val="CCCCCC"/>
+          <w:sz w:val="21"/>
+          <w:szCs w:val="21"/>
+        </w:rPr>
+        <w:t>(</w:t>
+      </w:r>
+      <w:proofErr w:type="gramEnd"/>
+      <w:r>
+        <w:rPr>
+          <w:rFonts w:ascii="Consolas" w:eastAsia="Times New Roman" w:hAnsi="Consolas" w:cs="Times New Roman"/>
+          <w:color w:val="CCCCCC"/>
+          <w:sz w:val="21"/>
+          <w:szCs w:val="21"/>
+        </w:rPr>
+        <w:t>);</w:t>
+      </w:r>
+    </w:p>
+    <w:p>
+      <w:pPr>
+        <w:shd w:val="clear" w:color="auto" w:fill="1F1F1F"/>
+        <w:spacing w:after="0" w:line="285" w:lineRule="atLeast"/>
+        <w:rPr>
+          <w:rFonts w:ascii="Consolas" w:eastAsia="Times New Roman" w:hAnsi="Consolas" w:cs="Times New Roman"/>
+          <w:color w:val="CCCCCC"/>
+          <w:sz w:val="21"/>
+          <w:szCs w:val="21"/>
+        </w:rPr>
+      </w:pPr>
+      <w:r>
+        <w:rPr>
+          <w:rFonts w:ascii="Consolas" w:eastAsia="Times New Roman" w:hAnsi="Consolas" w:cs="Times New Roman"/>
+          <w:color w:val="CCCCCC"/>
+          <w:sz w:val="21"/>
+          <w:szCs w:val="21"/>
+        </w:rPr>
+        <w:t xml:space="preserve">    </w:t>
+      </w:r>
+      <w:proofErr w:type="spellStart"/>
+      <w:proofErr w:type="gramStart"/>
+      <w:r>
+        <w:rPr>
+          <w:rFonts w:ascii="Consolas" w:eastAsia="Times New Roman" w:hAnsi="Consolas" w:cs="Times New Roman"/>
+          <w:color w:val="9CDCFE"/>
+          <w:sz w:val="21"/>
+          <w:szCs w:val="21"/>
+        </w:rPr>
+        <w:t>file</w:t>
+      </w:r>
+      <w:r>
+        <w:rPr>
+          <w:rFonts w:ascii="Consolas" w:eastAsia="Times New Roman" w:hAnsi="Consolas" w:cs="Times New Roman"/>
+          <w:color w:val="CCCCCC"/>
+          <w:sz w:val="21"/>
+          <w:szCs w:val="21"/>
+        </w:rPr>
+        <w:t>.</w:t>
+      </w:r>
+      <w:r>
+        <w:rPr>
+          <w:rFonts w:ascii="Consolas" w:eastAsia="Times New Roman" w:hAnsi="Consolas" w:cs="Times New Roman"/>
+          <w:color w:val="DCDCAA"/>
+          <w:sz w:val="21"/>
+          <w:szCs w:val="21"/>
+        </w:rPr>
+        <w:t>seekg</w:t>
+      </w:r>
+      <w:proofErr w:type="spellEnd"/>
+      <w:r>
+        <w:rPr>
+          <w:rFonts w:ascii="Consolas" w:eastAsia="Times New Roman" w:hAnsi="Consolas" w:cs="Times New Roman"/>
+          <w:color w:val="CCCCCC"/>
+          <w:sz w:val="21"/>
+          <w:szCs w:val="21"/>
+        </w:rPr>
+        <w:t>(</w:t>
+      </w:r>
+      <w:proofErr w:type="gramEnd"/>
+      <w:r>
+        <w:rPr>
+          <w:rFonts w:ascii="Consolas" w:eastAsia="Times New Roman" w:hAnsi="Consolas" w:cs="Times New Roman"/>
+          <w:color w:val="B5CEA8"/>
+          <w:sz w:val="21"/>
+          <w:szCs w:val="21"/>
+        </w:rPr>
+        <w:t>0</w:t>
+      </w:r>
+      <w:r>
+        <w:rPr>
+          <w:rFonts w:ascii="Consolas" w:eastAsia="Times New Roman" w:hAnsi="Consolas" w:cs="Times New Roman"/>
+          <w:color w:val="CCCCCC"/>
+          <w:sz w:val="21"/>
+          <w:szCs w:val="21"/>
+        </w:rPr>
+        <w:t>);</w:t>
+      </w:r>
+    </w:p>
+    <w:p>
+      <w:pPr>
+        <w:shd w:val="clear" w:color="auto" w:fill="1F1F1F"/>
+        <w:spacing w:after="0" w:line="285" w:lineRule="atLeast"/>
+        <w:rPr>
+          <w:rFonts w:ascii="Consolas" w:eastAsia="Times New Roman" w:hAnsi="Consolas" w:cs="Times New Roman"/>
+          <w:color w:val="CCCCCC"/>
+          <w:sz w:val="21"/>
+          <w:szCs w:val="21"/>
+        </w:rPr>
+      </w:pPr>
+    </w:p>
+    <w:p>
+      <w:pPr>
+        <w:shd w:val="clear" w:color="auto" w:fill="1F1F1F"/>
+        <w:spacing w:after="0" w:line="285" w:lineRule="atLeast"/>
+        <w:rPr>
+          <w:rFonts w:ascii="Consolas" w:eastAsia="Times New Roman" w:hAnsi="Consolas" w:cs="Times New Roman"/>
+          <w:color w:val="CCCCCC"/>
+          <w:sz w:val="21"/>
+          <w:szCs w:val="21"/>
+        </w:rPr>
+      </w:pPr>
+      <w:r>
+        <w:rPr>
+          <w:rFonts w:ascii="Consolas" w:eastAsia="Times New Roman" w:hAnsi="Consolas" w:cs="Times New Roman"/>
+          <w:color w:val="CCCCCC"/>
+          <w:sz w:val="21"/>
+          <w:szCs w:val="21"/>
+        </w:rPr>
+        <w:t xml:space="preserve">    </w:t>
+      </w:r>
+      <w:proofErr w:type="gramStart"/>
+      <w:r>
+        <w:rPr>
+          <w:rFonts w:ascii="Consolas" w:eastAsia="Times New Roman" w:hAnsi="Consolas" w:cs="Times New Roman"/>
+          <w:color w:val="C586C0"/>
+          <w:sz w:val="21"/>
+          <w:szCs w:val="21"/>
+        </w:rPr>
+        <w:t>while</w:t>
+      </w:r>
+      <w:r>
+        <w:rPr>
+          <w:rFonts w:ascii="Consolas" w:eastAsia="Times New Roman" w:hAnsi="Consolas" w:cs="Times New Roman"/>
+          <w:color w:val="CCCCCC"/>
+          <w:sz w:val="21"/>
+          <w:szCs w:val="21"/>
+        </w:rPr>
+        <w:t>(</w:t>
+      </w:r>
+      <w:proofErr w:type="spellStart"/>
+      <w:proofErr w:type="gramEnd"/>
+      <w:r>
+        <w:rPr>
+          <w:rFonts w:ascii="Consolas" w:eastAsia="Times New Roman" w:hAnsi="Consolas" w:cs="Times New Roman"/>
+          <w:color w:val="9CDCFE"/>
+          <w:sz w:val="21"/>
+          <w:szCs w:val="21"/>
+        </w:rPr>
+        <w:t>file</w:t>
+      </w:r>
+      <w:r>
+        <w:rPr>
+          <w:rFonts w:ascii="Consolas" w:eastAsia="Times New Roman" w:hAnsi="Consolas" w:cs="Times New Roman"/>
+          <w:color w:val="CCCCCC"/>
+          <w:sz w:val="21"/>
+          <w:szCs w:val="21"/>
+        </w:rPr>
+        <w:t>.</w:t>
+      </w:r>
+      <w:r>
+        <w:rPr>
+          <w:rFonts w:ascii="Consolas" w:eastAsia="Times New Roman" w:hAnsi="Consolas" w:cs="Times New Roman"/>
+          <w:color w:val="DCDCAA"/>
+          <w:sz w:val="21"/>
+          <w:szCs w:val="21"/>
+        </w:rPr>
+        <w:t>get</w:t>
+      </w:r>
+      <w:proofErr w:type="spellEnd"/>
+      <w:r>
+        <w:rPr>
+          <w:rFonts w:ascii="Consolas" w:eastAsia="Times New Roman" w:hAnsi="Consolas" w:cs="Times New Roman"/>
+          <w:color w:val="CCCCCC"/>
+          <w:sz w:val="21"/>
+          <w:szCs w:val="21"/>
+        </w:rPr>
+        <w:t>(</w:t>
+      </w:r>
+      <w:proofErr w:type="spellStart"/>
+      <w:r>
+        <w:rPr>
+          <w:rFonts w:ascii="Consolas" w:eastAsia="Times New Roman" w:hAnsi="Consolas" w:cs="Times New Roman"/>
+          <w:color w:val="9CDCFE"/>
+          <w:sz w:val="21"/>
+          <w:szCs w:val="21"/>
+        </w:rPr>
+        <w:t>ch</w:t>
+      </w:r>
+      <w:proofErr w:type="spellEnd"/>
+      <w:r>
+        <w:rPr>
+          <w:rFonts w:ascii="Consolas" w:eastAsia="Times New Roman" w:hAnsi="Consolas" w:cs="Times New Roman"/>
+          <w:color w:val="CCCCCC"/>
+          <w:sz w:val="21"/>
+          <w:szCs w:val="21"/>
+        </w:rPr>
+        <w:t>)){</w:t>
+      </w:r>
+    </w:p>
+    <w:p>
+      <w:pPr>
+        <w:shd w:val="clear" w:color="auto" w:fill="1F1F1F"/>
+        <w:spacing w:after="0" w:line="285" w:lineRule="atLeast"/>
+        <w:rPr>
+          <w:rFonts w:ascii="Consolas" w:eastAsia="Times New Roman" w:hAnsi="Consolas" w:cs="Times New Roman"/>
+          <w:color w:val="CCCCCC"/>
+          <w:sz w:val="21"/>
+          <w:szCs w:val="21"/>
+        </w:rPr>
+      </w:pPr>
+      <w:r>
+        <w:rPr>
+          <w:rFonts w:ascii="Consolas" w:eastAsia="Times New Roman" w:hAnsi="Consolas" w:cs="Times New Roman"/>
+          <w:color w:val="CCCCCC"/>
+          <w:sz w:val="21"/>
+          <w:szCs w:val="21"/>
+        </w:rPr>
+        <w:lastRenderedPageBreak/>
+        <w:t xml:space="preserve">        </w:t>
+      </w:r>
+      <w:proofErr w:type="gramStart"/>
+      <w:r>
+        <w:rPr>
+          <w:rFonts w:ascii="Consolas" w:eastAsia="Times New Roman" w:hAnsi="Consolas" w:cs="Times New Roman"/>
+          <w:color w:val="C586C0"/>
+          <w:sz w:val="21"/>
+          <w:szCs w:val="21"/>
+        </w:rPr>
+        <w:t>if</w:t>
+      </w:r>
+      <w:r>
+        <w:rPr>
+          <w:rFonts w:ascii="Consolas" w:eastAsia="Times New Roman" w:hAnsi="Consolas" w:cs="Times New Roman"/>
+          <w:color w:val="CCCCCC"/>
+          <w:sz w:val="21"/>
+          <w:szCs w:val="21"/>
+        </w:rPr>
+        <w:t>(</w:t>
+      </w:r>
+      <w:proofErr w:type="spellStart"/>
+      <w:proofErr w:type="gramEnd"/>
+      <w:r>
+        <w:rPr>
+          <w:rFonts w:ascii="Consolas" w:eastAsia="Times New Roman" w:hAnsi="Consolas" w:cs="Times New Roman"/>
+          <w:color w:val="DCDCAA"/>
+          <w:sz w:val="21"/>
+          <w:szCs w:val="21"/>
+        </w:rPr>
+        <w:t>isdigit</w:t>
+      </w:r>
+      <w:proofErr w:type="spellEnd"/>
+      <w:r>
+        <w:rPr>
+          <w:rFonts w:ascii="Consolas" w:eastAsia="Times New Roman" w:hAnsi="Consolas" w:cs="Times New Roman"/>
+          <w:color w:val="CCCCCC"/>
+          <w:sz w:val="21"/>
+          <w:szCs w:val="21"/>
+        </w:rPr>
+        <w:t>(</w:t>
+      </w:r>
+      <w:proofErr w:type="spellStart"/>
+      <w:r>
+        <w:rPr>
+          <w:rFonts w:ascii="Consolas" w:eastAsia="Times New Roman" w:hAnsi="Consolas" w:cs="Times New Roman"/>
+          <w:color w:val="9CDCFE"/>
+          <w:sz w:val="21"/>
+          <w:szCs w:val="21"/>
+        </w:rPr>
+        <w:t>ch</w:t>
+      </w:r>
+      <w:proofErr w:type="spellEnd"/>
+      <w:r>
+        <w:rPr>
+          <w:rFonts w:ascii="Consolas" w:eastAsia="Times New Roman" w:hAnsi="Consolas" w:cs="Times New Roman"/>
+          <w:color w:val="CCCCCC"/>
+          <w:sz w:val="21"/>
+          <w:szCs w:val="21"/>
+        </w:rPr>
+        <w:t>)){</w:t>
+      </w:r>
+    </w:p>
+    <w:p>
+      <w:pPr>
+        <w:shd w:val="clear" w:color="auto" w:fill="1F1F1F"/>
+        <w:spacing w:after="0" w:line="285" w:lineRule="atLeast"/>
+        <w:rPr>
+          <w:rFonts w:ascii="Consolas" w:eastAsia="Times New Roman" w:hAnsi="Consolas" w:cs="Times New Roman"/>
+          <w:color w:val="CCCCCC"/>
+          <w:sz w:val="21"/>
+          <w:szCs w:val="21"/>
+        </w:rPr>
+      </w:pPr>
+      <w:r>
+        <w:rPr>
+          <w:rFonts w:ascii="Consolas" w:eastAsia="Times New Roman" w:hAnsi="Consolas" w:cs="Times New Roman"/>
+          <w:color w:val="CCCCCC"/>
+          <w:sz w:val="21"/>
+          <w:szCs w:val="21"/>
+        </w:rPr>
+        <w:t xml:space="preserve">            </w:t>
+      </w:r>
+      <w:proofErr w:type="gramStart"/>
+      <w:r>
+        <w:rPr>
+          <w:rFonts w:ascii="Consolas" w:eastAsia="Times New Roman" w:hAnsi="Consolas" w:cs="Times New Roman"/>
+          <w:color w:val="C586C0"/>
+          <w:sz w:val="21"/>
+          <w:szCs w:val="21"/>
+        </w:rPr>
+        <w:t>while</w:t>
+      </w:r>
+      <w:r>
+        <w:rPr>
+          <w:rFonts w:ascii="Consolas" w:eastAsia="Times New Roman" w:hAnsi="Consolas" w:cs="Times New Roman"/>
+          <w:color w:val="CCCCCC"/>
+          <w:sz w:val="21"/>
+          <w:szCs w:val="21"/>
+        </w:rPr>
+        <w:t>(</w:t>
+      </w:r>
+      <w:proofErr w:type="spellStart"/>
+      <w:proofErr w:type="gramEnd"/>
+      <w:r>
+        <w:rPr>
+          <w:rFonts w:ascii="Consolas" w:eastAsia="Times New Roman" w:hAnsi="Consolas" w:cs="Times New Roman"/>
+          <w:color w:val="DCDCAA"/>
+          <w:sz w:val="21"/>
+          <w:szCs w:val="21"/>
+        </w:rPr>
+        <w:t>isdigit</w:t>
+      </w:r>
+      <w:proofErr w:type="spellEnd"/>
+      <w:r>
+        <w:rPr>
+          <w:rFonts w:ascii="Consolas" w:eastAsia="Times New Roman" w:hAnsi="Consolas" w:cs="Times New Roman"/>
+          <w:color w:val="CCCCCC"/>
+          <w:sz w:val="21"/>
+          <w:szCs w:val="21"/>
+        </w:rPr>
+        <w:t>(</w:t>
+      </w:r>
+      <w:proofErr w:type="spellStart"/>
+      <w:r>
+        <w:rPr>
+          <w:rFonts w:ascii="Consolas" w:eastAsia="Times New Roman" w:hAnsi="Consolas" w:cs="Times New Roman"/>
+          <w:color w:val="9CDCFE"/>
+          <w:sz w:val="21"/>
+          <w:szCs w:val="21"/>
+        </w:rPr>
+        <w:t>ch</w:t>
+      </w:r>
+      <w:proofErr w:type="spellEnd"/>
+      <w:r>
+        <w:rPr>
+          <w:rFonts w:ascii="Consolas" w:eastAsia="Times New Roman" w:hAnsi="Consolas" w:cs="Times New Roman"/>
+          <w:color w:val="CCCCCC"/>
+          <w:sz w:val="21"/>
+          <w:szCs w:val="21"/>
+        </w:rPr>
+        <w:t>)){</w:t>
+      </w:r>
+    </w:p>
+    <w:p>
+      <w:pPr>
+        <w:shd w:val="clear" w:color="auto" w:fill="1F1F1F"/>
+        <w:spacing w:after="0" w:line="285" w:lineRule="atLeast"/>
+        <w:rPr>
+          <w:rFonts w:ascii="Consolas" w:eastAsia="Times New Roman" w:hAnsi="Consolas" w:cs="Times New Roman"/>
+          <w:color w:val="CCCCCC"/>
+          <w:sz w:val="21"/>
+          <w:szCs w:val="21"/>
+        </w:rPr>
+      </w:pPr>
+      <w:r>
+        <w:rPr>
+          <w:rFonts w:ascii="Consolas" w:eastAsia="Times New Roman" w:hAnsi="Consolas" w:cs="Times New Roman"/>
+          <w:color w:val="CCCCCC"/>
+          <w:sz w:val="21"/>
+          <w:szCs w:val="21"/>
+        </w:rPr>
+        <w:t xml:space="preserve">                </w:t>
+      </w:r>
+      <w:proofErr w:type="spellStart"/>
+      <w:proofErr w:type="gramStart"/>
+      <w:r>
+        <w:rPr>
+          <w:rFonts w:ascii="Consolas" w:eastAsia="Times New Roman" w:hAnsi="Consolas" w:cs="Times New Roman"/>
+          <w:color w:val="9CDCFE"/>
+          <w:sz w:val="21"/>
+          <w:szCs w:val="21"/>
+        </w:rPr>
+        <w:t>cout</w:t>
+      </w:r>
+      <w:proofErr w:type="spellEnd"/>
+      <w:proofErr w:type="gramEnd"/>
+      <w:r>
+        <w:rPr>
+          <w:rFonts w:ascii="Consolas" w:eastAsia="Times New Roman" w:hAnsi="Consolas" w:cs="Times New Roman"/>
+          <w:color w:val="DCDCAA"/>
+          <w:sz w:val="21"/>
+          <w:szCs w:val="21"/>
+        </w:rPr>
+        <w:t>&lt;&lt;</w:t>
+      </w:r>
+      <w:proofErr w:type="spellStart"/>
+      <w:r>
+        <w:rPr>
+          <w:rFonts w:ascii="Consolas" w:eastAsia="Times New Roman" w:hAnsi="Consolas" w:cs="Times New Roman"/>
+          <w:color w:val="9CDCFE"/>
+          <w:sz w:val="21"/>
+          <w:szCs w:val="21"/>
+        </w:rPr>
+        <w:t>ch</w:t>
+      </w:r>
+      <w:proofErr w:type="spellEnd"/>
+      <w:r>
+        <w:rPr>
+          <w:rFonts w:ascii="Consolas" w:eastAsia="Times New Roman" w:hAnsi="Consolas" w:cs="Times New Roman"/>
+          <w:color w:val="CCCCCC"/>
+          <w:sz w:val="21"/>
+          <w:szCs w:val="21"/>
+        </w:rPr>
+        <w:t>;</w:t>
+      </w:r>
+    </w:p>
+    <w:p>
+      <w:pPr>
+        <w:shd w:val="clear" w:color="auto" w:fill="1F1F1F"/>
+        <w:spacing w:after="0" w:line="285" w:lineRule="atLeast"/>
+        <w:rPr>
+          <w:rFonts w:ascii="Consolas" w:eastAsia="Times New Roman" w:hAnsi="Consolas" w:cs="Times New Roman"/>
+          <w:color w:val="CCCCCC"/>
+          <w:sz w:val="21"/>
+          <w:szCs w:val="21"/>
+        </w:rPr>
+      </w:pPr>
+      <w:r>
+        <w:rPr>
+          <w:rFonts w:ascii="Consolas" w:eastAsia="Times New Roman" w:hAnsi="Consolas" w:cs="Times New Roman"/>
+          <w:color w:val="CCCCCC"/>
+          <w:sz w:val="21"/>
+          <w:szCs w:val="21"/>
+        </w:rPr>
+        <w:t xml:space="preserve">                </w:t>
+      </w:r>
+      <w:proofErr w:type="gramStart"/>
+      <w:r>
+        <w:rPr>
+          <w:rFonts w:ascii="Consolas" w:eastAsia="Times New Roman" w:hAnsi="Consolas" w:cs="Times New Roman"/>
+          <w:color w:val="C586C0"/>
+          <w:sz w:val="21"/>
+          <w:szCs w:val="21"/>
+        </w:rPr>
+        <w:t>if</w:t>
+      </w:r>
+      <w:r>
+        <w:rPr>
+          <w:rFonts w:ascii="Consolas" w:eastAsia="Times New Roman" w:hAnsi="Consolas" w:cs="Times New Roman"/>
+          <w:color w:val="CCCCCC"/>
+          <w:sz w:val="21"/>
+          <w:szCs w:val="21"/>
+        </w:rPr>
+        <w:t>(</w:t>
+      </w:r>
+      <w:proofErr w:type="gramEnd"/>
+      <w:r>
+        <w:rPr>
+          <w:rFonts w:ascii="Consolas" w:eastAsia="Times New Roman" w:hAnsi="Consolas" w:cs="Times New Roman"/>
+          <w:color w:val="DCDCAA"/>
+          <w:sz w:val="21"/>
+          <w:szCs w:val="21"/>
+        </w:rPr>
+        <w:t>!</w:t>
+      </w:r>
+      <w:proofErr w:type="spellStart"/>
+      <w:r>
+        <w:rPr>
+          <w:rFonts w:ascii="Consolas" w:eastAsia="Times New Roman" w:hAnsi="Consolas" w:cs="Times New Roman"/>
+          <w:color w:val="9CDCFE"/>
+          <w:sz w:val="21"/>
+          <w:szCs w:val="21"/>
+        </w:rPr>
+        <w:t>file</w:t>
+      </w:r>
+      <w:r>
+        <w:rPr>
+          <w:rFonts w:ascii="Consolas" w:eastAsia="Times New Roman" w:hAnsi="Consolas" w:cs="Times New Roman"/>
+          <w:color w:val="CCCCCC"/>
+          <w:sz w:val="21"/>
+          <w:szCs w:val="21"/>
+        </w:rPr>
+        <w:t>.</w:t>
+      </w:r>
+      <w:r>
+        <w:rPr>
+          <w:rFonts w:ascii="Consolas" w:eastAsia="Times New Roman" w:hAnsi="Consolas" w:cs="Times New Roman"/>
+          <w:color w:val="DCDCAA"/>
+          <w:sz w:val="21"/>
+          <w:szCs w:val="21"/>
+        </w:rPr>
+        <w:t>get</w:t>
+      </w:r>
+      <w:proofErr w:type="spellEnd"/>
+      <w:r>
+        <w:rPr>
+          <w:rFonts w:ascii="Consolas" w:eastAsia="Times New Roman" w:hAnsi="Consolas" w:cs="Times New Roman"/>
+          <w:color w:val="CCCCCC"/>
+          <w:sz w:val="21"/>
+          <w:szCs w:val="21"/>
+        </w:rPr>
+        <w:t>(</w:t>
+      </w:r>
+      <w:proofErr w:type="spellStart"/>
+      <w:r>
+        <w:rPr>
+          <w:rFonts w:ascii="Consolas" w:eastAsia="Times New Roman" w:hAnsi="Consolas" w:cs="Times New Roman"/>
+          <w:color w:val="9CDCFE"/>
+          <w:sz w:val="21"/>
+          <w:szCs w:val="21"/>
+        </w:rPr>
+        <w:t>ch</w:t>
+      </w:r>
+      <w:proofErr w:type="spellEnd"/>
+      <w:r>
+        <w:rPr>
+          <w:rFonts w:ascii="Consolas" w:eastAsia="Times New Roman" w:hAnsi="Consolas" w:cs="Times New Roman"/>
+          <w:color w:val="CCCCCC"/>
+          <w:sz w:val="21"/>
+          <w:szCs w:val="21"/>
+        </w:rPr>
+        <w:t>))</w:t>
+      </w:r>
+    </w:p>
+    <w:p>
+      <w:pPr>
+        <w:shd w:val="clear" w:color="auto" w:fill="1F1F1F"/>
+        <w:spacing w:after="0" w:line="285" w:lineRule="atLeast"/>
+        <w:rPr>
+          <w:rFonts w:ascii="Consolas" w:eastAsia="Times New Roman" w:hAnsi="Consolas" w:cs="Times New Roman"/>
+          <w:color w:val="CCCCCC"/>
+          <w:sz w:val="21"/>
+          <w:szCs w:val="21"/>
+        </w:rPr>
+      </w:pPr>
+      <w:r>
+        <w:rPr>
+          <w:rFonts w:ascii="Consolas" w:eastAsia="Times New Roman" w:hAnsi="Consolas" w:cs="Times New Roman"/>
+          <w:color w:val="CCCCCC"/>
+          <w:sz w:val="21"/>
+          <w:szCs w:val="21"/>
+        </w:rPr>
+        <w:t xml:space="preserve">                </w:t>
+      </w:r>
+      <w:proofErr w:type="gramStart"/>
+      <w:r>
+        <w:rPr>
+          <w:rFonts w:ascii="Consolas" w:eastAsia="Times New Roman" w:hAnsi="Consolas" w:cs="Times New Roman"/>
+          <w:color w:val="C586C0"/>
+          <w:sz w:val="21"/>
+          <w:szCs w:val="21"/>
+        </w:rPr>
+        <w:t>break</w:t>
+      </w:r>
+      <w:proofErr w:type="gramEnd"/>
+      <w:r>
+        <w:rPr>
+          <w:rFonts w:ascii="Consolas" w:eastAsia="Times New Roman" w:hAnsi="Consolas" w:cs="Times New Roman"/>
+          <w:color w:val="CCCCCC"/>
+          <w:sz w:val="21"/>
+          <w:szCs w:val="21"/>
+        </w:rPr>
+        <w:t>;</w:t>
+      </w:r>
+    </w:p>
+    <w:p>
+      <w:pPr>
+        <w:shd w:val="clear" w:color="auto" w:fill="1F1F1F"/>
+        <w:spacing w:after="0" w:line="285" w:lineRule="atLeast"/>
+        <w:rPr>
+          <w:rFonts w:ascii="Consolas" w:eastAsia="Times New Roman" w:hAnsi="Consolas" w:cs="Times New Roman"/>
+          <w:color w:val="CCCCCC"/>
+          <w:sz w:val="21"/>
+          <w:szCs w:val="21"/>
+        </w:rPr>
+      </w:pPr>
+      <w:r>
+        <w:rPr>
+          <w:rFonts w:ascii="Consolas" w:eastAsia="Times New Roman" w:hAnsi="Consolas" w:cs="Times New Roman"/>
+          <w:color w:val="CCCCCC"/>
+          <w:sz w:val="21"/>
+          <w:szCs w:val="21"/>
+        </w:rPr>
+        <w:t>            }</w:t>
+      </w:r>
+    </w:p>
+    <w:p>
+      <w:pPr>
+        <w:shd w:val="clear" w:color="auto" w:fill="1F1F1F"/>
+        <w:spacing w:after="0" w:line="285" w:lineRule="atLeast"/>
+        <w:rPr>
+          <w:rFonts w:ascii="Consolas" w:eastAsia="Times New Roman" w:hAnsi="Consolas" w:cs="Times New Roman"/>
+          <w:color w:val="CCCCCC"/>
+          <w:sz w:val="21"/>
+          <w:szCs w:val="21"/>
+        </w:rPr>
+      </w:pPr>
+      <w:r>
+        <w:rPr>
+          <w:rFonts w:ascii="Consolas" w:eastAsia="Times New Roman" w:hAnsi="Consolas" w:cs="Times New Roman"/>
+          <w:color w:val="CCCCCC"/>
+          <w:sz w:val="21"/>
+          <w:szCs w:val="21"/>
+        </w:rPr>
+        <w:t xml:space="preserve">            </w:t>
+      </w:r>
+      <w:proofErr w:type="spellStart"/>
+      <w:proofErr w:type="gramStart"/>
+      <w:r>
+        <w:rPr>
+          <w:rFonts w:ascii="Consolas" w:eastAsia="Times New Roman" w:hAnsi="Consolas" w:cs="Times New Roman"/>
+          <w:color w:val="9CDCFE"/>
+          <w:sz w:val="21"/>
+          <w:szCs w:val="21"/>
+        </w:rPr>
+        <w:t>cout</w:t>
+      </w:r>
+      <w:proofErr w:type="spellEnd"/>
+      <w:proofErr w:type="gramEnd"/>
+      <w:r>
+        <w:rPr>
+          <w:rFonts w:ascii="Consolas" w:eastAsia="Times New Roman" w:hAnsi="Consolas" w:cs="Times New Roman"/>
+          <w:color w:val="DCDCAA"/>
+          <w:sz w:val="21"/>
+          <w:szCs w:val="21"/>
+        </w:rPr>
+        <w:t>&lt;&lt;</w:t>
+      </w:r>
+      <w:proofErr w:type="spellStart"/>
+      <w:r>
+        <w:rPr>
+          <w:rFonts w:ascii="Consolas" w:eastAsia="Times New Roman" w:hAnsi="Consolas" w:cs="Times New Roman"/>
+          <w:color w:val="DCDCAA"/>
+          <w:sz w:val="21"/>
+          <w:szCs w:val="21"/>
+        </w:rPr>
+        <w:t>endl</w:t>
+      </w:r>
+      <w:proofErr w:type="spellEnd"/>
+      <w:r>
+        <w:rPr>
+          <w:rFonts w:ascii="Consolas" w:eastAsia="Times New Roman" w:hAnsi="Consolas" w:cs="Times New Roman"/>
+          <w:color w:val="CCCCCC"/>
+          <w:sz w:val="21"/>
+          <w:szCs w:val="21"/>
+        </w:rPr>
+        <w:t>;</w:t>
+      </w:r>
+    </w:p>
+    <w:p>
+      <w:pPr>
+        <w:shd w:val="clear" w:color="auto" w:fill="1F1F1F"/>
+        <w:spacing w:after="0" w:line="285" w:lineRule="atLeast"/>
+        <w:rPr>
+          <w:rFonts w:ascii="Consolas" w:eastAsia="Times New Roman" w:hAnsi="Consolas" w:cs="Times New Roman"/>
+          <w:color w:val="CCCCCC"/>
+          <w:sz w:val="21"/>
+          <w:szCs w:val="21"/>
+        </w:rPr>
+      </w:pPr>
+      <w:r>
+        <w:rPr>
+          <w:rFonts w:ascii="Consolas" w:eastAsia="Times New Roman" w:hAnsi="Consolas" w:cs="Times New Roman"/>
+          <w:color w:val="CCCCCC"/>
+          <w:sz w:val="21"/>
+          <w:szCs w:val="21"/>
+        </w:rPr>
+        <w:t>        }</w:t>
+      </w:r>
+    </w:p>
+    <w:p>
+      <w:pPr>
+        <w:shd w:val="clear" w:color="auto" w:fill="1F1F1F"/>
+        <w:spacing w:after="0" w:line="285" w:lineRule="atLeast"/>
+        <w:rPr>
+          <w:rFonts w:ascii="Consolas" w:eastAsia="Times New Roman" w:hAnsi="Consolas" w:cs="Times New Roman"/>
+          <w:color w:val="CCCCCC"/>
+          <w:sz w:val="21"/>
+          <w:szCs w:val="21"/>
+        </w:rPr>
+      </w:pPr>
+      <w:r>
+        <w:rPr>
+          <w:rFonts w:ascii="Consolas" w:eastAsia="Times New Roman" w:hAnsi="Consolas" w:cs="Times New Roman"/>
+          <w:color w:val="CCCCCC"/>
+          <w:sz w:val="21"/>
+          <w:szCs w:val="21"/>
+        </w:rPr>
+        <w:t>    }</w:t>
+      </w:r>
+    </w:p>
+    <w:p>
+      <w:pPr>
+        <w:shd w:val="clear" w:color="auto" w:fill="1F1F1F"/>
+        <w:spacing w:after="0" w:line="285" w:lineRule="atLeast"/>
+        <w:rPr>
+          <w:rFonts w:ascii="Consolas" w:eastAsia="Times New Roman" w:hAnsi="Consolas" w:cs="Times New Roman"/>
+          <w:color w:val="CCCCCC"/>
+          <w:sz w:val="21"/>
+          <w:szCs w:val="21"/>
+        </w:rPr>
+      </w:pPr>
+      <w:r>
+        <w:rPr>
+          <w:rFonts w:ascii="Consolas" w:eastAsia="Times New Roman" w:hAnsi="Consolas" w:cs="Times New Roman"/>
+          <w:color w:val="CCCCCC"/>
+          <w:sz w:val="21"/>
+          <w:szCs w:val="21"/>
+        </w:rPr>
+        <w:t xml:space="preserve">    </w:t>
+      </w:r>
+      <w:proofErr w:type="spellStart"/>
+      <w:proofErr w:type="gramStart"/>
+      <w:r>
+        <w:rPr>
+          <w:rFonts w:ascii="Consolas" w:eastAsia="Times New Roman" w:hAnsi="Consolas" w:cs="Times New Roman"/>
+          <w:color w:val="9CDCFE"/>
+          <w:sz w:val="21"/>
+          <w:szCs w:val="21"/>
+        </w:rPr>
+        <w:t>file</w:t>
+      </w:r>
+      <w:r>
+        <w:rPr>
+          <w:rFonts w:ascii="Consolas" w:eastAsia="Times New Roman" w:hAnsi="Consolas" w:cs="Times New Roman"/>
+          <w:color w:val="CCCCCC"/>
+          <w:sz w:val="21"/>
+          <w:szCs w:val="21"/>
+        </w:rPr>
+        <w:t>.</w:t>
+      </w:r>
+      <w:r>
+        <w:rPr>
+          <w:rFonts w:ascii="Consolas" w:eastAsia="Times New Roman" w:hAnsi="Consolas" w:cs="Times New Roman"/>
+          <w:color w:val="DCDCAA"/>
+          <w:sz w:val="21"/>
+          <w:szCs w:val="21"/>
+        </w:rPr>
+        <w:t>close</w:t>
+      </w:r>
+      <w:proofErr w:type="spellEnd"/>
+      <w:r>
+        <w:rPr>
+          <w:rFonts w:ascii="Consolas" w:eastAsia="Times New Roman" w:hAnsi="Consolas" w:cs="Times New Roman"/>
+          <w:color w:val="CCCCCC"/>
+          <w:sz w:val="21"/>
+          <w:szCs w:val="21"/>
+        </w:rPr>
+        <w:t>(</w:t>
+      </w:r>
+      <w:proofErr w:type="gramEnd"/>
+      <w:r>
+        <w:rPr>
+          <w:rFonts w:ascii="Consolas" w:eastAsia="Times New Roman" w:hAnsi="Consolas" w:cs="Times New Roman"/>
+          <w:color w:val="CCCCCC"/>
+          <w:sz w:val="21"/>
+          <w:szCs w:val="21"/>
+        </w:rPr>
+        <w:t>);</w:t>
+      </w:r>
+    </w:p>
+    <w:p>
+      <w:pPr>
+        <w:shd w:val="clear" w:color="auto" w:fill="1F1F1F"/>
+        <w:spacing w:after="0" w:line="285" w:lineRule="atLeast"/>
+        <w:rPr>
+          <w:rFonts w:ascii="Consolas" w:eastAsia="Times New Roman" w:hAnsi="Consolas" w:cs="Times New Roman"/>
+          <w:color w:val="CCCCCC"/>
+          <w:sz w:val="21"/>
+          <w:szCs w:val="21"/>
+        </w:rPr>
+      </w:pPr>
+      <w:r>
+        <w:rPr>
+          <w:rFonts w:ascii="Consolas" w:eastAsia="Times New Roman" w:hAnsi="Consolas" w:cs="Times New Roman"/>
+          <w:color w:val="CCCCCC"/>
+          <w:sz w:val="21"/>
+          <w:szCs w:val="21"/>
+        </w:rPr>
+        <w:t>}</w:t>
+      </w:r>
+    </w:p>
+    <w:p>
+      <w:pPr>
+        <w:shd w:val="clear" w:color="auto" w:fill="1F1F1F"/>
+        <w:spacing w:after="0" w:line="285" w:lineRule="atLeast"/>
+        <w:rPr>
+          <w:rFonts w:ascii="Consolas" w:eastAsia="Times New Roman" w:hAnsi="Consolas" w:cs="Times New Roman"/>
+          <w:color w:val="CCCCCC"/>
+          <w:sz w:val="21"/>
+          <w:szCs w:val="21"/>
+        </w:rPr>
+      </w:pPr>
+    </w:p>
+    <w:p/>
+    <w:p/>
+    <w:p/>
+    <w:p>
+      <w:pPr>
+        <w:pStyle w:val="Heading1"/>
+      </w:pPr>
+      <w:r>
+        <w:t>Problem 2</w:t>
+      </w:r>
+    </w:p>
+    <w:p>
+      <w:pPr>
+        <w:rPr>
+          <w:sz w:val="28"/>
+        </w:rPr>
+      </w:pPr>
+      <w:r>
+        <w:rPr>
+          <w:sz w:val="28"/>
+        </w:rPr>
+        <w:t>Write a C program for developing a lexical analyzer (LA) that will eliminate white spaces form a source program in C and collect numbers as token and then also display the token value as attribute</w:t>
+      </w:r>
+    </w:p>
+    <w:p/>
+    <w:p>
+      <w:proofErr w:type="gramStart"/>
+      <w:r>
+        <w:t>Input(</w:t>
+      </w:r>
+      <w:proofErr w:type="gramEnd"/>
+      <w:r>
+        <w:t>lex.cpp )</w:t>
+      </w:r>
+    </w:p>
+    <w:p>
+      <w:pPr>
+        <w:ind w:left="2160"/>
+      </w:pPr>
+      <w:proofErr w:type="spellStart"/>
+      <w:proofErr w:type="gramStart"/>
+      <w:r>
+        <w:t>int</w:t>
+      </w:r>
+      <w:proofErr w:type="spellEnd"/>
+      <w:proofErr w:type="gramEnd"/>
+      <w:r>
+        <w:t xml:space="preserve"> a = 120;</w:t>
+      </w:r>
+    </w:p>
+    <w:p>
+      <w:pPr>
+        <w:ind w:left="2160"/>
+      </w:pPr>
+      <w:proofErr w:type="gramStart"/>
+      <w:r>
+        <w:t>float</w:t>
+      </w:r>
+      <w:proofErr w:type="gramEnd"/>
+      <w:r>
+        <w:t xml:space="preserve"> b = 45;</w:t>
+      </w:r>
+    </w:p>
+    <w:p>
+      <w:pPr>
+        <w:ind w:left="2160"/>
+      </w:pPr>
+      <w:proofErr w:type="spellStart"/>
+      <w:proofErr w:type="gramStart"/>
+      <w:r>
+        <w:t>int</w:t>
+      </w:r>
+      <w:proofErr w:type="spellEnd"/>
+      <w:proofErr w:type="gramEnd"/>
+      <w:r>
+        <w:t xml:space="preserve"> c = 9000;</w:t>
+      </w:r>
+    </w:p>
+    <w:p>
+      <w:r>
+        <w:t>Output</w:t>
+      </w:r>
+    </w:p>
+    <w:p>
+      <w:pPr>
+        <w:ind w:left="1440"/>
+        <w:rPr>
+          <w:sz w:val="18"/>
+        </w:rPr>
+      </w:pPr>
+      <w:r>
+        <w:rPr>
+          <w:sz w:val="18"/>
+        </w:rPr>
+        <w:t>Sour</w:t>
+      </w:r>
+      <w:r>
+        <w:rPr>
+          <w:sz w:val="18"/>
+        </w:rPr>
+        <w:t xml:space="preserve">ce Program </w:t>
+      </w:r>
+      <w:proofErr w:type="gramStart"/>
+      <w:r>
+        <w:rPr>
+          <w:sz w:val="18"/>
+        </w:rPr>
+        <w:t>Without</w:t>
+      </w:r>
+      <w:proofErr w:type="gramEnd"/>
+      <w:r>
+        <w:rPr>
+          <w:sz w:val="18"/>
+        </w:rPr>
+        <w:t xml:space="preserve"> White Space:</w:t>
+      </w:r>
+    </w:p>
+    <w:p>
+      <w:pPr>
+        <w:ind w:left="1440"/>
+        <w:rPr>
+          <w:sz w:val="18"/>
+        </w:rPr>
+      </w:pPr>
+      <w:proofErr w:type="spellStart"/>
+      <w:proofErr w:type="gramStart"/>
+      <w:r>
+        <w:rPr>
+          <w:sz w:val="18"/>
+        </w:rPr>
+        <w:t>inta</w:t>
+      </w:r>
+      <w:proofErr w:type="spellEnd"/>
+      <w:r>
+        <w:rPr>
+          <w:sz w:val="18"/>
+        </w:rPr>
+        <w:t>=</w:t>
+      </w:r>
+      <w:proofErr w:type="gramEnd"/>
+      <w:r>
+        <w:rPr>
+          <w:sz w:val="18"/>
+        </w:rPr>
+        <w:t>120;</w:t>
+      </w:r>
+    </w:p>
+    <w:p>
+      <w:pPr>
+        <w:ind w:left="1440"/>
+        <w:rPr>
+          <w:sz w:val="18"/>
+        </w:rPr>
+      </w:pPr>
+      <w:proofErr w:type="spellStart"/>
+      <w:proofErr w:type="gramStart"/>
+      <w:r>
+        <w:rPr>
+          <w:sz w:val="18"/>
+        </w:rPr>
+        <w:t>floatb</w:t>
+      </w:r>
+      <w:proofErr w:type="spellEnd"/>
+      <w:r>
+        <w:rPr>
+          <w:sz w:val="18"/>
+        </w:rPr>
+        <w:t>=</w:t>
+      </w:r>
+      <w:proofErr w:type="gramEnd"/>
+      <w:r>
+        <w:rPr>
+          <w:sz w:val="18"/>
+        </w:rPr>
+        <w:t>45;</w:t>
+      </w:r>
+    </w:p>
+    <w:p>
+      <w:pPr>
+        <w:ind w:left="1440"/>
+        <w:rPr>
+          <w:sz w:val="18"/>
+        </w:rPr>
+      </w:pPr>
+      <w:proofErr w:type="spellStart"/>
+      <w:proofErr w:type="gramStart"/>
+      <w:r>
+        <w:rPr>
+          <w:sz w:val="18"/>
+        </w:rPr>
+        <w:t>intc</w:t>
+      </w:r>
+      <w:proofErr w:type="spellEnd"/>
+      <w:r>
+        <w:rPr>
+          <w:sz w:val="18"/>
+        </w:rPr>
+        <w:t>=</w:t>
+      </w:r>
+      <w:proofErr w:type="gramEnd"/>
+      <w:r>
+        <w:rPr>
+          <w:sz w:val="18"/>
+        </w:rPr>
+        <w:t>9000;</w:t>
+      </w:r>
+    </w:p>
+    <w:p>
+      <w:pPr>
+        <w:ind w:left="1440"/>
+        <w:rPr>
+          <w:sz w:val="18"/>
+        </w:rPr>
+      </w:pPr>
+      <w:r>
+        <w:rPr>
+          <w:sz w:val="18"/>
+        </w:rPr>
+        <w:t>Token        Attribute Value</w:t>
+      </w:r>
+    </w:p>
+    <w:p>
+      <w:pPr>
+        <w:ind w:left="1440"/>
+        <w:rPr>
+          <w:sz w:val="18"/>
+        </w:rPr>
+      </w:pPr>
+      <w:r>
+        <w:rPr>
+          <w:sz w:val="18"/>
+        </w:rPr>
+        <w:t>----------------------------</w:t>
+      </w:r>
+    </w:p>
+    <w:p>
+      <w:pPr>
+        <w:ind w:left="1440"/>
+        <w:rPr>
+          <w:sz w:val="18"/>
+        </w:rPr>
+      </w:pPr>
+      <w:r>
+        <w:rPr>
+          <w:sz w:val="18"/>
+        </w:rPr>
+        <w:t>NUM          120</w:t>
+      </w:r>
+    </w:p>
+    <w:p>
+      <w:pPr>
+        <w:ind w:left="1440"/>
+        <w:rPr>
+          <w:sz w:val="18"/>
+        </w:rPr>
+      </w:pPr>
+      <w:r>
+        <w:rPr>
+          <w:sz w:val="18"/>
+        </w:rPr>
+        <w:t>NUM          45</w:t>
+      </w:r>
+    </w:p>
+    <w:p>
+      <w:pPr>
+        <w:ind w:left="1440"/>
+        <w:rPr>
+          <w:sz w:val="18"/>
+        </w:rPr>
+      </w:pPr>
+      <w:r>
+        <w:rPr>
+          <w:sz w:val="18"/>
+        </w:rPr>
+        <w:t>NUM          9000</w:t>
+      </w:r>
+    </w:p>
+    <w:p>
+      <w:pPr>
+        <w:shd w:val="clear" w:color="auto" w:fill="1F1F1F"/>
+        <w:spacing w:after="0" w:line="285" w:lineRule="atLeast"/>
+        <w:rPr>
+          <w:rFonts w:ascii="Consolas" w:eastAsia="Times New Roman" w:hAnsi="Consolas" w:cs="Times New Roman"/>
+          <w:color w:val="CCCCCC"/>
+          <w:sz w:val="21"/>
+          <w:szCs w:val="21"/>
+        </w:rPr>
+      </w:pPr>
+      <w:r>
+        <w:rPr>
+          <w:rFonts w:ascii="Consolas" w:eastAsia="Times New Roman" w:hAnsi="Consolas" w:cs="Times New Roman"/>
+          <w:color w:val="C586C0"/>
+          <w:sz w:val="21"/>
+          <w:szCs w:val="21"/>
+        </w:rPr>
+        <w:lastRenderedPageBreak/>
+        <w:t>#include</w:t>
+      </w:r>
+      <w:r>
+        <w:rPr>
+          <w:rFonts w:ascii="Consolas" w:eastAsia="Times New Roman" w:hAnsi="Consolas" w:cs="Times New Roman"/>
+          <w:color w:val="CE9178"/>
+          <w:sz w:val="21"/>
+          <w:szCs w:val="21"/>
+        </w:rPr>
+        <w:t>&lt;bits/</w:t>
+      </w:r>
+      <w:proofErr w:type="spellStart"/>
+      <w:r>
+        <w:rPr>
+          <w:rFonts w:ascii="Consolas" w:eastAsia="Times New Roman" w:hAnsi="Consolas" w:cs="Times New Roman"/>
+          <w:color w:val="CE9178"/>
+          <w:sz w:val="21"/>
+          <w:szCs w:val="21"/>
+        </w:rPr>
+        <w:t>stdc</w:t>
+      </w:r>
+      <w:proofErr w:type="spellEnd"/>
+      <w:r>
+        <w:rPr>
+          <w:rFonts w:ascii="Consolas" w:eastAsia="Times New Roman" w:hAnsi="Consolas" w:cs="Times New Roman"/>
+          <w:color w:val="CE9178"/>
+          <w:sz w:val="21"/>
+          <w:szCs w:val="21"/>
+        </w:rPr>
+        <w:t>++.h&gt;</w:t>
+      </w:r>
+    </w:p>
+    <w:p>
+      <w:pPr>
+        <w:shd w:val="clear" w:color="auto" w:fill="1F1F1F"/>
+        <w:spacing w:after="0" w:line="285" w:lineRule="atLeast"/>
+        <w:rPr>
+          <w:rFonts w:ascii="Consolas" w:eastAsia="Times New Roman" w:hAnsi="Consolas" w:cs="Times New Roman"/>
+          <w:color w:val="CCCCCC"/>
+          <w:sz w:val="21"/>
+          <w:szCs w:val="21"/>
+        </w:rPr>
+      </w:pPr>
+      <w:proofErr w:type="gramStart"/>
+      <w:r>
+        <w:rPr>
+          <w:rFonts w:ascii="Consolas" w:eastAsia="Times New Roman" w:hAnsi="Consolas" w:cs="Times New Roman"/>
+          <w:color w:val="C586C0"/>
+          <w:sz w:val="21"/>
+          <w:szCs w:val="21"/>
+        </w:rPr>
+        <w:t>using</w:t>
+      </w:r>
+      <w:proofErr w:type="gramEnd"/>
+      <w:r>
+        <w:rPr>
+          <w:rFonts w:ascii="Consolas" w:eastAsia="Times New Roman" w:hAnsi="Consolas" w:cs="Times New Roman"/>
+          <w:color w:val="CCCCCC"/>
+          <w:sz w:val="21"/>
+          <w:szCs w:val="21"/>
+        </w:rPr>
+        <w:t xml:space="preserve"> </w:t>
+      </w:r>
+      <w:r>
+        <w:rPr>
+          <w:rFonts w:ascii="Consolas" w:eastAsia="Times New Roman" w:hAnsi="Consolas" w:cs="Times New Roman"/>
+          <w:color w:val="569CD6"/>
+          <w:sz w:val="21"/>
+          <w:szCs w:val="21"/>
+        </w:rPr>
+        <w:t>namespace</w:t>
+      </w:r>
+      <w:r>
+        <w:rPr>
+          <w:rFonts w:ascii="Consolas" w:eastAsia="Times New Roman" w:hAnsi="Consolas" w:cs="Times New Roman"/>
+          <w:color w:val="CCCCCC"/>
+          <w:sz w:val="21"/>
+          <w:szCs w:val="21"/>
+        </w:rPr>
+        <w:t xml:space="preserve"> </w:t>
+      </w:r>
+      <w:proofErr w:type="spellStart"/>
+      <w:r>
+        <w:rPr>
+          <w:rFonts w:ascii="Consolas" w:eastAsia="Times New Roman" w:hAnsi="Consolas" w:cs="Times New Roman"/>
+          <w:color w:val="4EC9B0"/>
+          <w:sz w:val="21"/>
+          <w:szCs w:val="21"/>
+        </w:rPr>
+        <w:t>std</w:t>
+      </w:r>
+      <w:proofErr w:type="spellEnd"/>
+      <w:r>
+        <w:rPr>
+          <w:rFonts w:ascii="Consolas" w:eastAsia="Times New Roman" w:hAnsi="Consolas" w:cs="Times New Roman"/>
+          <w:color w:val="CCCCCC"/>
+          <w:sz w:val="21"/>
+          <w:szCs w:val="21"/>
+        </w:rPr>
+        <w:t>;</w:t>
+      </w:r>
+    </w:p>
+    <w:p>
+      <w:pPr>
+        <w:shd w:val="clear" w:color="auto" w:fill="1F1F1F"/>
+        <w:spacing w:after="0" w:line="285" w:lineRule="atLeast"/>
+        <w:rPr>
+          <w:rFonts w:ascii="Consolas" w:eastAsia="Times New Roman" w:hAnsi="Consolas" w:cs="Times New Roman"/>
+          <w:color w:val="CCCCCC"/>
+          <w:sz w:val="21"/>
+          <w:szCs w:val="21"/>
+        </w:rPr>
+      </w:pPr>
+      <w:proofErr w:type="spellStart"/>
+      <w:proofErr w:type="gramStart"/>
+      <w:r>
+        <w:rPr>
+          <w:rFonts w:ascii="Consolas" w:eastAsia="Times New Roman" w:hAnsi="Consolas" w:cs="Times New Roman"/>
+          <w:color w:val="569CD6"/>
+          <w:sz w:val="21"/>
+          <w:szCs w:val="21"/>
+        </w:rPr>
+        <w:t>int</w:t>
+      </w:r>
+      <w:proofErr w:type="spellEnd"/>
+      <w:proofErr w:type="gramEnd"/>
+      <w:r>
+        <w:rPr>
+          <w:rFonts w:ascii="Consolas" w:eastAsia="Times New Roman" w:hAnsi="Consolas" w:cs="Times New Roman"/>
+          <w:color w:val="CCCCCC"/>
+          <w:sz w:val="21"/>
+          <w:szCs w:val="21"/>
+        </w:rPr>
+        <w:t xml:space="preserve"> </w:t>
+      </w:r>
+      <w:r>
+        <w:rPr>
+          <w:rFonts w:ascii="Consolas" w:eastAsia="Times New Roman" w:hAnsi="Consolas" w:cs="Times New Roman"/>
+          <w:color w:val="DCDCAA"/>
+          <w:sz w:val="21"/>
+          <w:szCs w:val="21"/>
+        </w:rPr>
+        <w:t>main</w:t>
+      </w:r>
+      <w:r>
+        <w:rPr>
+          <w:rFonts w:ascii="Consolas" w:eastAsia="Times New Roman" w:hAnsi="Consolas" w:cs="Times New Roman"/>
+          <w:color w:val="CCCCCC"/>
+          <w:sz w:val="21"/>
+          <w:szCs w:val="21"/>
+        </w:rPr>
+        <w:t>(){</w:t>
+      </w:r>
+    </w:p>
+    <w:p>
+      <w:pPr>
+        <w:shd w:val="clear" w:color="auto" w:fill="1F1F1F"/>
+        <w:spacing w:after="0" w:line="285" w:lineRule="atLeast"/>
+        <w:rPr>
+          <w:rFonts w:ascii="Consolas" w:eastAsia="Times New Roman" w:hAnsi="Consolas" w:cs="Times New Roman"/>
+          <w:color w:val="CCCCCC"/>
+          <w:sz w:val="21"/>
+          <w:szCs w:val="21"/>
+        </w:rPr>
+      </w:pPr>
+      <w:r>
+        <w:rPr>
+          <w:rFonts w:ascii="Consolas" w:eastAsia="Times New Roman" w:hAnsi="Consolas" w:cs="Times New Roman"/>
+          <w:color w:val="CCCCCC"/>
+          <w:sz w:val="21"/>
+          <w:szCs w:val="21"/>
+        </w:rPr>
+        <w:t xml:space="preserve">    </w:t>
+      </w:r>
+      <w:proofErr w:type="spellStart"/>
+      <w:proofErr w:type="gramStart"/>
+      <w:r>
+        <w:rPr>
+          <w:rFonts w:ascii="Consolas" w:eastAsia="Times New Roman" w:hAnsi="Consolas" w:cs="Times New Roman"/>
+          <w:color w:val="4EC9B0"/>
+          <w:sz w:val="21"/>
+          <w:szCs w:val="21"/>
+        </w:rPr>
+        <w:t>ifstream</w:t>
+      </w:r>
+      <w:proofErr w:type="spellEnd"/>
+      <w:proofErr w:type="gramEnd"/>
+      <w:r>
+        <w:rPr>
+          <w:rFonts w:ascii="Consolas" w:eastAsia="Times New Roman" w:hAnsi="Consolas" w:cs="Times New Roman"/>
+          <w:color w:val="CCCCCC"/>
+          <w:sz w:val="21"/>
+          <w:szCs w:val="21"/>
+        </w:rPr>
+        <w:t xml:space="preserve"> </w:t>
+      </w:r>
+      <w:r>
+        <w:rPr>
+          <w:rFonts w:ascii="Consolas" w:eastAsia="Times New Roman" w:hAnsi="Consolas" w:cs="Times New Roman"/>
+          <w:color w:val="9CDCFE"/>
+          <w:sz w:val="21"/>
+          <w:szCs w:val="21"/>
+        </w:rPr>
+        <w:t>file</w:t>
+      </w:r>
+      <w:r>
+        <w:rPr>
+          <w:rFonts w:ascii="Consolas" w:eastAsia="Times New Roman" w:hAnsi="Consolas" w:cs="Times New Roman"/>
+          <w:color w:val="CCCCCC"/>
+          <w:sz w:val="21"/>
+          <w:szCs w:val="21"/>
+        </w:rPr>
+        <w:t>(</w:t>
+      </w:r>
+      <w:r>
+        <w:rPr>
+          <w:rFonts w:ascii="Consolas" w:eastAsia="Times New Roman" w:hAnsi="Consolas" w:cs="Times New Roman"/>
+          <w:color w:val="CE9178"/>
+          <w:sz w:val="21"/>
+          <w:szCs w:val="21"/>
+        </w:rPr>
+        <w:t>"lex.cpp"</w:t>
+      </w:r>
+      <w:r>
+        <w:rPr>
+          <w:rFonts w:ascii="Consolas" w:eastAsia="Times New Roman" w:hAnsi="Consolas" w:cs="Times New Roman"/>
+          <w:color w:val="CCCCCC"/>
+          <w:sz w:val="21"/>
+          <w:szCs w:val="21"/>
+        </w:rPr>
+        <w:t>);</w:t>
+      </w:r>
+    </w:p>
+    <w:p>
+      <w:pPr>
+        <w:shd w:val="clear" w:color="auto" w:fill="1F1F1F"/>
+        <w:spacing w:after="0" w:line="285" w:lineRule="atLeast"/>
+        <w:rPr>
+          <w:rFonts w:ascii="Consolas" w:eastAsia="Times New Roman" w:hAnsi="Consolas" w:cs="Times New Roman"/>
+          <w:color w:val="CCCCCC"/>
+          <w:sz w:val="21"/>
+          <w:szCs w:val="21"/>
+        </w:rPr>
+      </w:pPr>
+    </w:p>
+    <w:p>
+      <w:pPr>
+        <w:shd w:val="clear" w:color="auto" w:fill="1F1F1F"/>
+        <w:spacing w:after="0" w:line="285" w:lineRule="atLeast"/>
+        <w:rPr>
+          <w:rFonts w:ascii="Consolas" w:eastAsia="Times New Roman" w:hAnsi="Consolas" w:cs="Times New Roman"/>
+          <w:color w:val="CCCCCC"/>
+          <w:sz w:val="21"/>
+          <w:szCs w:val="21"/>
+        </w:rPr>
+      </w:pPr>
+      <w:r>
+        <w:rPr>
+          <w:rFonts w:ascii="Consolas" w:eastAsia="Times New Roman" w:hAnsi="Consolas" w:cs="Times New Roman"/>
+          <w:color w:val="CCCCCC"/>
+          <w:sz w:val="21"/>
+          <w:szCs w:val="21"/>
+        </w:rPr>
+        <w:t xml:space="preserve">    </w:t>
+      </w:r>
+      <w:proofErr w:type="gramStart"/>
+      <w:r>
+        <w:rPr>
+          <w:rFonts w:ascii="Consolas" w:eastAsia="Times New Roman" w:hAnsi="Consolas" w:cs="Times New Roman"/>
+          <w:color w:val="C586C0"/>
+          <w:sz w:val="21"/>
+          <w:szCs w:val="21"/>
+        </w:rPr>
+        <w:t>if</w:t>
+      </w:r>
+      <w:r>
+        <w:rPr>
+          <w:rFonts w:ascii="Consolas" w:eastAsia="Times New Roman" w:hAnsi="Consolas" w:cs="Times New Roman"/>
+          <w:color w:val="CCCCCC"/>
+          <w:sz w:val="21"/>
+          <w:szCs w:val="21"/>
+        </w:rPr>
+        <w:t>(</w:t>
+      </w:r>
+      <w:proofErr w:type="gramEnd"/>
+      <w:r>
+        <w:rPr>
+          <w:rFonts w:ascii="Consolas" w:eastAsia="Times New Roman" w:hAnsi="Consolas" w:cs="Times New Roman"/>
+          <w:color w:val="D4D4D4"/>
+          <w:sz w:val="21"/>
+          <w:szCs w:val="21"/>
+        </w:rPr>
+        <w:t>!</w:t>
+      </w:r>
+      <w:proofErr w:type="spellStart"/>
+      <w:r>
+        <w:rPr>
+          <w:rFonts w:ascii="Consolas" w:eastAsia="Times New Roman" w:hAnsi="Consolas" w:cs="Times New Roman"/>
+          <w:color w:val="9CDCFE"/>
+          <w:sz w:val="21"/>
+          <w:szCs w:val="21"/>
+        </w:rPr>
+        <w:t>file</w:t>
+      </w:r>
+      <w:r>
+        <w:rPr>
+          <w:rFonts w:ascii="Consolas" w:eastAsia="Times New Roman" w:hAnsi="Consolas" w:cs="Times New Roman"/>
+          <w:color w:val="CCCCCC"/>
+          <w:sz w:val="21"/>
+          <w:szCs w:val="21"/>
+        </w:rPr>
+        <w:t>.</w:t>
+      </w:r>
+      <w:r>
+        <w:rPr>
+          <w:rFonts w:ascii="Consolas" w:eastAsia="Times New Roman" w:hAnsi="Consolas" w:cs="Times New Roman"/>
+          <w:color w:val="DCDCAA"/>
+          <w:sz w:val="21"/>
+          <w:szCs w:val="21"/>
+        </w:rPr>
+        <w:t>is_open</w:t>
+      </w:r>
+      <w:proofErr w:type="spellEnd"/>
+      <w:r>
+        <w:rPr>
+          <w:rFonts w:ascii="Consolas" w:eastAsia="Times New Roman" w:hAnsi="Consolas" w:cs="Times New Roman"/>
+          <w:color w:val="CCCCCC"/>
+          <w:sz w:val="21"/>
+          <w:szCs w:val="21"/>
+        </w:rPr>
+        <w:t>()){</w:t>
+      </w:r>
+    </w:p>
+    <w:p>
+      <w:pPr>
+        <w:shd w:val="clear" w:color="auto" w:fill="1F1F1F"/>
+        <w:spacing w:after="0" w:line="285" w:lineRule="atLeast"/>
+        <w:rPr>
+          <w:rFonts w:ascii="Consolas" w:eastAsia="Times New Roman" w:hAnsi="Consolas" w:cs="Times New Roman"/>
+          <w:color w:val="CCCCCC"/>
+          <w:sz w:val="21"/>
+          <w:szCs w:val="21"/>
+        </w:rPr>
+      </w:pPr>
+      <w:r>
+        <w:rPr>
+          <w:rFonts w:ascii="Consolas" w:eastAsia="Times New Roman" w:hAnsi="Consolas" w:cs="Times New Roman"/>
+          <w:color w:val="CCCCCC"/>
+          <w:sz w:val="21"/>
+          <w:szCs w:val="21"/>
+        </w:rPr>
+        <w:t xml:space="preserve">        </w:t>
+      </w:r>
+      <w:proofErr w:type="spellStart"/>
+      <w:proofErr w:type="gramStart"/>
+      <w:r>
+        <w:rPr>
+          <w:rFonts w:ascii="Consolas" w:eastAsia="Times New Roman" w:hAnsi="Consolas" w:cs="Times New Roman"/>
+          <w:color w:val="9CDCFE"/>
+          <w:sz w:val="21"/>
+          <w:szCs w:val="21"/>
+        </w:rPr>
+        <w:t>cout</w:t>
+      </w:r>
+      <w:proofErr w:type="spellEnd"/>
+      <w:proofErr w:type="gramEnd"/>
+      <w:r>
+        <w:rPr>
+          <w:rFonts w:ascii="Consolas" w:eastAsia="Times New Roman" w:hAnsi="Consolas" w:cs="Times New Roman"/>
+          <w:color w:val="DCDCAA"/>
+          <w:sz w:val="21"/>
+          <w:szCs w:val="21"/>
+        </w:rPr>
+        <w:t>&lt;&lt;</w:t>
+      </w:r>
+      <w:r>
+        <w:rPr>
+          <w:rFonts w:ascii="Consolas" w:eastAsia="Times New Roman" w:hAnsi="Consolas" w:cs="Times New Roman"/>
+          <w:color w:val="CE9178"/>
+          <w:sz w:val="21"/>
+          <w:szCs w:val="21"/>
+        </w:rPr>
+        <w:t>"File not found"</w:t>
+      </w:r>
+      <w:r>
+        <w:rPr>
+          <w:rFonts w:ascii="Consolas" w:eastAsia="Times New Roman" w:hAnsi="Consolas" w:cs="Times New Roman"/>
+          <w:color w:val="DCDCAA"/>
+          <w:sz w:val="21"/>
+          <w:szCs w:val="21"/>
+        </w:rPr>
+        <w:t>&lt;&lt;</w:t>
+      </w:r>
+      <w:proofErr w:type="spellStart"/>
+      <w:r>
+        <w:rPr>
+          <w:rFonts w:ascii="Consolas" w:eastAsia="Times New Roman" w:hAnsi="Consolas" w:cs="Times New Roman"/>
+          <w:color w:val="DCDCAA"/>
+          <w:sz w:val="21"/>
+          <w:szCs w:val="21"/>
+        </w:rPr>
+        <w:t>endl</w:t>
+      </w:r>
+      <w:proofErr w:type="spellEnd"/>
+      <w:r>
+        <w:rPr>
+          <w:rFonts w:ascii="Consolas" w:eastAsia="Times New Roman" w:hAnsi="Consolas" w:cs="Times New Roman"/>
+          <w:color w:val="CCCCCC"/>
+          <w:sz w:val="21"/>
+          <w:szCs w:val="21"/>
+        </w:rPr>
+        <w:t>;</w:t>
+      </w:r>
+    </w:p>
+    <w:p>
+      <w:pPr>
+        <w:shd w:val="clear" w:color="auto" w:fill="1F1F1F"/>
+        <w:spacing w:after="0" w:line="285" w:lineRule="atLeast"/>
+        <w:rPr>
+          <w:rFonts w:ascii="Consolas" w:eastAsia="Times New Roman" w:hAnsi="Consolas" w:cs="Times New Roman"/>
+          <w:color w:val="CCCCCC"/>
+          <w:sz w:val="21"/>
+          <w:szCs w:val="21"/>
+        </w:rPr>
+      </w:pPr>
+      <w:r>
+        <w:rPr>
+          <w:rFonts w:ascii="Consolas" w:eastAsia="Times New Roman" w:hAnsi="Consolas" w:cs="Times New Roman"/>
+          <w:color w:val="CCCCCC"/>
+          <w:sz w:val="21"/>
+          <w:szCs w:val="21"/>
+        </w:rPr>
+        <w:t xml:space="preserve">        </w:t>
+      </w:r>
+      <w:proofErr w:type="gramStart"/>
+      <w:r>
+        <w:rPr>
+          <w:rFonts w:ascii="Consolas" w:eastAsia="Times New Roman" w:hAnsi="Consolas" w:cs="Times New Roman"/>
+          <w:color w:val="C586C0"/>
+          <w:sz w:val="21"/>
+          <w:szCs w:val="21"/>
+        </w:rPr>
+        <w:t>return</w:t>
+      </w:r>
+      <w:proofErr w:type="gramEnd"/>
+      <w:r>
+        <w:rPr>
+          <w:rFonts w:ascii="Consolas" w:eastAsia="Times New Roman" w:hAnsi="Consolas" w:cs="Times New Roman"/>
+          <w:color w:val="CCCCCC"/>
+          <w:sz w:val="21"/>
+          <w:szCs w:val="21"/>
+        </w:rPr>
+        <w:t xml:space="preserve"> </w:t>
+      </w:r>
+      <w:r>
+        <w:rPr>
+          <w:rFonts w:ascii="Consolas" w:eastAsia="Times New Roman" w:hAnsi="Consolas" w:cs="Times New Roman"/>
+          <w:color w:val="B5CEA8"/>
+          <w:sz w:val="21"/>
+          <w:szCs w:val="21"/>
+        </w:rPr>
+        <w:t>0</w:t>
+      </w:r>
+      <w:r>
+        <w:rPr>
+          <w:rFonts w:ascii="Consolas" w:eastAsia="Times New Roman" w:hAnsi="Consolas" w:cs="Times New Roman"/>
+          <w:color w:val="CCCCCC"/>
+          <w:sz w:val="21"/>
+          <w:szCs w:val="21"/>
+        </w:rPr>
+        <w:t>;</w:t>
+      </w:r>
+    </w:p>
+    <w:p>
+      <w:pPr>
+        <w:shd w:val="clear" w:color="auto" w:fill="1F1F1F"/>
+        <w:spacing w:after="0" w:line="285" w:lineRule="atLeast"/>
+        <w:rPr>
+          <w:rFonts w:ascii="Consolas" w:eastAsia="Times New Roman" w:hAnsi="Consolas" w:cs="Times New Roman"/>
+          <w:color w:val="CCCCCC"/>
+          <w:sz w:val="21"/>
+          <w:szCs w:val="21"/>
+        </w:rPr>
+      </w:pPr>
+      <w:r>
+        <w:rPr>
+          <w:rFonts w:ascii="Consolas" w:eastAsia="Times New Roman" w:hAnsi="Consolas" w:cs="Times New Roman"/>
+          <w:color w:val="CCCCCC"/>
+          <w:sz w:val="21"/>
+          <w:szCs w:val="21"/>
+        </w:rPr>
+        <w:t>    }</w:t>
+      </w:r>
+    </w:p>
+    <w:p>
+      <w:pPr>
+        <w:shd w:val="clear" w:color="auto" w:fill="1F1F1F"/>
+        <w:spacing w:after="0" w:line="285" w:lineRule="atLeast"/>
+        <w:rPr>
+          <w:rFonts w:ascii="Consolas" w:eastAsia="Times New Roman" w:hAnsi="Consolas" w:cs="Times New Roman"/>
+          <w:color w:val="CCCCCC"/>
+          <w:sz w:val="21"/>
+          <w:szCs w:val="21"/>
+        </w:rPr>
+      </w:pPr>
+    </w:p>
+    <w:p>
+      <w:pPr>
+        <w:shd w:val="clear" w:color="auto" w:fill="1F1F1F"/>
+        <w:spacing w:after="0" w:line="285" w:lineRule="atLeast"/>
+        <w:rPr>
+          <w:rFonts w:ascii="Consolas" w:eastAsia="Times New Roman" w:hAnsi="Consolas" w:cs="Times New Roman"/>
+          <w:color w:val="CCCCCC"/>
+          <w:sz w:val="21"/>
+          <w:szCs w:val="21"/>
+        </w:rPr>
+      </w:pPr>
+      <w:r>
+        <w:rPr>
+          <w:rFonts w:ascii="Consolas" w:eastAsia="Times New Roman" w:hAnsi="Consolas" w:cs="Times New Roman"/>
+          <w:color w:val="CCCCCC"/>
+          <w:sz w:val="21"/>
+          <w:szCs w:val="21"/>
+        </w:rPr>
+        <w:t xml:space="preserve">    </w:t>
+      </w:r>
+      <w:proofErr w:type="gramStart"/>
+      <w:r>
+        <w:rPr>
+          <w:rFonts w:ascii="Consolas" w:eastAsia="Times New Roman" w:hAnsi="Consolas" w:cs="Times New Roman"/>
+          <w:color w:val="569CD6"/>
+          <w:sz w:val="21"/>
+          <w:szCs w:val="21"/>
+        </w:rPr>
+        <w:t>char</w:t>
+      </w:r>
+      <w:proofErr w:type="gramEnd"/>
+      <w:r>
+        <w:rPr>
+          <w:rFonts w:ascii="Consolas" w:eastAsia="Times New Roman" w:hAnsi="Consolas" w:cs="Times New Roman"/>
+          <w:color w:val="CCCCCC"/>
+          <w:sz w:val="21"/>
+          <w:szCs w:val="21"/>
+        </w:rPr>
+        <w:t xml:space="preserve"> </w:t>
+      </w:r>
+      <w:proofErr w:type="spellStart"/>
+      <w:r>
+        <w:rPr>
+          <w:rFonts w:ascii="Consolas" w:eastAsia="Times New Roman" w:hAnsi="Consolas" w:cs="Times New Roman"/>
+          <w:color w:val="9CDCFE"/>
+          <w:sz w:val="21"/>
+          <w:szCs w:val="21"/>
+        </w:rPr>
+        <w:t>ch</w:t>
+      </w:r>
+      <w:proofErr w:type="spellEnd"/>
+      <w:r>
+        <w:rPr>
+          <w:rFonts w:ascii="Consolas" w:eastAsia="Times New Roman" w:hAnsi="Consolas" w:cs="Times New Roman"/>
+          <w:color w:val="CCCCCC"/>
+          <w:sz w:val="21"/>
+          <w:szCs w:val="21"/>
+        </w:rPr>
+        <w:t>;</w:t>
+      </w:r>
+    </w:p>
+    <w:p>
+      <w:pPr>
+        <w:shd w:val="clear" w:color="auto" w:fill="1F1F1F"/>
+        <w:spacing w:after="0" w:line="285" w:lineRule="atLeast"/>
+        <w:rPr>
+          <w:rFonts w:ascii="Consolas" w:eastAsia="Times New Roman" w:hAnsi="Consolas" w:cs="Times New Roman"/>
+          <w:color w:val="CCCCCC"/>
+          <w:sz w:val="21"/>
+          <w:szCs w:val="21"/>
+        </w:rPr>
+      </w:pPr>
+    </w:p>
+    <w:p>
+      <w:pPr>
+        <w:shd w:val="clear" w:color="auto" w:fill="1F1F1F"/>
+        <w:spacing w:after="0" w:line="285" w:lineRule="atLeast"/>
+        <w:rPr>
+          <w:rFonts w:ascii="Consolas" w:eastAsia="Times New Roman" w:hAnsi="Consolas" w:cs="Times New Roman"/>
+          <w:color w:val="CCCCCC"/>
+          <w:sz w:val="21"/>
+          <w:szCs w:val="21"/>
+        </w:rPr>
+      </w:pPr>
+      <w:r>
+        <w:rPr>
+          <w:rFonts w:ascii="Consolas" w:eastAsia="Times New Roman" w:hAnsi="Consolas" w:cs="Times New Roman"/>
+          <w:color w:val="CCCCCC"/>
+          <w:sz w:val="21"/>
+          <w:szCs w:val="21"/>
+        </w:rPr>
+        <w:t xml:space="preserve">    </w:t>
+      </w:r>
+      <w:proofErr w:type="gramStart"/>
+      <w:r>
+        <w:rPr>
+          <w:rFonts w:ascii="Consolas" w:eastAsia="Times New Roman" w:hAnsi="Consolas" w:cs="Times New Roman"/>
+          <w:color w:val="C586C0"/>
+          <w:sz w:val="21"/>
+          <w:szCs w:val="21"/>
+        </w:rPr>
+        <w:t>while</w:t>
+      </w:r>
+      <w:r>
+        <w:rPr>
+          <w:rFonts w:ascii="Consolas" w:eastAsia="Times New Roman" w:hAnsi="Consolas" w:cs="Times New Roman"/>
+          <w:color w:val="CCCCCC"/>
+          <w:sz w:val="21"/>
+          <w:szCs w:val="21"/>
+        </w:rPr>
+        <w:t>(</w:t>
+      </w:r>
+      <w:proofErr w:type="spellStart"/>
+      <w:proofErr w:type="gramEnd"/>
+      <w:r>
+        <w:rPr>
+          <w:rFonts w:ascii="Consolas" w:eastAsia="Times New Roman" w:hAnsi="Consolas" w:cs="Times New Roman"/>
+          <w:color w:val="9CDCFE"/>
+          <w:sz w:val="21"/>
+          <w:szCs w:val="21"/>
+        </w:rPr>
+        <w:t>file</w:t>
+      </w:r>
+      <w:r>
+        <w:rPr>
+          <w:rFonts w:ascii="Consolas" w:eastAsia="Times New Roman" w:hAnsi="Consolas" w:cs="Times New Roman"/>
+          <w:color w:val="CCCCCC"/>
+          <w:sz w:val="21"/>
+          <w:szCs w:val="21"/>
+        </w:rPr>
+        <w:t>.</w:t>
+      </w:r>
+      <w:r>
+        <w:rPr>
+          <w:rFonts w:ascii="Consolas" w:eastAsia="Times New Roman" w:hAnsi="Consolas" w:cs="Times New Roman"/>
+          <w:color w:val="DCDCAA"/>
+          <w:sz w:val="21"/>
+          <w:szCs w:val="21"/>
+        </w:rPr>
+        <w:t>get</w:t>
+      </w:r>
+      <w:proofErr w:type="spellEnd"/>
+      <w:r>
+        <w:rPr>
+          <w:rFonts w:ascii="Consolas" w:eastAsia="Times New Roman" w:hAnsi="Consolas" w:cs="Times New Roman"/>
+          <w:color w:val="CCCCCC"/>
+          <w:sz w:val="21"/>
+          <w:szCs w:val="21"/>
+        </w:rPr>
+        <w:t>(</w:t>
+      </w:r>
+      <w:proofErr w:type="spellStart"/>
+      <w:r>
+        <w:rPr>
+          <w:rFonts w:ascii="Consolas" w:eastAsia="Times New Roman" w:hAnsi="Consolas" w:cs="Times New Roman"/>
+          <w:color w:val="9CDCFE"/>
+          <w:sz w:val="21"/>
+          <w:szCs w:val="21"/>
+        </w:rPr>
+        <w:t>ch</w:t>
+      </w:r>
+      <w:proofErr w:type="spellEnd"/>
+      <w:r>
+        <w:rPr>
+          <w:rFonts w:ascii="Consolas" w:eastAsia="Times New Roman" w:hAnsi="Consolas" w:cs="Times New Roman"/>
+          <w:color w:val="CCCCCC"/>
+          <w:sz w:val="21"/>
+          <w:szCs w:val="21"/>
+        </w:rPr>
+        <w:t>)){</w:t>
+      </w:r>
+    </w:p>
+    <w:p>
+      <w:pPr>
+        <w:shd w:val="clear" w:color="auto" w:fill="1F1F1F"/>
+        <w:spacing w:after="0" w:line="285" w:lineRule="atLeast"/>
+        <w:rPr>
+          <w:rFonts w:ascii="Consolas" w:eastAsia="Times New Roman" w:hAnsi="Consolas" w:cs="Times New Roman"/>
+          <w:color w:val="CCCCCC"/>
+          <w:sz w:val="21"/>
+          <w:szCs w:val="21"/>
+        </w:rPr>
+      </w:pPr>
+      <w:r>
+        <w:rPr>
+          <w:rFonts w:ascii="Consolas" w:eastAsia="Times New Roman" w:hAnsi="Consolas" w:cs="Times New Roman"/>
+          <w:color w:val="CCCCCC"/>
+          <w:sz w:val="21"/>
+          <w:szCs w:val="21"/>
+        </w:rPr>
+        <w:t xml:space="preserve">        </w:t>
+      </w:r>
+      <w:proofErr w:type="gramStart"/>
+      <w:r>
+        <w:rPr>
+          <w:rFonts w:ascii="Consolas" w:eastAsia="Times New Roman" w:hAnsi="Consolas" w:cs="Times New Roman"/>
+          <w:color w:val="C586C0"/>
+          <w:sz w:val="21"/>
+          <w:szCs w:val="21"/>
+        </w:rPr>
+        <w:t>if</w:t>
+      </w:r>
+      <w:r>
+        <w:rPr>
+          <w:rFonts w:ascii="Consolas" w:eastAsia="Times New Roman" w:hAnsi="Consolas" w:cs="Times New Roman"/>
+          <w:color w:val="CCCCCC"/>
+          <w:sz w:val="21"/>
+          <w:szCs w:val="21"/>
+        </w:rPr>
+        <w:t>(</w:t>
+      </w:r>
+      <w:proofErr w:type="gramEnd"/>
+      <w:r>
+        <w:rPr>
+          <w:rFonts w:ascii="Consolas" w:eastAsia="Times New Roman" w:hAnsi="Consolas" w:cs="Times New Roman"/>
+          <w:color w:val="D4D4D4"/>
+          <w:sz w:val="21"/>
+          <w:szCs w:val="21"/>
+        </w:rPr>
+        <w:t>!</w:t>
+      </w:r>
+      <w:proofErr w:type="spellStart"/>
+      <w:r>
+        <w:rPr>
+          <w:rFonts w:ascii="Consolas" w:eastAsia="Times New Roman" w:hAnsi="Consolas" w:cs="Times New Roman"/>
+          <w:color w:val="DCDCAA"/>
+          <w:sz w:val="21"/>
+          <w:szCs w:val="21"/>
+        </w:rPr>
+        <w:t>isspace</w:t>
+      </w:r>
+      <w:proofErr w:type="spellEnd"/>
+      <w:r>
+        <w:rPr>
+          <w:rFonts w:ascii="Consolas" w:eastAsia="Times New Roman" w:hAnsi="Consolas" w:cs="Times New Roman"/>
+          <w:color w:val="CCCCCC"/>
+          <w:sz w:val="21"/>
+          <w:szCs w:val="21"/>
+        </w:rPr>
+        <w:t>(</w:t>
+      </w:r>
+      <w:proofErr w:type="spellStart"/>
+      <w:r>
+        <w:rPr>
+          <w:rFonts w:ascii="Consolas" w:eastAsia="Times New Roman" w:hAnsi="Consolas" w:cs="Times New Roman"/>
+          <w:color w:val="9CDCFE"/>
+          <w:sz w:val="21"/>
+          <w:szCs w:val="21"/>
+        </w:rPr>
+        <w:t>ch</w:t>
+      </w:r>
+      <w:proofErr w:type="spellEnd"/>
+      <w:r>
+        <w:rPr>
+          <w:rFonts w:ascii="Consolas" w:eastAsia="Times New Roman" w:hAnsi="Consolas" w:cs="Times New Roman"/>
+          <w:color w:val="CCCCCC"/>
+          <w:sz w:val="21"/>
+          <w:szCs w:val="21"/>
+        </w:rPr>
+        <w:t>)){</w:t>
+      </w:r>
+    </w:p>
+    <w:p>
+      <w:pPr>
+        <w:shd w:val="clear" w:color="auto" w:fill="1F1F1F"/>
+        <w:spacing w:after="0" w:line="285" w:lineRule="atLeast"/>
+        <w:rPr>
+          <w:rFonts w:ascii="Consolas" w:eastAsia="Times New Roman" w:hAnsi="Consolas" w:cs="Times New Roman"/>
+          <w:color w:val="CCCCCC"/>
+          <w:sz w:val="21"/>
+          <w:szCs w:val="21"/>
+        </w:rPr>
+      </w:pPr>
+      <w:r>
+        <w:rPr>
+          <w:rFonts w:ascii="Consolas" w:eastAsia="Times New Roman" w:hAnsi="Consolas" w:cs="Times New Roman"/>
+          <w:color w:val="CCCCCC"/>
+          <w:sz w:val="21"/>
+          <w:szCs w:val="21"/>
+        </w:rPr>
+        <w:t xml:space="preserve">            </w:t>
+      </w:r>
+      <w:proofErr w:type="spellStart"/>
+      <w:proofErr w:type="gramStart"/>
+      <w:r>
+        <w:rPr>
+          <w:rFonts w:ascii="Consolas" w:eastAsia="Times New Roman" w:hAnsi="Consolas" w:cs="Times New Roman"/>
+          <w:color w:val="9CDCFE"/>
+          <w:sz w:val="21"/>
+          <w:szCs w:val="21"/>
+        </w:rPr>
+        <w:t>cout</w:t>
+      </w:r>
+      <w:proofErr w:type="spellEnd"/>
+      <w:proofErr w:type="gramEnd"/>
+      <w:r>
+        <w:rPr>
+          <w:rFonts w:ascii="Consolas" w:eastAsia="Times New Roman" w:hAnsi="Consolas" w:cs="Times New Roman"/>
+          <w:color w:val="DCDCAA"/>
+          <w:sz w:val="21"/>
+          <w:szCs w:val="21"/>
+        </w:rPr>
+        <w:t>&lt;&lt;</w:t>
+      </w:r>
+      <w:proofErr w:type="spellStart"/>
+      <w:r>
+        <w:rPr>
+          <w:rFonts w:ascii="Consolas" w:eastAsia="Times New Roman" w:hAnsi="Consolas" w:cs="Times New Roman"/>
+          <w:color w:val="9CDCFE"/>
+          <w:sz w:val="21"/>
+          <w:szCs w:val="21"/>
+        </w:rPr>
+        <w:t>ch</w:t>
+      </w:r>
+      <w:proofErr w:type="spellEnd"/>
+      <w:r>
+        <w:rPr>
+          <w:rFonts w:ascii="Consolas" w:eastAsia="Times New Roman" w:hAnsi="Consolas" w:cs="Times New Roman"/>
+          <w:color w:val="CCCCCC"/>
+          <w:sz w:val="21"/>
+          <w:szCs w:val="21"/>
+        </w:rPr>
+        <w:t>;</w:t>
+      </w:r>
+    </w:p>
+    <w:p>
+      <w:pPr>
+        <w:shd w:val="clear" w:color="auto" w:fill="1F1F1F"/>
+        <w:spacing w:after="0" w:line="285" w:lineRule="atLeast"/>
+        <w:rPr>
+          <w:rFonts w:ascii="Consolas" w:eastAsia="Times New Roman" w:hAnsi="Consolas" w:cs="Times New Roman"/>
+          <w:color w:val="CCCCCC"/>
+          <w:sz w:val="21"/>
+          <w:szCs w:val="21"/>
+        </w:rPr>
+      </w:pPr>
+      <w:r>
+        <w:rPr>
+          <w:rFonts w:ascii="Consolas" w:eastAsia="Times New Roman" w:hAnsi="Consolas" w:cs="Times New Roman"/>
+          <w:color w:val="CCCCCC"/>
+          <w:sz w:val="21"/>
+          <w:szCs w:val="21"/>
+        </w:rPr>
+        <w:t>        }</w:t>
+      </w:r>
+    </w:p>
+    <w:p>
+      <w:pPr>
+        <w:shd w:val="clear" w:color="auto" w:fill="1F1F1F"/>
+        <w:spacing w:after="0" w:line="285" w:lineRule="atLeast"/>
+        <w:rPr>
+          <w:rFonts w:ascii="Consolas" w:eastAsia="Times New Roman" w:hAnsi="Consolas" w:cs="Times New Roman"/>
+          <w:color w:val="CCCCCC"/>
+          <w:sz w:val="21"/>
+          <w:szCs w:val="21"/>
+        </w:rPr>
+      </w:pPr>
+      <w:r>
+        <w:rPr>
+          <w:rFonts w:ascii="Consolas" w:eastAsia="Times New Roman" w:hAnsi="Consolas" w:cs="Times New Roman"/>
+          <w:color w:val="CCCCCC"/>
+          <w:sz w:val="21"/>
+          <w:szCs w:val="21"/>
+        </w:rPr>
+        <w:t>    }</w:t>
+      </w:r>
+    </w:p>
+    <w:p>
+      <w:pPr>
+        <w:shd w:val="clear" w:color="auto" w:fill="1F1F1F"/>
+        <w:spacing w:after="0" w:line="285" w:lineRule="atLeast"/>
+        <w:rPr>
+          <w:rFonts w:ascii="Consolas" w:eastAsia="Times New Roman" w:hAnsi="Consolas" w:cs="Times New Roman"/>
+          <w:color w:val="CCCCCC"/>
+          <w:sz w:val="21"/>
+          <w:szCs w:val="21"/>
+        </w:rPr>
+      </w:pPr>
+      <w:r>
+        <w:rPr>
+          <w:rFonts w:ascii="Consolas" w:eastAsia="Times New Roman" w:hAnsi="Consolas" w:cs="Times New Roman"/>
+          <w:color w:val="CCCCCC"/>
+          <w:sz w:val="21"/>
+          <w:szCs w:val="21"/>
+        </w:rPr>
+        <w:t xml:space="preserve">    </w:t>
+      </w:r>
+      <w:proofErr w:type="spellStart"/>
+      <w:proofErr w:type="gramStart"/>
+      <w:r>
+        <w:rPr>
+          <w:rFonts w:ascii="Consolas" w:eastAsia="Times New Roman" w:hAnsi="Consolas" w:cs="Times New Roman"/>
+          <w:color w:val="9CDCFE"/>
+          <w:sz w:val="21"/>
+          <w:szCs w:val="21"/>
+        </w:rPr>
+        <w:t>cout</w:t>
+      </w:r>
+      <w:proofErr w:type="spellEnd"/>
+      <w:proofErr w:type="gramEnd"/>
+      <w:r>
+        <w:rPr>
+          <w:rFonts w:ascii="Consolas" w:eastAsia="Times New Roman" w:hAnsi="Consolas" w:cs="Times New Roman"/>
+          <w:color w:val="DCDCAA"/>
+          <w:sz w:val="21"/>
+          <w:szCs w:val="21"/>
+        </w:rPr>
+        <w:t>&lt;&lt;</w:t>
+      </w:r>
+      <w:r>
+        <w:rPr>
+          <w:rFonts w:ascii="Consolas" w:eastAsia="Times New Roman" w:hAnsi="Consolas" w:cs="Times New Roman"/>
+          <w:color w:val="CE9178"/>
+          <w:sz w:val="21"/>
+          <w:szCs w:val="21"/>
+        </w:rPr>
+        <w:t>"</w:t>
+      </w:r>
+      <w:r>
+        <w:rPr>
+          <w:rFonts w:ascii="Consolas" w:eastAsia="Times New Roman" w:hAnsi="Consolas" w:cs="Times New Roman"/>
+          <w:color w:val="D7BA7D"/>
+          <w:sz w:val="21"/>
+          <w:szCs w:val="21"/>
+        </w:rPr>
+        <w:t>\n\n</w:t>
+      </w:r>
+      <w:r>
+        <w:rPr>
+          <w:rFonts w:ascii="Consolas" w:eastAsia="Times New Roman" w:hAnsi="Consolas" w:cs="Times New Roman"/>
+          <w:color w:val="CE9178"/>
+          <w:sz w:val="21"/>
+          <w:szCs w:val="21"/>
+        </w:rPr>
+        <w:t>"</w:t>
+      </w:r>
+      <w:r>
+        <w:rPr>
+          <w:rFonts w:ascii="Consolas" w:eastAsia="Times New Roman" w:hAnsi="Consolas" w:cs="Times New Roman"/>
+          <w:color w:val="CCCCCC"/>
+          <w:sz w:val="21"/>
+          <w:szCs w:val="21"/>
+        </w:rPr>
+        <w:t>;</w:t>
+      </w:r>
+    </w:p>
+    <w:p>
+      <w:pPr>
+        <w:shd w:val="clear" w:color="auto" w:fill="1F1F1F"/>
+        <w:spacing w:after="0" w:line="285" w:lineRule="atLeast"/>
+        <w:rPr>
+          <w:rFonts w:ascii="Consolas" w:eastAsia="Times New Roman" w:hAnsi="Consolas" w:cs="Times New Roman"/>
+          <w:color w:val="CCCCCC"/>
+          <w:sz w:val="21"/>
+          <w:szCs w:val="21"/>
+        </w:rPr>
+      </w:pPr>
+    </w:p>
+    <w:p>
+      <w:pPr>
+        <w:shd w:val="clear" w:color="auto" w:fill="1F1F1F"/>
+        <w:spacing w:after="0" w:line="285" w:lineRule="atLeast"/>
+        <w:rPr>
+          <w:rFonts w:ascii="Consolas" w:eastAsia="Times New Roman" w:hAnsi="Consolas" w:cs="Times New Roman"/>
+          <w:color w:val="CCCCCC"/>
+          <w:sz w:val="21"/>
+          <w:szCs w:val="21"/>
+        </w:rPr>
+      </w:pPr>
+      <w:r>
+        <w:rPr>
+          <w:rFonts w:ascii="Consolas" w:eastAsia="Times New Roman" w:hAnsi="Consolas" w:cs="Times New Roman"/>
+          <w:color w:val="CCCCCC"/>
+          <w:sz w:val="21"/>
+          <w:szCs w:val="21"/>
+        </w:rPr>
+        <w:t xml:space="preserve">    </w:t>
+      </w:r>
+      <w:proofErr w:type="spellStart"/>
+      <w:proofErr w:type="gramStart"/>
+      <w:r>
+        <w:rPr>
+          <w:rFonts w:ascii="Consolas" w:eastAsia="Times New Roman" w:hAnsi="Consolas" w:cs="Times New Roman"/>
+          <w:color w:val="9CDCFE"/>
+          <w:sz w:val="21"/>
+          <w:szCs w:val="21"/>
+        </w:rPr>
+        <w:t>file</w:t>
+      </w:r>
+      <w:r>
+        <w:rPr>
+          <w:rFonts w:ascii="Consolas" w:eastAsia="Times New Roman" w:hAnsi="Consolas" w:cs="Times New Roman"/>
+          <w:color w:val="CCCCCC"/>
+          <w:sz w:val="21"/>
+          <w:szCs w:val="21"/>
+        </w:rPr>
+        <w:t>.</w:t>
+      </w:r>
+      <w:r>
+        <w:rPr>
+          <w:rFonts w:ascii="Consolas" w:eastAsia="Times New Roman" w:hAnsi="Consolas" w:cs="Times New Roman"/>
+          <w:color w:val="DCDCAA"/>
+          <w:sz w:val="21"/>
+          <w:szCs w:val="21"/>
+        </w:rPr>
+        <w:t>clear</w:t>
+      </w:r>
+      <w:proofErr w:type="spellEnd"/>
+      <w:r>
+        <w:rPr>
+          <w:rFonts w:ascii="Consolas" w:eastAsia="Times New Roman" w:hAnsi="Consolas" w:cs="Times New Roman"/>
+          <w:color w:val="CCCCCC"/>
+          <w:sz w:val="21"/>
+          <w:szCs w:val="21"/>
+        </w:rPr>
+        <w:t>(</w:t>
+      </w:r>
+      <w:proofErr w:type="gramEnd"/>
+      <w:r>
+        <w:rPr>
+          <w:rFonts w:ascii="Consolas" w:eastAsia="Times New Roman" w:hAnsi="Consolas" w:cs="Times New Roman"/>
+          <w:color w:val="CCCCCC"/>
+          <w:sz w:val="21"/>
+          <w:szCs w:val="21"/>
+        </w:rPr>
+        <w:t>);</w:t>
+      </w:r>
+    </w:p>
+    <w:p>
+      <w:pPr>
+        <w:shd w:val="clear" w:color="auto" w:fill="1F1F1F"/>
+        <w:spacing w:after="0" w:line="285" w:lineRule="atLeast"/>
+        <w:rPr>
+          <w:rFonts w:ascii="Consolas" w:eastAsia="Times New Roman" w:hAnsi="Consolas" w:cs="Times New Roman"/>
+          <w:color w:val="CCCCCC"/>
+          <w:sz w:val="21"/>
+          <w:szCs w:val="21"/>
+        </w:rPr>
+      </w:pPr>
+      <w:r>
+        <w:rPr>
+          <w:rFonts w:ascii="Consolas" w:eastAsia="Times New Roman" w:hAnsi="Consolas" w:cs="Times New Roman"/>
+          <w:color w:val="CCCCCC"/>
+          <w:sz w:val="21"/>
+          <w:szCs w:val="21"/>
+        </w:rPr>
+        <w:t xml:space="preserve">    </w:t>
+      </w:r>
+      <w:proofErr w:type="spellStart"/>
+      <w:proofErr w:type="gramStart"/>
+      <w:r>
+        <w:rPr>
+          <w:rFonts w:ascii="Consolas" w:eastAsia="Times New Roman" w:hAnsi="Consolas" w:cs="Times New Roman"/>
+          <w:color w:val="9CDCFE"/>
+          <w:sz w:val="21"/>
+          <w:szCs w:val="21"/>
+        </w:rPr>
+        <w:t>file</w:t>
+      </w:r>
+      <w:r>
+        <w:rPr>
+          <w:rFonts w:ascii="Consolas" w:eastAsia="Times New Roman" w:hAnsi="Consolas" w:cs="Times New Roman"/>
+          <w:color w:val="CCCCCC"/>
+          <w:sz w:val="21"/>
+          <w:szCs w:val="21"/>
+        </w:rPr>
+        <w:t>.</w:t>
+      </w:r>
+      <w:r>
+        <w:rPr>
+          <w:rFonts w:ascii="Consolas" w:eastAsia="Times New Roman" w:hAnsi="Consolas" w:cs="Times New Roman"/>
+          <w:color w:val="DCDCAA"/>
+          <w:sz w:val="21"/>
+          <w:szCs w:val="21"/>
+        </w:rPr>
+        <w:t>seekg</w:t>
+      </w:r>
+      <w:proofErr w:type="spellEnd"/>
+      <w:r>
+        <w:rPr>
+          <w:rFonts w:ascii="Consolas" w:eastAsia="Times New Roman" w:hAnsi="Consolas" w:cs="Times New Roman"/>
+          <w:color w:val="CCCCCC"/>
+          <w:sz w:val="21"/>
+          <w:szCs w:val="21"/>
+        </w:rPr>
+        <w:t>(</w:t>
+      </w:r>
+      <w:proofErr w:type="gramEnd"/>
+      <w:r>
+        <w:rPr>
+          <w:rFonts w:ascii="Consolas" w:eastAsia="Times New Roman" w:hAnsi="Consolas" w:cs="Times New Roman"/>
+          <w:color w:val="B5CEA8"/>
+          <w:sz w:val="21"/>
+          <w:szCs w:val="21"/>
+        </w:rPr>
+        <w:t>0</w:t>
+      </w:r>
+      <w:r>
+        <w:rPr>
+          <w:rFonts w:ascii="Consolas" w:eastAsia="Times New Roman" w:hAnsi="Consolas" w:cs="Times New Roman"/>
+          <w:color w:val="CCCCCC"/>
+          <w:sz w:val="21"/>
+          <w:szCs w:val="21"/>
+        </w:rPr>
+        <w:t>);</w:t>
+      </w:r>
+    </w:p>
+    <w:p>
+      <w:pPr>
+        <w:shd w:val="clear" w:color="auto" w:fill="1F1F1F"/>
+        <w:spacing w:after="0" w:line="285" w:lineRule="atLeast"/>
+        <w:rPr>
+          <w:rFonts w:ascii="Consolas" w:eastAsia="Times New Roman" w:hAnsi="Consolas" w:cs="Times New Roman"/>
+          <w:color w:val="CCCCCC"/>
+          <w:sz w:val="21"/>
+          <w:szCs w:val="21"/>
+        </w:rPr>
+      </w:pPr>
+    </w:p>
+    <w:p>
+      <w:pPr>
+        <w:shd w:val="clear" w:color="auto" w:fill="1F1F1F"/>
+        <w:spacing w:after="0" w:line="285" w:lineRule="atLeast"/>
+        <w:rPr>
+          <w:rFonts w:ascii="Consolas" w:eastAsia="Times New Roman" w:hAnsi="Consolas" w:cs="Times New Roman"/>
+          <w:color w:val="CCCCCC"/>
+          <w:sz w:val="21"/>
+          <w:szCs w:val="21"/>
+        </w:rPr>
+      </w:pPr>
+      <w:r>
+        <w:rPr>
+          <w:rFonts w:ascii="Consolas" w:eastAsia="Times New Roman" w:hAnsi="Consolas" w:cs="Times New Roman"/>
+          <w:color w:val="CCCCCC"/>
+          <w:sz w:val="21"/>
+          <w:szCs w:val="21"/>
+        </w:rPr>
+        <w:t xml:space="preserve">    </w:t>
+      </w:r>
+      <w:proofErr w:type="gramStart"/>
+      <w:r>
+        <w:rPr>
+          <w:rFonts w:ascii="Consolas" w:eastAsia="Times New Roman" w:hAnsi="Consolas" w:cs="Times New Roman"/>
+          <w:color w:val="C586C0"/>
+          <w:sz w:val="21"/>
+          <w:szCs w:val="21"/>
+        </w:rPr>
+        <w:t>while</w:t>
+      </w:r>
+      <w:r>
+        <w:rPr>
+          <w:rFonts w:ascii="Consolas" w:eastAsia="Times New Roman" w:hAnsi="Consolas" w:cs="Times New Roman"/>
+          <w:color w:val="CCCCCC"/>
+          <w:sz w:val="21"/>
+          <w:szCs w:val="21"/>
+        </w:rPr>
+        <w:t>(</w:t>
+      </w:r>
+      <w:proofErr w:type="spellStart"/>
+      <w:proofErr w:type="gramEnd"/>
+      <w:r>
+        <w:rPr>
+          <w:rFonts w:ascii="Consolas" w:eastAsia="Times New Roman" w:hAnsi="Consolas" w:cs="Times New Roman"/>
+          <w:color w:val="9CDCFE"/>
+          <w:sz w:val="21"/>
+          <w:szCs w:val="21"/>
+        </w:rPr>
+        <w:t>file</w:t>
+      </w:r>
+      <w:r>
+        <w:rPr>
+          <w:rFonts w:ascii="Consolas" w:eastAsia="Times New Roman" w:hAnsi="Consolas" w:cs="Times New Roman"/>
+          <w:color w:val="CCCCCC"/>
+          <w:sz w:val="21"/>
+          <w:szCs w:val="21"/>
+        </w:rPr>
+        <w:t>.</w:t>
+      </w:r>
+      <w:r>
+        <w:rPr>
+          <w:rFonts w:ascii="Consolas" w:eastAsia="Times New Roman" w:hAnsi="Consolas" w:cs="Times New Roman"/>
+          <w:color w:val="DCDCAA"/>
+          <w:sz w:val="21"/>
+          <w:szCs w:val="21"/>
+        </w:rPr>
+        <w:t>get</w:t>
+      </w:r>
+      <w:proofErr w:type="spellEnd"/>
+      <w:r>
+        <w:rPr>
+          <w:rFonts w:ascii="Consolas" w:eastAsia="Times New Roman" w:hAnsi="Consolas" w:cs="Times New Roman"/>
+          <w:color w:val="CCCCCC"/>
+          <w:sz w:val="21"/>
+          <w:szCs w:val="21"/>
+        </w:rPr>
+        <w:t>(</w:t>
+      </w:r>
+      <w:proofErr w:type="spellStart"/>
+      <w:r>
+        <w:rPr>
+          <w:rFonts w:ascii="Consolas" w:eastAsia="Times New Roman" w:hAnsi="Consolas" w:cs="Times New Roman"/>
+          <w:color w:val="9CDCFE"/>
+          <w:sz w:val="21"/>
+          <w:szCs w:val="21"/>
+        </w:rPr>
+        <w:t>ch</w:t>
+      </w:r>
+      <w:proofErr w:type="spellEnd"/>
+      <w:r>
+        <w:rPr>
+          <w:rFonts w:ascii="Consolas" w:eastAsia="Times New Roman" w:hAnsi="Consolas" w:cs="Times New Roman"/>
+          <w:color w:val="CCCCCC"/>
+          <w:sz w:val="21"/>
+          <w:szCs w:val="21"/>
+        </w:rPr>
+        <w:t>)){</w:t>
+      </w:r>
+    </w:p>
+    <w:p>
+      <w:pPr>
+        <w:shd w:val="clear" w:color="auto" w:fill="1F1F1F"/>
+        <w:spacing w:after="0" w:line="285" w:lineRule="atLeast"/>
+        <w:rPr>
+          <w:rFonts w:ascii="Consolas" w:eastAsia="Times New Roman" w:hAnsi="Consolas" w:cs="Times New Roman"/>
+          <w:color w:val="CCCCCC"/>
+          <w:sz w:val="21"/>
+          <w:szCs w:val="21"/>
+        </w:rPr>
+      </w:pPr>
+      <w:r>
+        <w:rPr>
+          <w:rFonts w:ascii="Consolas" w:eastAsia="Times New Roman" w:hAnsi="Consolas" w:cs="Times New Roman"/>
+          <w:color w:val="CCCCCC"/>
+          <w:sz w:val="21"/>
+          <w:szCs w:val="21"/>
+        </w:rPr>
+        <w:t xml:space="preserve">        </w:t>
+      </w:r>
+      <w:proofErr w:type="gramStart"/>
+      <w:r>
+        <w:rPr>
+          <w:rFonts w:ascii="Consolas" w:eastAsia="Times New Roman" w:hAnsi="Consolas" w:cs="Times New Roman"/>
+          <w:color w:val="C586C0"/>
+          <w:sz w:val="21"/>
+          <w:szCs w:val="21"/>
+        </w:rPr>
+        <w:t>if</w:t>
+      </w:r>
+      <w:r>
+        <w:rPr>
+          <w:rFonts w:ascii="Consolas" w:eastAsia="Times New Roman" w:hAnsi="Consolas" w:cs="Times New Roman"/>
+          <w:color w:val="CCCCCC"/>
+          <w:sz w:val="21"/>
+          <w:szCs w:val="21"/>
+        </w:rPr>
+        <w:t>(</w:t>
+      </w:r>
+      <w:proofErr w:type="spellStart"/>
+      <w:proofErr w:type="gramEnd"/>
+      <w:r>
+        <w:rPr>
+          <w:rFonts w:ascii="Consolas" w:eastAsia="Times New Roman" w:hAnsi="Consolas" w:cs="Times New Roman"/>
+          <w:color w:val="DCDCAA"/>
+          <w:sz w:val="21"/>
+          <w:szCs w:val="21"/>
+        </w:rPr>
+        <w:t>isdigit</w:t>
+      </w:r>
+      <w:proofErr w:type="spellEnd"/>
+      <w:r>
+        <w:rPr>
+          <w:rFonts w:ascii="Consolas" w:eastAsia="Times New Roman" w:hAnsi="Consolas" w:cs="Times New Roman"/>
+          <w:color w:val="CCCCCC"/>
+          <w:sz w:val="21"/>
+          <w:szCs w:val="21"/>
+        </w:rPr>
+        <w:t>(</w:t>
+      </w:r>
+      <w:proofErr w:type="spellStart"/>
+      <w:r>
+        <w:rPr>
+          <w:rFonts w:ascii="Consolas" w:eastAsia="Times New Roman" w:hAnsi="Consolas" w:cs="Times New Roman"/>
+          <w:color w:val="9CDCFE"/>
+          <w:sz w:val="21"/>
+          <w:szCs w:val="21"/>
+        </w:rPr>
+        <w:t>ch</w:t>
+      </w:r>
+      <w:proofErr w:type="spellEnd"/>
+      <w:r>
+        <w:rPr>
+          <w:rFonts w:ascii="Consolas" w:eastAsia="Times New Roman" w:hAnsi="Consolas" w:cs="Times New Roman"/>
+          <w:color w:val="CCCCCC"/>
+          <w:sz w:val="21"/>
+          <w:szCs w:val="21"/>
+        </w:rPr>
+        <w:t>)){</w:t>
+      </w:r>
+    </w:p>
+    <w:p>
+      <w:pPr>
+        <w:shd w:val="clear" w:color="auto" w:fill="1F1F1F"/>
+        <w:spacing w:after="0" w:line="285" w:lineRule="atLeast"/>
+        <w:rPr>
+          <w:rFonts w:ascii="Consolas" w:eastAsia="Times New Roman" w:hAnsi="Consolas" w:cs="Times New Roman"/>
+          <w:color w:val="CCCCCC"/>
+          <w:sz w:val="21"/>
+          <w:szCs w:val="21"/>
+        </w:rPr>
+      </w:pPr>
+      <w:r>
+        <w:rPr>
+          <w:rFonts w:ascii="Consolas" w:eastAsia="Times New Roman" w:hAnsi="Consolas" w:cs="Times New Roman"/>
+          <w:color w:val="CCCCCC"/>
+          <w:sz w:val="21"/>
+          <w:szCs w:val="21"/>
+        </w:rPr>
+        <w:t xml:space="preserve">            </w:t>
+      </w:r>
+      <w:proofErr w:type="gramStart"/>
+      <w:r>
+        <w:rPr>
+          <w:rFonts w:ascii="Consolas" w:eastAsia="Times New Roman" w:hAnsi="Consolas" w:cs="Times New Roman"/>
+          <w:color w:val="4EC9B0"/>
+          <w:sz w:val="21"/>
+          <w:szCs w:val="21"/>
+        </w:rPr>
+        <w:t>string</w:t>
+      </w:r>
+      <w:proofErr w:type="gramEnd"/>
+      <w:r>
+        <w:rPr>
+          <w:rFonts w:ascii="Consolas" w:eastAsia="Times New Roman" w:hAnsi="Consolas" w:cs="Times New Roman"/>
+          <w:color w:val="CCCCCC"/>
+          <w:sz w:val="21"/>
+          <w:szCs w:val="21"/>
+        </w:rPr>
+        <w:t xml:space="preserve"> </w:t>
+      </w:r>
+      <w:proofErr w:type="spellStart"/>
+      <w:r>
+        <w:rPr>
+          <w:rFonts w:ascii="Consolas" w:eastAsia="Times New Roman" w:hAnsi="Consolas" w:cs="Times New Roman"/>
+          <w:color w:val="9CDCFE"/>
+          <w:sz w:val="21"/>
+          <w:szCs w:val="21"/>
+        </w:rPr>
+        <w:t>num</w:t>
+      </w:r>
+      <w:proofErr w:type="spellEnd"/>
+      <w:r>
+        <w:rPr>
+          <w:rFonts w:ascii="Consolas" w:eastAsia="Times New Roman" w:hAnsi="Consolas" w:cs="Times New Roman"/>
+          <w:color w:val="D4D4D4"/>
+          <w:sz w:val="21"/>
+          <w:szCs w:val="21"/>
+        </w:rPr>
+        <w:t>=</w:t>
+      </w:r>
+      <w:r>
+        <w:rPr>
+          <w:rFonts w:ascii="Consolas" w:eastAsia="Times New Roman" w:hAnsi="Consolas" w:cs="Times New Roman"/>
+          <w:color w:val="CE9178"/>
+          <w:sz w:val="21"/>
+          <w:szCs w:val="21"/>
+        </w:rPr>
+        <w:t>""</w:t>
+      </w:r>
+      <w:r>
+        <w:rPr>
+          <w:rFonts w:ascii="Consolas" w:eastAsia="Times New Roman" w:hAnsi="Consolas" w:cs="Times New Roman"/>
+          <w:color w:val="CCCCCC"/>
+          <w:sz w:val="21"/>
+          <w:szCs w:val="21"/>
+        </w:rPr>
+        <w:t>;</w:t>
+      </w:r>
+    </w:p>
+    <w:p>
+      <w:pPr>
+        <w:shd w:val="clear" w:color="auto" w:fill="1F1F1F"/>
+        <w:spacing w:after="0" w:line="285" w:lineRule="atLeast"/>
+        <w:rPr>
+          <w:rFonts w:ascii="Consolas" w:eastAsia="Times New Roman" w:hAnsi="Consolas" w:cs="Times New Roman"/>
+          <w:color w:val="CCCCCC"/>
+          <w:sz w:val="21"/>
+          <w:szCs w:val="21"/>
+        </w:rPr>
+      </w:pPr>
+      <w:r>
+        <w:rPr>
+          <w:rFonts w:ascii="Consolas" w:eastAsia="Times New Roman" w:hAnsi="Consolas" w:cs="Times New Roman"/>
+          <w:color w:val="CCCCCC"/>
+          <w:sz w:val="21"/>
+          <w:szCs w:val="21"/>
+        </w:rPr>
+        <w:t xml:space="preserve">            </w:t>
+      </w:r>
+      <w:proofErr w:type="gramStart"/>
+      <w:r>
+        <w:rPr>
+          <w:rFonts w:ascii="Consolas" w:eastAsia="Times New Roman" w:hAnsi="Consolas" w:cs="Times New Roman"/>
+          <w:color w:val="C586C0"/>
+          <w:sz w:val="21"/>
+          <w:szCs w:val="21"/>
+        </w:rPr>
+        <w:t>while</w:t>
+      </w:r>
+      <w:r>
+        <w:rPr>
+          <w:rFonts w:ascii="Consolas" w:eastAsia="Times New Roman" w:hAnsi="Consolas" w:cs="Times New Roman"/>
+          <w:color w:val="CCCCCC"/>
+          <w:sz w:val="21"/>
+          <w:szCs w:val="21"/>
+        </w:rPr>
+        <w:t>(</w:t>
+      </w:r>
+      <w:proofErr w:type="spellStart"/>
+      <w:proofErr w:type="gramEnd"/>
+      <w:r>
+        <w:rPr>
+          <w:rFonts w:ascii="Consolas" w:eastAsia="Times New Roman" w:hAnsi="Consolas" w:cs="Times New Roman"/>
+          <w:color w:val="DCDCAA"/>
+          <w:sz w:val="21"/>
+          <w:szCs w:val="21"/>
+        </w:rPr>
+        <w:t>isdigit</w:t>
+      </w:r>
+      <w:proofErr w:type="spellEnd"/>
+      <w:r>
+        <w:rPr>
+          <w:rFonts w:ascii="Consolas" w:eastAsia="Times New Roman" w:hAnsi="Consolas" w:cs="Times New Roman"/>
+          <w:color w:val="CCCCCC"/>
+          <w:sz w:val="21"/>
+          <w:szCs w:val="21"/>
+        </w:rPr>
+        <w:t>(</w:t>
+      </w:r>
+      <w:proofErr w:type="spellStart"/>
+      <w:r>
+        <w:rPr>
+          <w:rFonts w:ascii="Consolas" w:eastAsia="Times New Roman" w:hAnsi="Consolas" w:cs="Times New Roman"/>
+          <w:color w:val="9CDCFE"/>
+          <w:sz w:val="21"/>
+          <w:szCs w:val="21"/>
+        </w:rPr>
+        <w:t>ch</w:t>
+      </w:r>
+      <w:proofErr w:type="spellEnd"/>
+      <w:r>
+        <w:rPr>
+          <w:rFonts w:ascii="Consolas" w:eastAsia="Times New Roman" w:hAnsi="Consolas" w:cs="Times New Roman"/>
+          <w:color w:val="CCCCCC"/>
+          <w:sz w:val="21"/>
+          <w:szCs w:val="21"/>
+        </w:rPr>
+        <w:t>)){</w:t>
+      </w:r>
+    </w:p>
+    <w:p>
+      <w:pPr>
+        <w:shd w:val="clear" w:color="auto" w:fill="1F1F1F"/>
+        <w:spacing w:after="0" w:line="285" w:lineRule="atLeast"/>
+        <w:rPr>
+          <w:rFonts w:ascii="Consolas" w:eastAsia="Times New Roman" w:hAnsi="Consolas" w:cs="Times New Roman"/>
+          <w:color w:val="CCCCCC"/>
+          <w:sz w:val="21"/>
+          <w:szCs w:val="21"/>
+        </w:rPr>
+      </w:pPr>
+      <w:r>
+        <w:rPr>
+          <w:rFonts w:ascii="Consolas" w:eastAsia="Times New Roman" w:hAnsi="Consolas" w:cs="Times New Roman"/>
+          <w:color w:val="CCCCCC"/>
+          <w:sz w:val="21"/>
+          <w:szCs w:val="21"/>
+        </w:rPr>
+        <w:t xml:space="preserve">                </w:t>
+      </w:r>
+      <w:proofErr w:type="spellStart"/>
+      <w:proofErr w:type="gramStart"/>
+      <w:r>
+        <w:rPr>
+          <w:rFonts w:ascii="Consolas" w:eastAsia="Times New Roman" w:hAnsi="Consolas" w:cs="Times New Roman"/>
+          <w:color w:val="9CDCFE"/>
+          <w:sz w:val="21"/>
+          <w:szCs w:val="21"/>
+        </w:rPr>
+        <w:t>num</w:t>
+      </w:r>
+      <w:proofErr w:type="spellEnd"/>
+      <w:proofErr w:type="gramEnd"/>
+      <w:r>
+        <w:rPr>
+          <w:rFonts w:ascii="Consolas" w:eastAsia="Times New Roman" w:hAnsi="Consolas" w:cs="Times New Roman"/>
+          <w:color w:val="DCDCAA"/>
+          <w:sz w:val="21"/>
+          <w:szCs w:val="21"/>
+        </w:rPr>
+        <w:t>+=</w:t>
+      </w:r>
+      <w:proofErr w:type="spellStart"/>
+      <w:r>
+        <w:rPr>
+          <w:rFonts w:ascii="Consolas" w:eastAsia="Times New Roman" w:hAnsi="Consolas" w:cs="Times New Roman"/>
+          <w:color w:val="9CDCFE"/>
+          <w:sz w:val="21"/>
+          <w:szCs w:val="21"/>
+        </w:rPr>
+        <w:t>ch</w:t>
+      </w:r>
+      <w:proofErr w:type="spellEnd"/>
+      <w:r>
+        <w:rPr>
+          <w:rFonts w:ascii="Consolas" w:eastAsia="Times New Roman" w:hAnsi="Consolas" w:cs="Times New Roman"/>
+          <w:color w:val="CCCCCC"/>
+          <w:sz w:val="21"/>
+          <w:szCs w:val="21"/>
+        </w:rPr>
+        <w:t>;</w:t>
+      </w:r>
+    </w:p>
+    <w:p>
+      <w:pPr>
+        <w:shd w:val="clear" w:color="auto" w:fill="1F1F1F"/>
+        <w:spacing w:after="0" w:line="285" w:lineRule="atLeast"/>
+        <w:rPr>
+          <w:rFonts w:ascii="Consolas" w:eastAsia="Times New Roman" w:hAnsi="Consolas" w:cs="Times New Roman"/>
+          <w:color w:val="CCCCCC"/>
+          <w:sz w:val="21"/>
+          <w:szCs w:val="21"/>
+        </w:rPr>
+      </w:pPr>
+      <w:r>
+        <w:rPr>
+          <w:rFonts w:ascii="Consolas" w:eastAsia="Times New Roman" w:hAnsi="Consolas" w:cs="Times New Roman"/>
+          <w:color w:val="CCCCCC"/>
+          <w:sz w:val="21"/>
+          <w:szCs w:val="21"/>
+        </w:rPr>
+        <w:t xml:space="preserve">                </w:t>
+      </w:r>
+      <w:proofErr w:type="gramStart"/>
+      <w:r>
+        <w:rPr>
+          <w:rFonts w:ascii="Consolas" w:eastAsia="Times New Roman" w:hAnsi="Consolas" w:cs="Times New Roman"/>
+          <w:color w:val="C586C0"/>
+          <w:sz w:val="21"/>
+          <w:szCs w:val="21"/>
+        </w:rPr>
+        <w:t>if</w:t>
+      </w:r>
+      <w:r>
+        <w:rPr>
+          <w:rFonts w:ascii="Consolas" w:eastAsia="Times New Roman" w:hAnsi="Consolas" w:cs="Times New Roman"/>
+          <w:color w:val="CCCCCC"/>
+          <w:sz w:val="21"/>
+          <w:szCs w:val="21"/>
+        </w:rPr>
+        <w:t>(</w:t>
+      </w:r>
+      <w:proofErr w:type="gramEnd"/>
+      <w:r>
+        <w:rPr>
+          <w:rFonts w:ascii="Consolas" w:eastAsia="Times New Roman" w:hAnsi="Consolas" w:cs="Times New Roman"/>
+          <w:color w:val="DCDCAA"/>
+          <w:sz w:val="21"/>
+          <w:szCs w:val="21"/>
+        </w:rPr>
+        <w:t>!</w:t>
+      </w:r>
+      <w:proofErr w:type="spellStart"/>
+      <w:r>
+        <w:rPr>
+          <w:rFonts w:ascii="Consolas" w:eastAsia="Times New Roman" w:hAnsi="Consolas" w:cs="Times New Roman"/>
+          <w:color w:val="9CDCFE"/>
+          <w:sz w:val="21"/>
+          <w:szCs w:val="21"/>
+        </w:rPr>
+        <w:t>file</w:t>
+      </w:r>
+      <w:r>
+        <w:rPr>
+          <w:rFonts w:ascii="Consolas" w:eastAsia="Times New Roman" w:hAnsi="Consolas" w:cs="Times New Roman"/>
+          <w:color w:val="CCCCCC"/>
+          <w:sz w:val="21"/>
+          <w:szCs w:val="21"/>
+        </w:rPr>
+        <w:t>.</w:t>
+      </w:r>
+      <w:r>
+        <w:rPr>
+          <w:rFonts w:ascii="Consolas" w:eastAsia="Times New Roman" w:hAnsi="Consolas" w:cs="Times New Roman"/>
+          <w:color w:val="DCDCAA"/>
+          <w:sz w:val="21"/>
+          <w:szCs w:val="21"/>
+        </w:rPr>
+        <w:t>get</w:t>
+      </w:r>
+      <w:proofErr w:type="spellEnd"/>
+      <w:r>
+        <w:rPr>
+          <w:rFonts w:ascii="Consolas" w:eastAsia="Times New Roman" w:hAnsi="Consolas" w:cs="Times New Roman"/>
+          <w:color w:val="CCCCCC"/>
+          <w:sz w:val="21"/>
+          <w:szCs w:val="21"/>
+        </w:rPr>
+        <w:t>(</w:t>
+      </w:r>
+      <w:proofErr w:type="spellStart"/>
+      <w:r>
+        <w:rPr>
+          <w:rFonts w:ascii="Consolas" w:eastAsia="Times New Roman" w:hAnsi="Consolas" w:cs="Times New Roman"/>
+          <w:color w:val="9CDCFE"/>
+          <w:sz w:val="21"/>
+          <w:szCs w:val="21"/>
+        </w:rPr>
+        <w:t>ch</w:t>
+      </w:r>
+      <w:proofErr w:type="spellEnd"/>
+      <w:r>
+        <w:rPr>
+          <w:rFonts w:ascii="Consolas" w:eastAsia="Times New Roman" w:hAnsi="Consolas" w:cs="Times New Roman"/>
+          <w:color w:val="CCCCCC"/>
+          <w:sz w:val="21"/>
+          <w:szCs w:val="21"/>
+        </w:rPr>
+        <w:t xml:space="preserve">)) </w:t>
+      </w:r>
+      <w:r>
+        <w:rPr>
+          <w:rFonts w:ascii="Consolas" w:eastAsia="Times New Roman" w:hAnsi="Consolas" w:cs="Times New Roman"/>
+          <w:color w:val="C586C0"/>
+          <w:sz w:val="21"/>
+          <w:szCs w:val="21"/>
+        </w:rPr>
+        <w:t>break</w:t>
+      </w:r>
+      <w:r>
+        <w:rPr>
+          <w:rFonts w:ascii="Consolas" w:eastAsia="Times New Roman" w:hAnsi="Consolas" w:cs="Times New Roman"/>
+          <w:color w:val="CCCCCC"/>
+          <w:sz w:val="21"/>
+          <w:szCs w:val="21"/>
+        </w:rPr>
+        <w:t>;</w:t>
+      </w:r>
+    </w:p>
+    <w:p>
+      <w:pPr>
+        <w:shd w:val="clear" w:color="auto" w:fill="1F1F1F"/>
+        <w:spacing w:after="0" w:line="285" w:lineRule="atLeast"/>
+        <w:rPr>
+          <w:rFonts w:ascii="Consolas" w:eastAsia="Times New Roman" w:hAnsi="Consolas" w:cs="Times New Roman"/>
+          <w:color w:val="CCCCCC"/>
+          <w:sz w:val="21"/>
+          <w:szCs w:val="21"/>
+        </w:rPr>
+      </w:pPr>
+      <w:r>
+        <w:rPr>
+          <w:rFonts w:ascii="Consolas" w:eastAsia="Times New Roman" w:hAnsi="Consolas" w:cs="Times New Roman"/>
+          <w:color w:val="CCCCCC"/>
+          <w:sz w:val="21"/>
+          <w:szCs w:val="21"/>
+        </w:rPr>
+        <w:t>            }</w:t>
+      </w:r>
+    </w:p>
+    <w:p>
+      <w:pPr>
+        <w:shd w:val="clear" w:color="auto" w:fill="1F1F1F"/>
+        <w:spacing w:after="0" w:line="285" w:lineRule="atLeast"/>
+        <w:rPr>
+          <w:rFonts w:ascii="Consolas" w:eastAsia="Times New Roman" w:hAnsi="Consolas" w:cs="Times New Roman"/>
+          <w:color w:val="CCCCCC"/>
+          <w:sz w:val="21"/>
+          <w:szCs w:val="21"/>
+        </w:rPr>
+      </w:pPr>
+      <w:r>
+        <w:rPr>
+          <w:rFonts w:ascii="Consolas" w:eastAsia="Times New Roman" w:hAnsi="Consolas" w:cs="Times New Roman"/>
+          <w:color w:val="CCCCCC"/>
+          <w:sz w:val="21"/>
+          <w:szCs w:val="21"/>
+        </w:rPr>
+        <w:t xml:space="preserve">            </w:t>
+      </w:r>
+      <w:proofErr w:type="spellStart"/>
+      <w:proofErr w:type="gramStart"/>
+      <w:r>
+        <w:rPr>
+          <w:rFonts w:ascii="Consolas" w:eastAsia="Times New Roman" w:hAnsi="Consolas" w:cs="Times New Roman"/>
+          <w:color w:val="9CDCFE"/>
+          <w:sz w:val="21"/>
+          <w:szCs w:val="21"/>
+        </w:rPr>
+        <w:t>cout</w:t>
+      </w:r>
+      <w:proofErr w:type="spellEnd"/>
+      <w:proofErr w:type="gramEnd"/>
+      <w:r>
+        <w:rPr>
+          <w:rFonts w:ascii="Consolas" w:eastAsia="Times New Roman" w:hAnsi="Consolas" w:cs="Times New Roman"/>
+          <w:color w:val="DCDCAA"/>
+          <w:sz w:val="21"/>
+          <w:szCs w:val="21"/>
+        </w:rPr>
+        <w:t>&lt;&lt;</w:t>
+      </w:r>
+      <w:r>
+        <w:rPr>
+          <w:rFonts w:ascii="Consolas" w:eastAsia="Times New Roman" w:hAnsi="Consolas" w:cs="Times New Roman"/>
+          <w:color w:val="CE9178"/>
+          <w:sz w:val="21"/>
+          <w:szCs w:val="21"/>
+        </w:rPr>
+        <w:t>"</w:t>
+      </w:r>
+      <w:proofErr w:type="spellStart"/>
+      <w:r>
+        <w:rPr>
+          <w:rFonts w:ascii="Consolas" w:eastAsia="Times New Roman" w:hAnsi="Consolas" w:cs="Times New Roman"/>
+          <w:color w:val="CE9178"/>
+          <w:sz w:val="21"/>
+          <w:szCs w:val="21"/>
+        </w:rPr>
+        <w:t>Num</w:t>
+      </w:r>
+      <w:proofErr w:type="spellEnd"/>
+      <w:r>
+        <w:rPr>
+          <w:rFonts w:ascii="Consolas" w:eastAsia="Times New Roman" w:hAnsi="Consolas" w:cs="Times New Roman"/>
+          <w:color w:val="D7BA7D"/>
+          <w:sz w:val="21"/>
+          <w:szCs w:val="21"/>
+        </w:rPr>
+        <w:t>\t\t</w:t>
+      </w:r>
+      <w:r>
+        <w:rPr>
+          <w:rFonts w:ascii="Consolas" w:eastAsia="Times New Roman" w:hAnsi="Consolas" w:cs="Times New Roman"/>
+          <w:color w:val="CE9178"/>
+          <w:sz w:val="21"/>
+          <w:szCs w:val="21"/>
+        </w:rPr>
+        <w:t>"</w:t>
+      </w:r>
+      <w:r>
+        <w:rPr>
+          <w:rFonts w:ascii="Consolas" w:eastAsia="Times New Roman" w:hAnsi="Consolas" w:cs="Times New Roman"/>
+          <w:color w:val="DCDCAA"/>
+          <w:sz w:val="21"/>
+          <w:szCs w:val="21"/>
+        </w:rPr>
+        <w:t>&lt;&lt;</w:t>
+      </w:r>
+      <w:proofErr w:type="spellStart"/>
+      <w:r>
+        <w:rPr>
+          <w:rFonts w:ascii="Consolas" w:eastAsia="Times New Roman" w:hAnsi="Consolas" w:cs="Times New Roman"/>
+          <w:color w:val="9CDCFE"/>
+          <w:sz w:val="21"/>
+          <w:szCs w:val="21"/>
+        </w:rPr>
+        <w:t>num</w:t>
+      </w:r>
+      <w:proofErr w:type="spellEnd"/>
+      <w:r>
+        <w:rPr>
+          <w:rFonts w:ascii="Consolas" w:eastAsia="Times New Roman" w:hAnsi="Consolas" w:cs="Times New Roman"/>
+          <w:color w:val="DCDCAA"/>
+          <w:sz w:val="21"/>
+          <w:szCs w:val="21"/>
+        </w:rPr>
+        <w:t>&lt;&lt;</w:t>
+      </w:r>
+      <w:proofErr w:type="spellStart"/>
+      <w:r>
+        <w:rPr>
+          <w:rFonts w:ascii="Consolas" w:eastAsia="Times New Roman" w:hAnsi="Consolas" w:cs="Times New Roman"/>
+          <w:color w:val="DCDCAA"/>
+          <w:sz w:val="21"/>
+          <w:szCs w:val="21"/>
+        </w:rPr>
+        <w:t>endl</w:t>
+      </w:r>
+      <w:proofErr w:type="spellEnd"/>
+      <w:r>
+        <w:rPr>
+          <w:rFonts w:ascii="Consolas" w:eastAsia="Times New Roman" w:hAnsi="Consolas" w:cs="Times New Roman"/>
+          <w:color w:val="CCCCCC"/>
+          <w:sz w:val="21"/>
+          <w:szCs w:val="21"/>
+        </w:rPr>
+        <w:t>;</w:t>
+      </w:r>
+    </w:p>
+    <w:p>
+      <w:pPr>
+        <w:shd w:val="clear" w:color="auto" w:fill="1F1F1F"/>
+        <w:spacing w:after="0" w:line="285" w:lineRule="atLeast"/>
+        <w:rPr>
+          <w:rFonts w:ascii="Consolas" w:eastAsia="Times New Roman" w:hAnsi="Consolas" w:cs="Times New Roman"/>
+          <w:color w:val="CCCCCC"/>
+          <w:sz w:val="21"/>
+          <w:szCs w:val="21"/>
+        </w:rPr>
+      </w:pPr>
+      <w:r>
+        <w:rPr>
+          <w:rFonts w:ascii="Consolas" w:eastAsia="Times New Roman" w:hAnsi="Consolas" w:cs="Times New Roman"/>
+          <w:color w:val="CCCCCC"/>
+          <w:sz w:val="21"/>
+          <w:szCs w:val="21"/>
+        </w:rPr>
+        <w:t>        }</w:t>
+      </w:r>
+    </w:p>
+    <w:p>
+      <w:pPr>
+        <w:shd w:val="clear" w:color="auto" w:fill="1F1F1F"/>
+        <w:spacing w:after="0" w:line="285" w:lineRule="atLeast"/>
+        <w:rPr>
+          <w:rFonts w:ascii="Consolas" w:eastAsia="Times New Roman" w:hAnsi="Consolas" w:cs="Times New Roman"/>
+          <w:color w:val="CCCCCC"/>
+          <w:sz w:val="21"/>
+          <w:szCs w:val="21"/>
+        </w:rPr>
+      </w:pPr>
+      <w:r>
+        <w:rPr>
+          <w:rFonts w:ascii="Consolas" w:eastAsia="Times New Roman" w:hAnsi="Consolas" w:cs="Times New Roman"/>
+          <w:color w:val="CCCCCC"/>
+          <w:sz w:val="21"/>
+          <w:szCs w:val="21"/>
+        </w:rPr>
+        <w:t>    }</w:t>
+      </w:r>
+    </w:p>
+    <w:p>
+      <w:pPr>
+        <w:shd w:val="clear" w:color="auto" w:fill="1F1F1F"/>
+        <w:spacing w:after="0" w:line="285" w:lineRule="atLeast"/>
+        <w:rPr>
+          <w:rFonts w:ascii="Consolas" w:eastAsia="Times New Roman" w:hAnsi="Consolas" w:cs="Times New Roman"/>
+          <w:color w:val="CCCCCC"/>
+          <w:sz w:val="21"/>
+          <w:szCs w:val="21"/>
+        </w:rPr>
+      </w:pPr>
+      <w:r>
+        <w:rPr>
+          <w:rFonts w:ascii="Consolas" w:eastAsia="Times New Roman" w:hAnsi="Consolas" w:cs="Times New Roman"/>
+          <w:color w:val="CCCCCC"/>
+          <w:sz w:val="21"/>
+          <w:szCs w:val="21"/>
+        </w:rPr>
+        <w:t xml:space="preserve">    </w:t>
+      </w:r>
+      <w:proofErr w:type="spellStart"/>
+      <w:proofErr w:type="gramStart"/>
+      <w:r>
+        <w:rPr>
+          <w:rFonts w:ascii="Consolas" w:eastAsia="Times New Roman" w:hAnsi="Consolas" w:cs="Times New Roman"/>
+          <w:color w:val="9CDCFE"/>
+          <w:sz w:val="21"/>
+          <w:szCs w:val="21"/>
+        </w:rPr>
+        <w:t>file</w:t>
+      </w:r>
+      <w:r>
+        <w:rPr>
+          <w:rFonts w:ascii="Consolas" w:eastAsia="Times New Roman" w:hAnsi="Consolas" w:cs="Times New Roman"/>
+          <w:color w:val="CCCCCC"/>
+          <w:sz w:val="21"/>
+          <w:szCs w:val="21"/>
+        </w:rPr>
+        <w:t>.</w:t>
+      </w:r>
+      <w:r>
+        <w:rPr>
+          <w:rFonts w:ascii="Consolas" w:eastAsia="Times New Roman" w:hAnsi="Consolas" w:cs="Times New Roman"/>
+          <w:color w:val="DCDCAA"/>
+          <w:sz w:val="21"/>
+          <w:szCs w:val="21"/>
+        </w:rPr>
+        <w:t>close</w:t>
+      </w:r>
+      <w:proofErr w:type="spellEnd"/>
+      <w:r>
+        <w:rPr>
+          <w:rFonts w:ascii="Consolas" w:eastAsia="Times New Roman" w:hAnsi="Consolas" w:cs="Times New Roman"/>
+          <w:color w:val="CCCCCC"/>
+          <w:sz w:val="21"/>
+          <w:szCs w:val="21"/>
+        </w:rPr>
+        <w:t>(</w:t>
+      </w:r>
+      <w:proofErr w:type="gramEnd"/>
+      <w:r>
+        <w:rPr>
+          <w:rFonts w:ascii="Consolas" w:eastAsia="Times New Roman" w:hAnsi="Consolas" w:cs="Times New Roman"/>
+          <w:color w:val="CCCCCC"/>
+          <w:sz w:val="21"/>
+          <w:szCs w:val="21"/>
+        </w:rPr>
+        <w:t>);</w:t>
+      </w:r>
+    </w:p>
+    <w:p>
+      <w:pPr>
+        <w:shd w:val="clear" w:color="auto" w:fill="1F1F1F"/>
+        <w:spacing w:after="0" w:line="285" w:lineRule="atLeast"/>
+        <w:rPr>
+          <w:rFonts w:ascii="Consolas" w:eastAsia="Times New Roman" w:hAnsi="Consolas" w:cs="Times New Roman"/>
+          <w:color w:val="CCCCCC"/>
+          <w:sz w:val="21"/>
+          <w:szCs w:val="21"/>
+        </w:rPr>
+      </w:pPr>
+      <w:r>
+        <w:rPr>
+          <w:rFonts w:ascii="Consolas" w:eastAsia="Times New Roman" w:hAnsi="Consolas" w:cs="Times New Roman"/>
+          <w:color w:val="CCCCCC"/>
+          <w:sz w:val="21"/>
+          <w:szCs w:val="21"/>
+        </w:rPr>
+        <w:t>}</w:t>
+      </w:r>
+    </w:p>
+    <w:p/>
+    <w:p/>
+    <w:p/>
+    <w:p/>
+    <w:p/>
+    <w:p/>
+    <w:p/>
+    <w:p>
+      <w:pPr>
+        <w:rPr>
+          <w:sz w:val="36"/>
+        </w:rPr>
+      </w:pPr>
+      <w:r>
+        <w:rPr>
+          <w:sz w:val="36"/>
+        </w:rPr>
+        <w:lastRenderedPageBreak/>
+        <w:t>Problem 3</w:t>
+      </w:r>
+    </w:p>
+    <w:p>
+      <w:pPr>
+        <w:rPr>
+          <w:sz w:val="24"/>
+        </w:rPr>
+      </w:pPr>
+      <w:r>
+        <w:rPr>
+          <w:sz w:val="24"/>
+        </w:rPr>
+        <w:t>Write a C program for developing a lexical analyzer (LA) that will recognize the variables in a source program</w:t>
+      </w:r>
+    </w:p>
+    <w:p>
+      <w:pPr>
+        <w:spacing w:before="100" w:beforeAutospacing="1" w:after="100" w:afterAutospacing="1" w:line="240" w:lineRule="auto"/>
+        <w:rPr>
+          <w:rFonts w:ascii="Times New Roman" w:eastAsia="Times New Roman" w:hAnsi="Times New Roman" w:cs="Times New Roman"/>
+          <w:sz w:val="24"/>
+          <w:szCs w:val="24"/>
+        </w:rPr>
+      </w:pPr>
+      <w:proofErr w:type="spellStart"/>
+      <w:r>
+        <w:rPr>
+          <w:rFonts w:ascii="Nirmala UI" w:eastAsia="Times New Roman" w:hAnsi="Nirmala UI" w:cs="Nirmala UI"/>
+          <w:sz w:val="24"/>
+          <w:szCs w:val="24"/>
+        </w:rPr>
+        <w:t>এই</w:t>
+      </w:r>
+      <w:proofErr w:type="spellEnd"/>
+      <w:r>
+        <w:rPr>
+          <w:rFonts w:ascii="Times New Roman" w:eastAsia="Times New Roman" w:hAnsi="Times New Roman" w:cs="Times New Roman"/>
+          <w:sz w:val="24"/>
+          <w:szCs w:val="24"/>
+        </w:rPr>
+        <w:t xml:space="preserve"> Problem 3-</w:t>
+      </w:r>
+      <w:r>
+        <w:rPr>
+          <w:rFonts w:ascii="Nirmala UI" w:eastAsia="Times New Roman" w:hAnsi="Nirmala UI" w:cs="Nirmala UI"/>
+          <w:sz w:val="24"/>
+          <w:szCs w:val="24"/>
+        </w:rPr>
+        <w:t>এ</w:t>
+      </w:r>
+      <w:r>
+        <w:rPr>
+          <w:rFonts w:ascii="Times New Roman" w:eastAsia="Times New Roman" w:hAnsi="Times New Roman" w:cs="Times New Roman"/>
+          <w:sz w:val="24"/>
+          <w:szCs w:val="24"/>
+        </w:rPr>
+        <w:t xml:space="preserve"> </w:t>
+      </w:r>
+      <w:proofErr w:type="spellStart"/>
+      <w:r>
+        <w:rPr>
+          <w:rFonts w:ascii="Nirmala UI" w:eastAsia="Times New Roman" w:hAnsi="Nirmala UI" w:cs="Nirmala UI"/>
+          <w:sz w:val="24"/>
+          <w:szCs w:val="24"/>
+        </w:rPr>
+        <w:t>কাজ</w:t>
+      </w:r>
+      <w:proofErr w:type="spellEnd"/>
+      <w:r>
+        <w:rPr>
+          <w:rFonts w:ascii="Times New Roman" w:eastAsia="Times New Roman" w:hAnsi="Times New Roman" w:cs="Times New Roman"/>
+          <w:sz w:val="24"/>
+          <w:szCs w:val="24"/>
+        </w:rPr>
+        <w:t xml:space="preserve"> </w:t>
+      </w:r>
+      <w:proofErr w:type="spellStart"/>
+      <w:r>
+        <w:rPr>
+          <w:rFonts w:ascii="Nirmala UI" w:eastAsia="Times New Roman" w:hAnsi="Nirmala UI" w:cs="Nirmala UI"/>
+          <w:sz w:val="24"/>
+          <w:szCs w:val="24"/>
+        </w:rPr>
+        <w:t>হলো</w:t>
+      </w:r>
+      <w:proofErr w:type="spellEnd"/>
+      <w:r>
+        <w:rPr>
+          <w:rFonts w:ascii="Times New Roman" w:eastAsia="Times New Roman" w:hAnsi="Times New Roman" w:cs="Times New Roman"/>
+          <w:sz w:val="24"/>
+          <w:szCs w:val="24"/>
+        </w:rPr>
+        <w:t xml:space="preserve"> </w:t>
+      </w:r>
+      <w:r>
+        <w:rPr>
+          <w:rFonts w:ascii="Times New Roman" w:eastAsia="Times New Roman" w:hAnsi="Times New Roman" w:cs="Times New Roman"/>
+          <w:b/>
+          <w:bCs/>
+          <w:sz w:val="24"/>
+          <w:szCs w:val="24"/>
+        </w:rPr>
+        <w:t xml:space="preserve">Source Program </w:t>
+      </w:r>
+      <w:proofErr w:type="spellStart"/>
+      <w:r>
+        <w:rPr>
+          <w:rFonts w:ascii="Nirmala UI" w:eastAsia="Times New Roman" w:hAnsi="Nirmala UI" w:cs="Nirmala UI"/>
+          <w:b/>
+          <w:bCs/>
+          <w:sz w:val="24"/>
+          <w:szCs w:val="24"/>
+        </w:rPr>
+        <w:t>থেকে</w:t>
+      </w:r>
+      <w:proofErr w:type="spellEnd"/>
+      <w:r>
+        <w:rPr>
+          <w:rFonts w:ascii="Times New Roman" w:eastAsia="Times New Roman" w:hAnsi="Times New Roman" w:cs="Times New Roman"/>
+          <w:b/>
+          <w:bCs/>
+          <w:sz w:val="24"/>
+          <w:szCs w:val="24"/>
+        </w:rPr>
+        <w:t xml:space="preserve"> Variable (Identifier) </w:t>
+      </w:r>
+      <w:proofErr w:type="spellStart"/>
+      <w:r>
+        <w:rPr>
+          <w:rFonts w:ascii="Nirmala UI" w:eastAsia="Times New Roman" w:hAnsi="Nirmala UI" w:cs="Nirmala UI"/>
+          <w:b/>
+          <w:bCs/>
+          <w:sz w:val="24"/>
+          <w:szCs w:val="24"/>
+        </w:rPr>
+        <w:t>খুঁজে</w:t>
+      </w:r>
+      <w:proofErr w:type="spellEnd"/>
+      <w:r>
+        <w:rPr>
+          <w:rFonts w:ascii="Times New Roman" w:eastAsia="Times New Roman" w:hAnsi="Times New Roman" w:cs="Times New Roman"/>
+          <w:b/>
+          <w:bCs/>
+          <w:sz w:val="24"/>
+          <w:szCs w:val="24"/>
+        </w:rPr>
+        <w:t xml:space="preserve"> </w:t>
+      </w:r>
+      <w:proofErr w:type="spellStart"/>
+      <w:r>
+        <w:rPr>
+          <w:rFonts w:ascii="Nirmala UI" w:eastAsia="Times New Roman" w:hAnsi="Nirmala UI" w:cs="Nirmala UI"/>
+          <w:b/>
+          <w:bCs/>
+          <w:sz w:val="24"/>
+          <w:szCs w:val="24"/>
+        </w:rPr>
+        <w:t>বের</w:t>
+      </w:r>
+      <w:proofErr w:type="spellEnd"/>
+      <w:r>
+        <w:rPr>
+          <w:rFonts w:ascii="Times New Roman" w:eastAsia="Times New Roman" w:hAnsi="Times New Roman" w:cs="Times New Roman"/>
+          <w:b/>
+          <w:bCs/>
+          <w:sz w:val="24"/>
+          <w:szCs w:val="24"/>
+        </w:rPr>
+        <w:t xml:space="preserve"> </w:t>
+      </w:r>
+      <w:proofErr w:type="spellStart"/>
+      <w:r>
+        <w:rPr>
+          <w:rFonts w:ascii="Nirmala UI" w:eastAsia="Times New Roman" w:hAnsi="Nirmala UI" w:cs="Nirmala UI"/>
+          <w:b/>
+          <w:bCs/>
+          <w:sz w:val="24"/>
+          <w:szCs w:val="24"/>
+        </w:rPr>
+        <w:t>করা</w:t>
+      </w:r>
+      <w:proofErr w:type="spellEnd"/>
+      <w:r>
+        <w:rPr>
+          <w:rFonts w:ascii="Nirmala UI" w:eastAsia="Times New Roman" w:hAnsi="Nirmala UI" w:cs="Nirmala UI"/>
+          <w:b/>
+          <w:bCs/>
+          <w:sz w:val="24"/>
+          <w:szCs w:val="24"/>
+        </w:rPr>
+        <w:t>।</w:t>
+      </w:r>
+    </w:p>
+    <w:p>
+      <w:pPr>
+        <w:spacing w:before="100" w:beforeAutospacing="1" w:after="100" w:afterAutospacing="1" w:line="240" w:lineRule="auto"/>
+        <w:rPr>
+          <w:rFonts w:ascii="Times New Roman" w:eastAsia="Times New Roman" w:hAnsi="Times New Roman" w:cs="Times New Roman"/>
+          <w:sz w:val="24"/>
+          <w:szCs w:val="24"/>
+        </w:rPr>
+      </w:pPr>
+      <w:r>
+        <w:rPr>
+          <w:rFonts w:ascii="Times New Roman" w:eastAsia="Times New Roman" w:hAnsi="Times New Roman" w:cs="Times New Roman"/>
+          <w:sz w:val="24"/>
+          <w:szCs w:val="24"/>
+        </w:rPr>
+        <w:t>Variable-</w:t>
+      </w:r>
+      <w:proofErr w:type="spellStart"/>
+      <w:r>
+        <w:rPr>
+          <w:rFonts w:ascii="Nirmala UI" w:eastAsia="Times New Roman" w:hAnsi="Nirmala UI" w:cs="Nirmala UI"/>
+          <w:sz w:val="24"/>
+          <w:szCs w:val="24"/>
+        </w:rPr>
+        <w:t>এর</w:t>
+      </w:r>
+      <w:proofErr w:type="spellEnd"/>
+      <w:r>
+        <w:rPr>
+          <w:rFonts w:ascii="Times New Roman" w:eastAsia="Times New Roman" w:hAnsi="Times New Roman" w:cs="Times New Roman"/>
+          <w:sz w:val="24"/>
+          <w:szCs w:val="24"/>
+        </w:rPr>
+        <w:t xml:space="preserve"> Rules:</w:t>
+      </w:r>
+    </w:p>
+    <w:p>
+      <w:pPr>
+        <w:numPr>
+          <w:ilvl w:val="0"/>
+          <w:numId w:val="7"/>
+        </w:numPr>
+        <w:spacing w:before="100" w:beforeAutospacing="1" w:after="100" w:afterAutospacing="1" w:line="240" w:lineRule="auto"/>
+        <w:rPr>
+          <w:rFonts w:ascii="Times New Roman" w:eastAsia="Times New Roman" w:hAnsi="Times New Roman" w:cs="Times New Roman"/>
+          <w:sz w:val="24"/>
+          <w:szCs w:val="24"/>
+        </w:rPr>
+      </w:pPr>
+      <w:proofErr w:type="spellStart"/>
+      <w:r>
+        <w:rPr>
+          <w:rFonts w:ascii="Nirmala UI" w:eastAsia="Times New Roman" w:hAnsi="Nirmala UI" w:cs="Nirmala UI"/>
+          <w:sz w:val="24"/>
+          <w:szCs w:val="24"/>
+        </w:rPr>
+        <w:t>প্রথম</w:t>
+      </w:r>
+      <w:proofErr w:type="spellEnd"/>
+      <w:r>
+        <w:rPr>
+          <w:rFonts w:ascii="Times New Roman" w:eastAsia="Times New Roman" w:hAnsi="Times New Roman" w:cs="Times New Roman"/>
+          <w:sz w:val="24"/>
+          <w:szCs w:val="24"/>
+        </w:rPr>
+        <w:t xml:space="preserve"> Character </w:t>
+      </w:r>
+      <w:r>
+        <w:rPr>
+          <w:rFonts w:ascii="Times New Roman" w:eastAsia="Times New Roman" w:hAnsi="Times New Roman" w:cs="Times New Roman"/>
+          <w:b/>
+          <w:bCs/>
+          <w:sz w:val="24"/>
+          <w:szCs w:val="24"/>
+        </w:rPr>
+        <w:t>Letter (a-z, A-Z)</w:t>
+      </w:r>
+      <w:r>
+        <w:rPr>
+          <w:rFonts w:ascii="Times New Roman" w:eastAsia="Times New Roman" w:hAnsi="Times New Roman" w:cs="Times New Roman"/>
+          <w:sz w:val="24"/>
+          <w:szCs w:val="24"/>
+        </w:rPr>
+        <w:t xml:space="preserve"> </w:t>
+      </w:r>
+      <w:proofErr w:type="spellStart"/>
+      <w:r>
+        <w:rPr>
+          <w:rFonts w:ascii="Nirmala UI" w:eastAsia="Times New Roman" w:hAnsi="Nirmala UI" w:cs="Nirmala UI"/>
+          <w:sz w:val="24"/>
+          <w:szCs w:val="24"/>
+        </w:rPr>
+        <w:t>বা</w:t>
+      </w:r>
+      <w:proofErr w:type="spellEnd"/>
+      <w:r>
+        <w:rPr>
+          <w:rFonts w:ascii="Times New Roman" w:eastAsia="Times New Roman" w:hAnsi="Times New Roman" w:cs="Times New Roman"/>
+          <w:sz w:val="24"/>
+          <w:szCs w:val="24"/>
+        </w:rPr>
+        <w:t xml:space="preserve"> </w:t>
+      </w:r>
+      <w:r>
+        <w:rPr>
+          <w:rFonts w:ascii="Courier New" w:eastAsia="Times New Roman" w:hAnsi="Courier New" w:cs="Courier New"/>
+          <w:sz w:val="20"/>
+          <w:szCs w:val="20"/>
+        </w:rPr>
+        <w:t>_</w:t>
+      </w:r>
+      <w:r>
+        <w:rPr>
+          <w:rFonts w:ascii="Times New Roman" w:eastAsia="Times New Roman" w:hAnsi="Times New Roman" w:cs="Times New Roman"/>
+          <w:sz w:val="24"/>
+          <w:szCs w:val="24"/>
+        </w:rPr>
+        <w:t xml:space="preserve"> </w:t>
+      </w:r>
+      <w:proofErr w:type="spellStart"/>
+      <w:r>
+        <w:rPr>
+          <w:rFonts w:ascii="Nirmala UI" w:eastAsia="Times New Roman" w:hAnsi="Nirmala UI" w:cs="Nirmala UI"/>
+          <w:sz w:val="24"/>
+          <w:szCs w:val="24"/>
+        </w:rPr>
+        <w:t>হতে</w:t>
+      </w:r>
+      <w:proofErr w:type="spellEnd"/>
+      <w:r>
+        <w:rPr>
+          <w:rFonts w:ascii="Times New Roman" w:eastAsia="Times New Roman" w:hAnsi="Times New Roman" w:cs="Times New Roman"/>
+          <w:sz w:val="24"/>
+          <w:szCs w:val="24"/>
+        </w:rPr>
+        <w:t xml:space="preserve"> </w:t>
+      </w:r>
+      <w:proofErr w:type="spellStart"/>
+      <w:r>
+        <w:rPr>
+          <w:rFonts w:ascii="Nirmala UI" w:eastAsia="Times New Roman" w:hAnsi="Nirmala UI" w:cs="Nirmala UI"/>
+          <w:sz w:val="24"/>
+          <w:szCs w:val="24"/>
+        </w:rPr>
+        <w:t>হবে</w:t>
+      </w:r>
+      <w:proofErr w:type="spellEnd"/>
+      <w:r>
+        <w:rPr>
+          <w:rFonts w:ascii="Nirmala UI" w:eastAsia="Times New Roman" w:hAnsi="Nirmala UI" w:cs="Nirmala UI"/>
+          <w:sz w:val="24"/>
+          <w:szCs w:val="24"/>
+        </w:rPr>
+        <w:t>।</w:t>
+      </w:r>
+      <w:r>
+        <w:rPr>
+          <w:rFonts w:ascii="Times New Roman" w:eastAsia="Times New Roman" w:hAnsi="Times New Roman" w:cs="Times New Roman"/>
+          <w:sz w:val="24"/>
+          <w:szCs w:val="24"/>
+        </w:rPr>
+        <w:t xml:space="preserve"> </w:t>
+      </w:r>
+    </w:p>
+    <w:p>
+      <w:pPr>
+        <w:numPr>
+          <w:ilvl w:val="0"/>
+          <w:numId w:val="7"/>
+        </w:numPr>
+        <w:spacing w:before="100" w:beforeAutospacing="1" w:after="100" w:afterAutospacing="1" w:line="240" w:lineRule="auto"/>
+        <w:rPr>
+          <w:rFonts w:ascii="Times New Roman" w:eastAsia="Times New Roman" w:hAnsi="Times New Roman" w:cs="Times New Roman"/>
+          <w:sz w:val="24"/>
+          <w:szCs w:val="24"/>
+        </w:rPr>
+      </w:pPr>
+      <w:proofErr w:type="spellStart"/>
+      <w:r>
+        <w:rPr>
+          <w:rFonts w:ascii="Nirmala UI" w:eastAsia="Times New Roman" w:hAnsi="Nirmala UI" w:cs="Nirmala UI"/>
+          <w:sz w:val="24"/>
+          <w:szCs w:val="24"/>
+        </w:rPr>
+        <w:t>এরপর</w:t>
+      </w:r>
+      <w:proofErr w:type="spellEnd"/>
+      <w:r>
+        <w:rPr>
+          <w:rFonts w:ascii="Times New Roman" w:eastAsia="Times New Roman" w:hAnsi="Times New Roman" w:cs="Times New Roman"/>
+          <w:sz w:val="24"/>
+          <w:szCs w:val="24"/>
+        </w:rPr>
+        <w:t xml:space="preserve"> Letter, Number, </w:t>
+      </w:r>
+      <w:r>
+        <w:rPr>
+          <w:rFonts w:ascii="Courier New" w:eastAsia="Times New Roman" w:hAnsi="Courier New" w:cs="Courier New"/>
+          <w:sz w:val="20"/>
+          <w:szCs w:val="20"/>
+        </w:rPr>
+        <w:t>_</w:t>
+      </w:r>
+      <w:r>
+        <w:rPr>
+          <w:rFonts w:ascii="Times New Roman" w:eastAsia="Times New Roman" w:hAnsi="Times New Roman" w:cs="Times New Roman"/>
+          <w:sz w:val="24"/>
+          <w:szCs w:val="24"/>
+        </w:rPr>
+        <w:t xml:space="preserve"> </w:t>
+      </w:r>
+      <w:proofErr w:type="spellStart"/>
+      <w:r>
+        <w:rPr>
+          <w:rFonts w:ascii="Nirmala UI" w:eastAsia="Times New Roman" w:hAnsi="Nirmala UI" w:cs="Nirmala UI"/>
+          <w:sz w:val="24"/>
+          <w:szCs w:val="24"/>
+        </w:rPr>
+        <w:t>থাকতে</w:t>
+      </w:r>
+      <w:proofErr w:type="spellEnd"/>
+      <w:r>
+        <w:rPr>
+          <w:rFonts w:ascii="Times New Roman" w:eastAsia="Times New Roman" w:hAnsi="Times New Roman" w:cs="Times New Roman"/>
+          <w:sz w:val="24"/>
+          <w:szCs w:val="24"/>
+        </w:rPr>
+        <w:t xml:space="preserve"> </w:t>
+      </w:r>
+      <w:proofErr w:type="spellStart"/>
+      <w:r>
+        <w:rPr>
+          <w:rFonts w:ascii="Nirmala UI" w:eastAsia="Times New Roman" w:hAnsi="Nirmala UI" w:cs="Nirmala UI"/>
+          <w:sz w:val="24"/>
+          <w:szCs w:val="24"/>
+        </w:rPr>
+        <w:t>পারবে</w:t>
+      </w:r>
+      <w:proofErr w:type="spellEnd"/>
+      <w:r>
+        <w:rPr>
+          <w:rFonts w:ascii="Nirmala UI" w:eastAsia="Times New Roman" w:hAnsi="Nirmala UI" w:cs="Nirmala UI"/>
+          <w:sz w:val="24"/>
+          <w:szCs w:val="24"/>
+        </w:rPr>
+        <w:t>।</w:t>
+      </w:r>
+      <w:r>
+        <w:rPr>
+          <w:rFonts w:ascii="Times New Roman" w:eastAsia="Times New Roman" w:hAnsi="Times New Roman" w:cs="Times New Roman"/>
+          <w:sz w:val="24"/>
+          <w:szCs w:val="24"/>
+        </w:rPr>
+        <w:t xml:space="preserve"> </w:t>
+      </w:r>
+    </w:p>
+    <w:p>
+      <w:pPr>
+        <w:numPr>
+          <w:ilvl w:val="0"/>
+          <w:numId w:val="7"/>
+        </w:numPr>
+        <w:spacing w:before="100" w:beforeAutospacing="1" w:after="100" w:afterAutospacing="1" w:line="240" w:lineRule="auto"/>
+        <w:rPr>
+          <w:rFonts w:ascii="Times New Roman" w:eastAsia="Times New Roman" w:hAnsi="Times New Roman" w:cs="Times New Roman"/>
+          <w:sz w:val="24"/>
+          <w:szCs w:val="24"/>
+        </w:rPr>
+      </w:pPr>
+      <w:r>
+        <w:rPr>
+          <w:rFonts w:ascii="Times New Roman" w:eastAsia="Times New Roman" w:hAnsi="Times New Roman" w:cs="Times New Roman"/>
+          <w:sz w:val="24"/>
+          <w:szCs w:val="24"/>
+        </w:rPr>
+        <w:t>Keyword (</w:t>
+      </w:r>
+      <w:proofErr w:type="spellStart"/>
+      <w:r>
+        <w:rPr>
+          <w:rFonts w:ascii="Nirmala UI" w:eastAsia="Times New Roman" w:hAnsi="Nirmala UI" w:cs="Nirmala UI"/>
+          <w:sz w:val="24"/>
+          <w:szCs w:val="24"/>
+        </w:rPr>
+        <w:t>যেমন</w:t>
+      </w:r>
+      <w:proofErr w:type="spellEnd"/>
+      <w:r>
+        <w:rPr>
+          <w:rFonts w:ascii="Times New Roman" w:eastAsia="Times New Roman" w:hAnsi="Times New Roman" w:cs="Times New Roman"/>
+          <w:sz w:val="24"/>
+          <w:szCs w:val="24"/>
+        </w:rPr>
+        <w:t xml:space="preserve"> </w:t>
+      </w:r>
+      <w:proofErr w:type="spellStart"/>
+      <w:r>
+        <w:rPr>
+          <w:rFonts w:ascii="Courier New" w:eastAsia="Times New Roman" w:hAnsi="Courier New" w:cs="Courier New"/>
+          <w:sz w:val="20"/>
+          <w:szCs w:val="20"/>
+        </w:rPr>
+        <w:t>int</w:t>
+      </w:r>
+      <w:proofErr w:type="spellEnd"/>
+      <w:r>
+        <w:rPr>
+          <w:rFonts w:ascii="Times New Roman" w:eastAsia="Times New Roman" w:hAnsi="Times New Roman" w:cs="Times New Roman"/>
+          <w:sz w:val="24"/>
+          <w:szCs w:val="24"/>
+        </w:rPr>
+        <w:t xml:space="preserve">, </w:t>
+      </w:r>
+      <w:r>
+        <w:rPr>
+          <w:rFonts w:ascii="Courier New" w:eastAsia="Times New Roman" w:hAnsi="Courier New" w:cs="Courier New"/>
+          <w:sz w:val="20"/>
+          <w:szCs w:val="20"/>
+        </w:rPr>
+        <w:t>float</w:t>
+      </w:r>
+      <w:r>
+        <w:rPr>
+          <w:rFonts w:ascii="Times New Roman" w:eastAsia="Times New Roman" w:hAnsi="Times New Roman" w:cs="Times New Roman"/>
+          <w:sz w:val="24"/>
+          <w:szCs w:val="24"/>
+        </w:rPr>
+        <w:t xml:space="preserve">, </w:t>
+      </w:r>
+      <w:r>
+        <w:rPr>
+          <w:rFonts w:ascii="Courier New" w:eastAsia="Times New Roman" w:hAnsi="Courier New" w:cs="Courier New"/>
+          <w:sz w:val="20"/>
+          <w:szCs w:val="20"/>
+        </w:rPr>
+        <w:t>if</w:t>
+      </w:r>
+      <w:r>
+        <w:rPr>
+          <w:rFonts w:ascii="Times New Roman" w:eastAsia="Times New Roman" w:hAnsi="Times New Roman" w:cs="Times New Roman"/>
+          <w:sz w:val="24"/>
+          <w:szCs w:val="24"/>
+        </w:rPr>
+        <w:t xml:space="preserve">) Variable </w:t>
+      </w:r>
+      <w:proofErr w:type="spellStart"/>
+      <w:r>
+        <w:rPr>
+          <w:rFonts w:ascii="Nirmala UI" w:eastAsia="Times New Roman" w:hAnsi="Nirmala UI" w:cs="Nirmala UI"/>
+          <w:sz w:val="24"/>
+          <w:szCs w:val="24"/>
+        </w:rPr>
+        <w:t>না</w:t>
+      </w:r>
+      <w:proofErr w:type="spellEnd"/>
+      <w:r>
+        <w:rPr>
+          <w:rFonts w:ascii="Nirmala UI" w:eastAsia="Times New Roman" w:hAnsi="Nirmala UI" w:cs="Nirmala UI"/>
+          <w:sz w:val="24"/>
+          <w:szCs w:val="24"/>
+        </w:rPr>
+        <w:t>।</w:t>
+      </w:r>
+    </w:p>
+    <w:p>
+      <w:pPr>
+        <w:rPr>
+          <w:sz w:val="24"/>
+        </w:rPr>
+      </w:pPr>
+    </w:p>
+    <w:p>
+      <w:pPr>
+        <w:shd w:val="clear" w:color="auto" w:fill="1F1F1F"/>
+        <w:spacing w:after="0" w:line="285" w:lineRule="atLeast"/>
+        <w:rPr>
+          <w:rFonts w:ascii="Consolas" w:eastAsia="Times New Roman" w:hAnsi="Consolas" w:cs="Times New Roman"/>
+          <w:color w:val="CCCCCC"/>
+          <w:sz w:val="21"/>
+          <w:szCs w:val="21"/>
+        </w:rPr>
+      </w:pPr>
+      <w:r>
+        <w:rPr>
+          <w:rFonts w:ascii="Consolas" w:eastAsia="Times New Roman" w:hAnsi="Consolas" w:cs="Times New Roman"/>
+          <w:color w:val="C586C0"/>
+          <w:sz w:val="21"/>
+          <w:szCs w:val="21"/>
+        </w:rPr>
+        <w:t>#include</w:t>
+      </w:r>
+      <w:r>
+        <w:rPr>
+          <w:rFonts w:ascii="Consolas" w:eastAsia="Times New Roman" w:hAnsi="Consolas" w:cs="Times New Roman"/>
+          <w:color w:val="CE9178"/>
+          <w:sz w:val="21"/>
+          <w:szCs w:val="21"/>
+        </w:rPr>
+        <w:t>&lt;bits/</w:t>
+      </w:r>
+      <w:proofErr w:type="spellStart"/>
+      <w:r>
+        <w:rPr>
+          <w:rFonts w:ascii="Consolas" w:eastAsia="Times New Roman" w:hAnsi="Consolas" w:cs="Times New Roman"/>
+          <w:color w:val="CE9178"/>
+          <w:sz w:val="21"/>
+          <w:szCs w:val="21"/>
+        </w:rPr>
+        <w:t>stdc</w:t>
+      </w:r>
+      <w:proofErr w:type="spellEnd"/>
+      <w:r>
+        <w:rPr>
+          <w:rFonts w:ascii="Consolas" w:eastAsia="Times New Roman" w:hAnsi="Consolas" w:cs="Times New Roman"/>
+          <w:color w:val="CE9178"/>
+          <w:sz w:val="21"/>
+          <w:szCs w:val="21"/>
+        </w:rPr>
+        <w:t>++.h&gt;</w:t>
+      </w:r>
+    </w:p>
+    <w:p>
+      <w:pPr>
+        <w:shd w:val="clear" w:color="auto" w:fill="1F1F1F"/>
+        <w:spacing w:after="0" w:line="285" w:lineRule="atLeast"/>
+        <w:rPr>
+          <w:rFonts w:ascii="Consolas" w:eastAsia="Times New Roman" w:hAnsi="Consolas" w:cs="Times New Roman"/>
+          <w:color w:val="CCCCCC"/>
+          <w:sz w:val="21"/>
+          <w:szCs w:val="21"/>
+        </w:rPr>
+      </w:pPr>
+      <w:proofErr w:type="gramStart"/>
+      <w:r>
+        <w:rPr>
+          <w:rFonts w:ascii="Consolas" w:eastAsia="Times New Roman" w:hAnsi="Consolas" w:cs="Times New Roman"/>
+          <w:color w:val="C586C0"/>
+          <w:sz w:val="21"/>
+          <w:szCs w:val="21"/>
+        </w:rPr>
+        <w:t>using</w:t>
+      </w:r>
+      <w:proofErr w:type="gramEnd"/>
+      <w:r>
+        <w:rPr>
+          <w:rFonts w:ascii="Consolas" w:eastAsia="Times New Roman" w:hAnsi="Consolas" w:cs="Times New Roman"/>
+          <w:color w:val="CCCCCC"/>
+          <w:sz w:val="21"/>
+          <w:szCs w:val="21"/>
+        </w:rPr>
+        <w:t xml:space="preserve"> </w:t>
+      </w:r>
+      <w:r>
+        <w:rPr>
+          <w:rFonts w:ascii="Consolas" w:eastAsia="Times New Roman" w:hAnsi="Consolas" w:cs="Times New Roman"/>
+          <w:color w:val="569CD6"/>
+          <w:sz w:val="21"/>
+          <w:szCs w:val="21"/>
+        </w:rPr>
+        <w:t>namespace</w:t>
+      </w:r>
+      <w:r>
+        <w:rPr>
+          <w:rFonts w:ascii="Consolas" w:eastAsia="Times New Roman" w:hAnsi="Consolas" w:cs="Times New Roman"/>
+          <w:color w:val="CCCCCC"/>
+          <w:sz w:val="21"/>
+          <w:szCs w:val="21"/>
+        </w:rPr>
+        <w:t xml:space="preserve"> </w:t>
+      </w:r>
+      <w:proofErr w:type="spellStart"/>
+      <w:r>
+        <w:rPr>
+          <w:rFonts w:ascii="Consolas" w:eastAsia="Times New Roman" w:hAnsi="Consolas" w:cs="Times New Roman"/>
+          <w:color w:val="4EC9B0"/>
+          <w:sz w:val="21"/>
+          <w:szCs w:val="21"/>
+        </w:rPr>
+        <w:t>std</w:t>
+      </w:r>
+      <w:proofErr w:type="spellEnd"/>
+      <w:r>
+        <w:rPr>
+          <w:rFonts w:ascii="Consolas" w:eastAsia="Times New Roman" w:hAnsi="Consolas" w:cs="Times New Roman"/>
+          <w:color w:val="CCCCCC"/>
+          <w:sz w:val="21"/>
+          <w:szCs w:val="21"/>
+        </w:rPr>
+        <w:t>;</w:t>
+      </w:r>
+    </w:p>
+    <w:p>
+      <w:pPr>
+        <w:shd w:val="clear" w:color="auto" w:fill="1F1F1F"/>
+        <w:spacing w:after="0" w:line="285" w:lineRule="atLeast"/>
+        <w:rPr>
+          <w:rFonts w:ascii="Consolas" w:eastAsia="Times New Roman" w:hAnsi="Consolas" w:cs="Times New Roman"/>
+          <w:color w:val="CCCCCC"/>
+          <w:sz w:val="21"/>
+          <w:szCs w:val="21"/>
+        </w:rPr>
+      </w:pPr>
+      <w:proofErr w:type="spellStart"/>
+      <w:proofErr w:type="gramStart"/>
+      <w:r>
+        <w:rPr>
+          <w:rFonts w:ascii="Consolas" w:eastAsia="Times New Roman" w:hAnsi="Consolas" w:cs="Times New Roman"/>
+          <w:color w:val="569CD6"/>
+          <w:sz w:val="21"/>
+          <w:szCs w:val="21"/>
+        </w:rPr>
+        <w:t>int</w:t>
+      </w:r>
+      <w:proofErr w:type="spellEnd"/>
+      <w:proofErr w:type="gramEnd"/>
+      <w:r>
+        <w:rPr>
+          <w:rFonts w:ascii="Consolas" w:eastAsia="Times New Roman" w:hAnsi="Consolas" w:cs="Times New Roman"/>
+          <w:color w:val="CCCCCC"/>
+          <w:sz w:val="21"/>
+          <w:szCs w:val="21"/>
+        </w:rPr>
+        <w:t xml:space="preserve"> </w:t>
+      </w:r>
+      <w:r>
+        <w:rPr>
+          <w:rFonts w:ascii="Consolas" w:eastAsia="Times New Roman" w:hAnsi="Consolas" w:cs="Times New Roman"/>
+          <w:color w:val="DCDCAA"/>
+          <w:sz w:val="21"/>
+          <w:szCs w:val="21"/>
+        </w:rPr>
+        <w:t>main</w:t>
+      </w:r>
+      <w:r>
+        <w:rPr>
+          <w:rFonts w:ascii="Consolas" w:eastAsia="Times New Roman" w:hAnsi="Consolas" w:cs="Times New Roman"/>
+          <w:color w:val="CCCCCC"/>
+          <w:sz w:val="21"/>
+          <w:szCs w:val="21"/>
+        </w:rPr>
+        <w:t>(){</w:t>
+      </w:r>
+    </w:p>
+    <w:p>
+      <w:pPr>
+        <w:shd w:val="clear" w:color="auto" w:fill="1F1F1F"/>
+        <w:spacing w:after="0" w:line="285" w:lineRule="atLeast"/>
+        <w:rPr>
+          <w:rFonts w:ascii="Consolas" w:eastAsia="Times New Roman" w:hAnsi="Consolas" w:cs="Times New Roman"/>
+          <w:color w:val="CCCCCC"/>
+          <w:sz w:val="21"/>
+          <w:szCs w:val="21"/>
+        </w:rPr>
+      </w:pPr>
+      <w:r>
+        <w:rPr>
+          <w:rFonts w:ascii="Consolas" w:eastAsia="Times New Roman" w:hAnsi="Consolas" w:cs="Times New Roman"/>
+          <w:color w:val="CCCCCC"/>
+          <w:sz w:val="21"/>
+          <w:szCs w:val="21"/>
+        </w:rPr>
+        <w:t xml:space="preserve">    </w:t>
+      </w:r>
+      <w:proofErr w:type="spellStart"/>
+      <w:proofErr w:type="gramStart"/>
+      <w:r>
+        <w:rPr>
+          <w:rFonts w:ascii="Consolas" w:eastAsia="Times New Roman" w:hAnsi="Consolas" w:cs="Times New Roman"/>
+          <w:color w:val="4EC9B0"/>
+          <w:sz w:val="21"/>
+          <w:szCs w:val="21"/>
+        </w:rPr>
+        <w:t>ifstream</w:t>
+      </w:r>
+      <w:proofErr w:type="spellEnd"/>
+      <w:proofErr w:type="gramEnd"/>
+      <w:r>
+        <w:rPr>
+          <w:rFonts w:ascii="Consolas" w:eastAsia="Times New Roman" w:hAnsi="Consolas" w:cs="Times New Roman"/>
+          <w:color w:val="CCCCCC"/>
+          <w:sz w:val="21"/>
+          <w:szCs w:val="21"/>
+        </w:rPr>
+        <w:t xml:space="preserve"> </w:t>
+      </w:r>
+      <w:r>
+        <w:rPr>
+          <w:rFonts w:ascii="Consolas" w:eastAsia="Times New Roman" w:hAnsi="Consolas" w:cs="Times New Roman"/>
+          <w:color w:val="9CDCFE"/>
+          <w:sz w:val="21"/>
+          <w:szCs w:val="21"/>
+        </w:rPr>
+        <w:t>file</w:t>
+      </w:r>
+      <w:r>
+        <w:rPr>
+          <w:rFonts w:ascii="Consolas" w:eastAsia="Times New Roman" w:hAnsi="Consolas" w:cs="Times New Roman"/>
+          <w:color w:val="CCCCCC"/>
+          <w:sz w:val="21"/>
+          <w:szCs w:val="21"/>
+        </w:rPr>
+        <w:t>(</w:t>
+      </w:r>
+      <w:r>
+        <w:rPr>
+          <w:rFonts w:ascii="Consolas" w:eastAsia="Times New Roman" w:hAnsi="Consolas" w:cs="Times New Roman"/>
+          <w:color w:val="CE9178"/>
+          <w:sz w:val="21"/>
+          <w:szCs w:val="21"/>
+        </w:rPr>
+        <w:t>"lex.cpp"</w:t>
+      </w:r>
+      <w:r>
+        <w:rPr>
+          <w:rFonts w:ascii="Consolas" w:eastAsia="Times New Roman" w:hAnsi="Consolas" w:cs="Times New Roman"/>
+          <w:color w:val="CCCCCC"/>
+          <w:sz w:val="21"/>
+          <w:szCs w:val="21"/>
+        </w:rPr>
+        <w:t>);</w:t>
+      </w:r>
+    </w:p>
+    <w:p>
+      <w:pPr>
+        <w:shd w:val="clear" w:color="auto" w:fill="1F1F1F"/>
+        <w:spacing w:after="0" w:line="285" w:lineRule="atLeast"/>
+        <w:rPr>
+          <w:rFonts w:ascii="Consolas" w:eastAsia="Times New Roman" w:hAnsi="Consolas" w:cs="Times New Roman"/>
+          <w:color w:val="CCCCCC"/>
+          <w:sz w:val="21"/>
+          <w:szCs w:val="21"/>
+        </w:rPr>
+      </w:pPr>
+      <w:r>
+        <w:rPr>
+          <w:rFonts w:ascii="Consolas" w:eastAsia="Times New Roman" w:hAnsi="Consolas" w:cs="Times New Roman"/>
+          <w:color w:val="CCCCCC"/>
+          <w:sz w:val="21"/>
+          <w:szCs w:val="21"/>
+        </w:rPr>
+        <w:t xml:space="preserve">    </w:t>
+      </w:r>
+      <w:proofErr w:type="gramStart"/>
+      <w:r>
+        <w:rPr>
+          <w:rFonts w:ascii="Consolas" w:eastAsia="Times New Roman" w:hAnsi="Consolas" w:cs="Times New Roman"/>
+          <w:color w:val="C586C0"/>
+          <w:sz w:val="21"/>
+          <w:szCs w:val="21"/>
+        </w:rPr>
+        <w:t>if</w:t>
+      </w:r>
+      <w:r>
+        <w:rPr>
+          <w:rFonts w:ascii="Consolas" w:eastAsia="Times New Roman" w:hAnsi="Consolas" w:cs="Times New Roman"/>
+          <w:color w:val="CCCCCC"/>
+          <w:sz w:val="21"/>
+          <w:szCs w:val="21"/>
+        </w:rPr>
+        <w:t>(</w:t>
+      </w:r>
+      <w:proofErr w:type="gramEnd"/>
+      <w:r>
+        <w:rPr>
+          <w:rFonts w:ascii="Consolas" w:eastAsia="Times New Roman" w:hAnsi="Consolas" w:cs="Times New Roman"/>
+          <w:color w:val="D4D4D4"/>
+          <w:sz w:val="21"/>
+          <w:szCs w:val="21"/>
+        </w:rPr>
+        <w:t>!</w:t>
+      </w:r>
+      <w:proofErr w:type="spellStart"/>
+      <w:r>
+        <w:rPr>
+          <w:rFonts w:ascii="Consolas" w:eastAsia="Times New Roman" w:hAnsi="Consolas" w:cs="Times New Roman"/>
+          <w:color w:val="9CDCFE"/>
+          <w:sz w:val="21"/>
+          <w:szCs w:val="21"/>
+        </w:rPr>
+        <w:t>file</w:t>
+      </w:r>
+      <w:r>
+        <w:rPr>
+          <w:rFonts w:ascii="Consolas" w:eastAsia="Times New Roman" w:hAnsi="Consolas" w:cs="Times New Roman"/>
+          <w:color w:val="CCCCCC"/>
+          <w:sz w:val="21"/>
+          <w:szCs w:val="21"/>
+        </w:rPr>
+        <w:t>.</w:t>
+      </w:r>
+      <w:r>
+        <w:rPr>
+          <w:rFonts w:ascii="Consolas" w:eastAsia="Times New Roman" w:hAnsi="Consolas" w:cs="Times New Roman"/>
+          <w:color w:val="DCDCAA"/>
+          <w:sz w:val="21"/>
+          <w:szCs w:val="21"/>
+        </w:rPr>
+        <w:t>is_open</w:t>
+      </w:r>
+      <w:proofErr w:type="spellEnd"/>
+      <w:r>
+        <w:rPr>
+          <w:rFonts w:ascii="Consolas" w:eastAsia="Times New Roman" w:hAnsi="Consolas" w:cs="Times New Roman"/>
+          <w:color w:val="CCCCCC"/>
+          <w:sz w:val="21"/>
+          <w:szCs w:val="21"/>
+        </w:rPr>
+        <w:t>()){</w:t>
+      </w:r>
+    </w:p>
+    <w:p>
+      <w:pPr>
+        <w:shd w:val="clear" w:color="auto" w:fill="1F1F1F"/>
+        <w:spacing w:after="0" w:line="285" w:lineRule="atLeast"/>
+        <w:rPr>
+          <w:rFonts w:ascii="Consolas" w:eastAsia="Times New Roman" w:hAnsi="Consolas" w:cs="Times New Roman"/>
+          <w:color w:val="CCCCCC"/>
+          <w:sz w:val="21"/>
+          <w:szCs w:val="21"/>
+        </w:rPr>
+      </w:pPr>
+      <w:r>
+        <w:rPr>
+          <w:rFonts w:ascii="Consolas" w:eastAsia="Times New Roman" w:hAnsi="Consolas" w:cs="Times New Roman"/>
+          <w:color w:val="CCCCCC"/>
+          <w:sz w:val="21"/>
+          <w:szCs w:val="21"/>
+        </w:rPr>
+        <w:t xml:space="preserve">        </w:t>
+      </w:r>
+      <w:proofErr w:type="spellStart"/>
+      <w:proofErr w:type="gramStart"/>
+      <w:r>
+        <w:rPr>
+          <w:rFonts w:ascii="Consolas" w:eastAsia="Times New Roman" w:hAnsi="Consolas" w:cs="Times New Roman"/>
+          <w:color w:val="9CDCFE"/>
+          <w:sz w:val="21"/>
+          <w:szCs w:val="21"/>
+        </w:rPr>
+        <w:t>cout</w:t>
+      </w:r>
+      <w:proofErr w:type="spellEnd"/>
+      <w:proofErr w:type="gramEnd"/>
+      <w:r>
+        <w:rPr>
+          <w:rFonts w:ascii="Consolas" w:eastAsia="Times New Roman" w:hAnsi="Consolas" w:cs="Times New Roman"/>
+          <w:color w:val="DCDCAA"/>
+          <w:sz w:val="21"/>
+          <w:szCs w:val="21"/>
+        </w:rPr>
+        <w:t>&lt;&lt;</w:t>
+      </w:r>
+      <w:r>
+        <w:rPr>
+          <w:rFonts w:ascii="Consolas" w:eastAsia="Times New Roman" w:hAnsi="Consolas" w:cs="Times New Roman"/>
+          <w:color w:val="CE9178"/>
+          <w:sz w:val="21"/>
+          <w:szCs w:val="21"/>
+        </w:rPr>
+        <w:t>"File cannot open"</w:t>
+      </w:r>
+      <w:r>
+        <w:rPr>
+          <w:rFonts w:ascii="Consolas" w:eastAsia="Times New Roman" w:hAnsi="Consolas" w:cs="Times New Roman"/>
+          <w:color w:val="DCDCAA"/>
+          <w:sz w:val="21"/>
+          <w:szCs w:val="21"/>
+        </w:rPr>
+        <w:t>&lt;&lt;</w:t>
+      </w:r>
+      <w:proofErr w:type="spellStart"/>
+      <w:r>
+        <w:rPr>
+          <w:rFonts w:ascii="Consolas" w:eastAsia="Times New Roman" w:hAnsi="Consolas" w:cs="Times New Roman"/>
+          <w:color w:val="DCDCAA"/>
+          <w:sz w:val="21"/>
+          <w:szCs w:val="21"/>
+        </w:rPr>
+        <w:t>endl</w:t>
+      </w:r>
+      <w:proofErr w:type="spellEnd"/>
+      <w:r>
+        <w:rPr>
+          <w:rFonts w:ascii="Consolas" w:eastAsia="Times New Roman" w:hAnsi="Consolas" w:cs="Times New Roman"/>
+          <w:color w:val="CCCCCC"/>
+          <w:sz w:val="21"/>
+          <w:szCs w:val="21"/>
+        </w:rPr>
+        <w:t>;</w:t>
+      </w:r>
+    </w:p>
+    <w:p>
+      <w:pPr>
+        <w:shd w:val="clear" w:color="auto" w:fill="1F1F1F"/>
+        <w:spacing w:after="0" w:line="285" w:lineRule="atLeast"/>
+        <w:rPr>
+          <w:rFonts w:ascii="Consolas" w:eastAsia="Times New Roman" w:hAnsi="Consolas" w:cs="Times New Roman"/>
+          <w:color w:val="CCCCCC"/>
+          <w:sz w:val="21"/>
+          <w:szCs w:val="21"/>
+        </w:rPr>
+      </w:pPr>
+      <w:r>
+        <w:rPr>
+          <w:rFonts w:ascii="Consolas" w:eastAsia="Times New Roman" w:hAnsi="Consolas" w:cs="Times New Roman"/>
+          <w:color w:val="CCCCCC"/>
+          <w:sz w:val="21"/>
+          <w:szCs w:val="21"/>
+        </w:rPr>
+        <w:t xml:space="preserve">        </w:t>
+      </w:r>
+      <w:proofErr w:type="gramStart"/>
+      <w:r>
+        <w:rPr>
+          <w:rFonts w:ascii="Consolas" w:eastAsia="Times New Roman" w:hAnsi="Consolas" w:cs="Times New Roman"/>
+          <w:color w:val="C586C0"/>
+          <w:sz w:val="21"/>
+          <w:szCs w:val="21"/>
+        </w:rPr>
+        <w:t>return</w:t>
+      </w:r>
+      <w:proofErr w:type="gramEnd"/>
+      <w:r>
+        <w:rPr>
+          <w:rFonts w:ascii="Consolas" w:eastAsia="Times New Roman" w:hAnsi="Consolas" w:cs="Times New Roman"/>
+          <w:color w:val="CCCCCC"/>
+          <w:sz w:val="21"/>
+          <w:szCs w:val="21"/>
+        </w:rPr>
+        <w:t xml:space="preserve"> </w:t>
+      </w:r>
+      <w:r>
+        <w:rPr>
+          <w:rFonts w:ascii="Consolas" w:eastAsia="Times New Roman" w:hAnsi="Consolas" w:cs="Times New Roman"/>
+          <w:color w:val="B5CEA8"/>
+          <w:sz w:val="21"/>
+          <w:szCs w:val="21"/>
+        </w:rPr>
+        <w:t>0</w:t>
+      </w:r>
+      <w:r>
+        <w:rPr>
+          <w:rFonts w:ascii="Consolas" w:eastAsia="Times New Roman" w:hAnsi="Consolas" w:cs="Times New Roman"/>
+          <w:color w:val="CCCCCC"/>
+          <w:sz w:val="21"/>
+          <w:szCs w:val="21"/>
+        </w:rPr>
+        <w:t>;</w:t>
+      </w:r>
+    </w:p>
+    <w:p>
+      <w:pPr>
+        <w:shd w:val="clear" w:color="auto" w:fill="1F1F1F"/>
+        <w:spacing w:after="0" w:line="285" w:lineRule="atLeast"/>
+        <w:rPr>
+          <w:rFonts w:ascii="Consolas" w:eastAsia="Times New Roman" w:hAnsi="Consolas" w:cs="Times New Roman"/>
+          <w:color w:val="CCCCCC"/>
+          <w:sz w:val="21"/>
+          <w:szCs w:val="21"/>
+        </w:rPr>
+      </w:pPr>
+      <w:r>
+        <w:rPr>
+          <w:rFonts w:ascii="Consolas" w:eastAsia="Times New Roman" w:hAnsi="Consolas" w:cs="Times New Roman"/>
+          <w:color w:val="CCCCCC"/>
+          <w:sz w:val="21"/>
+          <w:szCs w:val="21"/>
+        </w:rPr>
+        <w:t>    }</w:t>
+      </w:r>
+    </w:p>
+    <w:p>
+      <w:pPr>
+        <w:shd w:val="clear" w:color="auto" w:fill="1F1F1F"/>
+        <w:spacing w:after="0" w:line="285" w:lineRule="atLeast"/>
+        <w:rPr>
+          <w:rFonts w:ascii="Consolas" w:eastAsia="Times New Roman" w:hAnsi="Consolas" w:cs="Times New Roman"/>
+          <w:color w:val="CCCCCC"/>
+          <w:sz w:val="21"/>
+          <w:szCs w:val="21"/>
+        </w:rPr>
+      </w:pPr>
+    </w:p>
+    <w:p>
+      <w:pPr>
+        <w:shd w:val="clear" w:color="auto" w:fill="1F1F1F"/>
+        <w:spacing w:after="0" w:line="285" w:lineRule="atLeast"/>
+        <w:rPr>
+          <w:rFonts w:ascii="Consolas" w:eastAsia="Times New Roman" w:hAnsi="Consolas" w:cs="Times New Roman"/>
+          <w:color w:val="CCCCCC"/>
+          <w:sz w:val="21"/>
+          <w:szCs w:val="21"/>
+        </w:rPr>
+      </w:pPr>
+      <w:r>
+        <w:rPr>
+          <w:rFonts w:ascii="Consolas" w:eastAsia="Times New Roman" w:hAnsi="Consolas" w:cs="Times New Roman"/>
+          <w:color w:val="CCCCCC"/>
+          <w:sz w:val="21"/>
+          <w:szCs w:val="21"/>
+        </w:rPr>
+        <w:t xml:space="preserve">    </w:t>
+      </w:r>
+      <w:proofErr w:type="gramStart"/>
+      <w:r>
+        <w:rPr>
+          <w:rFonts w:ascii="Consolas" w:eastAsia="Times New Roman" w:hAnsi="Consolas" w:cs="Times New Roman"/>
+          <w:color w:val="4EC9B0"/>
+          <w:sz w:val="21"/>
+          <w:szCs w:val="21"/>
+        </w:rPr>
+        <w:t>string</w:t>
+      </w:r>
+      <w:proofErr w:type="gramEnd"/>
+      <w:r>
+        <w:rPr>
+          <w:rFonts w:ascii="Consolas" w:eastAsia="Times New Roman" w:hAnsi="Consolas" w:cs="Times New Roman"/>
+          <w:color w:val="CCCCCC"/>
+          <w:sz w:val="21"/>
+          <w:szCs w:val="21"/>
+        </w:rPr>
+        <w:t xml:space="preserve"> </w:t>
+      </w:r>
+      <w:r>
+        <w:rPr>
+          <w:rFonts w:ascii="Consolas" w:eastAsia="Times New Roman" w:hAnsi="Consolas" w:cs="Times New Roman"/>
+          <w:color w:val="9CDCFE"/>
+          <w:sz w:val="21"/>
+          <w:szCs w:val="21"/>
+        </w:rPr>
+        <w:t>word</w:t>
+      </w:r>
+      <w:r>
+        <w:rPr>
+          <w:rFonts w:ascii="Consolas" w:eastAsia="Times New Roman" w:hAnsi="Consolas" w:cs="Times New Roman"/>
+          <w:color w:val="CCCCCC"/>
+          <w:sz w:val="21"/>
+          <w:szCs w:val="21"/>
+        </w:rPr>
+        <w:t>;</w:t>
+      </w:r>
+    </w:p>
+    <w:p>
+      <w:pPr>
+        <w:shd w:val="clear" w:color="auto" w:fill="1F1F1F"/>
+        <w:spacing w:after="0" w:line="285" w:lineRule="atLeast"/>
+        <w:rPr>
+          <w:rFonts w:ascii="Consolas" w:eastAsia="Times New Roman" w:hAnsi="Consolas" w:cs="Times New Roman"/>
+          <w:color w:val="CCCCCC"/>
+          <w:sz w:val="21"/>
+          <w:szCs w:val="21"/>
+        </w:rPr>
+      </w:pPr>
+    </w:p>
+    <w:p>
+      <w:pPr>
+        <w:shd w:val="clear" w:color="auto" w:fill="1F1F1F"/>
+        <w:spacing w:after="0" w:line="285" w:lineRule="atLeast"/>
+        <w:rPr>
+          <w:rFonts w:ascii="Consolas" w:eastAsia="Times New Roman" w:hAnsi="Consolas" w:cs="Times New Roman"/>
+          <w:color w:val="CCCCCC"/>
+          <w:sz w:val="21"/>
+          <w:szCs w:val="21"/>
+        </w:rPr>
+      </w:pPr>
+      <w:r>
+        <w:rPr>
+          <w:rFonts w:ascii="Consolas" w:eastAsia="Times New Roman" w:hAnsi="Consolas" w:cs="Times New Roman"/>
+          <w:color w:val="CCCCCC"/>
+          <w:sz w:val="21"/>
+          <w:szCs w:val="21"/>
+        </w:rPr>
+        <w:t xml:space="preserve">    </w:t>
+      </w:r>
+      <w:proofErr w:type="gramStart"/>
+      <w:r>
+        <w:rPr>
+          <w:rFonts w:ascii="Consolas" w:eastAsia="Times New Roman" w:hAnsi="Consolas" w:cs="Times New Roman"/>
+          <w:color w:val="4EC9B0"/>
+          <w:sz w:val="21"/>
+          <w:szCs w:val="21"/>
+        </w:rPr>
+        <w:t>string</w:t>
+      </w:r>
+      <w:proofErr w:type="gramEnd"/>
+      <w:r>
+        <w:rPr>
+          <w:rFonts w:ascii="Consolas" w:eastAsia="Times New Roman" w:hAnsi="Consolas" w:cs="Times New Roman"/>
+          <w:color w:val="CCCCCC"/>
+          <w:sz w:val="21"/>
+          <w:szCs w:val="21"/>
+        </w:rPr>
+        <w:t xml:space="preserve"> </w:t>
+      </w:r>
+      <w:r>
+        <w:rPr>
+          <w:rFonts w:ascii="Consolas" w:eastAsia="Times New Roman" w:hAnsi="Consolas" w:cs="Times New Roman"/>
+          <w:color w:val="9CDCFE"/>
+          <w:sz w:val="21"/>
+          <w:szCs w:val="21"/>
+        </w:rPr>
+        <w:t>keyword</w:t>
+      </w:r>
+      <w:r>
+        <w:rPr>
+          <w:rFonts w:ascii="Consolas" w:eastAsia="Times New Roman" w:hAnsi="Consolas" w:cs="Times New Roman"/>
+          <w:color w:val="CCCCCC"/>
+          <w:sz w:val="21"/>
+          <w:szCs w:val="21"/>
+        </w:rPr>
+        <w:t>[]</w:t>
+      </w:r>
+      <w:r>
+        <w:rPr>
+          <w:rFonts w:ascii="Consolas" w:eastAsia="Times New Roman" w:hAnsi="Consolas" w:cs="Times New Roman"/>
+          <w:color w:val="D4D4D4"/>
+          <w:sz w:val="21"/>
+          <w:szCs w:val="21"/>
+        </w:rPr>
+        <w:t>=</w:t>
+      </w:r>
+      <w:r>
+        <w:rPr>
+          <w:rFonts w:ascii="Consolas" w:eastAsia="Times New Roman" w:hAnsi="Consolas" w:cs="Times New Roman"/>
+          <w:color w:val="CCCCCC"/>
+          <w:sz w:val="21"/>
+          <w:szCs w:val="21"/>
+        </w:rPr>
+        <w:t>{</w:t>
+      </w:r>
+    </w:p>
+    <w:p>
+      <w:pPr>
+        <w:shd w:val="clear" w:color="auto" w:fill="1F1F1F"/>
+        <w:spacing w:after="0" w:line="285" w:lineRule="atLeast"/>
+        <w:rPr>
+          <w:rFonts w:ascii="Consolas" w:eastAsia="Times New Roman" w:hAnsi="Consolas" w:cs="Times New Roman"/>
+          <w:color w:val="CCCCCC"/>
+          <w:sz w:val="21"/>
+          <w:szCs w:val="21"/>
+        </w:rPr>
+      </w:pPr>
+      <w:r>
+        <w:rPr>
+          <w:rFonts w:ascii="Consolas" w:eastAsia="Times New Roman" w:hAnsi="Consolas" w:cs="Times New Roman"/>
+          <w:color w:val="CCCCCC"/>
+          <w:sz w:val="21"/>
+          <w:szCs w:val="21"/>
+        </w:rPr>
+        <w:t xml:space="preserve">        </w:t>
+      </w:r>
+      <w:r>
+        <w:rPr>
+          <w:rFonts w:ascii="Consolas" w:eastAsia="Times New Roman" w:hAnsi="Consolas" w:cs="Times New Roman"/>
+          <w:color w:val="CE9178"/>
+          <w:sz w:val="21"/>
+          <w:szCs w:val="21"/>
+        </w:rPr>
+        <w:t>"</w:t>
+      </w:r>
+      <w:proofErr w:type="spellStart"/>
+      <w:proofErr w:type="gramStart"/>
+      <w:r>
+        <w:rPr>
+          <w:rFonts w:ascii="Consolas" w:eastAsia="Times New Roman" w:hAnsi="Consolas" w:cs="Times New Roman"/>
+          <w:color w:val="CE9178"/>
+          <w:sz w:val="21"/>
+          <w:szCs w:val="21"/>
+        </w:rPr>
+        <w:t>int</w:t>
+      </w:r>
+      <w:proofErr w:type="spellEnd"/>
+      <w:proofErr w:type="gramEnd"/>
+      <w:r>
+        <w:rPr>
+          <w:rFonts w:ascii="Consolas" w:eastAsia="Times New Roman" w:hAnsi="Consolas" w:cs="Times New Roman"/>
+          <w:color w:val="CE9178"/>
+          <w:sz w:val="21"/>
+          <w:szCs w:val="21"/>
+        </w:rPr>
+        <w:t>"</w:t>
+      </w:r>
+      <w:r>
+        <w:rPr>
+          <w:rFonts w:ascii="Consolas" w:eastAsia="Times New Roman" w:hAnsi="Consolas" w:cs="Times New Roman"/>
+          <w:color w:val="CCCCCC"/>
+          <w:sz w:val="21"/>
+          <w:szCs w:val="21"/>
+        </w:rPr>
+        <w:t>,</w:t>
+      </w:r>
+      <w:r>
+        <w:rPr>
+          <w:rFonts w:ascii="Consolas" w:eastAsia="Times New Roman" w:hAnsi="Consolas" w:cs="Times New Roman"/>
+          <w:color w:val="CE9178"/>
+          <w:sz w:val="21"/>
+          <w:szCs w:val="21"/>
+        </w:rPr>
+        <w:t>"</w:t>
+      </w:r>
+      <w:proofErr w:type="spellStart"/>
+      <w:r>
+        <w:rPr>
+          <w:rFonts w:ascii="Consolas" w:eastAsia="Times New Roman" w:hAnsi="Consolas" w:cs="Times New Roman"/>
+          <w:color w:val="CE9178"/>
+          <w:sz w:val="21"/>
+          <w:szCs w:val="21"/>
+        </w:rPr>
+        <w:t>float"</w:t>
+      </w:r>
+      <w:r>
+        <w:rPr>
+          <w:rFonts w:ascii="Consolas" w:eastAsia="Times New Roman" w:hAnsi="Consolas" w:cs="Times New Roman"/>
+          <w:color w:val="CCCCCC"/>
+          <w:sz w:val="21"/>
+          <w:szCs w:val="21"/>
+        </w:rPr>
+        <w:t>,</w:t>
+      </w:r>
+      <w:r>
+        <w:rPr>
+          <w:rFonts w:ascii="Consolas" w:eastAsia="Times New Roman" w:hAnsi="Consolas" w:cs="Times New Roman"/>
+          <w:color w:val="CE9178"/>
+          <w:sz w:val="21"/>
+          <w:szCs w:val="21"/>
+        </w:rPr>
+        <w:t>"double"</w:t>
+      </w:r>
+      <w:r>
+        <w:rPr>
+          <w:rFonts w:ascii="Consolas" w:eastAsia="Times New Roman" w:hAnsi="Consolas" w:cs="Times New Roman"/>
+          <w:color w:val="CCCCCC"/>
+          <w:sz w:val="21"/>
+          <w:szCs w:val="21"/>
+        </w:rPr>
+        <w:t>,</w:t>
+      </w:r>
+      <w:r>
+        <w:rPr>
+          <w:rFonts w:ascii="Consolas" w:eastAsia="Times New Roman" w:hAnsi="Consolas" w:cs="Times New Roman"/>
+          <w:color w:val="CE9178"/>
+          <w:sz w:val="21"/>
+          <w:szCs w:val="21"/>
+        </w:rPr>
+        <w:t>"if"</w:t>
+      </w:r>
+      <w:r>
+        <w:rPr>
+          <w:rFonts w:ascii="Consolas" w:eastAsia="Times New Roman" w:hAnsi="Consolas" w:cs="Times New Roman"/>
+          <w:color w:val="CCCCCC"/>
+          <w:sz w:val="21"/>
+          <w:szCs w:val="21"/>
+        </w:rPr>
+        <w:t>,</w:t>
+      </w:r>
+      <w:r>
+        <w:rPr>
+          <w:rFonts w:ascii="Consolas" w:eastAsia="Times New Roman" w:hAnsi="Consolas" w:cs="Times New Roman"/>
+          <w:color w:val="CE9178"/>
+          <w:sz w:val="21"/>
+          <w:szCs w:val="21"/>
+        </w:rPr>
+        <w:t>"else"</w:t>
+      </w:r>
+      <w:r>
+        <w:rPr>
+          <w:rFonts w:ascii="Consolas" w:eastAsia="Times New Roman" w:hAnsi="Consolas" w:cs="Times New Roman"/>
+          <w:color w:val="CCCCCC"/>
+          <w:sz w:val="21"/>
+          <w:szCs w:val="21"/>
+        </w:rPr>
+        <w:t>,</w:t>
+      </w:r>
+      <w:r>
+        <w:rPr>
+          <w:rFonts w:ascii="Consolas" w:eastAsia="Times New Roman" w:hAnsi="Consolas" w:cs="Times New Roman"/>
+          <w:color w:val="CE9178"/>
+          <w:sz w:val="21"/>
+          <w:szCs w:val="21"/>
+        </w:rPr>
+        <w:t>"for</w:t>
+      </w:r>
+      <w:proofErr w:type="spellEnd"/>
+      <w:r>
+        <w:rPr>
+          <w:rFonts w:ascii="Consolas" w:eastAsia="Times New Roman" w:hAnsi="Consolas" w:cs="Times New Roman"/>
+          <w:color w:val="CE9178"/>
+          <w:sz w:val="21"/>
+          <w:szCs w:val="21"/>
+        </w:rPr>
+        <w:t>"</w:t>
+      </w:r>
+      <w:r>
+        <w:rPr>
+          <w:rFonts w:ascii="Consolas" w:eastAsia="Times New Roman" w:hAnsi="Consolas" w:cs="Times New Roman"/>
+          <w:color w:val="CCCCCC"/>
+          <w:sz w:val="21"/>
+          <w:szCs w:val="21"/>
+        </w:rPr>
+        <w:t>,</w:t>
+      </w:r>
+    </w:p>
+    <w:p>
+      <w:pPr>
+        <w:shd w:val="clear" w:color="auto" w:fill="1F1F1F"/>
+        <w:spacing w:after="0" w:line="285" w:lineRule="atLeast"/>
+        <w:rPr>
+          <w:rFonts w:ascii="Consolas" w:eastAsia="Times New Roman" w:hAnsi="Consolas" w:cs="Times New Roman"/>
+          <w:color w:val="CCCCCC"/>
+          <w:sz w:val="21"/>
+          <w:szCs w:val="21"/>
+        </w:rPr>
+      </w:pPr>
+      <w:r>
+        <w:rPr>
+          <w:rFonts w:ascii="Consolas" w:eastAsia="Times New Roman" w:hAnsi="Consolas" w:cs="Times New Roman"/>
+          <w:color w:val="CCCCCC"/>
+          <w:sz w:val="21"/>
+          <w:szCs w:val="21"/>
+        </w:rPr>
+        <w:t xml:space="preserve">        </w:t>
+      </w:r>
+      <w:r>
+        <w:rPr>
+          <w:rFonts w:ascii="Consolas" w:eastAsia="Times New Roman" w:hAnsi="Consolas" w:cs="Times New Roman"/>
+          <w:color w:val="CE9178"/>
+          <w:sz w:val="21"/>
+          <w:szCs w:val="21"/>
+        </w:rPr>
+        <w:t>"</w:t>
+      </w:r>
+      <w:proofErr w:type="spellStart"/>
+      <w:proofErr w:type="gramStart"/>
+      <w:r>
+        <w:rPr>
+          <w:rFonts w:ascii="Consolas" w:eastAsia="Times New Roman" w:hAnsi="Consolas" w:cs="Times New Roman"/>
+          <w:color w:val="CE9178"/>
+          <w:sz w:val="21"/>
+          <w:szCs w:val="21"/>
+        </w:rPr>
+        <w:t>while</w:t>
+      </w:r>
+      <w:proofErr w:type="gramEnd"/>
+      <w:r>
+        <w:rPr>
+          <w:rFonts w:ascii="Consolas" w:eastAsia="Times New Roman" w:hAnsi="Consolas" w:cs="Times New Roman"/>
+          <w:color w:val="CE9178"/>
+          <w:sz w:val="21"/>
+          <w:szCs w:val="21"/>
+        </w:rPr>
+        <w:t>"</w:t>
+      </w:r>
+      <w:r>
+        <w:rPr>
+          <w:rFonts w:ascii="Consolas" w:eastAsia="Times New Roman" w:hAnsi="Consolas" w:cs="Times New Roman"/>
+          <w:color w:val="CCCCCC"/>
+          <w:sz w:val="21"/>
+          <w:szCs w:val="21"/>
+        </w:rPr>
+        <w:t>,</w:t>
+      </w:r>
+      <w:r>
+        <w:rPr>
+          <w:rFonts w:ascii="Consolas" w:eastAsia="Times New Roman" w:hAnsi="Consolas" w:cs="Times New Roman"/>
+          <w:color w:val="CE9178"/>
+          <w:sz w:val="21"/>
+          <w:szCs w:val="21"/>
+        </w:rPr>
+        <w:t>"return"</w:t>
+      </w:r>
+      <w:r>
+        <w:rPr>
+          <w:rFonts w:ascii="Consolas" w:eastAsia="Times New Roman" w:hAnsi="Consolas" w:cs="Times New Roman"/>
+          <w:color w:val="CCCCCC"/>
+          <w:sz w:val="21"/>
+          <w:szCs w:val="21"/>
+        </w:rPr>
+        <w:t>,</w:t>
+      </w:r>
+      <w:r>
+        <w:rPr>
+          <w:rFonts w:ascii="Consolas" w:eastAsia="Times New Roman" w:hAnsi="Consolas" w:cs="Times New Roman"/>
+          <w:color w:val="CE9178"/>
+          <w:sz w:val="21"/>
+          <w:szCs w:val="21"/>
+        </w:rPr>
+        <w:t>"void"</w:t>
+      </w:r>
+      <w:r>
+        <w:rPr>
+          <w:rFonts w:ascii="Consolas" w:eastAsia="Times New Roman" w:hAnsi="Consolas" w:cs="Times New Roman"/>
+          <w:color w:val="CCCCCC"/>
+          <w:sz w:val="21"/>
+          <w:szCs w:val="21"/>
+        </w:rPr>
+        <w:t>,</w:t>
+      </w:r>
+      <w:r>
+        <w:rPr>
+          <w:rFonts w:ascii="Consolas" w:eastAsia="Times New Roman" w:hAnsi="Consolas" w:cs="Times New Roman"/>
+          <w:color w:val="CE9178"/>
+          <w:sz w:val="21"/>
+          <w:szCs w:val="21"/>
+        </w:rPr>
+        <w:t>"break"</w:t>
+      </w:r>
+      <w:r>
+        <w:rPr>
+          <w:rFonts w:ascii="Consolas" w:eastAsia="Times New Roman" w:hAnsi="Consolas" w:cs="Times New Roman"/>
+          <w:color w:val="CCCCCC"/>
+          <w:sz w:val="21"/>
+          <w:szCs w:val="21"/>
+        </w:rPr>
+        <w:t>,</w:t>
+      </w:r>
+      <w:r>
+        <w:rPr>
+          <w:rFonts w:ascii="Consolas" w:eastAsia="Times New Roman" w:hAnsi="Consolas" w:cs="Times New Roman"/>
+          <w:color w:val="CE9178"/>
+          <w:sz w:val="21"/>
+          <w:szCs w:val="21"/>
+        </w:rPr>
+        <w:t>"continue</w:t>
+      </w:r>
+      <w:proofErr w:type="spellEnd"/>
+      <w:r>
+        <w:rPr>
+          <w:rFonts w:ascii="Consolas" w:eastAsia="Times New Roman" w:hAnsi="Consolas" w:cs="Times New Roman"/>
+          <w:color w:val="CE9178"/>
+          <w:sz w:val="21"/>
+          <w:szCs w:val="21"/>
+        </w:rPr>
+        <w:t>"</w:t>
+      </w:r>
+    </w:p>
+    <w:p>
+      <w:pPr>
+        <w:shd w:val="clear" w:color="auto" w:fill="1F1F1F"/>
+        <w:spacing w:after="0" w:line="285" w:lineRule="atLeast"/>
+        <w:rPr>
+          <w:rFonts w:ascii="Consolas" w:eastAsia="Times New Roman" w:hAnsi="Consolas" w:cs="Times New Roman"/>
+          <w:color w:val="CCCCCC"/>
+          <w:sz w:val="21"/>
+          <w:szCs w:val="21"/>
+        </w:rPr>
+      </w:pPr>
+      <w:r>
+        <w:rPr>
+          <w:rFonts w:ascii="Consolas" w:eastAsia="Times New Roman" w:hAnsi="Consolas" w:cs="Times New Roman"/>
+          <w:color w:val="CCCCCC"/>
+          <w:sz w:val="21"/>
+          <w:szCs w:val="21"/>
+        </w:rPr>
+        <w:t>    };</w:t>
+      </w:r>
+    </w:p>
+    <w:p>
+      <w:pPr>
+        <w:shd w:val="clear" w:color="auto" w:fill="1F1F1F"/>
+        <w:spacing w:after="0" w:line="285" w:lineRule="atLeast"/>
+        <w:rPr>
+          <w:rFonts w:ascii="Consolas" w:eastAsia="Times New Roman" w:hAnsi="Consolas" w:cs="Times New Roman"/>
+          <w:color w:val="CCCCCC"/>
+          <w:sz w:val="21"/>
+          <w:szCs w:val="21"/>
+        </w:rPr>
+      </w:pPr>
+    </w:p>
+    <w:p>
+      <w:pPr>
+        <w:shd w:val="clear" w:color="auto" w:fill="1F1F1F"/>
+        <w:spacing w:after="0" w:line="285" w:lineRule="atLeast"/>
+        <w:rPr>
+          <w:rFonts w:ascii="Consolas" w:eastAsia="Times New Roman" w:hAnsi="Consolas" w:cs="Times New Roman"/>
+          <w:color w:val="CCCCCC"/>
+          <w:sz w:val="21"/>
+          <w:szCs w:val="21"/>
+        </w:rPr>
+      </w:pPr>
+      <w:r>
+        <w:rPr>
+          <w:rFonts w:ascii="Consolas" w:eastAsia="Times New Roman" w:hAnsi="Consolas" w:cs="Times New Roman"/>
+          <w:color w:val="CCCCCC"/>
+          <w:sz w:val="21"/>
+          <w:szCs w:val="21"/>
+        </w:rPr>
+        <w:t xml:space="preserve">    </w:t>
+      </w:r>
+      <w:proofErr w:type="gramStart"/>
+      <w:r>
+        <w:rPr>
+          <w:rFonts w:ascii="Consolas" w:eastAsia="Times New Roman" w:hAnsi="Consolas" w:cs="Times New Roman"/>
+          <w:color w:val="C586C0"/>
+          <w:sz w:val="21"/>
+          <w:szCs w:val="21"/>
+        </w:rPr>
+        <w:t>while</w:t>
+      </w:r>
+      <w:r>
+        <w:rPr>
+          <w:rFonts w:ascii="Consolas" w:eastAsia="Times New Roman" w:hAnsi="Consolas" w:cs="Times New Roman"/>
+          <w:color w:val="CCCCCC"/>
+          <w:sz w:val="21"/>
+          <w:szCs w:val="21"/>
+        </w:rPr>
+        <w:t>(</w:t>
+      </w:r>
+      <w:proofErr w:type="gramEnd"/>
+      <w:r>
+        <w:rPr>
+          <w:rFonts w:ascii="Consolas" w:eastAsia="Times New Roman" w:hAnsi="Consolas" w:cs="Times New Roman"/>
+          <w:color w:val="9CDCFE"/>
+          <w:sz w:val="21"/>
+          <w:szCs w:val="21"/>
+        </w:rPr>
+        <w:t>file</w:t>
+      </w:r>
+      <w:r>
+        <w:rPr>
+          <w:rFonts w:ascii="Consolas" w:eastAsia="Times New Roman" w:hAnsi="Consolas" w:cs="Times New Roman"/>
+          <w:color w:val="DCDCAA"/>
+          <w:sz w:val="21"/>
+          <w:szCs w:val="21"/>
+        </w:rPr>
+        <w:t>&gt;&gt;</w:t>
+      </w:r>
+      <w:r>
+        <w:rPr>
+          <w:rFonts w:ascii="Consolas" w:eastAsia="Times New Roman" w:hAnsi="Consolas" w:cs="Times New Roman"/>
+          <w:color w:val="9CDCFE"/>
+          <w:sz w:val="21"/>
+          <w:szCs w:val="21"/>
+        </w:rPr>
+        <w:t>word</w:t>
+      </w:r>
+      <w:r>
+        <w:rPr>
+          <w:rFonts w:ascii="Consolas" w:eastAsia="Times New Roman" w:hAnsi="Consolas" w:cs="Times New Roman"/>
+          <w:color w:val="CCCCCC"/>
+          <w:sz w:val="21"/>
+          <w:szCs w:val="21"/>
+        </w:rPr>
+        <w:t>){</w:t>
+      </w:r>
+    </w:p>
+    <w:p>
+      <w:pPr>
+        <w:shd w:val="clear" w:color="auto" w:fill="1F1F1F"/>
+        <w:spacing w:after="0" w:line="285" w:lineRule="atLeast"/>
+        <w:rPr>
+          <w:rFonts w:ascii="Consolas" w:eastAsia="Times New Roman" w:hAnsi="Consolas" w:cs="Times New Roman"/>
+          <w:color w:val="CCCCCC"/>
+          <w:sz w:val="21"/>
+          <w:szCs w:val="21"/>
+        </w:rPr>
+      </w:pPr>
+      <w:r>
+        <w:rPr>
+          <w:rFonts w:ascii="Consolas" w:eastAsia="Times New Roman" w:hAnsi="Consolas" w:cs="Times New Roman"/>
+          <w:color w:val="CCCCCC"/>
+          <w:sz w:val="21"/>
+          <w:szCs w:val="21"/>
+        </w:rPr>
+        <w:t xml:space="preserve">        </w:t>
+      </w:r>
+      <w:proofErr w:type="gramStart"/>
+      <w:r>
+        <w:rPr>
+          <w:rFonts w:ascii="Consolas" w:eastAsia="Times New Roman" w:hAnsi="Consolas" w:cs="Times New Roman"/>
+          <w:color w:val="4EC9B0"/>
+          <w:sz w:val="21"/>
+          <w:szCs w:val="21"/>
+        </w:rPr>
+        <w:t>string</w:t>
+      </w:r>
+      <w:proofErr w:type="gramEnd"/>
+      <w:r>
+        <w:rPr>
+          <w:rFonts w:ascii="Consolas" w:eastAsia="Times New Roman" w:hAnsi="Consolas" w:cs="Times New Roman"/>
+          <w:color w:val="CCCCCC"/>
+          <w:sz w:val="21"/>
+          <w:szCs w:val="21"/>
+        </w:rPr>
+        <w:t xml:space="preserve"> </w:t>
+      </w:r>
+      <w:proofErr w:type="spellStart"/>
+      <w:r>
+        <w:rPr>
+          <w:rFonts w:ascii="Consolas" w:eastAsia="Times New Roman" w:hAnsi="Consolas" w:cs="Times New Roman"/>
+          <w:color w:val="9CDCFE"/>
+          <w:sz w:val="21"/>
+          <w:szCs w:val="21"/>
+        </w:rPr>
+        <w:t>var</w:t>
+      </w:r>
+      <w:proofErr w:type="spellEnd"/>
+      <w:r>
+        <w:rPr>
+          <w:rFonts w:ascii="Consolas" w:eastAsia="Times New Roman" w:hAnsi="Consolas" w:cs="Times New Roman"/>
+          <w:color w:val="D4D4D4"/>
+          <w:sz w:val="21"/>
+          <w:szCs w:val="21"/>
+        </w:rPr>
+        <w:t>=</w:t>
+      </w:r>
+      <w:r>
+        <w:rPr>
+          <w:rFonts w:ascii="Consolas" w:eastAsia="Times New Roman" w:hAnsi="Consolas" w:cs="Times New Roman"/>
+          <w:color w:val="CE9178"/>
+          <w:sz w:val="21"/>
+          <w:szCs w:val="21"/>
+        </w:rPr>
+        <w:t>""</w:t>
+      </w:r>
+      <w:r>
+        <w:rPr>
+          <w:rFonts w:ascii="Consolas" w:eastAsia="Times New Roman" w:hAnsi="Consolas" w:cs="Times New Roman"/>
+          <w:color w:val="CCCCCC"/>
+          <w:sz w:val="21"/>
+          <w:szCs w:val="21"/>
+        </w:rPr>
+        <w:t>;</w:t>
+      </w:r>
+    </w:p>
+    <w:p>
+      <w:pPr>
+        <w:shd w:val="clear" w:color="auto" w:fill="1F1F1F"/>
+        <w:spacing w:after="0" w:line="285" w:lineRule="atLeast"/>
+        <w:rPr>
+          <w:rFonts w:ascii="Consolas" w:eastAsia="Times New Roman" w:hAnsi="Consolas" w:cs="Times New Roman"/>
+          <w:color w:val="CCCCCC"/>
+          <w:sz w:val="21"/>
+          <w:szCs w:val="21"/>
+        </w:rPr>
+      </w:pPr>
+      <w:r>
+        <w:rPr>
+          <w:rFonts w:ascii="Consolas" w:eastAsia="Times New Roman" w:hAnsi="Consolas" w:cs="Times New Roman"/>
+          <w:color w:val="CCCCCC"/>
+          <w:sz w:val="21"/>
+          <w:szCs w:val="21"/>
+        </w:rPr>
+        <w:t xml:space="preserve">        </w:t>
+      </w:r>
+      <w:proofErr w:type="gramStart"/>
+      <w:r>
+        <w:rPr>
+          <w:rFonts w:ascii="Consolas" w:eastAsia="Times New Roman" w:hAnsi="Consolas" w:cs="Times New Roman"/>
+          <w:color w:val="C586C0"/>
+          <w:sz w:val="21"/>
+          <w:szCs w:val="21"/>
+        </w:rPr>
+        <w:t>for</w:t>
+      </w:r>
+      <w:r>
+        <w:rPr>
+          <w:rFonts w:ascii="Consolas" w:eastAsia="Times New Roman" w:hAnsi="Consolas" w:cs="Times New Roman"/>
+          <w:color w:val="CCCCCC"/>
+          <w:sz w:val="21"/>
+          <w:szCs w:val="21"/>
+        </w:rPr>
+        <w:t>(</w:t>
+      </w:r>
+      <w:proofErr w:type="gramEnd"/>
+      <w:r>
+        <w:rPr>
+          <w:rFonts w:ascii="Consolas" w:eastAsia="Times New Roman" w:hAnsi="Consolas" w:cs="Times New Roman"/>
+          <w:color w:val="569CD6"/>
+          <w:sz w:val="21"/>
+          <w:szCs w:val="21"/>
+        </w:rPr>
+        <w:t>char</w:t>
+      </w:r>
+      <w:r>
+        <w:rPr>
+          <w:rFonts w:ascii="Consolas" w:eastAsia="Times New Roman" w:hAnsi="Consolas" w:cs="Times New Roman"/>
+          <w:color w:val="CCCCCC"/>
+          <w:sz w:val="21"/>
+          <w:szCs w:val="21"/>
+        </w:rPr>
+        <w:t xml:space="preserve"> </w:t>
+      </w:r>
+      <w:proofErr w:type="spellStart"/>
+      <w:r>
+        <w:rPr>
+          <w:rFonts w:ascii="Consolas" w:eastAsia="Times New Roman" w:hAnsi="Consolas" w:cs="Times New Roman"/>
+          <w:color w:val="9CDCFE"/>
+          <w:sz w:val="21"/>
+          <w:szCs w:val="21"/>
+        </w:rPr>
+        <w:t>ch</w:t>
+      </w:r>
+      <w:r>
+        <w:rPr>
+          <w:rFonts w:ascii="Consolas" w:eastAsia="Times New Roman" w:hAnsi="Consolas" w:cs="Times New Roman"/>
+          <w:color w:val="CCCCCC"/>
+          <w:sz w:val="21"/>
+          <w:szCs w:val="21"/>
+        </w:rPr>
+        <w:t>:</w:t>
+      </w:r>
+      <w:r>
+        <w:rPr>
+          <w:rFonts w:ascii="Consolas" w:eastAsia="Times New Roman" w:hAnsi="Consolas" w:cs="Times New Roman"/>
+          <w:color w:val="9CDCFE"/>
+          <w:sz w:val="21"/>
+          <w:szCs w:val="21"/>
+        </w:rPr>
+        <w:t>word</w:t>
+      </w:r>
+      <w:proofErr w:type="spellEnd"/>
+      <w:r>
+        <w:rPr>
+          <w:rFonts w:ascii="Consolas" w:eastAsia="Times New Roman" w:hAnsi="Consolas" w:cs="Times New Roman"/>
+          <w:color w:val="CCCCCC"/>
+          <w:sz w:val="21"/>
+          <w:szCs w:val="21"/>
+        </w:rPr>
+        <w:t>){</w:t>
+      </w:r>
+    </w:p>
+    <w:p>
+      <w:pPr>
+        <w:shd w:val="clear" w:color="auto" w:fill="1F1F1F"/>
+        <w:spacing w:after="0" w:line="285" w:lineRule="atLeast"/>
+        <w:rPr>
+          <w:rFonts w:ascii="Consolas" w:eastAsia="Times New Roman" w:hAnsi="Consolas" w:cs="Times New Roman"/>
+          <w:color w:val="CCCCCC"/>
+          <w:sz w:val="21"/>
+          <w:szCs w:val="21"/>
+        </w:rPr>
+      </w:pPr>
+      <w:r>
+        <w:rPr>
+          <w:rFonts w:ascii="Consolas" w:eastAsia="Times New Roman" w:hAnsi="Consolas" w:cs="Times New Roman"/>
+          <w:color w:val="CCCCCC"/>
+          <w:sz w:val="21"/>
+          <w:szCs w:val="21"/>
+        </w:rPr>
+        <w:t xml:space="preserve">            </w:t>
+      </w:r>
+      <w:proofErr w:type="gramStart"/>
+      <w:r>
+        <w:rPr>
+          <w:rFonts w:ascii="Consolas" w:eastAsia="Times New Roman" w:hAnsi="Consolas" w:cs="Times New Roman"/>
+          <w:color w:val="C586C0"/>
+          <w:sz w:val="21"/>
+          <w:szCs w:val="21"/>
+        </w:rPr>
+        <w:t>if</w:t>
+      </w:r>
+      <w:r>
+        <w:rPr>
+          <w:rFonts w:ascii="Consolas" w:eastAsia="Times New Roman" w:hAnsi="Consolas" w:cs="Times New Roman"/>
+          <w:color w:val="CCCCCC"/>
+          <w:sz w:val="21"/>
+          <w:szCs w:val="21"/>
+        </w:rPr>
+        <w:t>(</w:t>
+      </w:r>
+      <w:proofErr w:type="spellStart"/>
+      <w:proofErr w:type="gramEnd"/>
+      <w:r>
+        <w:rPr>
+          <w:rFonts w:ascii="Consolas" w:eastAsia="Times New Roman" w:hAnsi="Consolas" w:cs="Times New Roman"/>
+          <w:color w:val="DCDCAA"/>
+          <w:sz w:val="21"/>
+          <w:szCs w:val="21"/>
+        </w:rPr>
+        <w:t>isalnum</w:t>
+      </w:r>
+      <w:proofErr w:type="spellEnd"/>
+      <w:r>
+        <w:rPr>
+          <w:rFonts w:ascii="Consolas" w:eastAsia="Times New Roman" w:hAnsi="Consolas" w:cs="Times New Roman"/>
+          <w:color w:val="CCCCCC"/>
+          <w:sz w:val="21"/>
+          <w:szCs w:val="21"/>
+        </w:rPr>
+        <w:t>(</w:t>
+      </w:r>
+      <w:proofErr w:type="spellStart"/>
+      <w:r>
+        <w:rPr>
+          <w:rFonts w:ascii="Consolas" w:eastAsia="Times New Roman" w:hAnsi="Consolas" w:cs="Times New Roman"/>
+          <w:color w:val="9CDCFE"/>
+          <w:sz w:val="21"/>
+          <w:szCs w:val="21"/>
+        </w:rPr>
+        <w:t>ch</w:t>
+      </w:r>
+      <w:proofErr w:type="spellEnd"/>
+      <w:r>
+        <w:rPr>
+          <w:rFonts w:ascii="Consolas" w:eastAsia="Times New Roman" w:hAnsi="Consolas" w:cs="Times New Roman"/>
+          <w:color w:val="CCCCCC"/>
+          <w:sz w:val="21"/>
+          <w:szCs w:val="21"/>
+        </w:rPr>
+        <w:t xml:space="preserve">) </w:t>
+      </w:r>
+      <w:r>
+        <w:rPr>
+          <w:rFonts w:ascii="Consolas" w:eastAsia="Times New Roman" w:hAnsi="Consolas" w:cs="Times New Roman"/>
+          <w:color w:val="D4D4D4"/>
+          <w:sz w:val="21"/>
+          <w:szCs w:val="21"/>
+        </w:rPr>
+        <w:t>||</w:t>
+      </w:r>
+      <w:r>
+        <w:rPr>
+          <w:rFonts w:ascii="Consolas" w:eastAsia="Times New Roman" w:hAnsi="Consolas" w:cs="Times New Roman"/>
+          <w:color w:val="CCCCCC"/>
+          <w:sz w:val="21"/>
+          <w:szCs w:val="21"/>
+        </w:rPr>
+        <w:t xml:space="preserve"> </w:t>
+      </w:r>
+      <w:proofErr w:type="spellStart"/>
+      <w:r>
+        <w:rPr>
+          <w:rFonts w:ascii="Consolas" w:eastAsia="Times New Roman" w:hAnsi="Consolas" w:cs="Times New Roman"/>
+          <w:color w:val="9CDCFE"/>
+          <w:sz w:val="21"/>
+          <w:szCs w:val="21"/>
+        </w:rPr>
+        <w:t>ch</w:t>
+      </w:r>
+      <w:proofErr w:type="spellEnd"/>
+      <w:r>
+        <w:rPr>
+          <w:rFonts w:ascii="Consolas" w:eastAsia="Times New Roman" w:hAnsi="Consolas" w:cs="Times New Roman"/>
+          <w:color w:val="D4D4D4"/>
+          <w:sz w:val="21"/>
+          <w:szCs w:val="21"/>
+        </w:rPr>
+        <w:t>==</w:t>
+      </w:r>
+      <w:r>
+        <w:rPr>
+          <w:rFonts w:ascii="Consolas" w:eastAsia="Times New Roman" w:hAnsi="Consolas" w:cs="Times New Roman"/>
+          <w:color w:val="CE9178"/>
+          <w:sz w:val="21"/>
+          <w:szCs w:val="21"/>
+        </w:rPr>
+        <w:t>'_'</w:t>
+      </w:r>
+      <w:r>
+        <w:rPr>
+          <w:rFonts w:ascii="Consolas" w:eastAsia="Times New Roman" w:hAnsi="Consolas" w:cs="Times New Roman"/>
+          <w:color w:val="CCCCCC"/>
+          <w:sz w:val="21"/>
+          <w:szCs w:val="21"/>
+        </w:rPr>
+        <w:t xml:space="preserve">) </w:t>
+      </w:r>
+      <w:proofErr w:type="spellStart"/>
+      <w:r>
+        <w:rPr>
+          <w:rFonts w:ascii="Consolas" w:eastAsia="Times New Roman" w:hAnsi="Consolas" w:cs="Times New Roman"/>
+          <w:color w:val="9CDCFE"/>
+          <w:sz w:val="21"/>
+          <w:szCs w:val="21"/>
+        </w:rPr>
+        <w:t>var</w:t>
+      </w:r>
+      <w:proofErr w:type="spellEnd"/>
+      <w:r>
+        <w:rPr>
+          <w:rFonts w:ascii="Consolas" w:eastAsia="Times New Roman" w:hAnsi="Consolas" w:cs="Times New Roman"/>
+          <w:color w:val="DCDCAA"/>
+          <w:sz w:val="21"/>
+          <w:szCs w:val="21"/>
+        </w:rPr>
+        <w:t>+=</w:t>
+      </w:r>
+      <w:proofErr w:type="spellStart"/>
+      <w:r>
+        <w:rPr>
+          <w:rFonts w:ascii="Consolas" w:eastAsia="Times New Roman" w:hAnsi="Consolas" w:cs="Times New Roman"/>
+          <w:color w:val="9CDCFE"/>
+          <w:sz w:val="21"/>
+          <w:szCs w:val="21"/>
+        </w:rPr>
+        <w:t>ch</w:t>
+      </w:r>
+      <w:proofErr w:type="spellEnd"/>
+      <w:r>
+        <w:rPr>
+          <w:rFonts w:ascii="Consolas" w:eastAsia="Times New Roman" w:hAnsi="Consolas" w:cs="Times New Roman"/>
+          <w:color w:val="CCCCCC"/>
+          <w:sz w:val="21"/>
+          <w:szCs w:val="21"/>
+        </w:rPr>
+        <w:t>;</w:t>
+      </w:r>
+    </w:p>
+    <w:p>
+      <w:pPr>
+        <w:shd w:val="clear" w:color="auto" w:fill="1F1F1F"/>
+        <w:spacing w:after="0" w:line="285" w:lineRule="atLeast"/>
+        <w:rPr>
+          <w:rFonts w:ascii="Consolas" w:eastAsia="Times New Roman" w:hAnsi="Consolas" w:cs="Times New Roman"/>
+          <w:color w:val="CCCCCC"/>
+          <w:sz w:val="21"/>
+          <w:szCs w:val="21"/>
+        </w:rPr>
+      </w:pPr>
+      <w:r>
+        <w:rPr>
+          <w:rFonts w:ascii="Consolas" w:eastAsia="Times New Roman" w:hAnsi="Consolas" w:cs="Times New Roman"/>
+          <w:color w:val="CCCCCC"/>
+          <w:sz w:val="21"/>
+          <w:szCs w:val="21"/>
+        </w:rPr>
+        <w:t>        }</w:t>
+      </w:r>
+    </w:p>
+    <w:p>
+      <w:pPr>
+        <w:shd w:val="clear" w:color="auto" w:fill="1F1F1F"/>
+        <w:spacing w:after="0" w:line="285" w:lineRule="atLeast"/>
+        <w:rPr>
+          <w:rFonts w:ascii="Consolas" w:eastAsia="Times New Roman" w:hAnsi="Consolas" w:cs="Times New Roman"/>
+          <w:color w:val="CCCCCC"/>
+          <w:sz w:val="21"/>
+          <w:szCs w:val="21"/>
+        </w:rPr>
+      </w:pPr>
+    </w:p>
+    <w:p>
+      <w:pPr>
+        <w:shd w:val="clear" w:color="auto" w:fill="1F1F1F"/>
+        <w:spacing w:after="0" w:line="285" w:lineRule="atLeast"/>
+        <w:rPr>
+          <w:rFonts w:ascii="Consolas" w:eastAsia="Times New Roman" w:hAnsi="Consolas" w:cs="Times New Roman"/>
+          <w:color w:val="CCCCCC"/>
+          <w:sz w:val="21"/>
+          <w:szCs w:val="21"/>
+        </w:rPr>
+      </w:pPr>
+      <w:r>
+        <w:rPr>
+          <w:rFonts w:ascii="Consolas" w:eastAsia="Times New Roman" w:hAnsi="Consolas" w:cs="Times New Roman"/>
+          <w:color w:val="CCCCCC"/>
+          <w:sz w:val="21"/>
+          <w:szCs w:val="21"/>
+        </w:rPr>
+        <w:t xml:space="preserve">        </w:t>
+      </w:r>
+      <w:proofErr w:type="gramStart"/>
+      <w:r>
+        <w:rPr>
+          <w:rFonts w:ascii="Consolas" w:eastAsia="Times New Roman" w:hAnsi="Consolas" w:cs="Times New Roman"/>
+          <w:color w:val="C586C0"/>
+          <w:sz w:val="21"/>
+          <w:szCs w:val="21"/>
+        </w:rPr>
+        <w:t>if</w:t>
+      </w:r>
+      <w:r>
+        <w:rPr>
+          <w:rFonts w:ascii="Consolas" w:eastAsia="Times New Roman" w:hAnsi="Consolas" w:cs="Times New Roman"/>
+          <w:color w:val="CCCCCC"/>
+          <w:sz w:val="21"/>
+          <w:szCs w:val="21"/>
+        </w:rPr>
+        <w:t>(</w:t>
+      </w:r>
+      <w:proofErr w:type="spellStart"/>
+      <w:proofErr w:type="gramEnd"/>
+      <w:r>
+        <w:rPr>
+          <w:rFonts w:ascii="Consolas" w:eastAsia="Times New Roman" w:hAnsi="Consolas" w:cs="Times New Roman"/>
+          <w:color w:val="9CDCFE"/>
+          <w:sz w:val="21"/>
+          <w:szCs w:val="21"/>
+        </w:rPr>
+        <w:t>var</w:t>
+      </w:r>
+      <w:proofErr w:type="spellEnd"/>
+      <w:r>
+        <w:rPr>
+          <w:rFonts w:ascii="Consolas" w:eastAsia="Times New Roman" w:hAnsi="Consolas" w:cs="Times New Roman"/>
+          <w:color w:val="DCDCAA"/>
+          <w:sz w:val="21"/>
+          <w:szCs w:val="21"/>
+        </w:rPr>
+        <w:t>==</w:t>
+      </w:r>
+      <w:r>
+        <w:rPr>
+          <w:rFonts w:ascii="Consolas" w:eastAsia="Times New Roman" w:hAnsi="Consolas" w:cs="Times New Roman"/>
+          <w:color w:val="CE9178"/>
+          <w:sz w:val="21"/>
+          <w:szCs w:val="21"/>
+        </w:rPr>
+        <w:t>""</w:t>
+      </w:r>
+      <w:r>
+        <w:rPr>
+          <w:rFonts w:ascii="Consolas" w:eastAsia="Times New Roman" w:hAnsi="Consolas" w:cs="Times New Roman"/>
+          <w:color w:val="CCCCCC"/>
+          <w:sz w:val="21"/>
+          <w:szCs w:val="21"/>
+        </w:rPr>
+        <w:t xml:space="preserve">) </w:t>
+      </w:r>
+      <w:r>
+        <w:rPr>
+          <w:rFonts w:ascii="Consolas" w:eastAsia="Times New Roman" w:hAnsi="Consolas" w:cs="Times New Roman"/>
+          <w:color w:val="C586C0"/>
+          <w:sz w:val="21"/>
+          <w:szCs w:val="21"/>
+        </w:rPr>
+        <w:t>continue</w:t>
+      </w:r>
+      <w:r>
+        <w:rPr>
+          <w:rFonts w:ascii="Consolas" w:eastAsia="Times New Roman" w:hAnsi="Consolas" w:cs="Times New Roman"/>
+          <w:color w:val="CCCCCC"/>
+          <w:sz w:val="21"/>
+          <w:szCs w:val="21"/>
+        </w:rPr>
+        <w:t>;</w:t>
+      </w:r>
+    </w:p>
+    <w:p>
+      <w:pPr>
+        <w:shd w:val="clear" w:color="auto" w:fill="1F1F1F"/>
+        <w:spacing w:after="0" w:line="285" w:lineRule="atLeast"/>
+        <w:rPr>
+          <w:rFonts w:ascii="Consolas" w:eastAsia="Times New Roman" w:hAnsi="Consolas" w:cs="Times New Roman"/>
+          <w:color w:val="CCCCCC"/>
+          <w:sz w:val="21"/>
+          <w:szCs w:val="21"/>
+        </w:rPr>
+      </w:pPr>
+    </w:p>
+    <w:p>
+      <w:pPr>
+        <w:shd w:val="clear" w:color="auto" w:fill="1F1F1F"/>
+        <w:spacing w:after="0" w:line="285" w:lineRule="atLeast"/>
+        <w:rPr>
+          <w:rFonts w:ascii="Consolas" w:eastAsia="Times New Roman" w:hAnsi="Consolas" w:cs="Times New Roman"/>
+          <w:color w:val="CCCCCC"/>
+          <w:sz w:val="21"/>
+          <w:szCs w:val="21"/>
+        </w:rPr>
+      </w:pPr>
+      <w:r>
+        <w:rPr>
+          <w:rFonts w:ascii="Consolas" w:eastAsia="Times New Roman" w:hAnsi="Consolas" w:cs="Times New Roman"/>
+          <w:color w:val="CCCCCC"/>
+          <w:sz w:val="21"/>
+          <w:szCs w:val="21"/>
+        </w:rPr>
+        <w:t xml:space="preserve">        </w:t>
+      </w:r>
+      <w:proofErr w:type="spellStart"/>
+      <w:proofErr w:type="gramStart"/>
+      <w:r>
+        <w:rPr>
+          <w:rFonts w:ascii="Consolas" w:eastAsia="Times New Roman" w:hAnsi="Consolas" w:cs="Times New Roman"/>
+          <w:color w:val="569CD6"/>
+          <w:sz w:val="21"/>
+          <w:szCs w:val="21"/>
+        </w:rPr>
+        <w:t>bool</w:t>
+      </w:r>
+      <w:proofErr w:type="spellEnd"/>
+      <w:proofErr w:type="gramEnd"/>
+      <w:r>
+        <w:rPr>
+          <w:rFonts w:ascii="Consolas" w:eastAsia="Times New Roman" w:hAnsi="Consolas" w:cs="Times New Roman"/>
+          <w:color w:val="CCCCCC"/>
+          <w:sz w:val="21"/>
+          <w:szCs w:val="21"/>
+        </w:rPr>
+        <w:t xml:space="preserve"> </w:t>
+      </w:r>
+      <w:proofErr w:type="spellStart"/>
+      <w:r>
+        <w:rPr>
+          <w:rFonts w:ascii="Consolas" w:eastAsia="Times New Roman" w:hAnsi="Consolas" w:cs="Times New Roman"/>
+          <w:color w:val="9CDCFE"/>
+          <w:sz w:val="21"/>
+          <w:szCs w:val="21"/>
+        </w:rPr>
+        <w:t>isKeyword</w:t>
+      </w:r>
+      <w:proofErr w:type="spellEnd"/>
+      <w:r>
+        <w:rPr>
+          <w:rFonts w:ascii="Consolas" w:eastAsia="Times New Roman" w:hAnsi="Consolas" w:cs="Times New Roman"/>
+          <w:color w:val="D4D4D4"/>
+          <w:sz w:val="21"/>
+          <w:szCs w:val="21"/>
+        </w:rPr>
+        <w:t>=</w:t>
+      </w:r>
+      <w:r>
+        <w:rPr>
+          <w:rFonts w:ascii="Consolas" w:eastAsia="Times New Roman" w:hAnsi="Consolas" w:cs="Times New Roman"/>
+          <w:color w:val="569CD6"/>
+          <w:sz w:val="21"/>
+          <w:szCs w:val="21"/>
+        </w:rPr>
+        <w:t>false</w:t>
+      </w:r>
+      <w:r>
+        <w:rPr>
+          <w:rFonts w:ascii="Consolas" w:eastAsia="Times New Roman" w:hAnsi="Consolas" w:cs="Times New Roman"/>
+          <w:color w:val="CCCCCC"/>
+          <w:sz w:val="21"/>
+          <w:szCs w:val="21"/>
+        </w:rPr>
+        <w:t>;</w:t>
+      </w:r>
+    </w:p>
+    <w:p>
+      <w:pPr>
+        <w:shd w:val="clear" w:color="auto" w:fill="1F1F1F"/>
+        <w:spacing w:after="0" w:line="285" w:lineRule="atLeast"/>
+        <w:rPr>
+          <w:rFonts w:ascii="Consolas" w:eastAsia="Times New Roman" w:hAnsi="Consolas" w:cs="Times New Roman"/>
+          <w:color w:val="CCCCCC"/>
+          <w:sz w:val="21"/>
+          <w:szCs w:val="21"/>
+        </w:rPr>
+      </w:pPr>
+    </w:p>
+    <w:p>
+      <w:pPr>
+        <w:shd w:val="clear" w:color="auto" w:fill="1F1F1F"/>
+        <w:spacing w:after="0" w:line="285" w:lineRule="atLeast"/>
+        <w:rPr>
+          <w:rFonts w:ascii="Consolas" w:eastAsia="Times New Roman" w:hAnsi="Consolas" w:cs="Times New Roman"/>
+          <w:color w:val="CCCCCC"/>
+          <w:sz w:val="21"/>
+          <w:szCs w:val="21"/>
+        </w:rPr>
+      </w:pPr>
+      <w:r>
+        <w:rPr>
+          <w:rFonts w:ascii="Consolas" w:eastAsia="Times New Roman" w:hAnsi="Consolas" w:cs="Times New Roman"/>
+          <w:color w:val="CCCCCC"/>
+          <w:sz w:val="21"/>
+          <w:szCs w:val="21"/>
+        </w:rPr>
+        <w:t xml:space="preserve">        </w:t>
+      </w:r>
+      <w:proofErr w:type="gramStart"/>
+      <w:r>
+        <w:rPr>
+          <w:rFonts w:ascii="Consolas" w:eastAsia="Times New Roman" w:hAnsi="Consolas" w:cs="Times New Roman"/>
+          <w:color w:val="C586C0"/>
+          <w:sz w:val="21"/>
+          <w:szCs w:val="21"/>
+        </w:rPr>
+        <w:t>for</w:t>
+      </w:r>
+      <w:r>
+        <w:rPr>
+          <w:rFonts w:ascii="Consolas" w:eastAsia="Times New Roman" w:hAnsi="Consolas" w:cs="Times New Roman"/>
+          <w:color w:val="CCCCCC"/>
+          <w:sz w:val="21"/>
+          <w:szCs w:val="21"/>
+        </w:rPr>
+        <w:t>(</w:t>
+      </w:r>
+      <w:proofErr w:type="gramEnd"/>
+      <w:r>
+        <w:rPr>
+          <w:rFonts w:ascii="Consolas" w:eastAsia="Times New Roman" w:hAnsi="Consolas" w:cs="Times New Roman"/>
+          <w:color w:val="4EC9B0"/>
+          <w:sz w:val="21"/>
+          <w:szCs w:val="21"/>
+        </w:rPr>
+        <w:t>string</w:t>
+      </w:r>
+      <w:r>
+        <w:rPr>
+          <w:rFonts w:ascii="Consolas" w:eastAsia="Times New Roman" w:hAnsi="Consolas" w:cs="Times New Roman"/>
+          <w:color w:val="CCCCCC"/>
+          <w:sz w:val="21"/>
+          <w:szCs w:val="21"/>
+        </w:rPr>
+        <w:t xml:space="preserve"> </w:t>
+      </w:r>
+      <w:r>
+        <w:rPr>
+          <w:rFonts w:ascii="Consolas" w:eastAsia="Times New Roman" w:hAnsi="Consolas" w:cs="Times New Roman"/>
+          <w:color w:val="9CDCFE"/>
+          <w:sz w:val="21"/>
+          <w:szCs w:val="21"/>
+        </w:rPr>
+        <w:t>k</w:t>
+      </w:r>
+      <w:r>
+        <w:rPr>
+          <w:rFonts w:ascii="Consolas" w:eastAsia="Times New Roman" w:hAnsi="Consolas" w:cs="Times New Roman"/>
+          <w:color w:val="CCCCCC"/>
+          <w:sz w:val="21"/>
+          <w:szCs w:val="21"/>
+        </w:rPr>
+        <w:t>:</w:t>
+      </w:r>
+      <w:r>
+        <w:rPr>
+          <w:rFonts w:ascii="Consolas" w:eastAsia="Times New Roman" w:hAnsi="Consolas" w:cs="Times New Roman"/>
+          <w:color w:val="9CDCFE"/>
+          <w:sz w:val="21"/>
+          <w:szCs w:val="21"/>
+        </w:rPr>
+        <w:t>keyword</w:t>
+      </w:r>
+      <w:r>
+        <w:rPr>
+          <w:rFonts w:ascii="Consolas" w:eastAsia="Times New Roman" w:hAnsi="Consolas" w:cs="Times New Roman"/>
+          <w:color w:val="CCCCCC"/>
+          <w:sz w:val="21"/>
+          <w:szCs w:val="21"/>
+        </w:rPr>
+        <w:t>){</w:t>
+      </w:r>
+    </w:p>
+    <w:p>
+      <w:pPr>
+        <w:shd w:val="clear" w:color="auto" w:fill="1F1F1F"/>
+        <w:spacing w:after="0" w:line="285" w:lineRule="atLeast"/>
+        <w:rPr>
+          <w:rFonts w:ascii="Consolas" w:eastAsia="Times New Roman" w:hAnsi="Consolas" w:cs="Times New Roman"/>
+          <w:color w:val="CCCCCC"/>
+          <w:sz w:val="21"/>
+          <w:szCs w:val="21"/>
+        </w:rPr>
+      </w:pPr>
+      <w:r>
+        <w:rPr>
+          <w:rFonts w:ascii="Consolas" w:eastAsia="Times New Roman" w:hAnsi="Consolas" w:cs="Times New Roman"/>
+          <w:color w:val="CCCCCC"/>
+          <w:sz w:val="21"/>
+          <w:szCs w:val="21"/>
+        </w:rPr>
+        <w:t xml:space="preserve">            </w:t>
+      </w:r>
+      <w:proofErr w:type="gramStart"/>
+      <w:r>
+        <w:rPr>
+          <w:rFonts w:ascii="Consolas" w:eastAsia="Times New Roman" w:hAnsi="Consolas" w:cs="Times New Roman"/>
+          <w:color w:val="C586C0"/>
+          <w:sz w:val="21"/>
+          <w:szCs w:val="21"/>
+        </w:rPr>
+        <w:t>if</w:t>
+      </w:r>
+      <w:r>
+        <w:rPr>
+          <w:rFonts w:ascii="Consolas" w:eastAsia="Times New Roman" w:hAnsi="Consolas" w:cs="Times New Roman"/>
+          <w:color w:val="CCCCCC"/>
+          <w:sz w:val="21"/>
+          <w:szCs w:val="21"/>
+        </w:rPr>
+        <w:t>(</w:t>
+      </w:r>
+      <w:proofErr w:type="spellStart"/>
+      <w:proofErr w:type="gramEnd"/>
+      <w:r>
+        <w:rPr>
+          <w:rFonts w:ascii="Consolas" w:eastAsia="Times New Roman" w:hAnsi="Consolas" w:cs="Times New Roman"/>
+          <w:color w:val="9CDCFE"/>
+          <w:sz w:val="21"/>
+          <w:szCs w:val="21"/>
+        </w:rPr>
+        <w:t>var</w:t>
+      </w:r>
+      <w:proofErr w:type="spellEnd"/>
+      <w:r>
+        <w:rPr>
+          <w:rFonts w:ascii="Consolas" w:eastAsia="Times New Roman" w:hAnsi="Consolas" w:cs="Times New Roman"/>
+          <w:color w:val="DCDCAA"/>
+          <w:sz w:val="21"/>
+          <w:szCs w:val="21"/>
+        </w:rPr>
+        <w:t>==</w:t>
+      </w:r>
+      <w:r>
+        <w:rPr>
+          <w:rFonts w:ascii="Consolas" w:eastAsia="Times New Roman" w:hAnsi="Consolas" w:cs="Times New Roman"/>
+          <w:color w:val="9CDCFE"/>
+          <w:sz w:val="21"/>
+          <w:szCs w:val="21"/>
+        </w:rPr>
+        <w:t>k</w:t>
+      </w:r>
+      <w:r>
+        <w:rPr>
+          <w:rFonts w:ascii="Consolas" w:eastAsia="Times New Roman" w:hAnsi="Consolas" w:cs="Times New Roman"/>
+          <w:color w:val="CCCCCC"/>
+          <w:sz w:val="21"/>
+          <w:szCs w:val="21"/>
+        </w:rPr>
+        <w:t>){</w:t>
+      </w:r>
+    </w:p>
+    <w:p>
+      <w:pPr>
+        <w:shd w:val="clear" w:color="auto" w:fill="1F1F1F"/>
+        <w:spacing w:after="0" w:line="285" w:lineRule="atLeast"/>
+        <w:rPr>
+          <w:rFonts w:ascii="Consolas" w:eastAsia="Times New Roman" w:hAnsi="Consolas" w:cs="Times New Roman"/>
+          <w:color w:val="CCCCCC"/>
+          <w:sz w:val="21"/>
+          <w:szCs w:val="21"/>
+        </w:rPr>
+      </w:pPr>
+      <w:r>
+        <w:rPr>
+          <w:rFonts w:ascii="Consolas" w:eastAsia="Times New Roman" w:hAnsi="Consolas" w:cs="Times New Roman"/>
+          <w:color w:val="CCCCCC"/>
+          <w:sz w:val="21"/>
+          <w:szCs w:val="21"/>
+        </w:rPr>
+        <w:t xml:space="preserve">                </w:t>
+      </w:r>
+      <w:proofErr w:type="spellStart"/>
+      <w:proofErr w:type="gramStart"/>
+      <w:r>
+        <w:rPr>
+          <w:rFonts w:ascii="Consolas" w:eastAsia="Times New Roman" w:hAnsi="Consolas" w:cs="Times New Roman"/>
+          <w:color w:val="9CDCFE"/>
+          <w:sz w:val="21"/>
+          <w:szCs w:val="21"/>
+        </w:rPr>
+        <w:t>isKeyword</w:t>
+      </w:r>
+      <w:proofErr w:type="spellEnd"/>
+      <w:r>
+        <w:rPr>
+          <w:rFonts w:ascii="Consolas" w:eastAsia="Times New Roman" w:hAnsi="Consolas" w:cs="Times New Roman"/>
+          <w:color w:val="D4D4D4"/>
+          <w:sz w:val="21"/>
+          <w:szCs w:val="21"/>
+        </w:rPr>
+        <w:t>=</w:t>
+      </w:r>
+      <w:proofErr w:type="gramEnd"/>
+      <w:r>
+        <w:rPr>
+          <w:rFonts w:ascii="Consolas" w:eastAsia="Times New Roman" w:hAnsi="Consolas" w:cs="Times New Roman"/>
+          <w:color w:val="569CD6"/>
+          <w:sz w:val="21"/>
+          <w:szCs w:val="21"/>
+        </w:rPr>
+        <w:t>true</w:t>
+      </w:r>
+      <w:r>
+        <w:rPr>
+          <w:rFonts w:ascii="Consolas" w:eastAsia="Times New Roman" w:hAnsi="Consolas" w:cs="Times New Roman"/>
+          <w:color w:val="CCCCCC"/>
+          <w:sz w:val="21"/>
+          <w:szCs w:val="21"/>
+        </w:rPr>
+        <w:t>;</w:t>
+      </w:r>
+    </w:p>
+    <w:p>
+      <w:pPr>
+        <w:shd w:val="clear" w:color="auto" w:fill="1F1F1F"/>
+        <w:spacing w:after="0" w:line="285" w:lineRule="atLeast"/>
+        <w:rPr>
+          <w:rFonts w:ascii="Consolas" w:eastAsia="Times New Roman" w:hAnsi="Consolas" w:cs="Times New Roman"/>
+          <w:color w:val="CCCCCC"/>
+          <w:sz w:val="21"/>
+          <w:szCs w:val="21"/>
+        </w:rPr>
+      </w:pPr>
+      <w:r>
+        <w:rPr>
+          <w:rFonts w:ascii="Consolas" w:eastAsia="Times New Roman" w:hAnsi="Consolas" w:cs="Times New Roman"/>
+          <w:color w:val="CCCCCC"/>
+          <w:sz w:val="21"/>
+          <w:szCs w:val="21"/>
+        </w:rPr>
+        <w:lastRenderedPageBreak/>
+        <w:t xml:space="preserve">                </w:t>
+      </w:r>
+      <w:proofErr w:type="gramStart"/>
+      <w:r>
+        <w:rPr>
+          <w:rFonts w:ascii="Consolas" w:eastAsia="Times New Roman" w:hAnsi="Consolas" w:cs="Times New Roman"/>
+          <w:color w:val="C586C0"/>
+          <w:sz w:val="21"/>
+          <w:szCs w:val="21"/>
+        </w:rPr>
+        <w:t>break</w:t>
+      </w:r>
+      <w:proofErr w:type="gramEnd"/>
+      <w:r>
+        <w:rPr>
+          <w:rFonts w:ascii="Consolas" w:eastAsia="Times New Roman" w:hAnsi="Consolas" w:cs="Times New Roman"/>
+          <w:color w:val="CCCCCC"/>
+          <w:sz w:val="21"/>
+          <w:szCs w:val="21"/>
+        </w:rPr>
+        <w:t>;</w:t>
+      </w:r>
+    </w:p>
+    <w:p>
+      <w:pPr>
+        <w:shd w:val="clear" w:color="auto" w:fill="1F1F1F"/>
+        <w:spacing w:after="0" w:line="285" w:lineRule="atLeast"/>
+        <w:rPr>
+          <w:rFonts w:ascii="Consolas" w:eastAsia="Times New Roman" w:hAnsi="Consolas" w:cs="Times New Roman"/>
+          <w:color w:val="CCCCCC"/>
+          <w:sz w:val="21"/>
+          <w:szCs w:val="21"/>
+        </w:rPr>
+      </w:pPr>
+      <w:r>
+        <w:rPr>
+          <w:rFonts w:ascii="Consolas" w:eastAsia="Times New Roman" w:hAnsi="Consolas" w:cs="Times New Roman"/>
+          <w:color w:val="CCCCCC"/>
+          <w:sz w:val="21"/>
+          <w:szCs w:val="21"/>
+        </w:rPr>
+        <w:t>            }</w:t>
+      </w:r>
+    </w:p>
+    <w:p>
+      <w:pPr>
+        <w:shd w:val="clear" w:color="auto" w:fill="1F1F1F"/>
+        <w:spacing w:after="0" w:line="285" w:lineRule="atLeast"/>
+        <w:rPr>
+          <w:rFonts w:ascii="Consolas" w:eastAsia="Times New Roman" w:hAnsi="Consolas" w:cs="Times New Roman"/>
+          <w:color w:val="CCCCCC"/>
+          <w:sz w:val="21"/>
+          <w:szCs w:val="21"/>
+        </w:rPr>
+      </w:pPr>
+      <w:r>
+        <w:rPr>
+          <w:rFonts w:ascii="Consolas" w:eastAsia="Times New Roman" w:hAnsi="Consolas" w:cs="Times New Roman"/>
+          <w:color w:val="CCCCCC"/>
+          <w:sz w:val="21"/>
+          <w:szCs w:val="21"/>
+        </w:rPr>
+        <w:t>        }</w:t>
+      </w:r>
+    </w:p>
+    <w:p>
+      <w:pPr>
+        <w:shd w:val="clear" w:color="auto" w:fill="1F1F1F"/>
+        <w:spacing w:after="0" w:line="285" w:lineRule="atLeast"/>
+        <w:rPr>
+          <w:rFonts w:ascii="Consolas" w:eastAsia="Times New Roman" w:hAnsi="Consolas" w:cs="Times New Roman"/>
+          <w:color w:val="CCCCCC"/>
+          <w:sz w:val="21"/>
+          <w:szCs w:val="21"/>
+        </w:rPr>
+      </w:pPr>
+    </w:p>
+    <w:p>
+      <w:pPr>
+        <w:shd w:val="clear" w:color="auto" w:fill="1F1F1F"/>
+        <w:spacing w:after="0" w:line="285" w:lineRule="atLeast"/>
+        <w:rPr>
+          <w:rFonts w:ascii="Consolas" w:eastAsia="Times New Roman" w:hAnsi="Consolas" w:cs="Times New Roman"/>
+          <w:color w:val="CCCCCC"/>
+          <w:sz w:val="21"/>
+          <w:szCs w:val="21"/>
+        </w:rPr>
+      </w:pPr>
+      <w:r>
+        <w:rPr>
+          <w:rFonts w:ascii="Consolas" w:eastAsia="Times New Roman" w:hAnsi="Consolas" w:cs="Times New Roman"/>
+          <w:color w:val="CCCCCC"/>
+          <w:sz w:val="21"/>
+          <w:szCs w:val="21"/>
+        </w:rPr>
+        <w:t xml:space="preserve">        </w:t>
+      </w:r>
+      <w:proofErr w:type="gramStart"/>
+      <w:r>
+        <w:rPr>
+          <w:rFonts w:ascii="Consolas" w:eastAsia="Times New Roman" w:hAnsi="Consolas" w:cs="Times New Roman"/>
+          <w:color w:val="C586C0"/>
+          <w:sz w:val="21"/>
+          <w:szCs w:val="21"/>
+        </w:rPr>
+        <w:t>if</w:t>
+      </w:r>
+      <w:r>
+        <w:rPr>
+          <w:rFonts w:ascii="Consolas" w:eastAsia="Times New Roman" w:hAnsi="Consolas" w:cs="Times New Roman"/>
+          <w:color w:val="CCCCCC"/>
+          <w:sz w:val="21"/>
+          <w:szCs w:val="21"/>
+        </w:rPr>
+        <w:t>(</w:t>
+      </w:r>
+      <w:proofErr w:type="gramEnd"/>
+      <w:r>
+        <w:rPr>
+          <w:rFonts w:ascii="Consolas" w:eastAsia="Times New Roman" w:hAnsi="Consolas" w:cs="Times New Roman"/>
+          <w:color w:val="D4D4D4"/>
+          <w:sz w:val="21"/>
+          <w:szCs w:val="21"/>
+        </w:rPr>
+        <w:t>!</w:t>
+      </w:r>
+      <w:proofErr w:type="spellStart"/>
+      <w:r>
+        <w:rPr>
+          <w:rFonts w:ascii="Consolas" w:eastAsia="Times New Roman" w:hAnsi="Consolas" w:cs="Times New Roman"/>
+          <w:color w:val="9CDCFE"/>
+          <w:sz w:val="21"/>
+          <w:szCs w:val="21"/>
+        </w:rPr>
+        <w:t>isKeyword</w:t>
+      </w:r>
+      <w:proofErr w:type="spellEnd"/>
+      <w:r>
+        <w:rPr>
+          <w:rFonts w:ascii="Consolas" w:eastAsia="Times New Roman" w:hAnsi="Consolas" w:cs="Times New Roman"/>
+          <w:color w:val="CCCCCC"/>
+          <w:sz w:val="21"/>
+          <w:szCs w:val="21"/>
+        </w:rPr>
+        <w:t xml:space="preserve"> </w:t>
+      </w:r>
+      <w:r>
+        <w:rPr>
+          <w:rFonts w:ascii="Consolas" w:eastAsia="Times New Roman" w:hAnsi="Consolas" w:cs="Times New Roman"/>
+          <w:color w:val="D4D4D4"/>
+          <w:sz w:val="21"/>
+          <w:szCs w:val="21"/>
+        </w:rPr>
+        <w:t>&amp;&amp;</w:t>
+      </w:r>
+      <w:r>
+        <w:rPr>
+          <w:rFonts w:ascii="Consolas" w:eastAsia="Times New Roman" w:hAnsi="Consolas" w:cs="Times New Roman"/>
+          <w:color w:val="CCCCCC"/>
+          <w:sz w:val="21"/>
+          <w:szCs w:val="21"/>
+        </w:rPr>
+        <w:t xml:space="preserve"> (</w:t>
+      </w:r>
+      <w:proofErr w:type="spellStart"/>
+      <w:r>
+        <w:rPr>
+          <w:rFonts w:ascii="Consolas" w:eastAsia="Times New Roman" w:hAnsi="Consolas" w:cs="Times New Roman"/>
+          <w:color w:val="DCDCAA"/>
+          <w:sz w:val="21"/>
+          <w:szCs w:val="21"/>
+        </w:rPr>
+        <w:t>isalpha</w:t>
+      </w:r>
+      <w:proofErr w:type="spellEnd"/>
+      <w:r>
+        <w:rPr>
+          <w:rFonts w:ascii="Consolas" w:eastAsia="Times New Roman" w:hAnsi="Consolas" w:cs="Times New Roman"/>
+          <w:color w:val="CCCCCC"/>
+          <w:sz w:val="21"/>
+          <w:szCs w:val="21"/>
+        </w:rPr>
+        <w:t>(</w:t>
+      </w:r>
+      <w:proofErr w:type="spellStart"/>
+      <w:r>
+        <w:rPr>
+          <w:rFonts w:ascii="Consolas" w:eastAsia="Times New Roman" w:hAnsi="Consolas" w:cs="Times New Roman"/>
+          <w:color w:val="9CDCFE"/>
+          <w:sz w:val="21"/>
+          <w:szCs w:val="21"/>
+        </w:rPr>
+        <w:t>var</w:t>
+      </w:r>
+      <w:proofErr w:type="spellEnd"/>
+      <w:r>
+        <w:rPr>
+          <w:rFonts w:ascii="Consolas" w:eastAsia="Times New Roman" w:hAnsi="Consolas" w:cs="Times New Roman"/>
+          <w:color w:val="DCDCAA"/>
+          <w:sz w:val="21"/>
+          <w:szCs w:val="21"/>
+        </w:rPr>
+        <w:t>[</w:t>
+      </w:r>
+      <w:r>
+        <w:rPr>
+          <w:rFonts w:ascii="Consolas" w:eastAsia="Times New Roman" w:hAnsi="Consolas" w:cs="Times New Roman"/>
+          <w:color w:val="B5CEA8"/>
+          <w:sz w:val="21"/>
+          <w:szCs w:val="21"/>
+        </w:rPr>
+        <w:t>0</w:t>
+      </w:r>
+      <w:r>
+        <w:rPr>
+          <w:rFonts w:ascii="Consolas" w:eastAsia="Times New Roman" w:hAnsi="Consolas" w:cs="Times New Roman"/>
+          <w:color w:val="DCDCAA"/>
+          <w:sz w:val="21"/>
+          <w:szCs w:val="21"/>
+        </w:rPr>
+        <w:t>]</w:t>
+      </w:r>
+      <w:r>
+        <w:rPr>
+          <w:rFonts w:ascii="Consolas" w:eastAsia="Times New Roman" w:hAnsi="Consolas" w:cs="Times New Roman"/>
+          <w:color w:val="CCCCCC"/>
+          <w:sz w:val="21"/>
+          <w:szCs w:val="21"/>
+        </w:rPr>
+        <w:t xml:space="preserve">) </w:t>
+      </w:r>
+      <w:r>
+        <w:rPr>
+          <w:rFonts w:ascii="Consolas" w:eastAsia="Times New Roman" w:hAnsi="Consolas" w:cs="Times New Roman"/>
+          <w:color w:val="D4D4D4"/>
+          <w:sz w:val="21"/>
+          <w:szCs w:val="21"/>
+        </w:rPr>
+        <w:t>||</w:t>
+      </w:r>
+      <w:r>
+        <w:rPr>
+          <w:rFonts w:ascii="Consolas" w:eastAsia="Times New Roman" w:hAnsi="Consolas" w:cs="Times New Roman"/>
+          <w:color w:val="CCCCCC"/>
+          <w:sz w:val="21"/>
+          <w:szCs w:val="21"/>
+        </w:rPr>
+        <w:t xml:space="preserve"> </w:t>
+      </w:r>
+      <w:proofErr w:type="spellStart"/>
+      <w:r>
+        <w:rPr>
+          <w:rFonts w:ascii="Consolas" w:eastAsia="Times New Roman" w:hAnsi="Consolas" w:cs="Times New Roman"/>
+          <w:color w:val="9CDCFE"/>
+          <w:sz w:val="21"/>
+          <w:szCs w:val="21"/>
+        </w:rPr>
+        <w:t>var</w:t>
+      </w:r>
+      <w:proofErr w:type="spellEnd"/>
+      <w:r>
+        <w:rPr>
+          <w:rFonts w:ascii="Consolas" w:eastAsia="Times New Roman" w:hAnsi="Consolas" w:cs="Times New Roman"/>
+          <w:color w:val="DCDCAA"/>
+          <w:sz w:val="21"/>
+          <w:szCs w:val="21"/>
+        </w:rPr>
+        <w:t>[</w:t>
+      </w:r>
+      <w:r>
+        <w:rPr>
+          <w:rFonts w:ascii="Consolas" w:eastAsia="Times New Roman" w:hAnsi="Consolas" w:cs="Times New Roman"/>
+          <w:color w:val="B5CEA8"/>
+          <w:sz w:val="21"/>
+          <w:szCs w:val="21"/>
+        </w:rPr>
+        <w:t>0</w:t>
+      </w:r>
+      <w:r>
+        <w:rPr>
+          <w:rFonts w:ascii="Consolas" w:eastAsia="Times New Roman" w:hAnsi="Consolas" w:cs="Times New Roman"/>
+          <w:color w:val="DCDCAA"/>
+          <w:sz w:val="21"/>
+          <w:szCs w:val="21"/>
+        </w:rPr>
+        <w:t>]</w:t>
+      </w:r>
+      <w:r>
+        <w:rPr>
+          <w:rFonts w:ascii="Consolas" w:eastAsia="Times New Roman" w:hAnsi="Consolas" w:cs="Times New Roman"/>
+          <w:color w:val="CCCCCC"/>
+          <w:sz w:val="21"/>
+          <w:szCs w:val="21"/>
+        </w:rPr>
+        <w:t xml:space="preserve"> </w:t>
+      </w:r>
+      <w:r>
+        <w:rPr>
+          <w:rFonts w:ascii="Consolas" w:eastAsia="Times New Roman" w:hAnsi="Consolas" w:cs="Times New Roman"/>
+          <w:color w:val="D4D4D4"/>
+          <w:sz w:val="21"/>
+          <w:szCs w:val="21"/>
+        </w:rPr>
+        <w:t>==</w:t>
+      </w:r>
+      <w:r>
+        <w:rPr>
+          <w:rFonts w:ascii="Consolas" w:eastAsia="Times New Roman" w:hAnsi="Consolas" w:cs="Times New Roman"/>
+          <w:color w:val="CE9178"/>
+          <w:sz w:val="21"/>
+          <w:szCs w:val="21"/>
+        </w:rPr>
+        <w:t>'_'</w:t>
+      </w:r>
+      <w:r>
+        <w:rPr>
+          <w:rFonts w:ascii="Consolas" w:eastAsia="Times New Roman" w:hAnsi="Consolas" w:cs="Times New Roman"/>
+          <w:color w:val="CCCCCC"/>
+          <w:sz w:val="21"/>
+          <w:szCs w:val="21"/>
+        </w:rPr>
+        <w:t>)){</w:t>
+      </w:r>
+    </w:p>
+    <w:p>
+      <w:pPr>
+        <w:shd w:val="clear" w:color="auto" w:fill="1F1F1F"/>
+        <w:spacing w:after="0" w:line="285" w:lineRule="atLeast"/>
+        <w:rPr>
+          <w:rFonts w:ascii="Consolas" w:eastAsia="Times New Roman" w:hAnsi="Consolas" w:cs="Times New Roman"/>
+          <w:color w:val="CCCCCC"/>
+          <w:sz w:val="21"/>
+          <w:szCs w:val="21"/>
+        </w:rPr>
+      </w:pPr>
+      <w:r>
+        <w:rPr>
+          <w:rFonts w:ascii="Consolas" w:eastAsia="Times New Roman" w:hAnsi="Consolas" w:cs="Times New Roman"/>
+          <w:color w:val="CCCCCC"/>
+          <w:sz w:val="21"/>
+          <w:szCs w:val="21"/>
+        </w:rPr>
+        <w:t xml:space="preserve">            </w:t>
+      </w:r>
+      <w:proofErr w:type="spellStart"/>
+      <w:proofErr w:type="gramStart"/>
+      <w:r>
+        <w:rPr>
+          <w:rFonts w:ascii="Consolas" w:eastAsia="Times New Roman" w:hAnsi="Consolas" w:cs="Times New Roman"/>
+          <w:color w:val="9CDCFE"/>
+          <w:sz w:val="21"/>
+          <w:szCs w:val="21"/>
+        </w:rPr>
+        <w:t>cout</w:t>
+      </w:r>
+      <w:proofErr w:type="spellEnd"/>
+      <w:proofErr w:type="gramEnd"/>
+      <w:r>
+        <w:rPr>
+          <w:rFonts w:ascii="Consolas" w:eastAsia="Times New Roman" w:hAnsi="Consolas" w:cs="Times New Roman"/>
+          <w:color w:val="DCDCAA"/>
+          <w:sz w:val="21"/>
+          <w:szCs w:val="21"/>
+        </w:rPr>
+        <w:t>&lt;&lt;</w:t>
+      </w:r>
+      <w:proofErr w:type="spellStart"/>
+      <w:r>
+        <w:rPr>
+          <w:rFonts w:ascii="Consolas" w:eastAsia="Times New Roman" w:hAnsi="Consolas" w:cs="Times New Roman"/>
+          <w:color w:val="9CDCFE"/>
+          <w:sz w:val="21"/>
+          <w:szCs w:val="21"/>
+        </w:rPr>
+        <w:t>var</w:t>
+      </w:r>
+      <w:proofErr w:type="spellEnd"/>
+      <w:r>
+        <w:rPr>
+          <w:rFonts w:ascii="Consolas" w:eastAsia="Times New Roman" w:hAnsi="Consolas" w:cs="Times New Roman"/>
+          <w:color w:val="DCDCAA"/>
+          <w:sz w:val="21"/>
+          <w:szCs w:val="21"/>
+        </w:rPr>
+        <w:t>&lt;&lt;</w:t>
+      </w:r>
+      <w:proofErr w:type="spellStart"/>
+      <w:r>
+        <w:rPr>
+          <w:rFonts w:ascii="Consolas" w:eastAsia="Times New Roman" w:hAnsi="Consolas" w:cs="Times New Roman"/>
+          <w:color w:val="DCDCAA"/>
+          <w:sz w:val="21"/>
+          <w:szCs w:val="21"/>
+        </w:rPr>
+        <w:t>endl</w:t>
+      </w:r>
+      <w:proofErr w:type="spellEnd"/>
+      <w:r>
+        <w:rPr>
+          <w:rFonts w:ascii="Consolas" w:eastAsia="Times New Roman" w:hAnsi="Consolas" w:cs="Times New Roman"/>
+          <w:color w:val="CCCCCC"/>
+          <w:sz w:val="21"/>
+          <w:szCs w:val="21"/>
+        </w:rPr>
+        <w:t>;</w:t>
+      </w:r>
+    </w:p>
+    <w:p>
+      <w:pPr>
+        <w:shd w:val="clear" w:color="auto" w:fill="1F1F1F"/>
+        <w:spacing w:after="0" w:line="285" w:lineRule="atLeast"/>
+        <w:rPr>
+          <w:rFonts w:ascii="Consolas" w:eastAsia="Times New Roman" w:hAnsi="Consolas" w:cs="Times New Roman"/>
+          <w:color w:val="CCCCCC"/>
+          <w:sz w:val="21"/>
+          <w:szCs w:val="21"/>
+        </w:rPr>
+      </w:pPr>
+      <w:r>
+        <w:rPr>
+          <w:rFonts w:ascii="Consolas" w:eastAsia="Times New Roman" w:hAnsi="Consolas" w:cs="Times New Roman"/>
+          <w:color w:val="CCCCCC"/>
+          <w:sz w:val="21"/>
+          <w:szCs w:val="21"/>
+        </w:rPr>
+        <w:t>        }</w:t>
+      </w:r>
+    </w:p>
+    <w:p>
+      <w:pPr>
+        <w:shd w:val="clear" w:color="auto" w:fill="1F1F1F"/>
+        <w:spacing w:after="0" w:line="285" w:lineRule="atLeast"/>
+        <w:rPr>
+          <w:rFonts w:ascii="Consolas" w:eastAsia="Times New Roman" w:hAnsi="Consolas" w:cs="Times New Roman"/>
+          <w:color w:val="CCCCCC"/>
+          <w:sz w:val="21"/>
+          <w:szCs w:val="21"/>
+        </w:rPr>
+      </w:pPr>
+      <w:r>
+        <w:rPr>
+          <w:rFonts w:ascii="Consolas" w:eastAsia="Times New Roman" w:hAnsi="Consolas" w:cs="Times New Roman"/>
+          <w:color w:val="CCCCCC"/>
+          <w:sz w:val="21"/>
+          <w:szCs w:val="21"/>
+        </w:rPr>
+        <w:t>    }</w:t>
+      </w:r>
+    </w:p>
+    <w:p>
+      <w:pPr>
+        <w:shd w:val="clear" w:color="auto" w:fill="1F1F1F"/>
+        <w:spacing w:after="0" w:line="285" w:lineRule="atLeast"/>
+        <w:rPr>
+          <w:rFonts w:ascii="Consolas" w:eastAsia="Times New Roman" w:hAnsi="Consolas" w:cs="Times New Roman"/>
+          <w:color w:val="CCCCCC"/>
+          <w:sz w:val="21"/>
+          <w:szCs w:val="21"/>
+        </w:rPr>
+      </w:pPr>
+      <w:r>
+        <w:rPr>
+          <w:rFonts w:ascii="Consolas" w:eastAsia="Times New Roman" w:hAnsi="Consolas" w:cs="Times New Roman"/>
+          <w:color w:val="CCCCCC"/>
+          <w:sz w:val="21"/>
+          <w:szCs w:val="21"/>
+        </w:rPr>
+        <w:t xml:space="preserve">    </w:t>
+      </w:r>
+      <w:proofErr w:type="spellStart"/>
+      <w:proofErr w:type="gramStart"/>
+      <w:r>
+        <w:rPr>
+          <w:rFonts w:ascii="Consolas" w:eastAsia="Times New Roman" w:hAnsi="Consolas" w:cs="Times New Roman"/>
+          <w:color w:val="9CDCFE"/>
+          <w:sz w:val="21"/>
+          <w:szCs w:val="21"/>
+        </w:rPr>
+        <w:t>file</w:t>
+      </w:r>
+      <w:r>
+        <w:rPr>
+          <w:rFonts w:ascii="Consolas" w:eastAsia="Times New Roman" w:hAnsi="Consolas" w:cs="Times New Roman"/>
+          <w:color w:val="CCCCCC"/>
+          <w:sz w:val="21"/>
+          <w:szCs w:val="21"/>
+        </w:rPr>
+        <w:t>.</w:t>
+      </w:r>
+      <w:r>
+        <w:rPr>
+          <w:rFonts w:ascii="Consolas" w:eastAsia="Times New Roman" w:hAnsi="Consolas" w:cs="Times New Roman"/>
+          <w:color w:val="DCDCAA"/>
+          <w:sz w:val="21"/>
+          <w:szCs w:val="21"/>
+        </w:rPr>
+        <w:t>close</w:t>
+      </w:r>
+      <w:proofErr w:type="spellEnd"/>
+      <w:r>
+        <w:rPr>
+          <w:rFonts w:ascii="Consolas" w:eastAsia="Times New Roman" w:hAnsi="Consolas" w:cs="Times New Roman"/>
+          <w:color w:val="CCCCCC"/>
+          <w:sz w:val="21"/>
+          <w:szCs w:val="21"/>
+        </w:rPr>
+        <w:t>(</w:t>
+      </w:r>
+      <w:proofErr w:type="gramEnd"/>
+      <w:r>
+        <w:rPr>
+          <w:rFonts w:ascii="Consolas" w:eastAsia="Times New Roman" w:hAnsi="Consolas" w:cs="Times New Roman"/>
+          <w:color w:val="CCCCCC"/>
+          <w:sz w:val="21"/>
+          <w:szCs w:val="21"/>
+        </w:rPr>
+        <w:t>);</w:t>
+      </w:r>
+    </w:p>
+    <w:p>
+      <w:pPr>
+        <w:shd w:val="clear" w:color="auto" w:fill="1F1F1F"/>
+        <w:spacing w:after="0" w:line="285" w:lineRule="atLeast"/>
+        <w:rPr>
+          <w:rFonts w:ascii="Consolas" w:eastAsia="Times New Roman" w:hAnsi="Consolas" w:cs="Times New Roman"/>
+          <w:color w:val="CCCCCC"/>
+          <w:sz w:val="21"/>
+          <w:szCs w:val="21"/>
+        </w:rPr>
+      </w:pPr>
+      <w:r>
+        <w:rPr>
+          <w:rFonts w:ascii="Consolas" w:eastAsia="Times New Roman" w:hAnsi="Consolas" w:cs="Times New Roman"/>
+          <w:color w:val="CCCCCC"/>
+          <w:sz w:val="21"/>
+          <w:szCs w:val="21"/>
+        </w:rPr>
+        <w:t>}</w:t>
+      </w:r>
+    </w:p>
+    <w:p>
+      <w:pPr>
+        <w:rPr>
+          <w:sz w:val="24"/>
+        </w:rPr>
+      </w:pPr>
+    </w:p>
+    <w:p>
+      <w:pPr>
+        <w:rPr>
+          <w:sz w:val="32"/>
+        </w:rPr>
+      </w:pPr>
+    </w:p>
+    <w:p>
+      <w:pPr>
+        <w:rPr>
+          <w:sz w:val="32"/>
+        </w:rPr>
+      </w:pPr>
+      <w:r>
+        <w:rPr>
+          <w:sz w:val="32"/>
+        </w:rPr>
+        <w:t>Problem-04</w:t>
+      </w:r>
+    </w:p>
+    <w:p>
+      <w:pPr>
+        <w:rPr>
+          <w:sz w:val="28"/>
+        </w:rPr>
+      </w:pPr>
+      <w:r>
+        <w:rPr>
+          <w:sz w:val="28"/>
+        </w:rPr>
+        <w:t>Write a C program for developing a lexical analyzer (LA) that will recognize the keywords in a source program.</w:t>
+      </w:r>
+    </w:p>
+    <w:p>
+      <w:pPr>
+        <w:shd w:val="clear" w:color="auto" w:fill="1F1F1F"/>
+        <w:spacing w:after="0" w:line="285" w:lineRule="atLeast"/>
+        <w:rPr>
+          <w:rFonts w:ascii="Consolas" w:eastAsia="Times New Roman" w:hAnsi="Consolas" w:cs="Times New Roman"/>
+          <w:color w:val="CCCCCC"/>
+          <w:sz w:val="21"/>
+          <w:szCs w:val="21"/>
+        </w:rPr>
+      </w:pPr>
+      <w:r>
+        <w:rPr>
+          <w:rFonts w:ascii="Consolas" w:eastAsia="Times New Roman" w:hAnsi="Consolas" w:cs="Times New Roman"/>
+          <w:color w:val="C586C0"/>
+          <w:sz w:val="21"/>
+          <w:szCs w:val="21"/>
+        </w:rPr>
+        <w:t>#include</w:t>
+      </w:r>
+      <w:r>
+        <w:rPr>
+          <w:rFonts w:ascii="Consolas" w:eastAsia="Times New Roman" w:hAnsi="Consolas" w:cs="Times New Roman"/>
+          <w:color w:val="CE9178"/>
+          <w:sz w:val="21"/>
+          <w:szCs w:val="21"/>
+        </w:rPr>
+        <w:t>&lt;bits/</w:t>
+      </w:r>
+      <w:proofErr w:type="spellStart"/>
+      <w:r>
+        <w:rPr>
+          <w:rFonts w:ascii="Consolas" w:eastAsia="Times New Roman" w:hAnsi="Consolas" w:cs="Times New Roman"/>
+          <w:color w:val="CE9178"/>
+          <w:sz w:val="21"/>
+          <w:szCs w:val="21"/>
+        </w:rPr>
+        <w:t>stdc</w:t>
+      </w:r>
+      <w:proofErr w:type="spellEnd"/>
+      <w:r>
+        <w:rPr>
+          <w:rFonts w:ascii="Consolas" w:eastAsia="Times New Roman" w:hAnsi="Consolas" w:cs="Times New Roman"/>
+          <w:color w:val="CE9178"/>
+          <w:sz w:val="21"/>
+          <w:szCs w:val="21"/>
+        </w:rPr>
+        <w:t>++.h&gt;</w:t>
+      </w:r>
+    </w:p>
+    <w:p>
+      <w:pPr>
+        <w:shd w:val="clear" w:color="auto" w:fill="1F1F1F"/>
+        <w:spacing w:after="0" w:line="285" w:lineRule="atLeast"/>
+        <w:rPr>
+          <w:rFonts w:ascii="Consolas" w:eastAsia="Times New Roman" w:hAnsi="Consolas" w:cs="Times New Roman"/>
+          <w:color w:val="CCCCCC"/>
+          <w:sz w:val="21"/>
+          <w:szCs w:val="21"/>
+        </w:rPr>
+      </w:pPr>
+      <w:proofErr w:type="gramStart"/>
+      <w:r>
+        <w:rPr>
+          <w:rFonts w:ascii="Consolas" w:eastAsia="Times New Roman" w:hAnsi="Consolas" w:cs="Times New Roman"/>
+          <w:color w:val="C586C0"/>
+          <w:sz w:val="21"/>
+          <w:szCs w:val="21"/>
+        </w:rPr>
+        <w:t>using</w:t>
+      </w:r>
+      <w:proofErr w:type="gramEnd"/>
+      <w:r>
+        <w:rPr>
+          <w:rFonts w:ascii="Consolas" w:eastAsia="Times New Roman" w:hAnsi="Consolas" w:cs="Times New Roman"/>
+          <w:color w:val="CCCCCC"/>
+          <w:sz w:val="21"/>
+          <w:szCs w:val="21"/>
+        </w:rPr>
+        <w:t xml:space="preserve"> </w:t>
+      </w:r>
+      <w:r>
+        <w:rPr>
+          <w:rFonts w:ascii="Consolas" w:eastAsia="Times New Roman" w:hAnsi="Consolas" w:cs="Times New Roman"/>
+          <w:color w:val="569CD6"/>
+          <w:sz w:val="21"/>
+          <w:szCs w:val="21"/>
+        </w:rPr>
+        <w:t>namespace</w:t>
+      </w:r>
+      <w:r>
+        <w:rPr>
+          <w:rFonts w:ascii="Consolas" w:eastAsia="Times New Roman" w:hAnsi="Consolas" w:cs="Times New Roman"/>
+          <w:color w:val="CCCCCC"/>
+          <w:sz w:val="21"/>
+          <w:szCs w:val="21"/>
+        </w:rPr>
+        <w:t xml:space="preserve"> </w:t>
+      </w:r>
+      <w:proofErr w:type="spellStart"/>
+      <w:r>
+        <w:rPr>
+          <w:rFonts w:ascii="Consolas" w:eastAsia="Times New Roman" w:hAnsi="Consolas" w:cs="Times New Roman"/>
+          <w:color w:val="4EC9B0"/>
+          <w:sz w:val="21"/>
+          <w:szCs w:val="21"/>
+        </w:rPr>
+        <w:t>std</w:t>
+      </w:r>
+      <w:proofErr w:type="spellEnd"/>
+      <w:r>
+        <w:rPr>
+          <w:rFonts w:ascii="Consolas" w:eastAsia="Times New Roman" w:hAnsi="Consolas" w:cs="Times New Roman"/>
+          <w:color w:val="CCCCCC"/>
+          <w:sz w:val="21"/>
+          <w:szCs w:val="21"/>
+        </w:rPr>
+        <w:t>;</w:t>
+      </w:r>
+    </w:p>
+    <w:p>
+      <w:pPr>
+        <w:shd w:val="clear" w:color="auto" w:fill="1F1F1F"/>
+        <w:spacing w:after="0" w:line="285" w:lineRule="atLeast"/>
+        <w:rPr>
+          <w:rFonts w:ascii="Consolas" w:eastAsia="Times New Roman" w:hAnsi="Consolas" w:cs="Times New Roman"/>
+          <w:color w:val="CCCCCC"/>
+          <w:sz w:val="21"/>
+          <w:szCs w:val="21"/>
+        </w:rPr>
+      </w:pPr>
+      <w:proofErr w:type="spellStart"/>
+      <w:proofErr w:type="gramStart"/>
+      <w:r>
+        <w:rPr>
+          <w:rFonts w:ascii="Consolas" w:eastAsia="Times New Roman" w:hAnsi="Consolas" w:cs="Times New Roman"/>
+          <w:color w:val="569CD6"/>
+          <w:sz w:val="21"/>
+          <w:szCs w:val="21"/>
+        </w:rPr>
+        <w:t>int</w:t>
+      </w:r>
+      <w:proofErr w:type="spellEnd"/>
+      <w:proofErr w:type="gramEnd"/>
+      <w:r>
+        <w:rPr>
+          <w:rFonts w:ascii="Consolas" w:eastAsia="Times New Roman" w:hAnsi="Consolas" w:cs="Times New Roman"/>
+          <w:color w:val="CCCCCC"/>
+          <w:sz w:val="21"/>
+          <w:szCs w:val="21"/>
+        </w:rPr>
+        <w:t xml:space="preserve"> </w:t>
+      </w:r>
+      <w:r>
+        <w:rPr>
+          <w:rFonts w:ascii="Consolas" w:eastAsia="Times New Roman" w:hAnsi="Consolas" w:cs="Times New Roman"/>
+          <w:color w:val="DCDCAA"/>
+          <w:sz w:val="21"/>
+          <w:szCs w:val="21"/>
+        </w:rPr>
+        <w:t>main</w:t>
+      </w:r>
+      <w:r>
+        <w:rPr>
+          <w:rFonts w:ascii="Consolas" w:eastAsia="Times New Roman" w:hAnsi="Consolas" w:cs="Times New Roman"/>
+          <w:color w:val="CCCCCC"/>
+          <w:sz w:val="21"/>
+          <w:szCs w:val="21"/>
+        </w:rPr>
+        <w:t>(){</w:t>
+      </w:r>
+    </w:p>
+    <w:p>
+      <w:pPr>
+        <w:shd w:val="clear" w:color="auto" w:fill="1F1F1F"/>
+        <w:spacing w:after="0" w:line="285" w:lineRule="atLeast"/>
+        <w:rPr>
+          <w:rFonts w:ascii="Consolas" w:eastAsia="Times New Roman" w:hAnsi="Consolas" w:cs="Times New Roman"/>
+          <w:color w:val="CCCCCC"/>
+          <w:sz w:val="21"/>
+          <w:szCs w:val="21"/>
+        </w:rPr>
+      </w:pPr>
+      <w:r>
+        <w:rPr>
+          <w:rFonts w:ascii="Consolas" w:eastAsia="Times New Roman" w:hAnsi="Consolas" w:cs="Times New Roman"/>
+          <w:color w:val="CCCCCC"/>
+          <w:sz w:val="21"/>
+          <w:szCs w:val="21"/>
+        </w:rPr>
+        <w:t xml:space="preserve">    </w:t>
+      </w:r>
+      <w:proofErr w:type="spellStart"/>
+      <w:proofErr w:type="gramStart"/>
+      <w:r>
+        <w:rPr>
+          <w:rFonts w:ascii="Consolas" w:eastAsia="Times New Roman" w:hAnsi="Consolas" w:cs="Times New Roman"/>
+          <w:color w:val="4EC9B0"/>
+          <w:sz w:val="21"/>
+          <w:szCs w:val="21"/>
+        </w:rPr>
+        <w:t>ifstream</w:t>
+      </w:r>
+      <w:proofErr w:type="spellEnd"/>
+      <w:proofErr w:type="gramEnd"/>
+      <w:r>
+        <w:rPr>
+          <w:rFonts w:ascii="Consolas" w:eastAsia="Times New Roman" w:hAnsi="Consolas" w:cs="Times New Roman"/>
+          <w:color w:val="CCCCCC"/>
+          <w:sz w:val="21"/>
+          <w:szCs w:val="21"/>
+        </w:rPr>
+        <w:t xml:space="preserve"> </w:t>
+      </w:r>
+      <w:r>
+        <w:rPr>
+          <w:rFonts w:ascii="Consolas" w:eastAsia="Times New Roman" w:hAnsi="Consolas" w:cs="Times New Roman"/>
+          <w:color w:val="9CDCFE"/>
+          <w:sz w:val="21"/>
+          <w:szCs w:val="21"/>
+        </w:rPr>
+        <w:t>file</w:t>
+      </w:r>
+      <w:r>
+        <w:rPr>
+          <w:rFonts w:ascii="Consolas" w:eastAsia="Times New Roman" w:hAnsi="Consolas" w:cs="Times New Roman"/>
+          <w:color w:val="CCCCCC"/>
+          <w:sz w:val="21"/>
+          <w:szCs w:val="21"/>
+        </w:rPr>
+        <w:t>(</w:t>
+      </w:r>
+      <w:r>
+        <w:rPr>
+          <w:rFonts w:ascii="Consolas" w:eastAsia="Times New Roman" w:hAnsi="Consolas" w:cs="Times New Roman"/>
+          <w:color w:val="CE9178"/>
+          <w:sz w:val="21"/>
+          <w:szCs w:val="21"/>
+        </w:rPr>
+        <w:t>"lex.cpp"</w:t>
+      </w:r>
+      <w:r>
+        <w:rPr>
+          <w:rFonts w:ascii="Consolas" w:eastAsia="Times New Roman" w:hAnsi="Consolas" w:cs="Times New Roman"/>
+          <w:color w:val="CCCCCC"/>
+          <w:sz w:val="21"/>
+          <w:szCs w:val="21"/>
+        </w:rPr>
+        <w:t>);</w:t>
+      </w:r>
+    </w:p>
+    <w:p>
+      <w:pPr>
+        <w:shd w:val="clear" w:color="auto" w:fill="1F1F1F"/>
+        <w:spacing w:after="0" w:line="285" w:lineRule="atLeast"/>
+        <w:rPr>
+          <w:rFonts w:ascii="Consolas" w:eastAsia="Times New Roman" w:hAnsi="Consolas" w:cs="Times New Roman"/>
+          <w:color w:val="CCCCCC"/>
+          <w:sz w:val="21"/>
+          <w:szCs w:val="21"/>
+        </w:rPr>
+      </w:pPr>
+    </w:p>
+    <w:p>
+      <w:pPr>
+        <w:shd w:val="clear" w:color="auto" w:fill="1F1F1F"/>
+        <w:spacing w:after="0" w:line="285" w:lineRule="atLeast"/>
+        <w:rPr>
+          <w:rFonts w:ascii="Consolas" w:eastAsia="Times New Roman" w:hAnsi="Consolas" w:cs="Times New Roman"/>
+          <w:color w:val="CCCCCC"/>
+          <w:sz w:val="21"/>
+          <w:szCs w:val="21"/>
+        </w:rPr>
+      </w:pPr>
+      <w:r>
+        <w:rPr>
+          <w:rFonts w:ascii="Consolas" w:eastAsia="Times New Roman" w:hAnsi="Consolas" w:cs="Times New Roman"/>
+          <w:color w:val="CCCCCC"/>
+          <w:sz w:val="21"/>
+          <w:szCs w:val="21"/>
+        </w:rPr>
+        <w:t xml:space="preserve">    </w:t>
+      </w:r>
+      <w:proofErr w:type="gramStart"/>
+      <w:r>
+        <w:rPr>
+          <w:rFonts w:ascii="Consolas" w:eastAsia="Times New Roman" w:hAnsi="Consolas" w:cs="Times New Roman"/>
+          <w:color w:val="C586C0"/>
+          <w:sz w:val="21"/>
+          <w:szCs w:val="21"/>
+        </w:rPr>
+        <w:t>if</w:t>
+      </w:r>
+      <w:r>
+        <w:rPr>
+          <w:rFonts w:ascii="Consolas" w:eastAsia="Times New Roman" w:hAnsi="Consolas" w:cs="Times New Roman"/>
+          <w:color w:val="CCCCCC"/>
+          <w:sz w:val="21"/>
+          <w:szCs w:val="21"/>
+        </w:rPr>
+        <w:t>(</w:t>
+      </w:r>
+      <w:proofErr w:type="gramEnd"/>
+      <w:r>
+        <w:rPr>
+          <w:rFonts w:ascii="Consolas" w:eastAsia="Times New Roman" w:hAnsi="Consolas" w:cs="Times New Roman"/>
+          <w:color w:val="D4D4D4"/>
+          <w:sz w:val="21"/>
+          <w:szCs w:val="21"/>
+        </w:rPr>
+        <w:t>!</w:t>
+      </w:r>
+      <w:proofErr w:type="spellStart"/>
+      <w:r>
+        <w:rPr>
+          <w:rFonts w:ascii="Consolas" w:eastAsia="Times New Roman" w:hAnsi="Consolas" w:cs="Times New Roman"/>
+          <w:color w:val="9CDCFE"/>
+          <w:sz w:val="21"/>
+          <w:szCs w:val="21"/>
+        </w:rPr>
+        <w:t>file</w:t>
+      </w:r>
+      <w:r>
+        <w:rPr>
+          <w:rFonts w:ascii="Consolas" w:eastAsia="Times New Roman" w:hAnsi="Consolas" w:cs="Times New Roman"/>
+          <w:color w:val="CCCCCC"/>
+          <w:sz w:val="21"/>
+          <w:szCs w:val="21"/>
+        </w:rPr>
+        <w:t>.</w:t>
+      </w:r>
+      <w:r>
+        <w:rPr>
+          <w:rFonts w:ascii="Consolas" w:eastAsia="Times New Roman" w:hAnsi="Consolas" w:cs="Times New Roman"/>
+          <w:color w:val="DCDCAA"/>
+          <w:sz w:val="21"/>
+          <w:szCs w:val="21"/>
+        </w:rPr>
+        <w:t>is_open</w:t>
+      </w:r>
+      <w:proofErr w:type="spellEnd"/>
+      <w:r>
+        <w:rPr>
+          <w:rFonts w:ascii="Consolas" w:eastAsia="Times New Roman" w:hAnsi="Consolas" w:cs="Times New Roman"/>
+          <w:color w:val="CCCCCC"/>
+          <w:sz w:val="21"/>
+          <w:szCs w:val="21"/>
+        </w:rPr>
+        <w:t>()){</w:t>
+      </w:r>
+    </w:p>
+    <w:p>
+      <w:pPr>
+        <w:shd w:val="clear" w:color="auto" w:fill="1F1F1F"/>
+        <w:spacing w:after="0" w:line="285" w:lineRule="atLeast"/>
+        <w:rPr>
+          <w:rFonts w:ascii="Consolas" w:eastAsia="Times New Roman" w:hAnsi="Consolas" w:cs="Times New Roman"/>
+          <w:color w:val="CCCCCC"/>
+          <w:sz w:val="21"/>
+          <w:szCs w:val="21"/>
+        </w:rPr>
+      </w:pPr>
+      <w:r>
+        <w:rPr>
+          <w:rFonts w:ascii="Consolas" w:eastAsia="Times New Roman" w:hAnsi="Consolas" w:cs="Times New Roman"/>
+          <w:color w:val="CCCCCC"/>
+          <w:sz w:val="21"/>
+          <w:szCs w:val="21"/>
+        </w:rPr>
+        <w:t xml:space="preserve">        </w:t>
+      </w:r>
+      <w:proofErr w:type="spellStart"/>
+      <w:proofErr w:type="gramStart"/>
+      <w:r>
+        <w:rPr>
+          <w:rFonts w:ascii="Consolas" w:eastAsia="Times New Roman" w:hAnsi="Consolas" w:cs="Times New Roman"/>
+          <w:color w:val="9CDCFE"/>
+          <w:sz w:val="21"/>
+          <w:szCs w:val="21"/>
+        </w:rPr>
+        <w:t>cout</w:t>
+      </w:r>
+      <w:proofErr w:type="spellEnd"/>
+      <w:proofErr w:type="gramEnd"/>
+      <w:r>
+        <w:rPr>
+          <w:rFonts w:ascii="Consolas" w:eastAsia="Times New Roman" w:hAnsi="Consolas" w:cs="Times New Roman"/>
+          <w:color w:val="DCDCAA"/>
+          <w:sz w:val="21"/>
+          <w:szCs w:val="21"/>
+        </w:rPr>
+        <w:t>&lt;&lt;</w:t>
+      </w:r>
+      <w:r>
+        <w:rPr>
+          <w:rFonts w:ascii="Consolas" w:eastAsia="Times New Roman" w:hAnsi="Consolas" w:cs="Times New Roman"/>
+          <w:color w:val="CE9178"/>
+          <w:sz w:val="21"/>
+          <w:szCs w:val="21"/>
+        </w:rPr>
+        <w:t>"file can't open"</w:t>
+      </w:r>
+      <w:r>
+        <w:rPr>
+          <w:rFonts w:ascii="Consolas" w:eastAsia="Times New Roman" w:hAnsi="Consolas" w:cs="Times New Roman"/>
+          <w:color w:val="DCDCAA"/>
+          <w:sz w:val="21"/>
+          <w:szCs w:val="21"/>
+        </w:rPr>
+        <w:t>&lt;&lt;</w:t>
+      </w:r>
+      <w:proofErr w:type="spellStart"/>
+      <w:r>
+        <w:rPr>
+          <w:rFonts w:ascii="Consolas" w:eastAsia="Times New Roman" w:hAnsi="Consolas" w:cs="Times New Roman"/>
+          <w:color w:val="DCDCAA"/>
+          <w:sz w:val="21"/>
+          <w:szCs w:val="21"/>
+        </w:rPr>
+        <w:t>endl</w:t>
+      </w:r>
+      <w:proofErr w:type="spellEnd"/>
+      <w:r>
+        <w:rPr>
+          <w:rFonts w:ascii="Consolas" w:eastAsia="Times New Roman" w:hAnsi="Consolas" w:cs="Times New Roman"/>
+          <w:color w:val="CCCCCC"/>
+          <w:sz w:val="21"/>
+          <w:szCs w:val="21"/>
+        </w:rPr>
+        <w:t>;</w:t>
+      </w:r>
+    </w:p>
+    <w:p>
+      <w:pPr>
+        <w:shd w:val="clear" w:color="auto" w:fill="1F1F1F"/>
+        <w:spacing w:after="0" w:line="285" w:lineRule="atLeast"/>
+        <w:rPr>
+          <w:rFonts w:ascii="Consolas" w:eastAsia="Times New Roman" w:hAnsi="Consolas" w:cs="Times New Roman"/>
+          <w:color w:val="CCCCCC"/>
+          <w:sz w:val="21"/>
+          <w:szCs w:val="21"/>
+        </w:rPr>
+      </w:pPr>
+      <w:r>
+        <w:rPr>
+          <w:rFonts w:ascii="Consolas" w:eastAsia="Times New Roman" w:hAnsi="Consolas" w:cs="Times New Roman"/>
+          <w:color w:val="CCCCCC"/>
+          <w:sz w:val="21"/>
+          <w:szCs w:val="21"/>
+        </w:rPr>
+        <w:t xml:space="preserve">        </w:t>
+      </w:r>
+      <w:proofErr w:type="gramStart"/>
+      <w:r>
+        <w:rPr>
+          <w:rFonts w:ascii="Consolas" w:eastAsia="Times New Roman" w:hAnsi="Consolas" w:cs="Times New Roman"/>
+          <w:color w:val="C586C0"/>
+          <w:sz w:val="21"/>
+          <w:szCs w:val="21"/>
+        </w:rPr>
+        <w:t>return</w:t>
+      </w:r>
+      <w:proofErr w:type="gramEnd"/>
+      <w:r>
+        <w:rPr>
+          <w:rFonts w:ascii="Consolas" w:eastAsia="Times New Roman" w:hAnsi="Consolas" w:cs="Times New Roman"/>
+          <w:color w:val="CCCCCC"/>
+          <w:sz w:val="21"/>
+          <w:szCs w:val="21"/>
+        </w:rPr>
+        <w:t xml:space="preserve"> </w:t>
+      </w:r>
+      <w:r>
+        <w:rPr>
+          <w:rFonts w:ascii="Consolas" w:eastAsia="Times New Roman" w:hAnsi="Consolas" w:cs="Times New Roman"/>
+          <w:color w:val="B5CEA8"/>
+          <w:sz w:val="21"/>
+          <w:szCs w:val="21"/>
+        </w:rPr>
+        <w:t>0</w:t>
+      </w:r>
+      <w:r>
+        <w:rPr>
+          <w:rFonts w:ascii="Consolas" w:eastAsia="Times New Roman" w:hAnsi="Consolas" w:cs="Times New Roman"/>
+          <w:color w:val="CCCCCC"/>
+          <w:sz w:val="21"/>
+          <w:szCs w:val="21"/>
+        </w:rPr>
+        <w:t>;</w:t>
+      </w:r>
+    </w:p>
+    <w:p>
+      <w:pPr>
+        <w:shd w:val="clear" w:color="auto" w:fill="1F1F1F"/>
+        <w:spacing w:after="0" w:line="285" w:lineRule="atLeast"/>
+        <w:rPr>
+          <w:rFonts w:ascii="Consolas" w:eastAsia="Times New Roman" w:hAnsi="Consolas" w:cs="Times New Roman"/>
+          <w:color w:val="CCCCCC"/>
+          <w:sz w:val="21"/>
+          <w:szCs w:val="21"/>
+        </w:rPr>
+      </w:pPr>
+      <w:r>
+        <w:rPr>
+          <w:rFonts w:ascii="Consolas" w:eastAsia="Times New Roman" w:hAnsi="Consolas" w:cs="Times New Roman"/>
+          <w:color w:val="CCCCCC"/>
+          <w:sz w:val="21"/>
+          <w:szCs w:val="21"/>
+        </w:rPr>
+        <w:t>    }</w:t>
+      </w:r>
+    </w:p>
+    <w:p>
+      <w:pPr>
+        <w:shd w:val="clear" w:color="auto" w:fill="1F1F1F"/>
+        <w:spacing w:after="0" w:line="285" w:lineRule="atLeast"/>
+        <w:rPr>
+          <w:rFonts w:ascii="Consolas" w:eastAsia="Times New Roman" w:hAnsi="Consolas" w:cs="Times New Roman"/>
+          <w:color w:val="CCCCCC"/>
+          <w:sz w:val="21"/>
+          <w:szCs w:val="21"/>
+        </w:rPr>
+      </w:pPr>
+    </w:p>
+    <w:p>
+      <w:pPr>
+        <w:shd w:val="clear" w:color="auto" w:fill="1F1F1F"/>
+        <w:spacing w:after="0" w:line="285" w:lineRule="atLeast"/>
+        <w:rPr>
+          <w:rFonts w:ascii="Consolas" w:eastAsia="Times New Roman" w:hAnsi="Consolas" w:cs="Times New Roman"/>
+          <w:color w:val="CCCCCC"/>
+          <w:sz w:val="21"/>
+          <w:szCs w:val="21"/>
+        </w:rPr>
+      </w:pPr>
+      <w:r>
+        <w:rPr>
+          <w:rFonts w:ascii="Consolas" w:eastAsia="Times New Roman" w:hAnsi="Consolas" w:cs="Times New Roman"/>
+          <w:color w:val="CCCCCC"/>
+          <w:sz w:val="21"/>
+          <w:szCs w:val="21"/>
+        </w:rPr>
+        <w:t xml:space="preserve">    </w:t>
+      </w:r>
+      <w:proofErr w:type="gramStart"/>
+      <w:r>
+        <w:rPr>
+          <w:rFonts w:ascii="Consolas" w:eastAsia="Times New Roman" w:hAnsi="Consolas" w:cs="Times New Roman"/>
+          <w:color w:val="4EC9B0"/>
+          <w:sz w:val="21"/>
+          <w:szCs w:val="21"/>
+        </w:rPr>
+        <w:t>string</w:t>
+      </w:r>
+      <w:proofErr w:type="gramEnd"/>
+      <w:r>
+        <w:rPr>
+          <w:rFonts w:ascii="Consolas" w:eastAsia="Times New Roman" w:hAnsi="Consolas" w:cs="Times New Roman"/>
+          <w:color w:val="CCCCCC"/>
+          <w:sz w:val="21"/>
+          <w:szCs w:val="21"/>
+        </w:rPr>
+        <w:t xml:space="preserve"> </w:t>
+      </w:r>
+      <w:r>
+        <w:rPr>
+          <w:rFonts w:ascii="Consolas" w:eastAsia="Times New Roman" w:hAnsi="Consolas" w:cs="Times New Roman"/>
+          <w:color w:val="9CDCFE"/>
+          <w:sz w:val="21"/>
+          <w:szCs w:val="21"/>
+        </w:rPr>
+        <w:t>word</w:t>
+      </w:r>
+      <w:r>
+        <w:rPr>
+          <w:rFonts w:ascii="Consolas" w:eastAsia="Times New Roman" w:hAnsi="Consolas" w:cs="Times New Roman"/>
+          <w:color w:val="CCCCCC"/>
+          <w:sz w:val="21"/>
+          <w:szCs w:val="21"/>
+        </w:rPr>
+        <w:t>;</w:t>
+      </w:r>
+    </w:p>
+    <w:p>
+      <w:pPr>
+        <w:shd w:val="clear" w:color="auto" w:fill="1F1F1F"/>
+        <w:spacing w:after="0" w:line="285" w:lineRule="atLeast"/>
+        <w:rPr>
+          <w:rFonts w:ascii="Consolas" w:eastAsia="Times New Roman" w:hAnsi="Consolas" w:cs="Times New Roman"/>
+          <w:color w:val="CCCCCC"/>
+          <w:sz w:val="21"/>
+          <w:szCs w:val="21"/>
+        </w:rPr>
+      </w:pPr>
+    </w:p>
+    <w:p>
+      <w:pPr>
+        <w:shd w:val="clear" w:color="auto" w:fill="1F1F1F"/>
+        <w:spacing w:after="0" w:line="285" w:lineRule="atLeast"/>
+        <w:rPr>
+          <w:rFonts w:ascii="Consolas" w:eastAsia="Times New Roman" w:hAnsi="Consolas" w:cs="Times New Roman"/>
+          <w:color w:val="CCCCCC"/>
+          <w:sz w:val="21"/>
+          <w:szCs w:val="21"/>
+        </w:rPr>
+      </w:pPr>
+      <w:r>
+        <w:rPr>
+          <w:rFonts w:ascii="Consolas" w:eastAsia="Times New Roman" w:hAnsi="Consolas" w:cs="Times New Roman"/>
+          <w:color w:val="CCCCCC"/>
+          <w:sz w:val="21"/>
+          <w:szCs w:val="21"/>
+        </w:rPr>
+        <w:t xml:space="preserve">    </w:t>
+      </w:r>
+      <w:proofErr w:type="gramStart"/>
+      <w:r>
+        <w:rPr>
+          <w:rFonts w:ascii="Consolas" w:eastAsia="Times New Roman" w:hAnsi="Consolas" w:cs="Times New Roman"/>
+          <w:color w:val="4EC9B0"/>
+          <w:sz w:val="21"/>
+          <w:szCs w:val="21"/>
+        </w:rPr>
+        <w:t>string</w:t>
+      </w:r>
+      <w:proofErr w:type="gramEnd"/>
+      <w:r>
+        <w:rPr>
+          <w:rFonts w:ascii="Consolas" w:eastAsia="Times New Roman" w:hAnsi="Consolas" w:cs="Times New Roman"/>
+          <w:color w:val="CCCCCC"/>
+          <w:sz w:val="21"/>
+          <w:szCs w:val="21"/>
+        </w:rPr>
+        <w:t xml:space="preserve"> </w:t>
+      </w:r>
+      <w:r>
+        <w:rPr>
+          <w:rFonts w:ascii="Consolas" w:eastAsia="Times New Roman" w:hAnsi="Consolas" w:cs="Times New Roman"/>
+          <w:color w:val="9CDCFE"/>
+          <w:sz w:val="21"/>
+          <w:szCs w:val="21"/>
+        </w:rPr>
+        <w:t>keyword</w:t>
+      </w:r>
+      <w:r>
+        <w:rPr>
+          <w:rFonts w:ascii="Consolas" w:eastAsia="Times New Roman" w:hAnsi="Consolas" w:cs="Times New Roman"/>
+          <w:color w:val="CCCCCC"/>
+          <w:sz w:val="21"/>
+          <w:szCs w:val="21"/>
+        </w:rPr>
+        <w:t>[]</w:t>
+      </w:r>
+      <w:r>
+        <w:rPr>
+          <w:rFonts w:ascii="Consolas" w:eastAsia="Times New Roman" w:hAnsi="Consolas" w:cs="Times New Roman"/>
+          <w:color w:val="D4D4D4"/>
+          <w:sz w:val="21"/>
+          <w:szCs w:val="21"/>
+        </w:rPr>
+        <w:t>=</w:t>
+      </w:r>
+      <w:r>
+        <w:rPr>
+          <w:rFonts w:ascii="Consolas" w:eastAsia="Times New Roman" w:hAnsi="Consolas" w:cs="Times New Roman"/>
+          <w:color w:val="CCCCCC"/>
+          <w:sz w:val="21"/>
+          <w:szCs w:val="21"/>
+        </w:rPr>
+        <w:t>{</w:t>
+      </w:r>
+    </w:p>
+    <w:p>
+      <w:pPr>
+        <w:shd w:val="clear" w:color="auto" w:fill="1F1F1F"/>
+        <w:spacing w:after="0" w:line="285" w:lineRule="atLeast"/>
+        <w:rPr>
+          <w:rFonts w:ascii="Consolas" w:eastAsia="Times New Roman" w:hAnsi="Consolas" w:cs="Times New Roman"/>
+          <w:color w:val="CCCCCC"/>
+          <w:sz w:val="21"/>
+          <w:szCs w:val="21"/>
+        </w:rPr>
+      </w:pPr>
+      <w:r>
+        <w:rPr>
+          <w:rFonts w:ascii="Consolas" w:eastAsia="Times New Roman" w:hAnsi="Consolas" w:cs="Times New Roman"/>
+          <w:color w:val="CCCCCC"/>
+          <w:sz w:val="21"/>
+          <w:szCs w:val="21"/>
+        </w:rPr>
+        <w:t xml:space="preserve">        </w:t>
+      </w:r>
+      <w:r>
+        <w:rPr>
+          <w:rFonts w:ascii="Consolas" w:eastAsia="Times New Roman" w:hAnsi="Consolas" w:cs="Times New Roman"/>
+          <w:color w:val="CE9178"/>
+          <w:sz w:val="21"/>
+          <w:szCs w:val="21"/>
+        </w:rPr>
+        <w:t>"</w:t>
+      </w:r>
+      <w:proofErr w:type="spellStart"/>
+      <w:proofErr w:type="gramStart"/>
+      <w:r>
+        <w:rPr>
+          <w:rFonts w:ascii="Consolas" w:eastAsia="Times New Roman" w:hAnsi="Consolas" w:cs="Times New Roman"/>
+          <w:color w:val="CE9178"/>
+          <w:sz w:val="21"/>
+          <w:szCs w:val="21"/>
+        </w:rPr>
+        <w:t>int</w:t>
+      </w:r>
+      <w:proofErr w:type="spellEnd"/>
+      <w:proofErr w:type="gramEnd"/>
+      <w:r>
+        <w:rPr>
+          <w:rFonts w:ascii="Consolas" w:eastAsia="Times New Roman" w:hAnsi="Consolas" w:cs="Times New Roman"/>
+          <w:color w:val="CE9178"/>
+          <w:sz w:val="21"/>
+          <w:szCs w:val="21"/>
+        </w:rPr>
+        <w:t>"</w:t>
+      </w:r>
+      <w:r>
+        <w:rPr>
+          <w:rFonts w:ascii="Consolas" w:eastAsia="Times New Roman" w:hAnsi="Consolas" w:cs="Times New Roman"/>
+          <w:color w:val="CCCCCC"/>
+          <w:sz w:val="21"/>
+          <w:szCs w:val="21"/>
+        </w:rPr>
+        <w:t>,</w:t>
+      </w:r>
+      <w:r>
+        <w:rPr>
+          <w:rFonts w:ascii="Consolas" w:eastAsia="Times New Roman" w:hAnsi="Consolas" w:cs="Times New Roman"/>
+          <w:color w:val="CE9178"/>
+          <w:sz w:val="21"/>
+          <w:szCs w:val="21"/>
+        </w:rPr>
+        <w:t>"</w:t>
+      </w:r>
+      <w:proofErr w:type="spellStart"/>
+      <w:r>
+        <w:rPr>
+          <w:rFonts w:ascii="Consolas" w:eastAsia="Times New Roman" w:hAnsi="Consolas" w:cs="Times New Roman"/>
+          <w:color w:val="CE9178"/>
+          <w:sz w:val="21"/>
+          <w:szCs w:val="21"/>
+        </w:rPr>
+        <w:t>float"</w:t>
+      </w:r>
+      <w:r>
+        <w:rPr>
+          <w:rFonts w:ascii="Consolas" w:eastAsia="Times New Roman" w:hAnsi="Consolas" w:cs="Times New Roman"/>
+          <w:color w:val="CCCCCC"/>
+          <w:sz w:val="21"/>
+          <w:szCs w:val="21"/>
+        </w:rPr>
+        <w:t>,</w:t>
+      </w:r>
+      <w:r>
+        <w:rPr>
+          <w:rFonts w:ascii="Consolas" w:eastAsia="Times New Roman" w:hAnsi="Consolas" w:cs="Times New Roman"/>
+          <w:color w:val="CE9178"/>
+          <w:sz w:val="21"/>
+          <w:szCs w:val="21"/>
+        </w:rPr>
+        <w:t>"char"</w:t>
+      </w:r>
+      <w:r>
+        <w:rPr>
+          <w:rFonts w:ascii="Consolas" w:eastAsia="Times New Roman" w:hAnsi="Consolas" w:cs="Times New Roman"/>
+          <w:color w:val="CCCCCC"/>
+          <w:sz w:val="21"/>
+          <w:szCs w:val="21"/>
+        </w:rPr>
+        <w:t>,</w:t>
+      </w:r>
+      <w:r>
+        <w:rPr>
+          <w:rFonts w:ascii="Consolas" w:eastAsia="Times New Roman" w:hAnsi="Consolas" w:cs="Times New Roman"/>
+          <w:color w:val="CE9178"/>
+          <w:sz w:val="21"/>
+          <w:szCs w:val="21"/>
+        </w:rPr>
+        <w:t>"double"</w:t>
+      </w:r>
+      <w:r>
+        <w:rPr>
+          <w:rFonts w:ascii="Consolas" w:eastAsia="Times New Roman" w:hAnsi="Consolas" w:cs="Times New Roman"/>
+          <w:color w:val="CCCCCC"/>
+          <w:sz w:val="21"/>
+          <w:szCs w:val="21"/>
+        </w:rPr>
+        <w:t>,</w:t>
+      </w:r>
+      <w:r>
+        <w:rPr>
+          <w:rFonts w:ascii="Consolas" w:eastAsia="Times New Roman" w:hAnsi="Consolas" w:cs="Times New Roman"/>
+          <w:color w:val="CE9178"/>
+          <w:sz w:val="21"/>
+          <w:szCs w:val="21"/>
+        </w:rPr>
+        <w:t>"if"</w:t>
+      </w:r>
+      <w:r>
+        <w:rPr>
+          <w:rFonts w:ascii="Consolas" w:eastAsia="Times New Roman" w:hAnsi="Consolas" w:cs="Times New Roman"/>
+          <w:color w:val="CCCCCC"/>
+          <w:sz w:val="21"/>
+          <w:szCs w:val="21"/>
+        </w:rPr>
+        <w:t>,</w:t>
+      </w:r>
+      <w:r>
+        <w:rPr>
+          <w:rFonts w:ascii="Consolas" w:eastAsia="Times New Roman" w:hAnsi="Consolas" w:cs="Times New Roman"/>
+          <w:color w:val="CE9178"/>
+          <w:sz w:val="21"/>
+          <w:szCs w:val="21"/>
+        </w:rPr>
+        <w:t>"else</w:t>
+      </w:r>
+      <w:proofErr w:type="spellEnd"/>
+      <w:r>
+        <w:rPr>
+          <w:rFonts w:ascii="Consolas" w:eastAsia="Times New Roman" w:hAnsi="Consolas" w:cs="Times New Roman"/>
+          <w:color w:val="CE9178"/>
+          <w:sz w:val="21"/>
+          <w:szCs w:val="21"/>
+        </w:rPr>
+        <w:t>"</w:t>
+      </w:r>
+      <w:r>
+        <w:rPr>
+          <w:rFonts w:ascii="Consolas" w:eastAsia="Times New Roman" w:hAnsi="Consolas" w:cs="Times New Roman"/>
+          <w:color w:val="CCCCCC"/>
+          <w:sz w:val="21"/>
+          <w:szCs w:val="21"/>
+        </w:rPr>
+        <w:t>,</w:t>
+      </w:r>
+    </w:p>
+    <w:p>
+      <w:pPr>
+        <w:shd w:val="clear" w:color="auto" w:fill="1F1F1F"/>
+        <w:spacing w:after="0" w:line="285" w:lineRule="atLeast"/>
+        <w:rPr>
+          <w:rFonts w:ascii="Consolas" w:eastAsia="Times New Roman" w:hAnsi="Consolas" w:cs="Times New Roman"/>
+          <w:color w:val="CCCCCC"/>
+          <w:sz w:val="21"/>
+          <w:szCs w:val="21"/>
+        </w:rPr>
+      </w:pPr>
+      <w:r>
+        <w:rPr>
+          <w:rFonts w:ascii="Consolas" w:eastAsia="Times New Roman" w:hAnsi="Consolas" w:cs="Times New Roman"/>
+          <w:color w:val="CCCCCC"/>
+          <w:sz w:val="21"/>
+          <w:szCs w:val="21"/>
+        </w:rPr>
+        <w:t xml:space="preserve">        </w:t>
+      </w:r>
+      <w:r>
+        <w:rPr>
+          <w:rFonts w:ascii="Consolas" w:eastAsia="Times New Roman" w:hAnsi="Consolas" w:cs="Times New Roman"/>
+          <w:color w:val="CE9178"/>
+          <w:sz w:val="21"/>
+          <w:szCs w:val="21"/>
+        </w:rPr>
+        <w:t>"</w:t>
+      </w:r>
+      <w:proofErr w:type="spellStart"/>
+      <w:proofErr w:type="gramStart"/>
+      <w:r>
+        <w:rPr>
+          <w:rFonts w:ascii="Consolas" w:eastAsia="Times New Roman" w:hAnsi="Consolas" w:cs="Times New Roman"/>
+          <w:color w:val="CE9178"/>
+          <w:sz w:val="21"/>
+          <w:szCs w:val="21"/>
+        </w:rPr>
+        <w:t>for</w:t>
+      </w:r>
+      <w:proofErr w:type="gramEnd"/>
+      <w:r>
+        <w:rPr>
+          <w:rFonts w:ascii="Consolas" w:eastAsia="Times New Roman" w:hAnsi="Consolas" w:cs="Times New Roman"/>
+          <w:color w:val="CE9178"/>
+          <w:sz w:val="21"/>
+          <w:szCs w:val="21"/>
+        </w:rPr>
+        <w:t>"</w:t>
+      </w:r>
+      <w:r>
+        <w:rPr>
+          <w:rFonts w:ascii="Consolas" w:eastAsia="Times New Roman" w:hAnsi="Consolas" w:cs="Times New Roman"/>
+          <w:color w:val="CCCCCC"/>
+          <w:sz w:val="21"/>
+          <w:szCs w:val="21"/>
+        </w:rPr>
+        <w:t>,</w:t>
+      </w:r>
+      <w:r>
+        <w:rPr>
+          <w:rFonts w:ascii="Consolas" w:eastAsia="Times New Roman" w:hAnsi="Consolas" w:cs="Times New Roman"/>
+          <w:color w:val="CE9178"/>
+          <w:sz w:val="21"/>
+          <w:szCs w:val="21"/>
+        </w:rPr>
+        <w:t>"while"</w:t>
+      </w:r>
+      <w:r>
+        <w:rPr>
+          <w:rFonts w:ascii="Consolas" w:eastAsia="Times New Roman" w:hAnsi="Consolas" w:cs="Times New Roman"/>
+          <w:color w:val="CCCCCC"/>
+          <w:sz w:val="21"/>
+          <w:szCs w:val="21"/>
+        </w:rPr>
+        <w:t>,</w:t>
+      </w:r>
+      <w:r>
+        <w:rPr>
+          <w:rFonts w:ascii="Consolas" w:eastAsia="Times New Roman" w:hAnsi="Consolas" w:cs="Times New Roman"/>
+          <w:color w:val="CE9178"/>
+          <w:sz w:val="21"/>
+          <w:szCs w:val="21"/>
+        </w:rPr>
+        <w:t>"return"</w:t>
+      </w:r>
+      <w:r>
+        <w:rPr>
+          <w:rFonts w:ascii="Consolas" w:eastAsia="Times New Roman" w:hAnsi="Consolas" w:cs="Times New Roman"/>
+          <w:color w:val="CCCCCC"/>
+          <w:sz w:val="21"/>
+          <w:szCs w:val="21"/>
+        </w:rPr>
+        <w:t>,</w:t>
+      </w:r>
+      <w:r>
+        <w:rPr>
+          <w:rFonts w:ascii="Consolas" w:eastAsia="Times New Roman" w:hAnsi="Consolas" w:cs="Times New Roman"/>
+          <w:color w:val="CE9178"/>
+          <w:sz w:val="21"/>
+          <w:szCs w:val="21"/>
+        </w:rPr>
+        <w:t>"void"</w:t>
+      </w:r>
+      <w:r>
+        <w:rPr>
+          <w:rFonts w:ascii="Consolas" w:eastAsia="Times New Roman" w:hAnsi="Consolas" w:cs="Times New Roman"/>
+          <w:color w:val="CCCCCC"/>
+          <w:sz w:val="21"/>
+          <w:szCs w:val="21"/>
+        </w:rPr>
+        <w:t>,</w:t>
+      </w:r>
+      <w:r>
+        <w:rPr>
+          <w:rFonts w:ascii="Consolas" w:eastAsia="Times New Roman" w:hAnsi="Consolas" w:cs="Times New Roman"/>
+          <w:color w:val="CE9178"/>
+          <w:sz w:val="21"/>
+          <w:szCs w:val="21"/>
+        </w:rPr>
+        <w:t>"break"</w:t>
+      </w:r>
+      <w:r>
+        <w:rPr>
+          <w:rFonts w:ascii="Consolas" w:eastAsia="Times New Roman" w:hAnsi="Consolas" w:cs="Times New Roman"/>
+          <w:color w:val="CCCCCC"/>
+          <w:sz w:val="21"/>
+          <w:szCs w:val="21"/>
+        </w:rPr>
+        <w:t>,</w:t>
+      </w:r>
+      <w:r>
+        <w:rPr>
+          <w:rFonts w:ascii="Consolas" w:eastAsia="Times New Roman" w:hAnsi="Consolas" w:cs="Times New Roman"/>
+          <w:color w:val="CE9178"/>
+          <w:sz w:val="21"/>
+          <w:szCs w:val="21"/>
+        </w:rPr>
+        <w:t>"continue</w:t>
+      </w:r>
+      <w:proofErr w:type="spellEnd"/>
+      <w:r>
+        <w:rPr>
+          <w:rFonts w:ascii="Consolas" w:eastAsia="Times New Roman" w:hAnsi="Consolas" w:cs="Times New Roman"/>
+          <w:color w:val="CE9178"/>
+          <w:sz w:val="21"/>
+          <w:szCs w:val="21"/>
+        </w:rPr>
+        <w:t>"</w:t>
+      </w:r>
+    </w:p>
+    <w:p>
+      <w:pPr>
+        <w:shd w:val="clear" w:color="auto" w:fill="1F1F1F"/>
+        <w:spacing w:after="0" w:line="285" w:lineRule="atLeast"/>
+        <w:rPr>
+          <w:rFonts w:ascii="Consolas" w:eastAsia="Times New Roman" w:hAnsi="Consolas" w:cs="Times New Roman"/>
+          <w:color w:val="CCCCCC"/>
+          <w:sz w:val="21"/>
+          <w:szCs w:val="21"/>
+        </w:rPr>
+      </w:pPr>
+      <w:r>
+        <w:rPr>
+          <w:rFonts w:ascii="Consolas" w:eastAsia="Times New Roman" w:hAnsi="Consolas" w:cs="Times New Roman"/>
+          <w:color w:val="CCCCCC"/>
+          <w:sz w:val="21"/>
+          <w:szCs w:val="21"/>
+        </w:rPr>
+        <w:t>    };</w:t>
+      </w:r>
+    </w:p>
+    <w:p>
+      <w:pPr>
+        <w:shd w:val="clear" w:color="auto" w:fill="1F1F1F"/>
+        <w:spacing w:after="0" w:line="285" w:lineRule="atLeast"/>
+        <w:rPr>
+          <w:rFonts w:ascii="Consolas" w:eastAsia="Times New Roman" w:hAnsi="Consolas" w:cs="Times New Roman"/>
+          <w:color w:val="CCCCCC"/>
+          <w:sz w:val="21"/>
+          <w:szCs w:val="21"/>
+        </w:rPr>
+      </w:pPr>
+    </w:p>
+    <w:p>
+      <w:pPr>
+        <w:shd w:val="clear" w:color="auto" w:fill="1F1F1F"/>
+        <w:spacing w:after="0" w:line="285" w:lineRule="atLeast"/>
+        <w:rPr>
+          <w:rFonts w:ascii="Consolas" w:eastAsia="Times New Roman" w:hAnsi="Consolas" w:cs="Times New Roman"/>
+          <w:color w:val="CCCCCC"/>
+          <w:sz w:val="21"/>
+          <w:szCs w:val="21"/>
+        </w:rPr>
+      </w:pPr>
+      <w:r>
+        <w:rPr>
+          <w:rFonts w:ascii="Consolas" w:eastAsia="Times New Roman" w:hAnsi="Consolas" w:cs="Times New Roman"/>
+          <w:color w:val="CCCCCC"/>
+          <w:sz w:val="21"/>
+          <w:szCs w:val="21"/>
+        </w:rPr>
+        <w:t xml:space="preserve">    </w:t>
+      </w:r>
+      <w:proofErr w:type="gramStart"/>
+      <w:r>
+        <w:rPr>
+          <w:rFonts w:ascii="Consolas" w:eastAsia="Times New Roman" w:hAnsi="Consolas" w:cs="Times New Roman"/>
+          <w:color w:val="C586C0"/>
+          <w:sz w:val="21"/>
+          <w:szCs w:val="21"/>
+        </w:rPr>
+        <w:t>while</w:t>
+      </w:r>
+      <w:r>
+        <w:rPr>
+          <w:rFonts w:ascii="Consolas" w:eastAsia="Times New Roman" w:hAnsi="Consolas" w:cs="Times New Roman"/>
+          <w:color w:val="CCCCCC"/>
+          <w:sz w:val="21"/>
+          <w:szCs w:val="21"/>
+        </w:rPr>
+        <w:t>(</w:t>
+      </w:r>
+      <w:proofErr w:type="gramEnd"/>
+      <w:r>
+        <w:rPr>
+          <w:rFonts w:ascii="Consolas" w:eastAsia="Times New Roman" w:hAnsi="Consolas" w:cs="Times New Roman"/>
+          <w:color w:val="9CDCFE"/>
+          <w:sz w:val="21"/>
+          <w:szCs w:val="21"/>
+        </w:rPr>
+        <w:t>file</w:t>
+      </w:r>
+      <w:r>
+        <w:rPr>
+          <w:rFonts w:ascii="Consolas" w:eastAsia="Times New Roman" w:hAnsi="Consolas" w:cs="Times New Roman"/>
+          <w:color w:val="DCDCAA"/>
+          <w:sz w:val="21"/>
+          <w:szCs w:val="21"/>
+        </w:rPr>
+        <w:t>&gt;&gt;</w:t>
+      </w:r>
+      <w:r>
+        <w:rPr>
+          <w:rFonts w:ascii="Consolas" w:eastAsia="Times New Roman" w:hAnsi="Consolas" w:cs="Times New Roman"/>
+          <w:color w:val="9CDCFE"/>
+          <w:sz w:val="21"/>
+          <w:szCs w:val="21"/>
+        </w:rPr>
+        <w:t>word</w:t>
+      </w:r>
+      <w:r>
+        <w:rPr>
+          <w:rFonts w:ascii="Consolas" w:eastAsia="Times New Roman" w:hAnsi="Consolas" w:cs="Times New Roman"/>
+          <w:color w:val="CCCCCC"/>
+          <w:sz w:val="21"/>
+          <w:szCs w:val="21"/>
+        </w:rPr>
+        <w:t>){</w:t>
+      </w:r>
+    </w:p>
+    <w:p>
+      <w:pPr>
+        <w:shd w:val="clear" w:color="auto" w:fill="1F1F1F"/>
+        <w:spacing w:after="0" w:line="285" w:lineRule="atLeast"/>
+        <w:rPr>
+          <w:rFonts w:ascii="Consolas" w:eastAsia="Times New Roman" w:hAnsi="Consolas" w:cs="Times New Roman"/>
+          <w:color w:val="CCCCCC"/>
+          <w:sz w:val="21"/>
+          <w:szCs w:val="21"/>
+        </w:rPr>
+      </w:pPr>
+      <w:r>
+        <w:rPr>
+          <w:rFonts w:ascii="Consolas" w:eastAsia="Times New Roman" w:hAnsi="Consolas" w:cs="Times New Roman"/>
+          <w:color w:val="CCCCCC"/>
+          <w:sz w:val="21"/>
+          <w:szCs w:val="21"/>
+        </w:rPr>
+        <w:t xml:space="preserve">        </w:t>
+      </w:r>
+      <w:proofErr w:type="gramStart"/>
+      <w:r>
+        <w:rPr>
+          <w:rFonts w:ascii="Consolas" w:eastAsia="Times New Roman" w:hAnsi="Consolas" w:cs="Times New Roman"/>
+          <w:color w:val="4EC9B0"/>
+          <w:sz w:val="21"/>
+          <w:szCs w:val="21"/>
+        </w:rPr>
+        <w:t>string</w:t>
+      </w:r>
+      <w:proofErr w:type="gramEnd"/>
+      <w:r>
+        <w:rPr>
+          <w:rFonts w:ascii="Consolas" w:eastAsia="Times New Roman" w:hAnsi="Consolas" w:cs="Times New Roman"/>
+          <w:color w:val="CCCCCC"/>
+          <w:sz w:val="21"/>
+          <w:szCs w:val="21"/>
+        </w:rPr>
+        <w:t xml:space="preserve"> </w:t>
+      </w:r>
+      <w:r>
+        <w:rPr>
+          <w:rFonts w:ascii="Consolas" w:eastAsia="Times New Roman" w:hAnsi="Consolas" w:cs="Times New Roman"/>
+          <w:color w:val="9CDCFE"/>
+          <w:sz w:val="21"/>
+          <w:szCs w:val="21"/>
+        </w:rPr>
+        <w:t>temp</w:t>
+      </w:r>
+      <w:r>
+        <w:rPr>
+          <w:rFonts w:ascii="Consolas" w:eastAsia="Times New Roman" w:hAnsi="Consolas" w:cs="Times New Roman"/>
+          <w:color w:val="D4D4D4"/>
+          <w:sz w:val="21"/>
+          <w:szCs w:val="21"/>
+        </w:rPr>
+        <w:t>=</w:t>
+      </w:r>
+      <w:r>
+        <w:rPr>
+          <w:rFonts w:ascii="Consolas" w:eastAsia="Times New Roman" w:hAnsi="Consolas" w:cs="Times New Roman"/>
+          <w:color w:val="CE9178"/>
+          <w:sz w:val="21"/>
+          <w:szCs w:val="21"/>
+        </w:rPr>
+        <w:t>""</w:t>
+      </w:r>
+      <w:r>
+        <w:rPr>
+          <w:rFonts w:ascii="Consolas" w:eastAsia="Times New Roman" w:hAnsi="Consolas" w:cs="Times New Roman"/>
+          <w:color w:val="CCCCCC"/>
+          <w:sz w:val="21"/>
+          <w:szCs w:val="21"/>
+        </w:rPr>
+        <w:t>;</w:t>
+      </w:r>
+    </w:p>
+    <w:p>
+      <w:pPr>
+        <w:shd w:val="clear" w:color="auto" w:fill="1F1F1F"/>
+        <w:spacing w:after="0" w:line="285" w:lineRule="atLeast"/>
+        <w:rPr>
+          <w:rFonts w:ascii="Consolas" w:eastAsia="Times New Roman" w:hAnsi="Consolas" w:cs="Times New Roman"/>
+          <w:color w:val="CCCCCC"/>
+          <w:sz w:val="21"/>
+          <w:szCs w:val="21"/>
+        </w:rPr>
+      </w:pPr>
+      <w:r>
+        <w:rPr>
+          <w:rFonts w:ascii="Consolas" w:eastAsia="Times New Roman" w:hAnsi="Consolas" w:cs="Times New Roman"/>
+          <w:color w:val="CCCCCC"/>
+          <w:sz w:val="21"/>
+          <w:szCs w:val="21"/>
+        </w:rPr>
+        <w:t xml:space="preserve">        </w:t>
+      </w:r>
+      <w:proofErr w:type="gramStart"/>
+      <w:r>
+        <w:rPr>
+          <w:rFonts w:ascii="Consolas" w:eastAsia="Times New Roman" w:hAnsi="Consolas" w:cs="Times New Roman"/>
+          <w:color w:val="C586C0"/>
+          <w:sz w:val="21"/>
+          <w:szCs w:val="21"/>
+        </w:rPr>
+        <w:t>for</w:t>
+      </w:r>
+      <w:r>
+        <w:rPr>
+          <w:rFonts w:ascii="Consolas" w:eastAsia="Times New Roman" w:hAnsi="Consolas" w:cs="Times New Roman"/>
+          <w:color w:val="CCCCCC"/>
+          <w:sz w:val="21"/>
+          <w:szCs w:val="21"/>
+        </w:rPr>
+        <w:t>(</w:t>
+      </w:r>
+      <w:proofErr w:type="gramEnd"/>
+      <w:r>
+        <w:rPr>
+          <w:rFonts w:ascii="Consolas" w:eastAsia="Times New Roman" w:hAnsi="Consolas" w:cs="Times New Roman"/>
+          <w:color w:val="569CD6"/>
+          <w:sz w:val="21"/>
+          <w:szCs w:val="21"/>
+        </w:rPr>
+        <w:t>char</w:t>
+      </w:r>
+      <w:r>
+        <w:rPr>
+          <w:rFonts w:ascii="Consolas" w:eastAsia="Times New Roman" w:hAnsi="Consolas" w:cs="Times New Roman"/>
+          <w:color w:val="CCCCCC"/>
+          <w:sz w:val="21"/>
+          <w:szCs w:val="21"/>
+        </w:rPr>
+        <w:t xml:space="preserve"> </w:t>
+      </w:r>
+      <w:proofErr w:type="spellStart"/>
+      <w:r>
+        <w:rPr>
+          <w:rFonts w:ascii="Consolas" w:eastAsia="Times New Roman" w:hAnsi="Consolas" w:cs="Times New Roman"/>
+          <w:color w:val="9CDCFE"/>
+          <w:sz w:val="21"/>
+          <w:szCs w:val="21"/>
+        </w:rPr>
+        <w:t>ch</w:t>
+      </w:r>
+      <w:r>
+        <w:rPr>
+          <w:rFonts w:ascii="Consolas" w:eastAsia="Times New Roman" w:hAnsi="Consolas" w:cs="Times New Roman"/>
+          <w:color w:val="CCCCCC"/>
+          <w:sz w:val="21"/>
+          <w:szCs w:val="21"/>
+        </w:rPr>
+        <w:t>:</w:t>
+      </w:r>
+      <w:r>
+        <w:rPr>
+          <w:rFonts w:ascii="Consolas" w:eastAsia="Times New Roman" w:hAnsi="Consolas" w:cs="Times New Roman"/>
+          <w:color w:val="9CDCFE"/>
+          <w:sz w:val="21"/>
+          <w:szCs w:val="21"/>
+        </w:rPr>
+        <w:t>word</w:t>
+      </w:r>
+      <w:proofErr w:type="spellEnd"/>
+      <w:r>
+        <w:rPr>
+          <w:rFonts w:ascii="Consolas" w:eastAsia="Times New Roman" w:hAnsi="Consolas" w:cs="Times New Roman"/>
+          <w:color w:val="CCCCCC"/>
+          <w:sz w:val="21"/>
+          <w:szCs w:val="21"/>
+        </w:rPr>
+        <w:t>){</w:t>
+      </w:r>
+    </w:p>
+    <w:p>
+      <w:pPr>
+        <w:shd w:val="clear" w:color="auto" w:fill="1F1F1F"/>
+        <w:spacing w:after="0" w:line="285" w:lineRule="atLeast"/>
+        <w:rPr>
+          <w:rFonts w:ascii="Consolas" w:eastAsia="Times New Roman" w:hAnsi="Consolas" w:cs="Times New Roman"/>
+          <w:color w:val="CCCCCC"/>
+          <w:sz w:val="21"/>
+          <w:szCs w:val="21"/>
+        </w:rPr>
+      </w:pPr>
+      <w:r>
+        <w:rPr>
+          <w:rFonts w:ascii="Consolas" w:eastAsia="Times New Roman" w:hAnsi="Consolas" w:cs="Times New Roman"/>
+          <w:color w:val="CCCCCC"/>
+          <w:sz w:val="21"/>
+          <w:szCs w:val="21"/>
+        </w:rPr>
+        <w:t xml:space="preserve">            </w:t>
+      </w:r>
+      <w:proofErr w:type="gramStart"/>
+      <w:r>
+        <w:rPr>
+          <w:rFonts w:ascii="Consolas" w:eastAsia="Times New Roman" w:hAnsi="Consolas" w:cs="Times New Roman"/>
+          <w:color w:val="C586C0"/>
+          <w:sz w:val="21"/>
+          <w:szCs w:val="21"/>
+        </w:rPr>
+        <w:t>if</w:t>
+      </w:r>
+      <w:r>
+        <w:rPr>
+          <w:rFonts w:ascii="Consolas" w:eastAsia="Times New Roman" w:hAnsi="Consolas" w:cs="Times New Roman"/>
+          <w:color w:val="CCCCCC"/>
+          <w:sz w:val="21"/>
+          <w:szCs w:val="21"/>
+        </w:rPr>
+        <w:t>(</w:t>
+      </w:r>
+      <w:proofErr w:type="spellStart"/>
+      <w:proofErr w:type="gramEnd"/>
+      <w:r>
+        <w:rPr>
+          <w:rFonts w:ascii="Consolas" w:eastAsia="Times New Roman" w:hAnsi="Consolas" w:cs="Times New Roman"/>
+          <w:color w:val="DCDCAA"/>
+          <w:sz w:val="21"/>
+          <w:szCs w:val="21"/>
+        </w:rPr>
+        <w:t>isalnum</w:t>
+      </w:r>
+      <w:proofErr w:type="spellEnd"/>
+      <w:r>
+        <w:rPr>
+          <w:rFonts w:ascii="Consolas" w:eastAsia="Times New Roman" w:hAnsi="Consolas" w:cs="Times New Roman"/>
+          <w:color w:val="CCCCCC"/>
+          <w:sz w:val="21"/>
+          <w:szCs w:val="21"/>
+        </w:rPr>
+        <w:t>(</w:t>
+      </w:r>
+      <w:proofErr w:type="spellStart"/>
+      <w:r>
+        <w:rPr>
+          <w:rFonts w:ascii="Consolas" w:eastAsia="Times New Roman" w:hAnsi="Consolas" w:cs="Times New Roman"/>
+          <w:color w:val="9CDCFE"/>
+          <w:sz w:val="21"/>
+          <w:szCs w:val="21"/>
+        </w:rPr>
+        <w:t>ch</w:t>
+      </w:r>
+      <w:proofErr w:type="spellEnd"/>
+      <w:r>
+        <w:rPr>
+          <w:rFonts w:ascii="Consolas" w:eastAsia="Times New Roman" w:hAnsi="Consolas" w:cs="Times New Roman"/>
+          <w:color w:val="CCCCCC"/>
+          <w:sz w:val="21"/>
+          <w:szCs w:val="21"/>
+        </w:rPr>
+        <w:t xml:space="preserve">) </w:t>
+      </w:r>
+      <w:r>
+        <w:rPr>
+          <w:rFonts w:ascii="Consolas" w:eastAsia="Times New Roman" w:hAnsi="Consolas" w:cs="Times New Roman"/>
+          <w:color w:val="D4D4D4"/>
+          <w:sz w:val="21"/>
+          <w:szCs w:val="21"/>
+        </w:rPr>
+        <w:t>||</w:t>
+      </w:r>
+      <w:r>
+        <w:rPr>
+          <w:rFonts w:ascii="Consolas" w:eastAsia="Times New Roman" w:hAnsi="Consolas" w:cs="Times New Roman"/>
+          <w:color w:val="CCCCCC"/>
+          <w:sz w:val="21"/>
+          <w:szCs w:val="21"/>
+        </w:rPr>
+        <w:t xml:space="preserve"> </w:t>
+      </w:r>
+      <w:proofErr w:type="spellStart"/>
+      <w:r>
+        <w:rPr>
+          <w:rFonts w:ascii="Consolas" w:eastAsia="Times New Roman" w:hAnsi="Consolas" w:cs="Times New Roman"/>
+          <w:color w:val="9CDCFE"/>
+          <w:sz w:val="21"/>
+          <w:szCs w:val="21"/>
+        </w:rPr>
+        <w:t>ch</w:t>
+      </w:r>
+      <w:proofErr w:type="spellEnd"/>
+      <w:r>
+        <w:rPr>
+          <w:rFonts w:ascii="Consolas" w:eastAsia="Times New Roman" w:hAnsi="Consolas" w:cs="Times New Roman"/>
+          <w:color w:val="D4D4D4"/>
+          <w:sz w:val="21"/>
+          <w:szCs w:val="21"/>
+        </w:rPr>
+        <w:t>==</w:t>
+      </w:r>
+      <w:r>
+        <w:rPr>
+          <w:rFonts w:ascii="Consolas" w:eastAsia="Times New Roman" w:hAnsi="Consolas" w:cs="Times New Roman"/>
+          <w:color w:val="CE9178"/>
+          <w:sz w:val="21"/>
+          <w:szCs w:val="21"/>
+        </w:rPr>
+        <w:t>'_'</w:t>
+      </w:r>
+      <w:r>
+        <w:rPr>
+          <w:rFonts w:ascii="Consolas" w:eastAsia="Times New Roman" w:hAnsi="Consolas" w:cs="Times New Roman"/>
+          <w:color w:val="CCCCCC"/>
+          <w:sz w:val="21"/>
+          <w:szCs w:val="21"/>
+        </w:rPr>
+        <w:t>){</w:t>
+      </w:r>
+    </w:p>
+    <w:p>
+      <w:pPr>
+        <w:shd w:val="clear" w:color="auto" w:fill="1F1F1F"/>
+        <w:spacing w:after="0" w:line="285" w:lineRule="atLeast"/>
+        <w:rPr>
+          <w:rFonts w:ascii="Consolas" w:eastAsia="Times New Roman" w:hAnsi="Consolas" w:cs="Times New Roman"/>
+          <w:color w:val="CCCCCC"/>
+          <w:sz w:val="21"/>
+          <w:szCs w:val="21"/>
+        </w:rPr>
+      </w:pPr>
+      <w:r>
+        <w:rPr>
+          <w:rFonts w:ascii="Consolas" w:eastAsia="Times New Roman" w:hAnsi="Consolas" w:cs="Times New Roman"/>
+          <w:color w:val="CCCCCC"/>
+          <w:sz w:val="21"/>
+          <w:szCs w:val="21"/>
+        </w:rPr>
+        <w:t xml:space="preserve">                </w:t>
+      </w:r>
+      <w:proofErr w:type="gramStart"/>
+      <w:r>
+        <w:rPr>
+          <w:rFonts w:ascii="Consolas" w:eastAsia="Times New Roman" w:hAnsi="Consolas" w:cs="Times New Roman"/>
+          <w:color w:val="9CDCFE"/>
+          <w:sz w:val="21"/>
+          <w:szCs w:val="21"/>
+        </w:rPr>
+        <w:t>temp</w:t>
+      </w:r>
+      <w:proofErr w:type="gramEnd"/>
+      <w:r>
+        <w:rPr>
+          <w:rFonts w:ascii="Consolas" w:eastAsia="Times New Roman" w:hAnsi="Consolas" w:cs="Times New Roman"/>
+          <w:color w:val="DCDCAA"/>
+          <w:sz w:val="21"/>
+          <w:szCs w:val="21"/>
+        </w:rPr>
+        <w:t>+=</w:t>
+      </w:r>
+      <w:proofErr w:type="spellStart"/>
+      <w:r>
+        <w:rPr>
+          <w:rFonts w:ascii="Consolas" w:eastAsia="Times New Roman" w:hAnsi="Consolas" w:cs="Times New Roman"/>
+          <w:color w:val="9CDCFE"/>
+          <w:sz w:val="21"/>
+          <w:szCs w:val="21"/>
+        </w:rPr>
+        <w:t>ch</w:t>
+      </w:r>
+      <w:proofErr w:type="spellEnd"/>
+      <w:r>
+        <w:rPr>
+          <w:rFonts w:ascii="Consolas" w:eastAsia="Times New Roman" w:hAnsi="Consolas" w:cs="Times New Roman"/>
+          <w:color w:val="CCCCCC"/>
+          <w:sz w:val="21"/>
+          <w:szCs w:val="21"/>
+        </w:rPr>
+        <w:t>;</w:t>
+      </w:r>
+    </w:p>
+    <w:p>
+      <w:pPr>
+        <w:shd w:val="clear" w:color="auto" w:fill="1F1F1F"/>
+        <w:spacing w:after="0" w:line="285" w:lineRule="atLeast"/>
+        <w:rPr>
+          <w:rFonts w:ascii="Consolas" w:eastAsia="Times New Roman" w:hAnsi="Consolas" w:cs="Times New Roman"/>
+          <w:color w:val="CCCCCC"/>
+          <w:sz w:val="21"/>
+          <w:szCs w:val="21"/>
+        </w:rPr>
+      </w:pPr>
+      <w:r>
+        <w:rPr>
+          <w:rFonts w:ascii="Consolas" w:eastAsia="Times New Roman" w:hAnsi="Consolas" w:cs="Times New Roman"/>
+          <w:color w:val="CCCCCC"/>
+          <w:sz w:val="21"/>
+          <w:szCs w:val="21"/>
+        </w:rPr>
+        <w:t>            }</w:t>
+      </w:r>
+    </w:p>
+    <w:p>
+      <w:pPr>
+        <w:shd w:val="clear" w:color="auto" w:fill="1F1F1F"/>
+        <w:spacing w:after="0" w:line="285" w:lineRule="atLeast"/>
+        <w:rPr>
+          <w:rFonts w:ascii="Consolas" w:eastAsia="Times New Roman" w:hAnsi="Consolas" w:cs="Times New Roman"/>
+          <w:color w:val="CCCCCC"/>
+          <w:sz w:val="21"/>
+          <w:szCs w:val="21"/>
+        </w:rPr>
+      </w:pPr>
+      <w:r>
+        <w:rPr>
+          <w:rFonts w:ascii="Consolas" w:eastAsia="Times New Roman" w:hAnsi="Consolas" w:cs="Times New Roman"/>
+          <w:color w:val="CCCCCC"/>
+          <w:sz w:val="21"/>
+          <w:szCs w:val="21"/>
+        </w:rPr>
+        <w:t>        }</w:t>
+      </w:r>
+    </w:p>
+    <w:p>
+      <w:pPr>
+        <w:shd w:val="clear" w:color="auto" w:fill="1F1F1F"/>
+        <w:spacing w:after="0" w:line="285" w:lineRule="atLeast"/>
+        <w:rPr>
+          <w:rFonts w:ascii="Consolas" w:eastAsia="Times New Roman" w:hAnsi="Consolas" w:cs="Times New Roman"/>
+          <w:color w:val="CCCCCC"/>
+          <w:sz w:val="21"/>
+          <w:szCs w:val="21"/>
+        </w:rPr>
+      </w:pPr>
+    </w:p>
+    <w:p>
+      <w:pPr>
+        <w:shd w:val="clear" w:color="auto" w:fill="1F1F1F"/>
+        <w:spacing w:after="0" w:line="285" w:lineRule="atLeast"/>
+        <w:rPr>
+          <w:rFonts w:ascii="Consolas" w:eastAsia="Times New Roman" w:hAnsi="Consolas" w:cs="Times New Roman"/>
+          <w:color w:val="CCCCCC"/>
+          <w:sz w:val="21"/>
+          <w:szCs w:val="21"/>
+        </w:rPr>
+      </w:pPr>
+      <w:r>
+        <w:rPr>
+          <w:rFonts w:ascii="Consolas" w:eastAsia="Times New Roman" w:hAnsi="Consolas" w:cs="Times New Roman"/>
+          <w:color w:val="CCCCCC"/>
+          <w:sz w:val="21"/>
+          <w:szCs w:val="21"/>
+        </w:rPr>
+        <w:t xml:space="preserve">        </w:t>
+      </w:r>
+      <w:proofErr w:type="gramStart"/>
+      <w:r>
+        <w:rPr>
+          <w:rFonts w:ascii="Consolas" w:eastAsia="Times New Roman" w:hAnsi="Consolas" w:cs="Times New Roman"/>
+          <w:color w:val="C586C0"/>
+          <w:sz w:val="21"/>
+          <w:szCs w:val="21"/>
+        </w:rPr>
+        <w:t>for</w:t>
+      </w:r>
+      <w:r>
+        <w:rPr>
+          <w:rFonts w:ascii="Consolas" w:eastAsia="Times New Roman" w:hAnsi="Consolas" w:cs="Times New Roman"/>
+          <w:color w:val="CCCCCC"/>
+          <w:sz w:val="21"/>
+          <w:szCs w:val="21"/>
+        </w:rPr>
+        <w:t>(</w:t>
+      </w:r>
+      <w:proofErr w:type="gramEnd"/>
+      <w:r>
+        <w:rPr>
+          <w:rFonts w:ascii="Consolas" w:eastAsia="Times New Roman" w:hAnsi="Consolas" w:cs="Times New Roman"/>
+          <w:color w:val="4EC9B0"/>
+          <w:sz w:val="21"/>
+          <w:szCs w:val="21"/>
+        </w:rPr>
+        <w:t>string</w:t>
+      </w:r>
+      <w:r>
+        <w:rPr>
+          <w:rFonts w:ascii="Consolas" w:eastAsia="Times New Roman" w:hAnsi="Consolas" w:cs="Times New Roman"/>
+          <w:color w:val="CCCCCC"/>
+          <w:sz w:val="21"/>
+          <w:szCs w:val="21"/>
+        </w:rPr>
+        <w:t xml:space="preserve"> </w:t>
+      </w:r>
+      <w:r>
+        <w:rPr>
+          <w:rFonts w:ascii="Consolas" w:eastAsia="Times New Roman" w:hAnsi="Consolas" w:cs="Times New Roman"/>
+          <w:color w:val="9CDCFE"/>
+          <w:sz w:val="21"/>
+          <w:szCs w:val="21"/>
+        </w:rPr>
+        <w:t>k</w:t>
+      </w:r>
+      <w:r>
+        <w:rPr>
+          <w:rFonts w:ascii="Consolas" w:eastAsia="Times New Roman" w:hAnsi="Consolas" w:cs="Times New Roman"/>
+          <w:color w:val="CCCCCC"/>
+          <w:sz w:val="21"/>
+          <w:szCs w:val="21"/>
+        </w:rPr>
+        <w:t>:</w:t>
+      </w:r>
+      <w:r>
+        <w:rPr>
+          <w:rFonts w:ascii="Consolas" w:eastAsia="Times New Roman" w:hAnsi="Consolas" w:cs="Times New Roman"/>
+          <w:color w:val="9CDCFE"/>
+          <w:sz w:val="21"/>
+          <w:szCs w:val="21"/>
+        </w:rPr>
+        <w:t>keyword</w:t>
+      </w:r>
+      <w:r>
+        <w:rPr>
+          <w:rFonts w:ascii="Consolas" w:eastAsia="Times New Roman" w:hAnsi="Consolas" w:cs="Times New Roman"/>
+          <w:color w:val="CCCCCC"/>
+          <w:sz w:val="21"/>
+          <w:szCs w:val="21"/>
+        </w:rPr>
+        <w:t>){</w:t>
+      </w:r>
+    </w:p>
+    <w:p>
+      <w:pPr>
+        <w:shd w:val="clear" w:color="auto" w:fill="1F1F1F"/>
+        <w:spacing w:after="0" w:line="285" w:lineRule="atLeast"/>
+        <w:rPr>
+          <w:rFonts w:ascii="Consolas" w:eastAsia="Times New Roman" w:hAnsi="Consolas" w:cs="Times New Roman"/>
+          <w:color w:val="CCCCCC"/>
+          <w:sz w:val="21"/>
+          <w:szCs w:val="21"/>
+        </w:rPr>
+      </w:pPr>
+      <w:r>
+        <w:rPr>
+          <w:rFonts w:ascii="Consolas" w:eastAsia="Times New Roman" w:hAnsi="Consolas" w:cs="Times New Roman"/>
+          <w:color w:val="CCCCCC"/>
+          <w:sz w:val="21"/>
+          <w:szCs w:val="21"/>
+        </w:rPr>
+        <w:lastRenderedPageBreak/>
+        <w:t xml:space="preserve">            </w:t>
+      </w:r>
+      <w:proofErr w:type="gramStart"/>
+      <w:r>
+        <w:rPr>
+          <w:rFonts w:ascii="Consolas" w:eastAsia="Times New Roman" w:hAnsi="Consolas" w:cs="Times New Roman"/>
+          <w:color w:val="C586C0"/>
+          <w:sz w:val="21"/>
+          <w:szCs w:val="21"/>
+        </w:rPr>
+        <w:t>if</w:t>
+      </w:r>
+      <w:r>
+        <w:rPr>
+          <w:rFonts w:ascii="Consolas" w:eastAsia="Times New Roman" w:hAnsi="Consolas" w:cs="Times New Roman"/>
+          <w:color w:val="CCCCCC"/>
+          <w:sz w:val="21"/>
+          <w:szCs w:val="21"/>
+        </w:rPr>
+        <w:t>(</w:t>
+      </w:r>
+      <w:proofErr w:type="gramEnd"/>
+      <w:r>
+        <w:rPr>
+          <w:rFonts w:ascii="Consolas" w:eastAsia="Times New Roman" w:hAnsi="Consolas" w:cs="Times New Roman"/>
+          <w:color w:val="9CDCFE"/>
+          <w:sz w:val="21"/>
+          <w:szCs w:val="21"/>
+        </w:rPr>
+        <w:t>temp</w:t>
+      </w:r>
+      <w:r>
+        <w:rPr>
+          <w:rFonts w:ascii="Consolas" w:eastAsia="Times New Roman" w:hAnsi="Consolas" w:cs="Times New Roman"/>
+          <w:color w:val="DCDCAA"/>
+          <w:sz w:val="21"/>
+          <w:szCs w:val="21"/>
+        </w:rPr>
+        <w:t>==</w:t>
+      </w:r>
+      <w:r>
+        <w:rPr>
+          <w:rFonts w:ascii="Consolas" w:eastAsia="Times New Roman" w:hAnsi="Consolas" w:cs="Times New Roman"/>
+          <w:color w:val="9CDCFE"/>
+          <w:sz w:val="21"/>
+          <w:szCs w:val="21"/>
+        </w:rPr>
+        <w:t>k</w:t>
+      </w:r>
+      <w:r>
+        <w:rPr>
+          <w:rFonts w:ascii="Consolas" w:eastAsia="Times New Roman" w:hAnsi="Consolas" w:cs="Times New Roman"/>
+          <w:color w:val="CCCCCC"/>
+          <w:sz w:val="21"/>
+          <w:szCs w:val="21"/>
+        </w:rPr>
+        <w:t>){</w:t>
+      </w:r>
+    </w:p>
+    <w:p>
+      <w:pPr>
+        <w:shd w:val="clear" w:color="auto" w:fill="1F1F1F"/>
+        <w:spacing w:after="0" w:line="285" w:lineRule="atLeast"/>
+        <w:rPr>
+          <w:rFonts w:ascii="Consolas" w:eastAsia="Times New Roman" w:hAnsi="Consolas" w:cs="Times New Roman"/>
+          <w:color w:val="CCCCCC"/>
+          <w:sz w:val="21"/>
+          <w:szCs w:val="21"/>
+        </w:rPr>
+      </w:pPr>
+      <w:r>
+        <w:rPr>
+          <w:rFonts w:ascii="Consolas" w:eastAsia="Times New Roman" w:hAnsi="Consolas" w:cs="Times New Roman"/>
+          <w:color w:val="CCCCCC"/>
+          <w:sz w:val="21"/>
+          <w:szCs w:val="21"/>
+        </w:rPr>
+        <w:t xml:space="preserve">                </w:t>
+      </w:r>
+      <w:proofErr w:type="spellStart"/>
+      <w:proofErr w:type="gramStart"/>
+      <w:r>
+        <w:rPr>
+          <w:rFonts w:ascii="Consolas" w:eastAsia="Times New Roman" w:hAnsi="Consolas" w:cs="Times New Roman"/>
+          <w:color w:val="9CDCFE"/>
+          <w:sz w:val="21"/>
+          <w:szCs w:val="21"/>
+        </w:rPr>
+        <w:t>cout</w:t>
+      </w:r>
+      <w:proofErr w:type="spellEnd"/>
+      <w:proofErr w:type="gramEnd"/>
+      <w:r>
+        <w:rPr>
+          <w:rFonts w:ascii="Consolas" w:eastAsia="Times New Roman" w:hAnsi="Consolas" w:cs="Times New Roman"/>
+          <w:color w:val="DCDCAA"/>
+          <w:sz w:val="21"/>
+          <w:szCs w:val="21"/>
+        </w:rPr>
+        <w:t>&lt;&lt;</w:t>
+      </w:r>
+      <w:r>
+        <w:rPr>
+          <w:rFonts w:ascii="Consolas" w:eastAsia="Times New Roman" w:hAnsi="Consolas" w:cs="Times New Roman"/>
+          <w:color w:val="9CDCFE"/>
+          <w:sz w:val="21"/>
+          <w:szCs w:val="21"/>
+        </w:rPr>
+        <w:t>temp</w:t>
+      </w:r>
+      <w:r>
+        <w:rPr>
+          <w:rFonts w:ascii="Consolas" w:eastAsia="Times New Roman" w:hAnsi="Consolas" w:cs="Times New Roman"/>
+          <w:color w:val="DCDCAA"/>
+          <w:sz w:val="21"/>
+          <w:szCs w:val="21"/>
+        </w:rPr>
+        <w:t>&lt;&lt;</w:t>
+      </w:r>
+      <w:proofErr w:type="spellStart"/>
+      <w:r>
+        <w:rPr>
+          <w:rFonts w:ascii="Consolas" w:eastAsia="Times New Roman" w:hAnsi="Consolas" w:cs="Times New Roman"/>
+          <w:color w:val="DCDCAA"/>
+          <w:sz w:val="21"/>
+          <w:szCs w:val="21"/>
+        </w:rPr>
+        <w:t>endl</w:t>
+      </w:r>
+      <w:proofErr w:type="spellEnd"/>
+      <w:r>
+        <w:rPr>
+          <w:rFonts w:ascii="Consolas" w:eastAsia="Times New Roman" w:hAnsi="Consolas" w:cs="Times New Roman"/>
+          <w:color w:val="CCCCCC"/>
+          <w:sz w:val="21"/>
+          <w:szCs w:val="21"/>
+        </w:rPr>
+        <w:t>;</w:t>
+      </w:r>
+    </w:p>
+    <w:p>
+      <w:pPr>
+        <w:shd w:val="clear" w:color="auto" w:fill="1F1F1F"/>
+        <w:spacing w:after="0" w:line="285" w:lineRule="atLeast"/>
+        <w:rPr>
+          <w:rFonts w:ascii="Consolas" w:eastAsia="Times New Roman" w:hAnsi="Consolas" w:cs="Times New Roman"/>
+          <w:color w:val="CCCCCC"/>
+          <w:sz w:val="21"/>
+          <w:szCs w:val="21"/>
+        </w:rPr>
+      </w:pPr>
+      <w:r>
+        <w:rPr>
+          <w:rFonts w:ascii="Consolas" w:eastAsia="Times New Roman" w:hAnsi="Consolas" w:cs="Times New Roman"/>
+          <w:color w:val="CCCCCC"/>
+          <w:sz w:val="21"/>
+          <w:szCs w:val="21"/>
+        </w:rPr>
+        <w:t xml:space="preserve">                </w:t>
+      </w:r>
+      <w:proofErr w:type="gramStart"/>
+      <w:r>
+        <w:rPr>
+          <w:rFonts w:ascii="Consolas" w:eastAsia="Times New Roman" w:hAnsi="Consolas" w:cs="Times New Roman"/>
+          <w:color w:val="C586C0"/>
+          <w:sz w:val="21"/>
+          <w:szCs w:val="21"/>
+        </w:rPr>
+        <w:t>break</w:t>
+      </w:r>
+      <w:proofErr w:type="gramEnd"/>
+      <w:r>
+        <w:rPr>
+          <w:rFonts w:ascii="Consolas" w:eastAsia="Times New Roman" w:hAnsi="Consolas" w:cs="Times New Roman"/>
+          <w:color w:val="CCCCCC"/>
+          <w:sz w:val="21"/>
+          <w:szCs w:val="21"/>
+        </w:rPr>
+        <w:t>;</w:t>
+      </w:r>
+    </w:p>
+    <w:p>
+      <w:pPr>
+        <w:shd w:val="clear" w:color="auto" w:fill="1F1F1F"/>
+        <w:spacing w:after="0" w:line="285" w:lineRule="atLeast"/>
+        <w:rPr>
+          <w:rFonts w:ascii="Consolas" w:eastAsia="Times New Roman" w:hAnsi="Consolas" w:cs="Times New Roman"/>
+          <w:color w:val="CCCCCC"/>
+          <w:sz w:val="21"/>
+          <w:szCs w:val="21"/>
+        </w:rPr>
+      </w:pPr>
+      <w:r>
+        <w:rPr>
+          <w:rFonts w:ascii="Consolas" w:eastAsia="Times New Roman" w:hAnsi="Consolas" w:cs="Times New Roman"/>
+          <w:color w:val="CCCCCC"/>
+          <w:sz w:val="21"/>
+          <w:szCs w:val="21"/>
+        </w:rPr>
+        <w:t>            }</w:t>
+      </w:r>
+    </w:p>
+    <w:p>
+      <w:pPr>
+        <w:shd w:val="clear" w:color="auto" w:fill="1F1F1F"/>
+        <w:spacing w:after="0" w:line="285" w:lineRule="atLeast"/>
+        <w:rPr>
+          <w:rFonts w:ascii="Consolas" w:eastAsia="Times New Roman" w:hAnsi="Consolas" w:cs="Times New Roman"/>
+          <w:color w:val="CCCCCC"/>
+          <w:sz w:val="21"/>
+          <w:szCs w:val="21"/>
+        </w:rPr>
+      </w:pPr>
+      <w:r>
+        <w:rPr>
+          <w:rFonts w:ascii="Consolas" w:eastAsia="Times New Roman" w:hAnsi="Consolas" w:cs="Times New Roman"/>
+          <w:color w:val="CCCCCC"/>
+          <w:sz w:val="21"/>
+          <w:szCs w:val="21"/>
+        </w:rPr>
+        <w:t>        }</w:t>
+      </w:r>
+    </w:p>
+    <w:p>
+      <w:pPr>
+        <w:shd w:val="clear" w:color="auto" w:fill="1F1F1F"/>
+        <w:spacing w:after="0" w:line="285" w:lineRule="atLeast"/>
+        <w:rPr>
+          <w:rFonts w:ascii="Consolas" w:eastAsia="Times New Roman" w:hAnsi="Consolas" w:cs="Times New Roman"/>
+          <w:color w:val="CCCCCC"/>
+          <w:sz w:val="21"/>
+          <w:szCs w:val="21"/>
+        </w:rPr>
+      </w:pPr>
+      <w:r>
+        <w:rPr>
+          <w:rFonts w:ascii="Consolas" w:eastAsia="Times New Roman" w:hAnsi="Consolas" w:cs="Times New Roman"/>
+          <w:color w:val="CCCCCC"/>
+          <w:sz w:val="21"/>
+          <w:szCs w:val="21"/>
+        </w:rPr>
+        <w:t>    }</w:t>
+      </w:r>
+    </w:p>
+    <w:p>
+      <w:pPr>
+        <w:shd w:val="clear" w:color="auto" w:fill="1F1F1F"/>
+        <w:spacing w:after="0" w:line="285" w:lineRule="atLeast"/>
+        <w:rPr>
+          <w:rFonts w:ascii="Consolas" w:eastAsia="Times New Roman" w:hAnsi="Consolas" w:cs="Times New Roman"/>
+          <w:color w:val="CCCCCC"/>
+          <w:sz w:val="21"/>
+          <w:szCs w:val="21"/>
+        </w:rPr>
+      </w:pPr>
+    </w:p>
+    <w:p>
+      <w:pPr>
+        <w:shd w:val="clear" w:color="auto" w:fill="1F1F1F"/>
+        <w:spacing w:after="0" w:line="285" w:lineRule="atLeast"/>
+        <w:rPr>
+          <w:rFonts w:ascii="Consolas" w:eastAsia="Times New Roman" w:hAnsi="Consolas" w:cs="Times New Roman"/>
+          <w:color w:val="CCCCCC"/>
+          <w:sz w:val="21"/>
+          <w:szCs w:val="21"/>
+        </w:rPr>
+      </w:pPr>
+      <w:r>
+        <w:rPr>
+          <w:rFonts w:ascii="Consolas" w:eastAsia="Times New Roman" w:hAnsi="Consolas" w:cs="Times New Roman"/>
+          <w:color w:val="CCCCCC"/>
+          <w:sz w:val="21"/>
+          <w:szCs w:val="21"/>
+        </w:rPr>
+        <w:t xml:space="preserve">    </w:t>
+      </w:r>
+      <w:proofErr w:type="spellStart"/>
+      <w:proofErr w:type="gramStart"/>
+      <w:r>
+        <w:rPr>
+          <w:rFonts w:ascii="Consolas" w:eastAsia="Times New Roman" w:hAnsi="Consolas" w:cs="Times New Roman"/>
+          <w:color w:val="9CDCFE"/>
+          <w:sz w:val="21"/>
+          <w:szCs w:val="21"/>
+        </w:rPr>
+        <w:t>file</w:t>
+      </w:r>
+      <w:r>
+        <w:rPr>
+          <w:rFonts w:ascii="Consolas" w:eastAsia="Times New Roman" w:hAnsi="Consolas" w:cs="Times New Roman"/>
+          <w:color w:val="CCCCCC"/>
+          <w:sz w:val="21"/>
+          <w:szCs w:val="21"/>
+        </w:rPr>
+        <w:t>.</w:t>
+      </w:r>
+      <w:r>
+        <w:rPr>
+          <w:rFonts w:ascii="Consolas" w:eastAsia="Times New Roman" w:hAnsi="Consolas" w:cs="Times New Roman"/>
+          <w:color w:val="DCDCAA"/>
+          <w:sz w:val="21"/>
+          <w:szCs w:val="21"/>
+        </w:rPr>
+        <w:t>close</w:t>
+      </w:r>
+      <w:proofErr w:type="spellEnd"/>
+      <w:r>
+        <w:rPr>
+          <w:rFonts w:ascii="Consolas" w:eastAsia="Times New Roman" w:hAnsi="Consolas" w:cs="Times New Roman"/>
+          <w:color w:val="CCCCCC"/>
+          <w:sz w:val="21"/>
+          <w:szCs w:val="21"/>
+        </w:rPr>
+        <w:t>(</w:t>
+      </w:r>
+      <w:proofErr w:type="gramEnd"/>
+      <w:r>
+        <w:rPr>
+          <w:rFonts w:ascii="Consolas" w:eastAsia="Times New Roman" w:hAnsi="Consolas" w:cs="Times New Roman"/>
+          <w:color w:val="CCCCCC"/>
+          <w:sz w:val="21"/>
+          <w:szCs w:val="21"/>
+        </w:rPr>
+        <w:t>);</w:t>
+      </w:r>
+    </w:p>
+    <w:p>
+      <w:pPr>
+        <w:shd w:val="clear" w:color="auto" w:fill="1F1F1F"/>
+        <w:spacing w:after="0" w:line="285" w:lineRule="atLeast"/>
+        <w:rPr>
+          <w:rFonts w:ascii="Consolas" w:eastAsia="Times New Roman" w:hAnsi="Consolas" w:cs="Times New Roman"/>
+          <w:color w:val="CCCCCC"/>
+          <w:sz w:val="21"/>
+          <w:szCs w:val="21"/>
+        </w:rPr>
+      </w:pPr>
+      <w:r>
+        <w:rPr>
+          <w:rFonts w:ascii="Consolas" w:eastAsia="Times New Roman" w:hAnsi="Consolas" w:cs="Times New Roman"/>
+          <w:color w:val="CCCCCC"/>
+          <w:sz w:val="21"/>
+          <w:szCs w:val="21"/>
+        </w:rPr>
+        <w:t>}</w:t>
+      </w:r>
+    </w:p>
+    <w:p>
+      <w:pPr>
+        <w:rPr>
+          <w:sz w:val="28"/>
+        </w:rPr>
+      </w:pPr>
       <w:bookmarkStart w:id="0" w:name="_GoBack"/>
       <w:bookmarkEnd w:id="0"/>
     </w:p>
@@ -1850,187 +10906,9 @@
     </w:lvl>
   </w:abstractNum>
   <w:abstractNum w:abstractNumId="3">
-    <w:nsid w:val="6ADE25AC"/>
-    <w:multiLevelType w:val="hybridMultilevel"/>
-    <w:tmpl w:val="7F3EFF42"/>
-    <w:lvl w:ilvl="0" w:tplc="04090011">
-      <w:start w:val="3"/>
-      <w:numFmt w:val="decimal"/>
-      <w:lvlText w:val="%1)"/>
-      <w:lvlJc w:val="left"/>
-      <w:pPr>
-        <w:ind w:left="720" w:hanging="360"/>
-      </w:pPr>
-      <w:rPr>
-        <w:rFonts w:hint="default"/>
-      </w:rPr>
-    </w:lvl>
-    <w:lvl w:ilvl="1" w:tplc="04090019" w:tentative="1">
-      <w:start w:val="1"/>
-      <w:numFmt w:val="lowerLetter"/>
-      <w:lvlText w:val="%2."/>
-      <w:lvlJc w:val="left"/>
-      <w:pPr>
-        <w:ind w:left="1440" w:hanging="360"/>
-      </w:pPr>
-    </w:lvl>
-    <w:lvl w:ilvl="2" w:tplc="0409001B" w:tentative="1">
-      <w:start w:val="1"/>
-      <w:numFmt w:val="lowerRoman"/>
-      <w:lvlText w:val="%3."/>
-      <w:lvlJc w:val="right"/>
-      <w:pPr>
-        <w:ind w:left="2160" w:hanging="180"/>
-      </w:pPr>
-    </w:lvl>
-    <w:lvl w:ilvl="3" w:tplc="0409000F" w:tentative="1">
-      <w:start w:val="1"/>
-      <w:numFmt w:val="decimal"/>
-      <w:lvlText w:val="%4."/>
-      <w:lvlJc w:val="left"/>
-      <w:pPr>
-        <w:ind w:left="2880" w:hanging="360"/>
-      </w:pPr>
-    </w:lvl>
-    <w:lvl w:ilvl="4" w:tplc="04090019" w:tentative="1">
-      <w:start w:val="1"/>
-      <w:numFmt w:val="lowerLetter"/>
-      <w:lvlText w:val="%5."/>
-      <w:lvlJc w:val="left"/>
-      <w:pPr>
-        <w:ind w:left="3600" w:hanging="360"/>
-      </w:pPr>
-    </w:lvl>
-    <w:lvl w:ilvl="5" w:tplc="0409001B" w:tentative="1">
-      <w:start w:val="1"/>
-      <w:numFmt w:val="lowerRoman"/>
-      <w:lvlText w:val="%6."/>
-      <w:lvlJc w:val="right"/>
-      <w:pPr>
-        <w:ind w:left="4320" w:hanging="180"/>
-      </w:pPr>
-    </w:lvl>
-    <w:lvl w:ilvl="6" w:tplc="0409000F" w:tentative="1">
-      <w:start w:val="1"/>
-      <w:numFmt w:val="decimal"/>
-      <w:lvlText w:val="%7."/>
-      <w:lvlJc w:val="left"/>
-      <w:pPr>
-        <w:ind w:left="5040" w:hanging="360"/>
-      </w:pPr>
-    </w:lvl>
-    <w:lvl w:ilvl="7" w:tplc="04090019" w:tentative="1">
-      <w:start w:val="1"/>
-      <w:numFmt w:val="lowerLetter"/>
-      <w:lvlText w:val="%8."/>
-      <w:lvlJc w:val="left"/>
-      <w:pPr>
-        <w:ind w:left="5760" w:hanging="360"/>
-      </w:pPr>
-    </w:lvl>
-    <w:lvl w:ilvl="8" w:tplc="0409001B" w:tentative="1">
-      <w:start w:val="1"/>
-      <w:numFmt w:val="lowerRoman"/>
-      <w:lvlText w:val="%9."/>
-      <w:lvlJc w:val="right"/>
-      <w:pPr>
-        <w:ind w:left="6480" w:hanging="180"/>
-      </w:pPr>
-    </w:lvl>
-  </w:abstractNum>
-  <w:abstractNum w:abstractNumId="4">
-    <w:nsid w:val="71CB372C"/>
-    <w:multiLevelType w:val="hybridMultilevel"/>
-    <w:tmpl w:val="26003DF8"/>
-    <w:lvl w:ilvl="0" w:tplc="04090011">
-      <w:start w:val="1"/>
-      <w:numFmt w:val="decimal"/>
-      <w:lvlText w:val="%1)"/>
-      <w:lvlJc w:val="left"/>
-      <w:pPr>
-        <w:ind w:left="720" w:hanging="360"/>
-      </w:pPr>
-      <w:rPr>
-        <w:rFonts w:hint="default"/>
-      </w:rPr>
-    </w:lvl>
-    <w:lvl w:ilvl="1" w:tplc="04090019" w:tentative="1">
-      <w:start w:val="1"/>
-      <w:numFmt w:val="lowerLetter"/>
-      <w:lvlText w:val="%2."/>
-      <w:lvlJc w:val="left"/>
-      <w:pPr>
-        <w:ind w:left="1440" w:hanging="360"/>
-      </w:pPr>
-    </w:lvl>
-    <w:lvl w:ilvl="2" w:tplc="0409001B" w:tentative="1">
-      <w:start w:val="1"/>
-      <w:numFmt w:val="lowerRoman"/>
-      <w:lvlText w:val="%3."/>
-      <w:lvlJc w:val="right"/>
-      <w:pPr>
-        <w:ind w:left="2160" w:hanging="180"/>
-      </w:pPr>
-    </w:lvl>
-    <w:lvl w:ilvl="3" w:tplc="0409000F" w:tentative="1">
-      <w:start w:val="1"/>
-      <w:numFmt w:val="decimal"/>
-      <w:lvlText w:val="%4."/>
-      <w:lvlJc w:val="left"/>
-      <w:pPr>
-        <w:ind w:left="2880" w:hanging="360"/>
-      </w:pPr>
-    </w:lvl>
-    <w:lvl w:ilvl="4" w:tplc="04090019" w:tentative="1">
-      <w:start w:val="1"/>
-      <w:numFmt w:val="lowerLetter"/>
-      <w:lvlText w:val="%5."/>
-      <w:lvlJc w:val="left"/>
-      <w:pPr>
-        <w:ind w:left="3600" w:hanging="360"/>
-      </w:pPr>
-    </w:lvl>
-    <w:lvl w:ilvl="5" w:tplc="0409001B" w:tentative="1">
-      <w:start w:val="1"/>
-      <w:numFmt w:val="lowerRoman"/>
-      <w:lvlText w:val="%6."/>
-      <w:lvlJc w:val="right"/>
-      <w:pPr>
-        <w:ind w:left="4320" w:hanging="180"/>
-      </w:pPr>
-    </w:lvl>
-    <w:lvl w:ilvl="6" w:tplc="0409000F" w:tentative="1">
-      <w:start w:val="1"/>
-      <w:numFmt w:val="decimal"/>
-      <w:lvlText w:val="%7."/>
-      <w:lvlJc w:val="left"/>
-      <w:pPr>
-        <w:ind w:left="5040" w:hanging="360"/>
-      </w:pPr>
-    </w:lvl>
-    <w:lvl w:ilvl="7" w:tplc="04090019" w:tentative="1">
-      <w:start w:val="1"/>
-      <w:numFmt w:val="lowerLetter"/>
-      <w:lvlText w:val="%8."/>
-      <w:lvlJc w:val="left"/>
-      <w:pPr>
-        <w:ind w:left="5760" w:hanging="360"/>
-      </w:pPr>
-    </w:lvl>
-    <w:lvl w:ilvl="8" w:tplc="0409001B" w:tentative="1">
-      <w:start w:val="1"/>
-      <w:numFmt w:val="lowerRoman"/>
-      <w:lvlText w:val="%9."/>
-      <w:lvlJc w:val="right"/>
-      <w:pPr>
-        <w:ind w:left="6480" w:hanging="180"/>
-      </w:pPr>
-    </w:lvl>
-  </w:abstractNum>
-  <w:abstractNum w:abstractNumId="5">
-    <w:nsid w:val="7FB509BD"/>
+    <w:nsid w:val="4FB470F0"/>
     <w:multiLevelType w:val="multilevel"/>
-    <w:tmpl w:val="7BBA0EE2"/>
+    <w:tmpl w:val="143A3536"/>
     <w:lvl w:ilvl="0">
       <w:start w:val="1"/>
       <w:numFmt w:val="bullet"/>
@@ -2176,23 +11054,353 @@
       </w:rPr>
     </w:lvl>
   </w:abstractNum>
+  <w:abstractNum w:abstractNumId="4">
+    <w:nsid w:val="6ADE25AC"/>
+    <w:multiLevelType w:val="hybridMultilevel"/>
+    <w:tmpl w:val="7F3EFF42"/>
+    <w:lvl w:ilvl="0" w:tplc="04090011">
+      <w:start w:val="3"/>
+      <w:numFmt w:val="decimal"/>
+      <w:lvlText w:val="%1)"/>
+      <w:lvlJc w:val="left"/>
+      <w:pPr>
+        <w:ind w:left="720" w:hanging="360"/>
+      </w:pPr>
+      <w:rPr>
+        <w:rFonts w:hint="default"/>
+      </w:rPr>
+    </w:lvl>
+    <w:lvl w:ilvl="1" w:tplc="04090019" w:tentative="1">
+      <w:start w:val="1"/>
+      <w:numFmt w:val="lowerLetter"/>
+      <w:lvlText w:val="%2."/>
+      <w:lvlJc w:val="left"/>
+      <w:pPr>
+        <w:ind w:left="1440" w:hanging="360"/>
+      </w:pPr>
+    </w:lvl>
+    <w:lvl w:ilvl="2" w:tplc="0409001B" w:tentative="1">
+      <w:start w:val="1"/>
+      <w:numFmt w:val="lowerRoman"/>
+      <w:lvlText w:val="%3."/>
+      <w:lvlJc w:val="right"/>
+      <w:pPr>
+        <w:ind w:left="2160" w:hanging="180"/>
+      </w:pPr>
+    </w:lvl>
+    <w:lvl w:ilvl="3" w:tplc="0409000F" w:tentative="1">
+      <w:start w:val="1"/>
+      <w:numFmt w:val="decimal"/>
+      <w:lvlText w:val="%4."/>
+      <w:lvlJc w:val="left"/>
+      <w:pPr>
+        <w:ind w:left="2880" w:hanging="360"/>
+      </w:pPr>
+    </w:lvl>
+    <w:lvl w:ilvl="4" w:tplc="04090019" w:tentative="1">
+      <w:start w:val="1"/>
+      <w:numFmt w:val="lowerLetter"/>
+      <w:lvlText w:val="%5."/>
+      <w:lvlJc w:val="left"/>
+      <w:pPr>
+        <w:ind w:left="3600" w:hanging="360"/>
+      </w:pPr>
+    </w:lvl>
+    <w:lvl w:ilvl="5" w:tplc="0409001B" w:tentative="1">
+      <w:start w:val="1"/>
+      <w:numFmt w:val="lowerRoman"/>
+      <w:lvlText w:val="%6."/>
+      <w:lvlJc w:val="right"/>
+      <w:pPr>
+        <w:ind w:left="4320" w:hanging="180"/>
+      </w:pPr>
+    </w:lvl>
+    <w:lvl w:ilvl="6" w:tplc="0409000F" w:tentative="1">
+      <w:start w:val="1"/>
+      <w:numFmt w:val="decimal"/>
+      <w:lvlText w:val="%7."/>
+      <w:lvlJc w:val="left"/>
+      <w:pPr>
+        <w:ind w:left="5040" w:hanging="360"/>
+      </w:pPr>
+    </w:lvl>
+    <w:lvl w:ilvl="7" w:tplc="04090019" w:tentative="1">
+      <w:start w:val="1"/>
+      <w:numFmt w:val="lowerLetter"/>
+      <w:lvlText w:val="%8."/>
+      <w:lvlJc w:val="left"/>
+      <w:pPr>
+        <w:ind w:left="5760" w:hanging="360"/>
+      </w:pPr>
+    </w:lvl>
+    <w:lvl w:ilvl="8" w:tplc="0409001B" w:tentative="1">
+      <w:start w:val="1"/>
+      <w:numFmt w:val="lowerRoman"/>
+      <w:lvlText w:val="%9."/>
+      <w:lvlJc w:val="right"/>
+      <w:pPr>
+        <w:ind w:left="6480" w:hanging="180"/>
+      </w:pPr>
+    </w:lvl>
+  </w:abstractNum>
+  <w:abstractNum w:abstractNumId="5">
+    <w:nsid w:val="71CB372C"/>
+    <w:multiLevelType w:val="hybridMultilevel"/>
+    <w:tmpl w:val="26003DF8"/>
+    <w:lvl w:ilvl="0" w:tplc="04090011">
+      <w:start w:val="1"/>
+      <w:numFmt w:val="decimal"/>
+      <w:lvlText w:val="%1)"/>
+      <w:lvlJc w:val="left"/>
+      <w:pPr>
+        <w:ind w:left="720" w:hanging="360"/>
+      </w:pPr>
+      <w:rPr>
+        <w:rFonts w:hint="default"/>
+      </w:rPr>
+    </w:lvl>
+    <w:lvl w:ilvl="1" w:tplc="04090019" w:tentative="1">
+      <w:start w:val="1"/>
+      <w:numFmt w:val="lowerLetter"/>
+      <w:lvlText w:val="%2."/>
+      <w:lvlJc w:val="left"/>
+      <w:pPr>
+        <w:ind w:left="1440" w:hanging="360"/>
+      </w:pPr>
+    </w:lvl>
+    <w:lvl w:ilvl="2" w:tplc="0409001B" w:tentative="1">
+      <w:start w:val="1"/>
+      <w:numFmt w:val="lowerRoman"/>
+      <w:lvlText w:val="%3."/>
+      <w:lvlJc w:val="right"/>
+      <w:pPr>
+        <w:ind w:left="2160" w:hanging="180"/>
+      </w:pPr>
+    </w:lvl>
+    <w:lvl w:ilvl="3" w:tplc="0409000F" w:tentative="1">
+      <w:start w:val="1"/>
+      <w:numFmt w:val="decimal"/>
+      <w:lvlText w:val="%4."/>
+      <w:lvlJc w:val="left"/>
+      <w:pPr>
+        <w:ind w:left="2880" w:hanging="360"/>
+      </w:pPr>
+    </w:lvl>
+    <w:lvl w:ilvl="4" w:tplc="04090019" w:tentative="1">
+      <w:start w:val="1"/>
+      <w:numFmt w:val="lowerLetter"/>
+      <w:lvlText w:val="%5."/>
+      <w:lvlJc w:val="left"/>
+      <w:pPr>
+        <w:ind w:left="3600" w:hanging="360"/>
+      </w:pPr>
+    </w:lvl>
+    <w:lvl w:ilvl="5" w:tplc="0409001B" w:tentative="1">
+      <w:start w:val="1"/>
+      <w:numFmt w:val="lowerRoman"/>
+      <w:lvlText w:val="%6."/>
+      <w:lvlJc w:val="right"/>
+      <w:pPr>
+        <w:ind w:left="4320" w:hanging="180"/>
+      </w:pPr>
+    </w:lvl>
+    <w:lvl w:ilvl="6" w:tplc="0409000F" w:tentative="1">
+      <w:start w:val="1"/>
+      <w:numFmt w:val="decimal"/>
+      <w:lvlText w:val="%7."/>
+      <w:lvlJc w:val="left"/>
+      <w:pPr>
+        <w:ind w:left="5040" w:hanging="360"/>
+      </w:pPr>
+    </w:lvl>
+    <w:lvl w:ilvl="7" w:tplc="04090019" w:tentative="1">
+      <w:start w:val="1"/>
+      <w:numFmt w:val="lowerLetter"/>
+      <w:lvlText w:val="%8."/>
+      <w:lvlJc w:val="left"/>
+      <w:pPr>
+        <w:ind w:left="5760" w:hanging="360"/>
+      </w:pPr>
+    </w:lvl>
+    <w:lvl w:ilvl="8" w:tplc="0409001B" w:tentative="1">
+      <w:start w:val="1"/>
+      <w:numFmt w:val="lowerRoman"/>
+      <w:lvlText w:val="%9."/>
+      <w:lvlJc w:val="right"/>
+      <w:pPr>
+        <w:ind w:left="6480" w:hanging="180"/>
+      </w:pPr>
+    </w:lvl>
+  </w:abstractNum>
+  <w:abstractNum w:abstractNumId="6">
+    <w:nsid w:val="7FB509BD"/>
+    <w:multiLevelType w:val="multilevel"/>
+    <w:tmpl w:val="7BBA0EE2"/>
+    <w:lvl w:ilvl="0">
+      <w:start w:val="1"/>
+      <w:numFmt w:val="bullet"/>
+      <w:lvlText w:val=""/>
+      <w:lvlJc w:val="left"/>
+      <w:pPr>
+        <w:tabs>
+          <w:tab w:val="num" w:pos="720"/>
+        </w:tabs>
+        <w:ind w:left="720" w:hanging="360"/>
+      </w:pPr>
+      <w:rPr>
+        <w:rFonts w:ascii="Symbol" w:hAnsi="Symbol" w:hint="default"/>
+        <w:sz w:val="20"/>
+      </w:rPr>
+    </w:lvl>
+    <w:lvl w:ilvl="1" w:tentative="1">
+      <w:start w:val="1"/>
+      <w:numFmt w:val="bullet"/>
+      <w:lvlText w:val="o"/>
+      <w:lvlJc w:val="left"/>
+      <w:pPr>
+        <w:tabs>
+          <w:tab w:val="num" w:pos="1440"/>
+        </w:tabs>
+        <w:ind w:left="1440" w:hanging="360"/>
+      </w:pPr>
+      <w:rPr>
+        <w:rFonts w:ascii="Courier New" w:hAnsi="Courier New" w:hint="default"/>
+        <w:sz w:val="20"/>
+      </w:rPr>
+    </w:lvl>
+    <w:lvl w:ilvl="2" w:tentative="1">
+      <w:start w:val="1"/>
+      <w:numFmt w:val="bullet"/>
+      <w:lvlText w:val=""/>
+      <w:lvlJc w:val="left"/>
+      <w:pPr>
+        <w:tabs>
+          <w:tab w:val="num" w:pos="2160"/>
+        </w:tabs>
+        <w:ind w:left="2160" w:hanging="360"/>
+      </w:pPr>
+      <w:rPr>
+        <w:rFonts w:ascii="Wingdings" w:hAnsi="Wingdings" w:hint="default"/>
+        <w:sz w:val="20"/>
+      </w:rPr>
+    </w:lvl>
+    <w:lvl w:ilvl="3" w:tentative="1">
+      <w:start w:val="1"/>
+      <w:numFmt w:val="bullet"/>
+      <w:lvlText w:val=""/>
+      <w:lvlJc w:val="left"/>
+      <w:pPr>
+        <w:tabs>
+          <w:tab w:val="num" w:pos="2880"/>
+        </w:tabs>
+        <w:ind w:left="2880" w:hanging="360"/>
+      </w:pPr>
+      <w:rPr>
+        <w:rFonts w:ascii="Wingdings" w:hAnsi="Wingdings" w:hint="default"/>
+        <w:sz w:val="20"/>
+      </w:rPr>
+    </w:lvl>
+    <w:lvl w:ilvl="4" w:tentative="1">
+      <w:start w:val="1"/>
+      <w:numFmt w:val="bullet"/>
+      <w:lvlText w:val=""/>
+      <w:lvlJc w:val="left"/>
+      <w:pPr>
+        <w:tabs>
+          <w:tab w:val="num" w:pos="3600"/>
+        </w:tabs>
+        <w:ind w:left="3600" w:hanging="360"/>
+      </w:pPr>
+      <w:rPr>
+        <w:rFonts w:ascii="Wingdings" w:hAnsi="Wingdings" w:hint="default"/>
+        <w:sz w:val="20"/>
+      </w:rPr>
+    </w:lvl>
+    <w:lvl w:ilvl="5" w:tentative="1">
+      <w:start w:val="1"/>
+      <w:numFmt w:val="bullet"/>
+      <w:lvlText w:val=""/>
+      <w:lvlJc w:val="left"/>
+      <w:pPr>
+        <w:tabs>
+          <w:tab w:val="num" w:pos="4320"/>
+        </w:tabs>
+        <w:ind w:left="4320" w:hanging="360"/>
+      </w:pPr>
+      <w:rPr>
+        <w:rFonts w:ascii="Wingdings" w:hAnsi="Wingdings" w:hint="default"/>
+        <w:sz w:val="20"/>
+      </w:rPr>
+    </w:lvl>
+    <w:lvl w:ilvl="6" w:tentative="1">
+      <w:start w:val="1"/>
+      <w:numFmt w:val="bullet"/>
+      <w:lvlText w:val=""/>
+      <w:lvlJc w:val="left"/>
+      <w:pPr>
+        <w:tabs>
+          <w:tab w:val="num" w:pos="5040"/>
+        </w:tabs>
+        <w:ind w:left="5040" w:hanging="360"/>
+      </w:pPr>
+      <w:rPr>
+        <w:rFonts w:ascii="Wingdings" w:hAnsi="Wingdings" w:hint="default"/>
+        <w:sz w:val="20"/>
+      </w:rPr>
+    </w:lvl>
+    <w:lvl w:ilvl="7" w:tentative="1">
+      <w:start w:val="1"/>
+      <w:numFmt w:val="bullet"/>
+      <w:lvlText w:val=""/>
+      <w:lvlJc w:val="left"/>
+      <w:pPr>
+        <w:tabs>
+          <w:tab w:val="num" w:pos="5760"/>
+        </w:tabs>
+        <w:ind w:left="5760" w:hanging="360"/>
+      </w:pPr>
+      <w:rPr>
+        <w:rFonts w:ascii="Wingdings" w:hAnsi="Wingdings" w:hint="default"/>
+        <w:sz w:val="20"/>
+      </w:rPr>
+    </w:lvl>
+    <w:lvl w:ilvl="8" w:tentative="1">
+      <w:start w:val="1"/>
+      <w:numFmt w:val="bullet"/>
+      <w:lvlText w:val=""/>
+      <w:lvlJc w:val="left"/>
+      <w:pPr>
+        <w:tabs>
+          <w:tab w:val="num" w:pos="6480"/>
+        </w:tabs>
+        <w:ind w:left="6480" w:hanging="360"/>
+      </w:pPr>
+      <w:rPr>
+        <w:rFonts w:ascii="Wingdings" w:hAnsi="Wingdings" w:hint="default"/>
+        <w:sz w:val="20"/>
+      </w:rPr>
+    </w:lvl>
+  </w:abstractNum>
   <w:num w:numId="1">
-    <w:abstractNumId w:val="4"/>
+    <w:abstractNumId w:val="5"/>
   </w:num>
   <w:num w:numId="2">
     <w:abstractNumId w:val="0"/>
   </w:num>
   <w:num w:numId="3">
-    <w:abstractNumId w:val="3"/>
+    <w:abstractNumId w:val="4"/>
   </w:num>
   <w:num w:numId="4">
-    <w:abstractNumId w:val="5"/>
+    <w:abstractNumId w:val="6"/>
   </w:num>
   <w:num w:numId="5">
     <w:abstractNumId w:val="2"/>
   </w:num>
   <w:num w:numId="6">
     <w:abstractNumId w:val="1"/>
+  </w:num>
+  <w:num w:numId="7">
+    <w:abstractNumId w:val="3"/>
   </w:num>
 </w:numbering>
 </file>

--- a/PDF/Lab Code.docx
+++ b/PDF/Lab Code.docx
@@ -10599,8 +10599,40 @@
           <w:sz w:val="28"/>
         </w:rPr>
       </w:pPr>
+    </w:p>
+    <w:p>
+      <w:pPr>
+        <w:rPr>
+          <w:sz w:val="28"/>
+        </w:rPr>
+      </w:pPr>
+      <w:r>
+        <w:rPr>
+          <w:sz w:val="28"/>
+        </w:rPr>
+        <w:t>Problem-05</w:t>
+      </w:r>
+    </w:p>
+    <w:p>
+      <w:pPr>
+        <w:rPr>
+          <w:sz w:val="28"/>
+        </w:rPr>
+      </w:pPr>
+      <w:r>
+        <w:t xml:space="preserve">Design a compiler front-end based on syntax-directed translation technique that will function as an </w:t>
+      </w:r>
+      <w:r>
+        <w:rPr>
+          <w:highlight w:val="yellow"/>
+        </w:rPr>
+        <w:t>infix translator</w:t>
+      </w:r>
       <w:bookmarkStart w:id="0" w:name="_GoBack"/>
       <w:bookmarkEnd w:id="0"/>
+      <w:r>
+        <w:t xml:space="preserve"> for a language consists of sequence of expressions terminated by semicolon.</w:t>
+      </w:r>
     </w:p>
     <w:sectPr>
       <w:pgSz w:w="12240" w:h="15840"/>
